--- a/测试文档/公司图谱.docx
+++ b/测试文档/公司图谱.docx
@@ -2907,8 +2907,6 @@
         </w:rPr>
         <w:t>订单接收 → 库存检查 → 拣货 → 打包 → 国际物流 → 清关 → 尾程配送</w:t>
       </w:r>
-      <w:bookmarkStart w:id="7" w:name="_GoBack"/>
-      <w:bookmarkEnd w:id="7"/>
     </w:p>
     <w:bookmarkEnd w:id="4"/>
     <w:p>
@@ -4062,9 +4060,6 @@
       </w:r>
     </w:p>
     <w:p>
-      <w:pPr>
-        <w:rPr/>
-      </w:pPr>
       <w:r>
         <w:rPr>
           <w:rFonts w:hint="default"/>
@@ -4073,9 +4068,6 @@
       </w:r>
     </w:p>
     <w:p>
-      <w:pPr>
-        <w:rPr/>
-      </w:pPr>
       <w:r>
         <w:rPr>
           <w:rFonts w:hint="default"/>
@@ -4090,9 +4082,8 @@
         </w:rPr>
       </w:pPr>
       <w:r>
-        <w:rPr/>
         <w:pict>
-          <v:rect id="_x0000_i1030" o:spt="1" style="height:1.5pt;width:432pt;" fillcolor="#A0A0A0" filled="t" stroked="f" coordsize="21600,21600" o:hr="t" o:hrstd="t" o:hralign="center">
+          <v:rect id="_x0000_i1025" o:spt="1" style="height:1.5pt;width:432pt;" fillcolor="#A0A0A0" filled="t" stroked="f" coordsize="21600,21600" o:hr="t" o:hrstd="t" o:hralign="center">
             <v:path/>
             <v:fill on="t" focussize="0,0"/>
             <v:stroke on="f"/>
@@ -4118,16 +4109,8905 @@
       </w:r>
     </w:p>
     <w:p>
+      <w:r>
+        <w:rPr>
+          <w:rFonts w:hint="default"/>
+        </w:rPr>
+        <w:t>2026年Q2战略复盘：日本市场拓展试点失败。原计划投入200万营销预算，但三个月仅获2300个订单，客户获取成本高达870元/单，远超我们150元的基准线。管理层投票5:2决定正式退出日本市场，资源重新分配到英国和德国。</w:t>
+      </w:r>
+    </w:p>
+    <w:p>
+      <w:pPr>
+        <w:rPr>
+          <w:rFonts w:hint="default"/>
+        </w:rPr>
+      </w:pPr>
+      <w:r>
+        <w:pict>
+          <v:rect id="_x0000_i1026" o:spt="1" style="height:1.5pt;width:432pt;" fillcolor="#A0A0A0" filled="t" stroked="f" coordsize="21600,21600" o:hr="t" o:hrstd="t" o:hralign="center">
+            <v:path/>
+            <v:fill on="t" focussize="0,0"/>
+            <v:stroke on="f"/>
+            <v:imagedata o:title=""/>
+            <o:lock v:ext="edit"/>
+            <w10:wrap type="none"/>
+            <w10:anchorlock/>
+          </v:rect>
+        </w:pict>
+      </w:r>
+    </w:p>
+    <w:p>
+      <w:pPr>
+        <w:rPr>
+          <w:rFonts w:hint="default"/>
+        </w:rPr>
+      </w:pPr>
+      <w:r>
+        <w:rPr>
+          <w:rFonts w:hint="default"/>
+        </w:rPr>
+        <w:t>消息 3（产品事实 — semantic）</w:t>
+      </w:r>
+    </w:p>
+    <w:p>
+      <w:r>
+        <w:rPr>
+          <w:rFonts w:hint="default"/>
+        </w:rPr>
+        <w:t>产品体系更新：我们的旗舰产品 StarKids 磁力积木100粒套装已通过欧盟EN71和CE安全认证。该产品目前占公司总营收的38%，平均复购率31%，主要销往美国和英国市场。2026年计划推出同系列的200粒升级版。</w:t>
+      </w:r>
+    </w:p>
+    <w:p>
+      <w:pPr>
+        <w:rPr>
+          <w:rFonts w:hint="default"/>
+        </w:rPr>
+      </w:pPr>
+      <w:r>
+        <w:pict>
+          <v:rect id="_x0000_i1027" o:spt="1" style="height:1.5pt;width:432pt;" fillcolor="#A0A0A0" filled="t" stroked="f" coordsize="21600,21600" o:hr="t" o:hrstd="t" o:hralign="center">
+            <v:path/>
+            <v:fill on="t" focussize="0,0"/>
+            <v:stroke on="f"/>
+            <v:imagedata o:title=""/>
+            <o:lock v:ext="edit"/>
+            <w10:wrap type="none"/>
+            <w10:anchorlock/>
+          </v:rect>
+        </w:pict>
+      </w:r>
+    </w:p>
+    <w:p>
+      <w:pPr>
+        <w:rPr>
+          <w:rFonts w:hint="default"/>
+        </w:rPr>
+      </w:pPr>
+      <w:r>
+        <w:rPr>
+          <w:rFonts w:hint="default"/>
+        </w:rPr>
+        <w:t>消息 4（组织事实 — semantic）</w:t>
+      </w:r>
+    </w:p>
+    <w:p>
+      <w:r>
+        <w:rPr>
+          <w:rFonts w:hint="default"/>
+        </w:rPr>
+        <w:t>公司组织调整：2026年1月新成立数据运营部，由原市场部高级分析师陈思远担任负责人。该部门直接向CEO张明远汇报，负责全公司的数据分析、销售预测和库存优化。目前已招聘3人，年底计划扩至8人。</w:t>
+      </w:r>
+    </w:p>
+    <w:p>
+      <w:pPr>
+        <w:rPr>
+          <w:rFonts w:hint="default"/>
+        </w:rPr>
+      </w:pPr>
+      <w:r>
+        <w:pict>
+          <v:rect id="_x0000_i1028" o:spt="1" style="height:1.5pt;width:432pt;" fillcolor="#A0A0A0" filled="t" stroked="f" coordsize="21600,21600" o:hr="t" o:hrstd="t" o:hralign="center">
+            <v:path/>
+            <v:fill on="t" focussize="0,0"/>
+            <v:stroke on="f"/>
+            <v:imagedata o:title=""/>
+            <o:lock v:ext="edit"/>
+            <w10:wrap type="none"/>
+            <w10:anchorlock/>
+          </v:rect>
+        </w:pict>
+      </w:r>
+    </w:p>
+    <w:p>
+      <w:pPr>
+        <w:rPr>
+          <w:rFonts w:hint="default"/>
+        </w:rPr>
+      </w:pPr>
+      <w:r>
+        <w:rPr>
+          <w:rFonts w:hint="default"/>
+        </w:rPr>
+        <w:t>消息 5（客户关系 — episodic）</w:t>
+      </w:r>
+    </w:p>
+    <w:p>
+      <w:r>
+        <w:rPr>
+          <w:rFonts w:hint="default"/>
+        </w:rPr>
+        <w:t>2026年4月重大客户合作：我们与德国分销商KinderSpiel GmbH签署了独家代理协议。KinderSpiel承诺年度最低采购额200万欧元，我们给予其德国市场独家分销权和5%的价格优惠。合同期3年，预计可贡献年营收增长12%。</w:t>
+      </w:r>
+    </w:p>
+    <w:p>
+      <w:pPr>
+        <w:rPr>
+          <w:rFonts w:hint="default"/>
+        </w:rPr>
+      </w:pPr>
+      <w:r>
+        <w:pict>
+          <v:rect id="_x0000_i1029" o:spt="1" style="height:1.5pt;width:432pt;" fillcolor="#A0A0A0" filled="t" stroked="f" coordsize="21600,21600" o:hr="t" o:hrstd="t" o:hralign="center">
+            <v:path/>
+            <v:fill on="t" focussize="0,0"/>
+            <v:stroke on="f"/>
+            <v:imagedata o:title=""/>
+            <o:lock v:ext="edit"/>
+            <w10:wrap type="none"/>
+            <w10:anchorlock/>
+          </v:rect>
+        </w:pict>
+      </w:r>
+    </w:p>
+    <w:p>
+      <w:pPr>
+        <w:rPr>
+          <w:rFonts w:hint="default"/>
+        </w:rPr>
+      </w:pPr>
+      <w:r>
+        <w:rPr>
+          <w:rFonts w:hint="default"/>
+        </w:rPr>
+        <w:t>消息 6（KPI 事实 — long-term）</w:t>
+      </w:r>
+    </w:p>
+    <w:p>
+      <w:r>
+        <w:rPr>
+          <w:rFonts w:hint="default"/>
+        </w:rPr>
+        <w:t>2026年上半年业绩数据：1-6月总营收3200万元，同比增长47%。毛利率从去年同期的38%提升至42%，主要得益于自建海外仓降低了物流成本。退货率从8.5%下降至7.2%。目前公司现金流健康，账面现金1800万元。</w:t>
+      </w:r>
+    </w:p>
+    <w:p/>
+    <w:p/>
+    <w:p>
       <w:pPr>
         <w:rPr/>
       </w:pPr>
       <w:r>
+        <w:t>[</w:t>
+      </w:r>
+    </w:p>
+    <w:p>
+      <w:pPr>
+        <w:rPr/>
+      </w:pPr>
+      <w:r>
+        <w:t xml:space="preserve">  {"metric_name":"revenue","metric_value":450,"unit":"万元","period":"2026-01","category":"revenue","notes":"1月营收（春节前旺季）"},</w:t>
+      </w:r>
+    </w:p>
+    <w:p>
+      <w:pPr>
+        <w:rPr/>
+      </w:pPr>
+      <w:r>
+        <w:t xml:space="preserve">  {"metric_name":"revenue","metric_value":420,"unit":"万元","period":"2026-02","category":"revenue","notes":"2月营收（春节淡季）"},</w:t>
+      </w:r>
+    </w:p>
+    <w:p>
+      <w:pPr>
+        <w:rPr/>
+      </w:pPr>
+      <w:r>
+        <w:t xml:space="preserve">  {"metric_name":"revenue","metric_value":510,"unit":"万元","period":"2026-03","category":"revenue","notes":"3月营收回暖"},</w:t>
+      </w:r>
+    </w:p>
+    <w:p>
+      <w:pPr>
+        <w:rPr/>
+      </w:pPr>
+      <w:r>
+        <w:t xml:space="preserve">  {"metric_name":"revenue","metric_value":560,"unit":"万元","period":"2026-04","category":"revenue","notes":"4月营收，德国独家代理生效"},</w:t>
+      </w:r>
+    </w:p>
+    <w:p>
+      <w:pPr>
+        <w:rPr/>
+      </w:pPr>
+      <w:r>
+        <w:t xml:space="preserve">  {"metric_name":"revenue","metric_value":580,"unit":"万元","period":"2026-05","category":"revenue","notes":"5月营收持续增长"},</w:t>
+      </w:r>
+    </w:p>
+    <w:p>
+      <w:pPr>
+        <w:rPr/>
+      </w:pPr>
+      <w:r>
+        <w:t xml:space="preserve">  {"metric_name":"revenue","metric_value":680,"unit":"万元","period":"2026-06","category":"revenue","notes":"6月营收，Prime Day备货拉动"},</w:t>
+      </w:r>
+    </w:p>
+    <w:p>
+      <w:pPr>
+        <w:rPr/>
+      </w:pPr>
+      <w:r>
+        <w:t xml:space="preserve">  {"metric_name":"orders","metric_value":3200,"unit":"单","period":"2026-01","category":"revenue"},</w:t>
+      </w:r>
+    </w:p>
+    <w:p>
+      <w:pPr>
+        <w:rPr/>
+      </w:pPr>
+      <w:r>
+        <w:t xml:space="preserve">  {"metric_name":"orders","metric_value":2900,"unit":"单","period":"2026-02","category":"revenue"},</w:t>
+      </w:r>
+    </w:p>
+    <w:p>
+      <w:pPr>
+        <w:rPr/>
+      </w:pPr>
+      <w:r>
+        <w:t xml:space="preserve">  {"metric_name":"orders","metric_value":3700,"unit":"单","period":"2026-03","category":"revenue"},</w:t>
+      </w:r>
+    </w:p>
+    <w:p>
+      <w:pPr>
+        <w:rPr/>
+      </w:pPr>
+      <w:r>
+        <w:t xml:space="preserve">  {"metric_name":"orders","metric_value":4100,"unit":"单","period":"2026-04","category":"revenue"},</w:t>
+      </w:r>
+    </w:p>
+    <w:p>
+      <w:pPr>
+        <w:rPr/>
+      </w:pPr>
+      <w:r>
+        <w:t xml:space="preserve">  {"metric_name":"orders","metric_value":4200,"unit":"单","period":"2026-05","category":"revenue"},</w:t>
+      </w:r>
+    </w:p>
+    <w:p>
+      <w:pPr>
+        <w:rPr/>
+      </w:pPr>
+      <w:r>
+        <w:t xml:space="preserve">  {"metric_name":"orders","metric_value":5000,"unit":"单","period":"2026-06","category":"revenue"},</w:t>
+      </w:r>
+    </w:p>
+    <w:p>
+      <w:pPr>
+        <w:rPr/>
+      </w:pPr>
+      <w:r>
+        <w:t xml:space="preserve">  {"metric_name":"gross_margin","metric_value":39,"unit":"%","period":"2026-01","category":"revenue","notes":"毛利率"},</w:t>
+      </w:r>
+    </w:p>
+    <w:p>
+      <w:pPr>
+        <w:rPr/>
+      </w:pPr>
+      <w:r>
+        <w:t xml:space="preserve">  {"metric_name":"gross_margin","metric_value":40,"unit":"%","period":"2026-02","category":"revenue"},</w:t>
+      </w:r>
+    </w:p>
+    <w:p>
+      <w:pPr>
+        <w:rPr/>
+      </w:pPr>
+      <w:r>
+        <w:t xml:space="preserve">  {"metric_name":"gross_margin","metric_value":41,"unit":"%","period":"2026-03","category":"revenue","notes":"FBA转自建仓，成本下降"},</w:t>
+      </w:r>
+    </w:p>
+    <w:p>
+      <w:pPr>
+        <w:rPr/>
+      </w:pPr>
+      <w:r>
+        <w:t xml:space="preserve">  {"metric_name":"gross_margin","metric_value":42,"unit":"%","period":"2026-04","category":"revenue"},</w:t>
+      </w:r>
+    </w:p>
+    <w:p>
+      <w:pPr>
+        <w:rPr/>
+      </w:pPr>
+      <w:r>
+        <w:t xml:space="preserve">  {"metric_name":"gross_margin","metric_value":43,"unit":"%","period":"2026-05","category":"revenue"},</w:t>
+      </w:r>
+    </w:p>
+    <w:p>
+      <w:pPr>
+        <w:rPr/>
+      </w:pPr>
+      <w:r>
+        <w:t xml:space="preserve">  {"metric_name":"gross_margin","metric_value":44,"unit":"%","period":"2026-06","category":"revenue"},</w:t>
+      </w:r>
+    </w:p>
+    <w:p>
+      <w:pPr>
+        <w:rPr/>
+      </w:pPr>
+      <w:r>
+        <w:t xml:space="preserve">  {"metric_name":"logistics_cost","metric_value":72,"unit":"万元","period":"2026-01","category":"cost","notes":"FBA仓储+配送"},</w:t>
+      </w:r>
+    </w:p>
+    <w:p>
+      <w:pPr>
+        <w:rPr/>
+      </w:pPr>
+      <w:r>
+        <w:t xml:space="preserve">  {"metric_name":"logistics_cost","metric_value":68,"unit":"万元","period":"2026-02","category":"cost"},</w:t>
+      </w:r>
+    </w:p>
+    <w:p>
+      <w:pPr>
+        <w:rPr/>
+      </w:pPr>
+      <w:r>
+        <w:t xml:space="preserve">  {"metric_name":"logistics_cost","metric_value":78,"unit":"万元","period":"2026-03","category":"cost","notes":"美国关税上调至25%冲击"},</w:t>
+      </w:r>
+    </w:p>
+    <w:p>
+      <w:pPr>
+        <w:rPr/>
+      </w:pPr>
+      <w:r>
+        <w:t xml:space="preserve">  {"metric_name":"logistics_cost","metric_value":68,"unit":"万元","period":"2026-04","category":"cost","notes":"洛杉矶自建仓启用"},</w:t>
+      </w:r>
+    </w:p>
+    <w:p>
+      <w:pPr>
+        <w:rPr/>
+      </w:pPr>
+      <w:r>
+        <w:t xml:space="preserve">  {"metric_name":"logistics_cost","metric_value":62,"unit":"万元","period":"2026-05","category":"cost"},</w:t>
+      </w:r>
+    </w:p>
+    <w:p>
+      <w:pPr>
+        <w:rPr/>
+      </w:pPr>
+      <w:r>
+        <w:t xml:space="preserve">  {"metric_name":"logistics_cost","metric_value":59,"unit":"万元","period":"2026-06","category":"cost","notes":"自建仓成本降低18%"},</w:t>
+      </w:r>
+    </w:p>
+    <w:p>
+      <w:pPr>
+        <w:rPr/>
+      </w:pPr>
+      <w:r>
+        <w:t xml:space="preserve">  {"metric_name":"marketing_spend","metric_value":55,"unit":"万元","period":"2026-01","category":"cost"},</w:t>
+      </w:r>
+    </w:p>
+    <w:p>
+      <w:pPr>
+        <w:rPr/>
+      </w:pPr>
+      <w:r>
+        <w:t xml:space="preserve">  {"metric_name":"marketing_spend","metric_value":50,"unit":"万元","period":"2026-02","category":"cost"},</w:t>
+      </w:r>
+    </w:p>
+    <w:p>
+      <w:pPr>
+        <w:rPr/>
+      </w:pPr>
+      <w:r>
+        <w:t xml:space="preserve">  {"metric_name":"marketing_spend","metric_value":65,"unit":"万元","period":"2026-03","category":"cost","notes":"含日本市场试点投入"},</w:t>
+      </w:r>
+    </w:p>
+    <w:p>
+      <w:pPr>
+        <w:rPr/>
+      </w:pPr>
+      <w:r>
+        <w:t xml:space="preserve">  {"metric_name":"marketing_spend","metric_value":60,"unit":"万元","period":"2026-04","category":"cost","notes":"日本退出，预算转英德"},</w:t>
+      </w:r>
+    </w:p>
+    <w:p>
+      <w:pPr>
+        <w:rPr/>
+      </w:pPr>
+      <w:r>
+        <w:t xml:space="preserve">  {"metric_name":"marketing_spend","metric_value":58,"unit":"万元","period":"2026-05","category":"cost"},</w:t>
+      </w:r>
+    </w:p>
+    <w:p>
+      <w:pPr>
+        <w:rPr/>
+      </w:pPr>
+      <w:r>
+        <w:t xml:space="preserve">  {"metric_name":"marketing_spend","metric_value":62,"unit":"万元","period":"2026-06","category":"cost","notes":"Prime Day预热"},</w:t>
+      </w:r>
+    </w:p>
+    <w:p>
+      <w:pPr>
+        <w:rPr/>
+      </w:pPr>
+      <w:r>
+        <w:t xml:space="preserve">  {"metric_name":"cogs","metric_value":275,"unit":"万元","period":"2026-01","category":"cost","notes":"生产成本"},</w:t>
+      </w:r>
+    </w:p>
+    <w:p>
+      <w:pPr>
+        <w:rPr/>
+      </w:pPr>
+      <w:r>
+        <w:t xml:space="preserve">  {"metric_name":"cogs","metric_value":252,"unit":"万元","period":"2026-02","category":"cost"},</w:t>
+      </w:r>
+    </w:p>
+    <w:p>
+      <w:pPr>
+        <w:rPr/>
+      </w:pPr>
+      <w:r>
+        <w:t xml:space="preserve">  {"metric_name":"cogs","metric_value":301,"unit":"万元","period":"2026-03","category":"cost"},</w:t>
+      </w:r>
+    </w:p>
+    <w:p>
+      <w:pPr>
+        <w:rPr/>
+      </w:pPr>
+      <w:r>
+        <w:t xml:space="preserve">  {"metric_name":"cogs","metric_value":325,"unit":"万元","period":"2026-04","category":"cost"},</w:t>
+      </w:r>
+    </w:p>
+    <w:p>
+      <w:pPr>
+        <w:rPr/>
+      </w:pPr>
+      <w:r>
+        <w:t xml:space="preserve">  {"metric_name":"cogs","metric_value":331,"unit":"万元","period":"2026-05","category":"cost"},</w:t>
+      </w:r>
+    </w:p>
+    <w:p>
+      <w:pPr>
+        <w:rPr/>
+      </w:pPr>
+      <w:r>
+        <w:t xml:space="preserve">  {"metric_name":"cogs","metric_value":381,"unit":"万元","period":"2026-06","category":"cost"},</w:t>
+      </w:r>
+    </w:p>
+    <w:p>
+      <w:pPr>
+        <w:rPr/>
+      </w:pPr>
+      <w:r>
+        <w:t xml:space="preserve">  {"metric_name":"inventory_level","metric_value":85000,"unit":"件","period":"2026-01","category":"inventory"},</w:t>
+      </w:r>
+    </w:p>
+    <w:p>
+      <w:pPr>
+        <w:rPr/>
+      </w:pPr>
+      <w:r>
+        <w:t xml:space="preserve">  {"metric_name":"inventory_level","metric_value":92000,"unit":"件","period":"2026-03","category":"inventory","notes":"Q1期末库存"},</w:t>
+      </w:r>
+    </w:p>
+    <w:p>
+      <w:pPr>
+        <w:rPr/>
+      </w:pPr>
+      <w:r>
+        <w:t xml:space="preserve">  {"metric_name":"inventory_level","metric_value":78000,"unit":"件","period":"2026-06","category":"inventory","notes":"Q2去库存，周转加速"},</w:t>
+      </w:r>
+    </w:p>
+    <w:p>
+      <w:pPr>
+        <w:rPr/>
+      </w:pPr>
+      <w:r>
+        <w:t xml:space="preserve">  {"metric_name":"inventory_turnover","metric_value":5.8,"unit":"次/年","period":"2026-Q1","category":"inventory"},</w:t>
+      </w:r>
+    </w:p>
+    <w:p>
+      <w:pPr>
+        <w:rPr/>
+      </w:pPr>
+      <w:r>
+        <w:t xml:space="preserve">  {"metric_name":"inventory_turnover","metric_value":6.5,"unit":"次/年","period":"2026-Q2","category":"inventory","notes":"库存周转改善"},</w:t>
+      </w:r>
+    </w:p>
+    <w:p>
+      <w:pPr>
+        <w:rPr/>
+      </w:pPr>
+      <w:r>
+        <w:t xml:space="preserve">  {"metric_name":"headcount","metric_value":118,"unit":"人","period":"2026-01","category":"hr","notes":"含1月新设数据运营部"},</w:t>
+      </w:r>
+    </w:p>
+    <w:p>
+      <w:pPr>
+        <w:rPr/>
+      </w:pPr>
+      <w:r>
+        <w:t xml:space="preserve">  {"metric_name":"headcount","metric_value":120,"unit":"人","period":"2026-03","category":"hr","notes":"数据运营部到位3人"},</w:t>
+      </w:r>
+    </w:p>
+    <w:p>
+      <w:pPr>
+        <w:rPr/>
+      </w:pPr>
+      <w:r>
+        <w:t xml:space="preserve">  {"metric_name":"headcount","metric_value":122,"unit":"人","period":"2026-06","category":"hr","notes":"年中，年底计划128人"},</w:t>
+      </w:r>
+    </w:p>
+    <w:p>
+      <w:pPr>
+        <w:rPr/>
+      </w:pPr>
+      <w:r>
+        <w:t xml:space="preserve">  {"metric_name":"customer_satisfaction","metric_value":89,"unit":"%","period":"2026-01","category":"custom"},</w:t>
+      </w:r>
+    </w:p>
+    <w:p>
+      <w:pPr>
+        <w:rPr/>
+      </w:pPr>
+      <w:r>
+        <w:t xml:space="preserve">  {"metric_name":"customer_satisfaction","metric_value":90,"unit":"%","period":"2026-03","category":"custom"},</w:t>
+      </w:r>
+    </w:p>
+    <w:p>
+      <w:pPr>
+        <w:rPr/>
+      </w:pPr>
+      <w:r>
+        <w:t xml:space="preserve">  {"metric_name":"customer_satisfaction","metric_value":91,"unit":"%","period":"2026-06","category":"custom","notes":"目标95%"},</w:t>
+      </w:r>
+    </w:p>
+    <w:p>
+      <w:pPr>
+        <w:rPr/>
+      </w:pPr>
+      <w:r>
+        <w:t xml:space="preserve">  {"metric_name":"repurchase_rate","metric_value":26,"unit":"%","period":"2026-01","category":"custom"},</w:t>
+      </w:r>
+    </w:p>
+    <w:p>
+      <w:pPr>
+        <w:rPr/>
+      </w:pPr>
+      <w:r>
+        <w:t xml:space="preserve">  {"metric_name":"repurchase_rate","metric_value":27,"unit":"%","period":"2026-03","category":"custom"},</w:t>
+      </w:r>
+    </w:p>
+    <w:p>
+      <w:pPr>
+        <w:rPr/>
+      </w:pPr>
+      <w:r>
+        <w:t xml:space="preserve">  {"metric_name":"repurchase_rate","metric_value":28,"unit":"%","period":"2026-06","category":"custom","notes":"目标35%"},</w:t>
+      </w:r>
+    </w:p>
+    <w:p>
+      <w:pPr>
+        <w:rPr/>
+      </w:pPr>
+      <w:r>
+        <w:t xml:space="preserve">  {"metric_name":"return_rate","metric_value":8.2,"unit":"%","period":"2026-01","category":"operations","notes":"目标&lt;5%"},</w:t>
+      </w:r>
+    </w:p>
+    <w:p>
+      <w:pPr>
+        <w:rPr/>
+      </w:pPr>
+      <w:r>
+        <w:t xml:space="preserve">  {"metric_name":"return_rate","metric_value":7.8,"unit":"%","period":"2026-03","category":"operations"},</w:t>
+      </w:r>
+    </w:p>
+    <w:p>
+      <w:pPr>
+        <w:rPr/>
+      </w:pPr>
+      <w:r>
+        <w:t xml:space="preserve">  {"metric_name":"return_rate","metric_value":7.2,"unit":"%","period":"2026-06","category":"operations","notes":"品质改善见效"},</w:t>
+      </w:r>
+    </w:p>
+    <w:p>
+      <w:pPr>
+        <w:rPr/>
+      </w:pPr>
+      <w:r>
+        <w:t xml:space="preserve">  {"metric_name":"fulfillment_rate","metric_value":87,"unit":"%","period":"2026-01","category":"operations","notes":"物流准时率"},</w:t>
+      </w:r>
+    </w:p>
+    <w:p>
+      <w:pPr>
+        <w:rPr/>
+      </w:pPr>
+      <w:r>
+        <w:t xml:space="preserve">  {"metric_name":"fulfillment_rate","metric_value":88,"unit":"%","period":"2026-03","category":"operations"},</w:t>
+      </w:r>
+    </w:p>
+    <w:p>
+      <w:pPr>
+        <w:rPr/>
+      </w:pPr>
+      <w:r>
+        <w:t xml:space="preserve">  {"metric_name":"fulfillment_rate","metric_value":89,"unit":"%","period":"2026-06","category":"operations","notes":"目标95%"},</w:t>
+      </w:r>
+    </w:p>
+    <w:p>
+      <w:pPr>
+        <w:rPr/>
+      </w:pPr>
+      <w:r>
+        <w:t xml:space="preserve">  {"metric_name":"cash_balance","metric_value":1500,"unit":"万元","period":"2026-01","category":"revenue","notes":"账面现金"},</w:t>
+      </w:r>
+    </w:p>
+    <w:p>
+      <w:pPr>
+        <w:rPr/>
+      </w:pPr>
+      <w:r>
+        <w:t xml:space="preserve">  {"metric_name":"cash_balance","metric_value":1650,"unit":"万元","period":"2026-03","category":"revenue"},</w:t>
+      </w:r>
+    </w:p>
+    <w:p>
+      <w:pPr>
+        <w:rPr/>
+      </w:pPr>
+      <w:r>
+        <w:t xml:space="preserve">  {"metric_name":"cash_balance","metric_value":1800,"unit":"万元","period":"2026-06","category":"revenue","notes":"现金流健康"},</w:t>
+      </w:r>
+    </w:p>
+    <w:p>
+      <w:pPr>
+        <w:rPr/>
+      </w:pPr>
+      <w:r>
+        <w:t xml:space="preserve">  {"metric_name":"customer_acquisition_cost","metric_value":145,"unit":"元/单","period":"2026-03","category":"revenue","notes":"日本市场CAC高达870元/单(Q2已退出)"},</w:t>
+      </w:r>
+    </w:p>
+    <w:p>
+      <w:pPr>
+        <w:rPr/>
+      </w:pPr>
+      <w:r>
+        <w:t xml:space="preserve">  {"metric_name":"customer_acquisition_cost","metric_value":138,"unit":"元/单","period":"2026-06","category":"revenue","notes":"英德市场CAC持续优化"}</w:t>
+      </w:r>
+    </w:p>
+    <w:p>
+      <w:r>
+        <w:t>]</w:t>
+      </w:r>
+    </w:p>
+    <w:p/>
+    <w:p>
+      <w:pPr>
+        <w:rPr/>
+      </w:pPr>
+      <w:bookmarkStart w:id="7" w:name="_GoBack"/>
+      <w:bookmarkEnd w:id="7"/>
+    </w:p>
+    <w:p>
+      <w:pPr>
+        <w:rPr/>
+      </w:pPr>
+      <w:r>
         <w:rPr>
           <w:rFonts w:hint="default"/>
         </w:rPr>
-        <w:t>2026年Q2战略复盘：日本市场拓展试点失败。原计划投入200万营销预算，但三个月仅获2300个订单，客户获取成本高达870元/单，远超我们150元的基准线。管理层投票5:2决定正式退出日本市场，资源重新分配到英国和德国。</w:t>
-      </w:r>
-    </w:p>
+        <w:t>企业知识体系全景</w:t>
+      </w:r>
+    </w:p>
+    <w:p>
+      <w:pPr>
+        <w:rPr>
+          <w:rFonts w:hint="default"/>
+        </w:rPr>
+      </w:pPr>
+      <w:r>
+        <w:rPr>
+          <w:rFonts w:hint="default"/>
+        </w:rPr>
+        <w:t>一、企业画像（who we are）</w:t>
+      </w:r>
+    </w:p>
+    <w:tbl>
+      <w:tblPr>
+        <w:tblW w:w="0" w:type="auto"/>
+        <w:tblInd w:w="0" w:type="dxa"/>
+        <w:tblBorders>
+          <w:top w:val="single" w:color="2A2B2C" w:sz="2" w:space="0"/>
+          <w:left w:val="single" w:color="2A2B2C" w:sz="2" w:space="0"/>
+          <w:bottom w:val="single" w:color="2A2B2C" w:sz="2" w:space="0"/>
+          <w:right w:val="single" w:color="2A2B2C" w:sz="2" w:space="0"/>
+          <w:insideH w:val="none" w:color="auto" w:sz="0" w:space="0"/>
+          <w:insideV w:val="none" w:color="auto" w:sz="0" w:space="0"/>
+        </w:tblBorders>
+        <w:shd w:val="clear" w:color="auto" w:fill="121314"/>
+        <w:tblLayout w:type="autofit"/>
+        <w:tblCellMar>
+          <w:top w:w="15" w:type="dxa"/>
+          <w:left w:w="15" w:type="dxa"/>
+          <w:bottom w:w="15" w:type="dxa"/>
+          <w:right w:w="15" w:type="dxa"/>
+        </w:tblCellMar>
+      </w:tblPr>
+      <w:tblGrid>
+        <w:gridCol w:w="1300"/>
+        <w:gridCol w:w="1080"/>
+        <w:gridCol w:w="1143"/>
+        <w:gridCol w:w="4299"/>
+      </w:tblGrid>
+      <w:tr>
+        <w:tblPrEx>
+          <w:tblBorders>
+            <w:top w:val="single" w:color="2A2B2C" w:sz="2" w:space="0"/>
+            <w:left w:val="single" w:color="2A2B2C" w:sz="2" w:space="0"/>
+            <w:bottom w:val="single" w:color="2A2B2C" w:sz="2" w:space="0"/>
+            <w:right w:val="single" w:color="2A2B2C" w:sz="2" w:space="0"/>
+            <w:insideH w:val="none" w:color="auto" w:sz="0" w:space="0"/>
+            <w:insideV w:val="none" w:color="auto" w:sz="0" w:space="0"/>
+          </w:tblBorders>
+          <w:shd w:val="clear" w:color="auto" w:fill="121314"/>
+          <w:tblCellMar>
+            <w:top w:w="15" w:type="dxa"/>
+            <w:left w:w="15" w:type="dxa"/>
+            <w:bottom w:w="15" w:type="dxa"/>
+            <w:right w:w="15" w:type="dxa"/>
+          </w:tblCellMar>
+        </w:tblPrEx>
+        <w:trPr>
+          <w:tblHeader/>
+        </w:trPr>
+        <w:tc>
+          <w:tcPr>
+            <w:tcW w:w="0" w:type="auto"/>
+            <w:tcBorders>
+              <w:top w:val="single" w:color="2A2B2C" w:sz="2" w:space="0"/>
+              <w:left w:val="single" w:color="2A2B2C" w:sz="2" w:space="0"/>
+              <w:bottom w:val="single" w:color="2A2B2C" w:sz="2" w:space="0"/>
+              <w:right w:val="single" w:color="2A2B2C" w:sz="2" w:space="0"/>
+            </w:tcBorders>
+            <w:shd w:val="clear" w:color="auto" w:fill="121314"/>
+            <w:tcMar>
+              <w:top w:w="20" w:type="dxa"/>
+              <w:left w:w="20" w:type="dxa"/>
+              <w:bottom w:w="20" w:type="dxa"/>
+              <w:right w:w="20" w:type="dxa"/>
+            </w:tcMar>
+            <w:vAlign w:val="center"/>
+          </w:tcPr>
+          <w:p>
+            <w:pPr>
+              <w:rPr>
+                <w:rFonts w:hint="default"/>
+              </w:rPr>
+            </w:pPr>
+            <w:r>
+              <w:rPr>
+                <w:rFonts w:hint="default"/>
+                <w:lang w:val="en-US" w:eastAsia="zh-CN"/>
+              </w:rPr>
+              <w:t>概念</w:t>
+            </w:r>
+          </w:p>
+        </w:tc>
+        <w:tc>
+          <w:tcPr>
+            <w:tcW w:w="0" w:type="auto"/>
+            <w:tcBorders>
+              <w:top w:val="single" w:color="2A2B2C" w:sz="2" w:space="0"/>
+              <w:left w:val="single" w:color="2A2B2C" w:sz="2" w:space="0"/>
+              <w:bottom w:val="single" w:color="2A2B2C" w:sz="2" w:space="0"/>
+              <w:right w:val="single" w:color="2A2B2C" w:sz="2" w:space="0"/>
+            </w:tcBorders>
+            <w:shd w:val="clear" w:color="auto" w:fill="121314"/>
+            <w:tcMar>
+              <w:top w:w="20" w:type="dxa"/>
+              <w:left w:w="20" w:type="dxa"/>
+              <w:bottom w:w="20" w:type="dxa"/>
+              <w:right w:w="20" w:type="dxa"/>
+            </w:tcMar>
+            <w:vAlign w:val="center"/>
+          </w:tcPr>
+          <w:p>
+            <w:pPr>
+              <w:rPr>
+                <w:rFonts w:hint="default"/>
+              </w:rPr>
+            </w:pPr>
+            <w:r>
+              <w:rPr>
+                <w:rFonts w:hint="default"/>
+                <w:lang w:val="en-US" w:eastAsia="zh-CN"/>
+              </w:rPr>
+              <w:t>英文</w:t>
+            </w:r>
+          </w:p>
+        </w:tc>
+        <w:tc>
+          <w:tcPr>
+            <w:tcW w:w="0" w:type="auto"/>
+            <w:tcBorders>
+              <w:top w:val="single" w:color="2A2B2C" w:sz="2" w:space="0"/>
+              <w:left w:val="single" w:color="2A2B2C" w:sz="2" w:space="0"/>
+              <w:bottom w:val="single" w:color="2A2B2C" w:sz="2" w:space="0"/>
+              <w:right w:val="single" w:color="2A2B2C" w:sz="2" w:space="0"/>
+            </w:tcBorders>
+            <w:shd w:val="clear" w:color="auto" w:fill="121314"/>
+            <w:tcMar>
+              <w:top w:w="20" w:type="dxa"/>
+              <w:left w:w="20" w:type="dxa"/>
+              <w:bottom w:w="20" w:type="dxa"/>
+              <w:right w:w="20" w:type="dxa"/>
+            </w:tcMar>
+            <w:vAlign w:val="center"/>
+          </w:tcPr>
+          <w:p>
+            <w:pPr>
+              <w:rPr>
+                <w:rFonts w:hint="default"/>
+              </w:rPr>
+            </w:pPr>
+            <w:r>
+              <w:rPr>
+                <w:rFonts w:hint="default"/>
+                <w:lang w:val="en-US" w:eastAsia="zh-CN"/>
+              </w:rPr>
+              <w:t>数据表</w:t>
+            </w:r>
+          </w:p>
+        </w:tc>
+        <w:tc>
+          <w:tcPr>
+            <w:tcW w:w="0" w:type="auto"/>
+            <w:tcBorders>
+              <w:top w:val="single" w:color="2A2B2C" w:sz="2" w:space="0"/>
+              <w:left w:val="single" w:color="2A2B2C" w:sz="2" w:space="0"/>
+              <w:bottom w:val="single" w:color="2A2B2C" w:sz="2" w:space="0"/>
+              <w:right w:val="single" w:color="2A2B2C" w:sz="2" w:space="0"/>
+            </w:tcBorders>
+            <w:shd w:val="clear" w:color="auto" w:fill="121314"/>
+            <w:tcMar>
+              <w:top w:w="20" w:type="dxa"/>
+              <w:left w:w="20" w:type="dxa"/>
+              <w:bottom w:w="20" w:type="dxa"/>
+              <w:right w:w="20" w:type="dxa"/>
+            </w:tcMar>
+            <w:vAlign w:val="center"/>
+          </w:tcPr>
+          <w:p>
+            <w:pPr>
+              <w:rPr>
+                <w:rFonts w:hint="default"/>
+              </w:rPr>
+            </w:pPr>
+            <w:r>
+              <w:rPr>
+                <w:rFonts w:hint="default"/>
+                <w:lang w:val="en-US" w:eastAsia="zh-CN"/>
+              </w:rPr>
+              <w:t>说明</w:t>
+            </w:r>
+          </w:p>
+        </w:tc>
+      </w:tr>
+      <w:tr>
+        <w:tblPrEx>
+          <w:tblBorders>
+            <w:top w:val="single" w:color="2A2B2C" w:sz="2" w:space="0"/>
+            <w:left w:val="single" w:color="2A2B2C" w:sz="2" w:space="0"/>
+            <w:bottom w:val="single" w:color="2A2B2C" w:sz="2" w:space="0"/>
+            <w:right w:val="single" w:color="2A2B2C" w:sz="2" w:space="0"/>
+            <w:insideH w:val="none" w:color="auto" w:sz="0" w:space="0"/>
+            <w:insideV w:val="none" w:color="auto" w:sz="0" w:space="0"/>
+          </w:tblBorders>
+          <w:tblCellMar>
+            <w:top w:w="15" w:type="dxa"/>
+            <w:left w:w="15" w:type="dxa"/>
+            <w:bottom w:w="15" w:type="dxa"/>
+            <w:right w:w="15" w:type="dxa"/>
+          </w:tblCellMar>
+        </w:tblPrEx>
+        <w:tc>
+          <w:tcPr>
+            <w:tcW w:w="0" w:type="auto"/>
+            <w:tcBorders>
+              <w:top w:val="single" w:color="2A2B2C" w:sz="2" w:space="0"/>
+              <w:left w:val="single" w:color="2A2B2C" w:sz="2" w:space="0"/>
+              <w:bottom w:val="single" w:color="2A2B2C" w:sz="2" w:space="0"/>
+              <w:right w:val="single" w:color="2A2B2C" w:sz="2" w:space="0"/>
+            </w:tcBorders>
+            <w:shd w:val="clear" w:color="auto" w:fill="121314"/>
+            <w:tcMar>
+              <w:top w:w="20" w:type="dxa"/>
+              <w:left w:w="20" w:type="dxa"/>
+              <w:bottom w:w="20" w:type="dxa"/>
+              <w:right w:w="20" w:type="dxa"/>
+            </w:tcMar>
+            <w:vAlign w:val="center"/>
+          </w:tcPr>
+          <w:p>
+            <w:pPr>
+              <w:rPr>
+                <w:rFonts w:hint="default"/>
+              </w:rPr>
+            </w:pPr>
+            <w:r>
+              <w:rPr>
+                <w:rFonts w:hint="default"/>
+                <w:lang w:val="en-US" w:eastAsia="zh-CN"/>
+              </w:rPr>
+              <w:t>企业基本信息</w:t>
+            </w:r>
+          </w:p>
+        </w:tc>
+        <w:tc>
+          <w:tcPr>
+            <w:tcW w:w="0" w:type="auto"/>
+            <w:tcBorders>
+              <w:top w:val="single" w:color="2A2B2C" w:sz="2" w:space="0"/>
+              <w:left w:val="single" w:color="2A2B2C" w:sz="2" w:space="0"/>
+              <w:bottom w:val="single" w:color="2A2B2C" w:sz="2" w:space="0"/>
+              <w:right w:val="single" w:color="2A2B2C" w:sz="2" w:space="0"/>
+            </w:tcBorders>
+            <w:shd w:val="clear" w:color="auto" w:fill="121314"/>
+            <w:tcMar>
+              <w:top w:w="20" w:type="dxa"/>
+              <w:left w:w="20" w:type="dxa"/>
+              <w:bottom w:w="20" w:type="dxa"/>
+              <w:right w:w="20" w:type="dxa"/>
+            </w:tcMar>
+            <w:vAlign w:val="center"/>
+          </w:tcPr>
+          <w:p>
+            <w:pPr>
+              <w:rPr>
+                <w:rFonts w:hint="default"/>
+              </w:rPr>
+            </w:pPr>
+            <w:r>
+              <w:rPr>
+                <w:rFonts w:hint="default"/>
+                <w:lang w:val="en-US" w:eastAsia="zh-CN"/>
+              </w:rPr>
+              <w:t>Company</w:t>
+            </w:r>
+          </w:p>
+        </w:tc>
+        <w:tc>
+          <w:tcPr>
+            <w:tcW w:w="0" w:type="auto"/>
+            <w:tcBorders>
+              <w:top w:val="single" w:color="2A2B2C" w:sz="2" w:space="0"/>
+              <w:left w:val="single" w:color="2A2B2C" w:sz="2" w:space="0"/>
+              <w:bottom w:val="single" w:color="2A2B2C" w:sz="2" w:space="0"/>
+              <w:right w:val="single" w:color="2A2B2C" w:sz="2" w:space="0"/>
+            </w:tcBorders>
+            <w:shd w:val="clear" w:color="auto" w:fill="121314"/>
+            <w:tcMar>
+              <w:top w:w="20" w:type="dxa"/>
+              <w:left w:w="20" w:type="dxa"/>
+              <w:bottom w:w="20" w:type="dxa"/>
+              <w:right w:w="20" w:type="dxa"/>
+            </w:tcMar>
+            <w:vAlign w:val="center"/>
+          </w:tcPr>
+          <w:p>
+            <w:pPr>
+              <w:rPr>
+                <w:rFonts w:hint="default"/>
+              </w:rPr>
+            </w:pPr>
+            <w:r>
+              <w:rPr>
+                <w:lang w:val="en-US" w:eastAsia="zh-CN"/>
+              </w:rPr>
+              <w:t>companies</w:t>
+            </w:r>
+          </w:p>
+        </w:tc>
+        <w:tc>
+          <w:tcPr>
+            <w:tcW w:w="0" w:type="auto"/>
+            <w:tcBorders>
+              <w:top w:val="single" w:color="2A2B2C" w:sz="2" w:space="0"/>
+              <w:left w:val="single" w:color="2A2B2C" w:sz="2" w:space="0"/>
+              <w:bottom w:val="single" w:color="2A2B2C" w:sz="2" w:space="0"/>
+              <w:right w:val="single" w:color="2A2B2C" w:sz="2" w:space="0"/>
+            </w:tcBorders>
+            <w:shd w:val="clear" w:color="auto" w:fill="121314"/>
+            <w:tcMar>
+              <w:top w:w="20" w:type="dxa"/>
+              <w:left w:w="20" w:type="dxa"/>
+              <w:bottom w:w="20" w:type="dxa"/>
+              <w:right w:w="20" w:type="dxa"/>
+            </w:tcMar>
+            <w:vAlign w:val="center"/>
+          </w:tcPr>
+          <w:p>
+            <w:pPr>
+              <w:rPr>
+                <w:rFonts w:hint="default"/>
+              </w:rPr>
+            </w:pPr>
+            <w:r>
+              <w:rPr>
+                <w:rFonts w:hint="default"/>
+                <w:lang w:val="en-US" w:eastAsia="zh-CN"/>
+              </w:rPr>
+              <w:t>名称、行业、规模、市场、官网</w:t>
+            </w:r>
+          </w:p>
+        </w:tc>
+      </w:tr>
+      <w:tr>
+        <w:tblPrEx>
+          <w:tblBorders>
+            <w:top w:val="single" w:color="2A2B2C" w:sz="2" w:space="0"/>
+            <w:left w:val="single" w:color="2A2B2C" w:sz="2" w:space="0"/>
+            <w:bottom w:val="single" w:color="2A2B2C" w:sz="2" w:space="0"/>
+            <w:right w:val="single" w:color="2A2B2C" w:sz="2" w:space="0"/>
+            <w:insideH w:val="none" w:color="auto" w:sz="0" w:space="0"/>
+            <w:insideV w:val="none" w:color="auto" w:sz="0" w:space="0"/>
+          </w:tblBorders>
+          <w:tblCellMar>
+            <w:top w:w="15" w:type="dxa"/>
+            <w:left w:w="15" w:type="dxa"/>
+            <w:bottom w:w="15" w:type="dxa"/>
+            <w:right w:w="15" w:type="dxa"/>
+          </w:tblCellMar>
+        </w:tblPrEx>
+        <w:tc>
+          <w:tcPr>
+            <w:tcW w:w="0" w:type="auto"/>
+            <w:tcBorders>
+              <w:top w:val="single" w:color="2A2B2C" w:sz="2" w:space="0"/>
+              <w:left w:val="single" w:color="2A2B2C" w:sz="2" w:space="0"/>
+              <w:bottom w:val="single" w:color="2A2B2C" w:sz="2" w:space="0"/>
+              <w:right w:val="single" w:color="2A2B2C" w:sz="2" w:space="0"/>
+            </w:tcBorders>
+            <w:shd w:val="clear" w:color="auto" w:fill="121314"/>
+            <w:tcMar>
+              <w:top w:w="20" w:type="dxa"/>
+              <w:left w:w="20" w:type="dxa"/>
+              <w:bottom w:w="20" w:type="dxa"/>
+              <w:right w:w="20" w:type="dxa"/>
+            </w:tcMar>
+            <w:vAlign w:val="center"/>
+          </w:tcPr>
+          <w:p>
+            <w:pPr>
+              <w:rPr>
+                <w:rFonts w:hint="default"/>
+              </w:rPr>
+            </w:pPr>
+            <w:r>
+              <w:rPr>
+                <w:rFonts w:hint="default"/>
+                <w:lang w:val="en-US" w:eastAsia="zh-CN"/>
+              </w:rPr>
+              <w:t>部门</w:t>
+            </w:r>
+          </w:p>
+        </w:tc>
+        <w:tc>
+          <w:tcPr>
+            <w:tcW w:w="0" w:type="auto"/>
+            <w:tcBorders>
+              <w:top w:val="single" w:color="2A2B2C" w:sz="2" w:space="0"/>
+              <w:left w:val="single" w:color="2A2B2C" w:sz="2" w:space="0"/>
+              <w:bottom w:val="single" w:color="2A2B2C" w:sz="2" w:space="0"/>
+              <w:right w:val="single" w:color="2A2B2C" w:sz="2" w:space="0"/>
+            </w:tcBorders>
+            <w:shd w:val="clear" w:color="auto" w:fill="121314"/>
+            <w:tcMar>
+              <w:top w:w="20" w:type="dxa"/>
+              <w:left w:w="20" w:type="dxa"/>
+              <w:bottom w:w="20" w:type="dxa"/>
+              <w:right w:w="20" w:type="dxa"/>
+            </w:tcMar>
+            <w:vAlign w:val="center"/>
+          </w:tcPr>
+          <w:p>
+            <w:pPr>
+              <w:rPr>
+                <w:rFonts w:hint="default"/>
+              </w:rPr>
+            </w:pPr>
+            <w:r>
+              <w:rPr>
+                <w:rFonts w:hint="default"/>
+                <w:lang w:val="en-US" w:eastAsia="zh-CN"/>
+              </w:rPr>
+              <w:t>Department</w:t>
+            </w:r>
+          </w:p>
+        </w:tc>
+        <w:tc>
+          <w:tcPr>
+            <w:tcW w:w="0" w:type="auto"/>
+            <w:tcBorders>
+              <w:top w:val="single" w:color="2A2B2C" w:sz="2" w:space="0"/>
+              <w:left w:val="single" w:color="2A2B2C" w:sz="2" w:space="0"/>
+              <w:bottom w:val="single" w:color="2A2B2C" w:sz="2" w:space="0"/>
+              <w:right w:val="single" w:color="2A2B2C" w:sz="2" w:space="0"/>
+            </w:tcBorders>
+            <w:shd w:val="clear" w:color="auto" w:fill="121314"/>
+            <w:tcMar>
+              <w:top w:w="20" w:type="dxa"/>
+              <w:left w:w="20" w:type="dxa"/>
+              <w:bottom w:w="20" w:type="dxa"/>
+              <w:right w:w="20" w:type="dxa"/>
+            </w:tcMar>
+            <w:vAlign w:val="center"/>
+          </w:tcPr>
+          <w:p>
+            <w:pPr>
+              <w:rPr>
+                <w:rFonts w:hint="default"/>
+              </w:rPr>
+            </w:pPr>
+            <w:r>
+              <w:rPr>
+                <w:rFonts w:hint="default"/>
+                <w:lang w:val="en-US" w:eastAsia="zh-CN"/>
+              </w:rPr>
+              <w:t>departments</w:t>
+            </w:r>
+          </w:p>
+        </w:tc>
+        <w:tc>
+          <w:tcPr>
+            <w:tcW w:w="0" w:type="auto"/>
+            <w:tcBorders>
+              <w:top w:val="single" w:color="2A2B2C" w:sz="2" w:space="0"/>
+              <w:left w:val="single" w:color="2A2B2C" w:sz="2" w:space="0"/>
+              <w:bottom w:val="single" w:color="2A2B2C" w:sz="2" w:space="0"/>
+              <w:right w:val="single" w:color="2A2B2C" w:sz="2" w:space="0"/>
+            </w:tcBorders>
+            <w:shd w:val="clear" w:color="auto" w:fill="121314"/>
+            <w:tcMar>
+              <w:top w:w="20" w:type="dxa"/>
+              <w:left w:w="20" w:type="dxa"/>
+              <w:bottom w:w="20" w:type="dxa"/>
+              <w:right w:w="20" w:type="dxa"/>
+            </w:tcMar>
+            <w:vAlign w:val="center"/>
+          </w:tcPr>
+          <w:p>
+            <w:pPr>
+              <w:rPr>
+                <w:rFonts w:hint="default"/>
+              </w:rPr>
+            </w:pPr>
+            <w:r>
+              <w:rPr>
+                <w:rFonts w:hint="default"/>
+                <w:lang w:val="en-US" w:eastAsia="zh-CN"/>
+              </w:rPr>
+              <w:t>树形组织架构（如运营部→美国市场组）</w:t>
+            </w:r>
+          </w:p>
+        </w:tc>
+      </w:tr>
+      <w:tr>
+        <w:tblPrEx>
+          <w:tblBorders>
+            <w:top w:val="single" w:color="2A2B2C" w:sz="2" w:space="0"/>
+            <w:left w:val="single" w:color="2A2B2C" w:sz="2" w:space="0"/>
+            <w:bottom w:val="single" w:color="2A2B2C" w:sz="2" w:space="0"/>
+            <w:right w:val="single" w:color="2A2B2C" w:sz="2" w:space="0"/>
+            <w:insideH w:val="none" w:color="auto" w:sz="0" w:space="0"/>
+            <w:insideV w:val="none" w:color="auto" w:sz="0" w:space="0"/>
+          </w:tblBorders>
+          <w:tblCellMar>
+            <w:top w:w="15" w:type="dxa"/>
+            <w:left w:w="15" w:type="dxa"/>
+            <w:bottom w:w="15" w:type="dxa"/>
+            <w:right w:w="15" w:type="dxa"/>
+          </w:tblCellMar>
+        </w:tblPrEx>
+        <w:tc>
+          <w:tcPr>
+            <w:tcW w:w="0" w:type="auto"/>
+            <w:tcBorders>
+              <w:top w:val="single" w:color="2A2B2C" w:sz="2" w:space="0"/>
+              <w:left w:val="single" w:color="2A2B2C" w:sz="2" w:space="0"/>
+              <w:bottom w:val="single" w:color="2A2B2C" w:sz="2" w:space="0"/>
+              <w:right w:val="single" w:color="2A2B2C" w:sz="2" w:space="0"/>
+            </w:tcBorders>
+            <w:shd w:val="clear" w:color="auto" w:fill="121314"/>
+            <w:tcMar>
+              <w:top w:w="20" w:type="dxa"/>
+              <w:left w:w="20" w:type="dxa"/>
+              <w:bottom w:w="20" w:type="dxa"/>
+              <w:right w:w="20" w:type="dxa"/>
+            </w:tcMar>
+            <w:vAlign w:val="center"/>
+          </w:tcPr>
+          <w:p>
+            <w:pPr>
+              <w:rPr>
+                <w:rFonts w:hint="default"/>
+              </w:rPr>
+            </w:pPr>
+            <w:r>
+              <w:rPr>
+                <w:rFonts w:hint="default"/>
+                <w:lang w:val="en-US" w:eastAsia="zh-CN"/>
+              </w:rPr>
+              <w:t>职位</w:t>
+            </w:r>
+          </w:p>
+        </w:tc>
+        <w:tc>
+          <w:tcPr>
+            <w:tcW w:w="0" w:type="auto"/>
+            <w:tcBorders>
+              <w:top w:val="single" w:color="2A2B2C" w:sz="2" w:space="0"/>
+              <w:left w:val="single" w:color="2A2B2C" w:sz="2" w:space="0"/>
+              <w:bottom w:val="single" w:color="2A2B2C" w:sz="2" w:space="0"/>
+              <w:right w:val="single" w:color="2A2B2C" w:sz="2" w:space="0"/>
+            </w:tcBorders>
+            <w:shd w:val="clear" w:color="auto" w:fill="121314"/>
+            <w:tcMar>
+              <w:top w:w="20" w:type="dxa"/>
+              <w:left w:w="20" w:type="dxa"/>
+              <w:bottom w:w="20" w:type="dxa"/>
+              <w:right w:w="20" w:type="dxa"/>
+            </w:tcMar>
+            <w:vAlign w:val="center"/>
+          </w:tcPr>
+          <w:p>
+            <w:pPr>
+              <w:rPr>
+                <w:rFonts w:hint="default"/>
+              </w:rPr>
+            </w:pPr>
+            <w:r>
+              <w:rPr>
+                <w:rFonts w:hint="default"/>
+                <w:lang w:val="en-US" w:eastAsia="zh-CN"/>
+              </w:rPr>
+              <w:t>Position</w:t>
+            </w:r>
+          </w:p>
+        </w:tc>
+        <w:tc>
+          <w:tcPr>
+            <w:tcW w:w="0" w:type="auto"/>
+            <w:tcBorders>
+              <w:top w:val="single" w:color="2A2B2C" w:sz="2" w:space="0"/>
+              <w:left w:val="single" w:color="2A2B2C" w:sz="2" w:space="0"/>
+              <w:bottom w:val="single" w:color="2A2B2C" w:sz="2" w:space="0"/>
+              <w:right w:val="single" w:color="2A2B2C" w:sz="2" w:space="0"/>
+            </w:tcBorders>
+            <w:shd w:val="clear" w:color="auto" w:fill="121314"/>
+            <w:tcMar>
+              <w:top w:w="20" w:type="dxa"/>
+              <w:left w:w="20" w:type="dxa"/>
+              <w:bottom w:w="20" w:type="dxa"/>
+              <w:right w:w="20" w:type="dxa"/>
+            </w:tcMar>
+            <w:vAlign w:val="center"/>
+          </w:tcPr>
+          <w:p>
+            <w:pPr>
+              <w:rPr>
+                <w:rFonts w:hint="default"/>
+              </w:rPr>
+            </w:pPr>
+            <w:r>
+              <w:rPr>
+                <w:rFonts w:hint="default"/>
+                <w:lang w:val="en-US" w:eastAsia="zh-CN"/>
+              </w:rPr>
+              <w:t>positions</w:t>
+            </w:r>
+          </w:p>
+        </w:tc>
+        <w:tc>
+          <w:tcPr>
+            <w:tcW w:w="0" w:type="auto"/>
+            <w:tcBorders>
+              <w:top w:val="single" w:color="2A2B2C" w:sz="2" w:space="0"/>
+              <w:left w:val="single" w:color="2A2B2C" w:sz="2" w:space="0"/>
+              <w:bottom w:val="single" w:color="2A2B2C" w:sz="2" w:space="0"/>
+              <w:right w:val="single" w:color="2A2B2C" w:sz="2" w:space="0"/>
+            </w:tcBorders>
+            <w:shd w:val="clear" w:color="auto" w:fill="121314"/>
+            <w:tcMar>
+              <w:top w:w="20" w:type="dxa"/>
+              <w:left w:w="20" w:type="dxa"/>
+              <w:bottom w:w="20" w:type="dxa"/>
+              <w:right w:w="20" w:type="dxa"/>
+            </w:tcMar>
+            <w:vAlign w:val="center"/>
+          </w:tcPr>
+          <w:p>
+            <w:pPr>
+              <w:rPr>
+                <w:rFonts w:hint="default"/>
+              </w:rPr>
+            </w:pPr>
+            <w:r>
+              <w:rPr>
+                <w:rFonts w:hint="default"/>
+                <w:lang w:val="en-US" w:eastAsia="zh-CN"/>
+              </w:rPr>
+              <w:t>职级体系（Director/Manager/Supervisor/Staff）</w:t>
+            </w:r>
+          </w:p>
+        </w:tc>
+      </w:tr>
+      <w:tr>
+        <w:tblPrEx>
+          <w:tblBorders>
+            <w:top w:val="single" w:color="2A2B2C" w:sz="2" w:space="0"/>
+            <w:left w:val="single" w:color="2A2B2C" w:sz="2" w:space="0"/>
+            <w:bottom w:val="single" w:color="2A2B2C" w:sz="2" w:space="0"/>
+            <w:right w:val="single" w:color="2A2B2C" w:sz="2" w:space="0"/>
+            <w:insideH w:val="none" w:color="auto" w:sz="0" w:space="0"/>
+            <w:insideV w:val="none" w:color="auto" w:sz="0" w:space="0"/>
+          </w:tblBorders>
+          <w:shd w:val="clear" w:color="auto" w:fill="121314"/>
+          <w:tblCellMar>
+            <w:top w:w="15" w:type="dxa"/>
+            <w:left w:w="15" w:type="dxa"/>
+            <w:bottom w:w="15" w:type="dxa"/>
+            <w:right w:w="15" w:type="dxa"/>
+          </w:tblCellMar>
+        </w:tblPrEx>
+        <w:tc>
+          <w:tcPr>
+            <w:tcW w:w="0" w:type="auto"/>
+            <w:tcBorders>
+              <w:top w:val="single" w:color="2A2B2C" w:sz="2" w:space="0"/>
+              <w:left w:val="single" w:color="2A2B2C" w:sz="2" w:space="0"/>
+              <w:bottom w:val="single" w:color="2A2B2C" w:sz="2" w:space="0"/>
+              <w:right w:val="single" w:color="2A2B2C" w:sz="2" w:space="0"/>
+            </w:tcBorders>
+            <w:shd w:val="clear" w:color="auto" w:fill="121314"/>
+            <w:tcMar>
+              <w:top w:w="20" w:type="dxa"/>
+              <w:left w:w="20" w:type="dxa"/>
+              <w:bottom w:w="20" w:type="dxa"/>
+              <w:right w:w="20" w:type="dxa"/>
+            </w:tcMar>
+            <w:vAlign w:val="center"/>
+          </w:tcPr>
+          <w:p>
+            <w:pPr>
+              <w:rPr>
+                <w:rFonts w:hint="default"/>
+              </w:rPr>
+            </w:pPr>
+            <w:r>
+              <w:rPr>
+                <w:rFonts w:hint="default"/>
+                <w:lang w:val="en-US" w:eastAsia="zh-CN"/>
+              </w:rPr>
+              <w:t>员工</w:t>
+            </w:r>
+          </w:p>
+        </w:tc>
+        <w:tc>
+          <w:tcPr>
+            <w:tcW w:w="0" w:type="auto"/>
+            <w:tcBorders>
+              <w:top w:val="single" w:color="2A2B2C" w:sz="2" w:space="0"/>
+              <w:left w:val="single" w:color="2A2B2C" w:sz="2" w:space="0"/>
+              <w:bottom w:val="single" w:color="2A2B2C" w:sz="2" w:space="0"/>
+              <w:right w:val="single" w:color="2A2B2C" w:sz="2" w:space="0"/>
+            </w:tcBorders>
+            <w:shd w:val="clear" w:color="auto" w:fill="121314"/>
+            <w:tcMar>
+              <w:top w:w="20" w:type="dxa"/>
+              <w:left w:w="20" w:type="dxa"/>
+              <w:bottom w:w="20" w:type="dxa"/>
+              <w:right w:w="20" w:type="dxa"/>
+            </w:tcMar>
+            <w:vAlign w:val="center"/>
+          </w:tcPr>
+          <w:p>
+            <w:pPr>
+              <w:rPr>
+                <w:rFonts w:hint="default"/>
+              </w:rPr>
+            </w:pPr>
+            <w:r>
+              <w:rPr>
+                <w:rFonts w:hint="default"/>
+                <w:lang w:val="en-US" w:eastAsia="zh-CN"/>
+              </w:rPr>
+              <w:t>Employee</w:t>
+            </w:r>
+          </w:p>
+        </w:tc>
+        <w:tc>
+          <w:tcPr>
+            <w:tcW w:w="0" w:type="auto"/>
+            <w:tcBorders>
+              <w:top w:val="single" w:color="2A2B2C" w:sz="2" w:space="0"/>
+              <w:left w:val="single" w:color="2A2B2C" w:sz="2" w:space="0"/>
+              <w:bottom w:val="single" w:color="2A2B2C" w:sz="2" w:space="0"/>
+              <w:right w:val="single" w:color="2A2B2C" w:sz="2" w:space="0"/>
+            </w:tcBorders>
+            <w:shd w:val="clear" w:color="auto" w:fill="121314"/>
+            <w:tcMar>
+              <w:top w:w="20" w:type="dxa"/>
+              <w:left w:w="20" w:type="dxa"/>
+              <w:bottom w:w="20" w:type="dxa"/>
+              <w:right w:w="20" w:type="dxa"/>
+            </w:tcMar>
+            <w:vAlign w:val="center"/>
+          </w:tcPr>
+          <w:p>
+            <w:pPr>
+              <w:rPr>
+                <w:rFonts w:hint="default"/>
+              </w:rPr>
+            </w:pPr>
+            <w:r>
+              <w:rPr>
+                <w:rFonts w:hint="default"/>
+                <w:lang w:val="en-US" w:eastAsia="zh-CN"/>
+              </w:rPr>
+              <w:t>employees</w:t>
+            </w:r>
+          </w:p>
+        </w:tc>
+        <w:tc>
+          <w:tcPr>
+            <w:tcW w:w="0" w:type="auto"/>
+            <w:tcBorders>
+              <w:top w:val="single" w:color="2A2B2C" w:sz="2" w:space="0"/>
+              <w:left w:val="single" w:color="2A2B2C" w:sz="2" w:space="0"/>
+              <w:bottom w:val="single" w:color="2A2B2C" w:sz="2" w:space="0"/>
+              <w:right w:val="single" w:color="2A2B2C" w:sz="2" w:space="0"/>
+            </w:tcBorders>
+            <w:shd w:val="clear" w:color="auto" w:fill="121314"/>
+            <w:tcMar>
+              <w:top w:w="20" w:type="dxa"/>
+              <w:left w:w="20" w:type="dxa"/>
+              <w:bottom w:w="20" w:type="dxa"/>
+              <w:right w:w="20" w:type="dxa"/>
+            </w:tcMar>
+            <w:vAlign w:val="center"/>
+          </w:tcPr>
+          <w:p>
+            <w:pPr>
+              <w:rPr>
+                <w:rFonts w:hint="default"/>
+              </w:rPr>
+            </w:pPr>
+            <w:r>
+              <w:rPr>
+                <w:rFonts w:hint="default"/>
+                <w:lang w:val="en-US" w:eastAsia="zh-CN"/>
+              </w:rPr>
+              <w:t>姓名、邮箱、所属部门与职位</w:t>
+            </w:r>
+          </w:p>
+        </w:tc>
+      </w:tr>
+    </w:tbl>
+    <w:p>
+      <w:pPr>
+        <w:rPr>
+          <w:rFonts w:hint="default"/>
+        </w:rPr>
+      </w:pPr>
+      <w:r>
+        <w:rPr>
+          <w:rFonts w:hint="default"/>
+        </w:rPr>
+        <w:t>二、业务资产（what we have）</w:t>
+      </w:r>
+    </w:p>
+    <w:tbl>
+      <w:tblPr>
+        <w:tblW w:w="0" w:type="auto"/>
+        <w:tblInd w:w="0" w:type="dxa"/>
+        <w:tblBorders>
+          <w:top w:val="single" w:color="2A2B2C" w:sz="2" w:space="0"/>
+          <w:left w:val="single" w:color="2A2B2C" w:sz="2" w:space="0"/>
+          <w:bottom w:val="single" w:color="2A2B2C" w:sz="2" w:space="0"/>
+          <w:right w:val="single" w:color="2A2B2C" w:sz="2" w:space="0"/>
+          <w:insideH w:val="none" w:color="auto" w:sz="0" w:space="0"/>
+          <w:insideV w:val="none" w:color="auto" w:sz="0" w:space="0"/>
+        </w:tblBorders>
+        <w:shd w:val="clear" w:color="auto" w:fill="121314"/>
+        <w:tblLayout w:type="autofit"/>
+        <w:tblCellMar>
+          <w:top w:w="15" w:type="dxa"/>
+          <w:left w:w="15" w:type="dxa"/>
+          <w:bottom w:w="15" w:type="dxa"/>
+          <w:right w:w="15" w:type="dxa"/>
+        </w:tblCellMar>
+      </w:tblPr>
+      <w:tblGrid>
+        <w:gridCol w:w="769"/>
+        <w:gridCol w:w="1375"/>
+        <w:gridCol w:w="1710"/>
+        <w:gridCol w:w="4492"/>
+      </w:tblGrid>
+      <w:tr>
+        <w:tblPrEx>
+          <w:tblBorders>
+            <w:top w:val="single" w:color="2A2B2C" w:sz="2" w:space="0"/>
+            <w:left w:val="single" w:color="2A2B2C" w:sz="2" w:space="0"/>
+            <w:bottom w:val="single" w:color="2A2B2C" w:sz="2" w:space="0"/>
+            <w:right w:val="single" w:color="2A2B2C" w:sz="2" w:space="0"/>
+            <w:insideH w:val="none" w:color="auto" w:sz="0" w:space="0"/>
+            <w:insideV w:val="none" w:color="auto" w:sz="0" w:space="0"/>
+          </w:tblBorders>
+          <w:shd w:val="clear" w:color="auto" w:fill="121314"/>
+          <w:tblCellMar>
+            <w:top w:w="15" w:type="dxa"/>
+            <w:left w:w="15" w:type="dxa"/>
+            <w:bottom w:w="15" w:type="dxa"/>
+            <w:right w:w="15" w:type="dxa"/>
+          </w:tblCellMar>
+        </w:tblPrEx>
+        <w:trPr>
+          <w:tblHeader/>
+        </w:trPr>
+        <w:tc>
+          <w:tcPr>
+            <w:tcW w:w="0" w:type="auto"/>
+            <w:tcBorders>
+              <w:top w:val="single" w:color="2A2B2C" w:sz="2" w:space="0"/>
+              <w:left w:val="single" w:color="2A2B2C" w:sz="2" w:space="0"/>
+              <w:bottom w:val="single" w:color="2A2B2C" w:sz="2" w:space="0"/>
+              <w:right w:val="single" w:color="2A2B2C" w:sz="2" w:space="0"/>
+            </w:tcBorders>
+            <w:shd w:val="clear" w:color="auto" w:fill="121314"/>
+            <w:tcMar>
+              <w:top w:w="20" w:type="dxa"/>
+              <w:left w:w="20" w:type="dxa"/>
+              <w:bottom w:w="20" w:type="dxa"/>
+              <w:right w:w="20" w:type="dxa"/>
+            </w:tcMar>
+            <w:vAlign w:val="center"/>
+          </w:tcPr>
+          <w:p>
+            <w:pPr>
+              <w:rPr>
+                <w:rFonts w:hint="default"/>
+              </w:rPr>
+            </w:pPr>
+            <w:r>
+              <w:rPr>
+                <w:rFonts w:hint="default"/>
+                <w:lang w:val="en-US" w:eastAsia="zh-CN"/>
+              </w:rPr>
+              <w:t>概念</w:t>
+            </w:r>
+          </w:p>
+        </w:tc>
+        <w:tc>
+          <w:tcPr>
+            <w:tcW w:w="0" w:type="auto"/>
+            <w:tcBorders>
+              <w:top w:val="single" w:color="2A2B2C" w:sz="2" w:space="0"/>
+              <w:left w:val="single" w:color="2A2B2C" w:sz="2" w:space="0"/>
+              <w:bottom w:val="single" w:color="2A2B2C" w:sz="2" w:space="0"/>
+              <w:right w:val="single" w:color="2A2B2C" w:sz="2" w:space="0"/>
+            </w:tcBorders>
+            <w:shd w:val="clear" w:color="auto" w:fill="121314"/>
+            <w:tcMar>
+              <w:top w:w="20" w:type="dxa"/>
+              <w:left w:w="20" w:type="dxa"/>
+              <w:bottom w:w="20" w:type="dxa"/>
+              <w:right w:w="20" w:type="dxa"/>
+            </w:tcMar>
+            <w:vAlign w:val="center"/>
+          </w:tcPr>
+          <w:p>
+            <w:pPr>
+              <w:rPr>
+                <w:rFonts w:hint="default"/>
+              </w:rPr>
+            </w:pPr>
+            <w:r>
+              <w:rPr>
+                <w:rFonts w:hint="default"/>
+                <w:lang w:val="en-US" w:eastAsia="zh-CN"/>
+              </w:rPr>
+              <w:t>英文</w:t>
+            </w:r>
+          </w:p>
+        </w:tc>
+        <w:tc>
+          <w:tcPr>
+            <w:tcW w:w="0" w:type="auto"/>
+            <w:tcBorders>
+              <w:top w:val="single" w:color="2A2B2C" w:sz="2" w:space="0"/>
+              <w:left w:val="single" w:color="2A2B2C" w:sz="2" w:space="0"/>
+              <w:bottom w:val="single" w:color="2A2B2C" w:sz="2" w:space="0"/>
+              <w:right w:val="single" w:color="2A2B2C" w:sz="2" w:space="0"/>
+            </w:tcBorders>
+            <w:shd w:val="clear" w:color="auto" w:fill="121314"/>
+            <w:tcMar>
+              <w:top w:w="20" w:type="dxa"/>
+              <w:left w:w="20" w:type="dxa"/>
+              <w:bottom w:w="20" w:type="dxa"/>
+              <w:right w:w="20" w:type="dxa"/>
+            </w:tcMar>
+            <w:vAlign w:val="center"/>
+          </w:tcPr>
+          <w:p>
+            <w:pPr>
+              <w:rPr>
+                <w:rFonts w:hint="default"/>
+              </w:rPr>
+            </w:pPr>
+            <w:r>
+              <w:rPr>
+                <w:rFonts w:hint="default"/>
+                <w:lang w:val="en-US" w:eastAsia="zh-CN"/>
+              </w:rPr>
+              <w:t>数据表</w:t>
+            </w:r>
+          </w:p>
+        </w:tc>
+        <w:tc>
+          <w:tcPr>
+            <w:tcW w:w="0" w:type="auto"/>
+            <w:tcBorders>
+              <w:top w:val="single" w:color="2A2B2C" w:sz="2" w:space="0"/>
+              <w:left w:val="single" w:color="2A2B2C" w:sz="2" w:space="0"/>
+              <w:bottom w:val="single" w:color="2A2B2C" w:sz="2" w:space="0"/>
+              <w:right w:val="single" w:color="2A2B2C" w:sz="2" w:space="0"/>
+            </w:tcBorders>
+            <w:shd w:val="clear" w:color="auto" w:fill="121314"/>
+            <w:tcMar>
+              <w:top w:w="20" w:type="dxa"/>
+              <w:left w:w="20" w:type="dxa"/>
+              <w:bottom w:w="20" w:type="dxa"/>
+              <w:right w:w="20" w:type="dxa"/>
+            </w:tcMar>
+            <w:vAlign w:val="center"/>
+          </w:tcPr>
+          <w:p>
+            <w:pPr>
+              <w:rPr>
+                <w:rFonts w:hint="default"/>
+              </w:rPr>
+            </w:pPr>
+            <w:r>
+              <w:rPr>
+                <w:rFonts w:hint="default"/>
+                <w:lang w:val="en-US" w:eastAsia="zh-CN"/>
+              </w:rPr>
+              <w:t>说明</w:t>
+            </w:r>
+          </w:p>
+        </w:tc>
+      </w:tr>
+      <w:tr>
+        <w:tblPrEx>
+          <w:tblBorders>
+            <w:top w:val="single" w:color="2A2B2C" w:sz="2" w:space="0"/>
+            <w:left w:val="single" w:color="2A2B2C" w:sz="2" w:space="0"/>
+            <w:bottom w:val="single" w:color="2A2B2C" w:sz="2" w:space="0"/>
+            <w:right w:val="single" w:color="2A2B2C" w:sz="2" w:space="0"/>
+            <w:insideH w:val="none" w:color="auto" w:sz="0" w:space="0"/>
+            <w:insideV w:val="none" w:color="auto" w:sz="0" w:space="0"/>
+          </w:tblBorders>
+          <w:tblCellMar>
+            <w:top w:w="15" w:type="dxa"/>
+            <w:left w:w="15" w:type="dxa"/>
+            <w:bottom w:w="15" w:type="dxa"/>
+            <w:right w:w="15" w:type="dxa"/>
+          </w:tblCellMar>
+        </w:tblPrEx>
+        <w:tc>
+          <w:tcPr>
+            <w:tcW w:w="0" w:type="auto"/>
+            <w:tcBorders>
+              <w:top w:val="single" w:color="2A2B2C" w:sz="2" w:space="0"/>
+              <w:left w:val="single" w:color="2A2B2C" w:sz="2" w:space="0"/>
+              <w:bottom w:val="single" w:color="2A2B2C" w:sz="2" w:space="0"/>
+              <w:right w:val="single" w:color="2A2B2C" w:sz="2" w:space="0"/>
+            </w:tcBorders>
+            <w:shd w:val="clear" w:color="auto" w:fill="121314"/>
+            <w:tcMar>
+              <w:top w:w="20" w:type="dxa"/>
+              <w:left w:w="20" w:type="dxa"/>
+              <w:bottom w:w="20" w:type="dxa"/>
+              <w:right w:w="20" w:type="dxa"/>
+            </w:tcMar>
+            <w:vAlign w:val="center"/>
+          </w:tcPr>
+          <w:p>
+            <w:pPr>
+              <w:rPr>
+                <w:rFonts w:hint="default"/>
+              </w:rPr>
+            </w:pPr>
+            <w:r>
+              <w:rPr>
+                <w:rFonts w:hint="default"/>
+                <w:lang w:val="en-US" w:eastAsia="zh-CN"/>
+              </w:rPr>
+              <w:t>产品</w:t>
+            </w:r>
+          </w:p>
+        </w:tc>
+        <w:tc>
+          <w:tcPr>
+            <w:tcW w:w="0" w:type="auto"/>
+            <w:tcBorders>
+              <w:top w:val="single" w:color="2A2B2C" w:sz="2" w:space="0"/>
+              <w:left w:val="single" w:color="2A2B2C" w:sz="2" w:space="0"/>
+              <w:bottom w:val="single" w:color="2A2B2C" w:sz="2" w:space="0"/>
+              <w:right w:val="single" w:color="2A2B2C" w:sz="2" w:space="0"/>
+            </w:tcBorders>
+            <w:shd w:val="clear" w:color="auto" w:fill="121314"/>
+            <w:tcMar>
+              <w:top w:w="20" w:type="dxa"/>
+              <w:left w:w="20" w:type="dxa"/>
+              <w:bottom w:w="20" w:type="dxa"/>
+              <w:right w:w="20" w:type="dxa"/>
+            </w:tcMar>
+            <w:vAlign w:val="center"/>
+          </w:tcPr>
+          <w:p>
+            <w:pPr>
+              <w:rPr>
+                <w:rFonts w:hint="default"/>
+              </w:rPr>
+            </w:pPr>
+            <w:r>
+              <w:rPr>
+                <w:rFonts w:hint="default"/>
+                <w:lang w:val="en-US" w:eastAsia="zh-CN"/>
+              </w:rPr>
+              <w:t>Product</w:t>
+            </w:r>
+          </w:p>
+        </w:tc>
+        <w:tc>
+          <w:tcPr>
+            <w:tcW w:w="0" w:type="auto"/>
+            <w:tcBorders>
+              <w:top w:val="single" w:color="2A2B2C" w:sz="2" w:space="0"/>
+              <w:left w:val="single" w:color="2A2B2C" w:sz="2" w:space="0"/>
+              <w:bottom w:val="single" w:color="2A2B2C" w:sz="2" w:space="0"/>
+              <w:right w:val="single" w:color="2A2B2C" w:sz="2" w:space="0"/>
+            </w:tcBorders>
+            <w:shd w:val="clear" w:color="auto" w:fill="121314"/>
+            <w:tcMar>
+              <w:top w:w="20" w:type="dxa"/>
+              <w:left w:w="20" w:type="dxa"/>
+              <w:bottom w:w="20" w:type="dxa"/>
+              <w:right w:w="20" w:type="dxa"/>
+            </w:tcMar>
+            <w:vAlign w:val="center"/>
+          </w:tcPr>
+          <w:p>
+            <w:pPr>
+              <w:rPr>
+                <w:rFonts w:hint="default"/>
+              </w:rPr>
+            </w:pPr>
+            <w:r>
+              <w:rPr>
+                <w:rFonts w:hint="default"/>
+                <w:lang w:val="en-US" w:eastAsia="zh-CN"/>
+              </w:rPr>
+              <w:t>products</w:t>
+            </w:r>
+          </w:p>
+        </w:tc>
+        <w:tc>
+          <w:tcPr>
+            <w:tcW w:w="0" w:type="auto"/>
+            <w:tcBorders>
+              <w:top w:val="single" w:color="2A2B2C" w:sz="2" w:space="0"/>
+              <w:left w:val="single" w:color="2A2B2C" w:sz="2" w:space="0"/>
+              <w:bottom w:val="single" w:color="2A2B2C" w:sz="2" w:space="0"/>
+              <w:right w:val="single" w:color="2A2B2C" w:sz="2" w:space="0"/>
+            </w:tcBorders>
+            <w:shd w:val="clear" w:color="auto" w:fill="121314"/>
+            <w:tcMar>
+              <w:top w:w="20" w:type="dxa"/>
+              <w:left w:w="20" w:type="dxa"/>
+              <w:bottom w:w="20" w:type="dxa"/>
+              <w:right w:w="20" w:type="dxa"/>
+            </w:tcMar>
+            <w:vAlign w:val="center"/>
+          </w:tcPr>
+          <w:p>
+            <w:pPr>
+              <w:rPr>
+                <w:rFonts w:hint="default"/>
+              </w:rPr>
+            </w:pPr>
+            <w:r>
+              <w:rPr>
+                <w:rFonts w:hint="default"/>
+                <w:lang w:val="en-US" w:eastAsia="zh-CN"/>
+              </w:rPr>
+              <w:t>产品名称、分类、目标市场</w:t>
+            </w:r>
+          </w:p>
+        </w:tc>
+      </w:tr>
+      <w:tr>
+        <w:tblPrEx>
+          <w:tblBorders>
+            <w:top w:val="single" w:color="2A2B2C" w:sz="2" w:space="0"/>
+            <w:left w:val="single" w:color="2A2B2C" w:sz="2" w:space="0"/>
+            <w:bottom w:val="single" w:color="2A2B2C" w:sz="2" w:space="0"/>
+            <w:right w:val="single" w:color="2A2B2C" w:sz="2" w:space="0"/>
+            <w:insideH w:val="none" w:color="auto" w:sz="0" w:space="0"/>
+            <w:insideV w:val="none" w:color="auto" w:sz="0" w:space="0"/>
+          </w:tblBorders>
+          <w:tblCellMar>
+            <w:top w:w="15" w:type="dxa"/>
+            <w:left w:w="15" w:type="dxa"/>
+            <w:bottom w:w="15" w:type="dxa"/>
+            <w:right w:w="15" w:type="dxa"/>
+          </w:tblCellMar>
+        </w:tblPrEx>
+        <w:tc>
+          <w:tcPr>
+            <w:tcW w:w="0" w:type="auto"/>
+            <w:tcBorders>
+              <w:top w:val="single" w:color="2A2B2C" w:sz="2" w:space="0"/>
+              <w:left w:val="single" w:color="2A2B2C" w:sz="2" w:space="0"/>
+              <w:bottom w:val="single" w:color="2A2B2C" w:sz="2" w:space="0"/>
+              <w:right w:val="single" w:color="2A2B2C" w:sz="2" w:space="0"/>
+            </w:tcBorders>
+            <w:shd w:val="clear" w:color="auto" w:fill="121314"/>
+            <w:tcMar>
+              <w:top w:w="20" w:type="dxa"/>
+              <w:left w:w="20" w:type="dxa"/>
+              <w:bottom w:w="20" w:type="dxa"/>
+              <w:right w:w="20" w:type="dxa"/>
+            </w:tcMar>
+            <w:vAlign w:val="center"/>
+          </w:tcPr>
+          <w:p>
+            <w:pPr>
+              <w:rPr>
+                <w:rFonts w:hint="default"/>
+              </w:rPr>
+            </w:pPr>
+            <w:r>
+              <w:rPr>
+                <w:rFonts w:hint="default"/>
+                <w:lang w:val="en-US" w:eastAsia="zh-CN"/>
+              </w:rPr>
+              <w:t>客户</w:t>
+            </w:r>
+          </w:p>
+        </w:tc>
+        <w:tc>
+          <w:tcPr>
+            <w:tcW w:w="0" w:type="auto"/>
+            <w:tcBorders>
+              <w:top w:val="single" w:color="2A2B2C" w:sz="2" w:space="0"/>
+              <w:left w:val="single" w:color="2A2B2C" w:sz="2" w:space="0"/>
+              <w:bottom w:val="single" w:color="2A2B2C" w:sz="2" w:space="0"/>
+              <w:right w:val="single" w:color="2A2B2C" w:sz="2" w:space="0"/>
+            </w:tcBorders>
+            <w:shd w:val="clear" w:color="auto" w:fill="121314"/>
+            <w:tcMar>
+              <w:top w:w="20" w:type="dxa"/>
+              <w:left w:w="20" w:type="dxa"/>
+              <w:bottom w:w="20" w:type="dxa"/>
+              <w:right w:w="20" w:type="dxa"/>
+            </w:tcMar>
+            <w:vAlign w:val="center"/>
+          </w:tcPr>
+          <w:p>
+            <w:pPr>
+              <w:rPr>
+                <w:rFonts w:hint="default"/>
+              </w:rPr>
+            </w:pPr>
+            <w:r>
+              <w:rPr>
+                <w:rFonts w:hint="default"/>
+                <w:lang w:val="en-US" w:eastAsia="zh-CN"/>
+              </w:rPr>
+              <w:t>Customer</w:t>
+            </w:r>
+          </w:p>
+        </w:tc>
+        <w:tc>
+          <w:tcPr>
+            <w:tcW w:w="0" w:type="auto"/>
+            <w:tcBorders>
+              <w:top w:val="single" w:color="2A2B2C" w:sz="2" w:space="0"/>
+              <w:left w:val="single" w:color="2A2B2C" w:sz="2" w:space="0"/>
+              <w:bottom w:val="single" w:color="2A2B2C" w:sz="2" w:space="0"/>
+              <w:right w:val="single" w:color="2A2B2C" w:sz="2" w:space="0"/>
+            </w:tcBorders>
+            <w:shd w:val="clear" w:color="auto" w:fill="121314"/>
+            <w:tcMar>
+              <w:top w:w="20" w:type="dxa"/>
+              <w:left w:w="20" w:type="dxa"/>
+              <w:bottom w:w="20" w:type="dxa"/>
+              <w:right w:w="20" w:type="dxa"/>
+            </w:tcMar>
+            <w:vAlign w:val="center"/>
+          </w:tcPr>
+          <w:p>
+            <w:pPr>
+              <w:rPr>
+                <w:rFonts w:hint="default"/>
+              </w:rPr>
+            </w:pPr>
+            <w:r>
+              <w:rPr>
+                <w:rFonts w:hint="default"/>
+                <w:lang w:val="en-US" w:eastAsia="zh-CN"/>
+              </w:rPr>
+              <w:t>customers</w:t>
+            </w:r>
+          </w:p>
+        </w:tc>
+        <w:tc>
+          <w:tcPr>
+            <w:tcW w:w="0" w:type="auto"/>
+            <w:tcBorders>
+              <w:top w:val="single" w:color="2A2B2C" w:sz="2" w:space="0"/>
+              <w:left w:val="single" w:color="2A2B2C" w:sz="2" w:space="0"/>
+              <w:bottom w:val="single" w:color="2A2B2C" w:sz="2" w:space="0"/>
+              <w:right w:val="single" w:color="2A2B2C" w:sz="2" w:space="0"/>
+            </w:tcBorders>
+            <w:shd w:val="clear" w:color="auto" w:fill="121314"/>
+            <w:tcMar>
+              <w:top w:w="20" w:type="dxa"/>
+              <w:left w:w="20" w:type="dxa"/>
+              <w:bottom w:w="20" w:type="dxa"/>
+              <w:right w:w="20" w:type="dxa"/>
+            </w:tcMar>
+            <w:vAlign w:val="center"/>
+          </w:tcPr>
+          <w:p>
+            <w:pPr>
+              <w:rPr>
+                <w:rFonts w:hint="default"/>
+              </w:rPr>
+            </w:pPr>
+            <w:r>
+              <w:rPr>
+                <w:rFonts w:hint="default"/>
+                <w:lang w:val="en-US" w:eastAsia="zh-CN"/>
+              </w:rPr>
+              <w:t>客户名称、市场、类型（Platform/Distributor/Retail）</w:t>
+            </w:r>
+          </w:p>
+        </w:tc>
+      </w:tr>
+      <w:tr>
+        <w:tblPrEx>
+          <w:tblBorders>
+            <w:top w:val="single" w:color="2A2B2C" w:sz="2" w:space="0"/>
+            <w:left w:val="single" w:color="2A2B2C" w:sz="2" w:space="0"/>
+            <w:bottom w:val="single" w:color="2A2B2C" w:sz="2" w:space="0"/>
+            <w:right w:val="single" w:color="2A2B2C" w:sz="2" w:space="0"/>
+            <w:insideH w:val="none" w:color="auto" w:sz="0" w:space="0"/>
+            <w:insideV w:val="none" w:color="auto" w:sz="0" w:space="0"/>
+          </w:tblBorders>
+          <w:tblCellMar>
+            <w:top w:w="15" w:type="dxa"/>
+            <w:left w:w="15" w:type="dxa"/>
+            <w:bottom w:w="15" w:type="dxa"/>
+            <w:right w:w="15" w:type="dxa"/>
+          </w:tblCellMar>
+        </w:tblPrEx>
+        <w:tc>
+          <w:tcPr>
+            <w:tcW w:w="0" w:type="auto"/>
+            <w:tcBorders>
+              <w:top w:val="single" w:color="2A2B2C" w:sz="2" w:space="0"/>
+              <w:left w:val="single" w:color="2A2B2C" w:sz="2" w:space="0"/>
+              <w:bottom w:val="single" w:color="2A2B2C" w:sz="2" w:space="0"/>
+              <w:right w:val="single" w:color="2A2B2C" w:sz="2" w:space="0"/>
+            </w:tcBorders>
+            <w:shd w:val="clear" w:color="auto" w:fill="121314"/>
+            <w:tcMar>
+              <w:top w:w="20" w:type="dxa"/>
+              <w:left w:w="20" w:type="dxa"/>
+              <w:bottom w:w="20" w:type="dxa"/>
+              <w:right w:w="20" w:type="dxa"/>
+            </w:tcMar>
+            <w:vAlign w:val="center"/>
+          </w:tcPr>
+          <w:p>
+            <w:pPr>
+              <w:rPr>
+                <w:rFonts w:hint="default"/>
+              </w:rPr>
+            </w:pPr>
+            <w:r>
+              <w:rPr>
+                <w:rFonts w:hint="default"/>
+                <w:lang w:val="en-US" w:eastAsia="zh-CN"/>
+              </w:rPr>
+              <w:t>业务流程</w:t>
+            </w:r>
+          </w:p>
+        </w:tc>
+        <w:tc>
+          <w:tcPr>
+            <w:tcW w:w="0" w:type="auto"/>
+            <w:tcBorders>
+              <w:top w:val="single" w:color="2A2B2C" w:sz="2" w:space="0"/>
+              <w:left w:val="single" w:color="2A2B2C" w:sz="2" w:space="0"/>
+              <w:bottom w:val="single" w:color="2A2B2C" w:sz="2" w:space="0"/>
+              <w:right w:val="single" w:color="2A2B2C" w:sz="2" w:space="0"/>
+            </w:tcBorders>
+            <w:shd w:val="clear" w:color="auto" w:fill="121314"/>
+            <w:tcMar>
+              <w:top w:w="20" w:type="dxa"/>
+              <w:left w:w="20" w:type="dxa"/>
+              <w:bottom w:w="20" w:type="dxa"/>
+              <w:right w:w="20" w:type="dxa"/>
+            </w:tcMar>
+            <w:vAlign w:val="center"/>
+          </w:tcPr>
+          <w:p>
+            <w:pPr>
+              <w:rPr>
+                <w:rFonts w:hint="default"/>
+              </w:rPr>
+            </w:pPr>
+            <w:r>
+              <w:rPr>
+                <w:rFonts w:hint="default"/>
+                <w:lang w:val="en-US" w:eastAsia="zh-CN"/>
+              </w:rPr>
+              <w:t>Business Process</w:t>
+            </w:r>
+          </w:p>
+        </w:tc>
+        <w:tc>
+          <w:tcPr>
+            <w:tcW w:w="0" w:type="auto"/>
+            <w:tcBorders>
+              <w:top w:val="single" w:color="2A2B2C" w:sz="2" w:space="0"/>
+              <w:left w:val="single" w:color="2A2B2C" w:sz="2" w:space="0"/>
+              <w:bottom w:val="single" w:color="2A2B2C" w:sz="2" w:space="0"/>
+              <w:right w:val="single" w:color="2A2B2C" w:sz="2" w:space="0"/>
+            </w:tcBorders>
+            <w:shd w:val="clear" w:color="auto" w:fill="121314"/>
+            <w:tcMar>
+              <w:top w:w="20" w:type="dxa"/>
+              <w:left w:w="20" w:type="dxa"/>
+              <w:bottom w:w="20" w:type="dxa"/>
+              <w:right w:w="20" w:type="dxa"/>
+            </w:tcMar>
+            <w:vAlign w:val="center"/>
+          </w:tcPr>
+          <w:p>
+            <w:pPr>
+              <w:rPr>
+                <w:rFonts w:hint="default"/>
+              </w:rPr>
+            </w:pPr>
+            <w:r>
+              <w:rPr>
+                <w:rFonts w:hint="default"/>
+                <w:lang w:val="en-US" w:eastAsia="zh-CN"/>
+              </w:rPr>
+              <w:t>business_processes</w:t>
+            </w:r>
+          </w:p>
+        </w:tc>
+        <w:tc>
+          <w:tcPr>
+            <w:tcW w:w="0" w:type="auto"/>
+            <w:tcBorders>
+              <w:top w:val="single" w:color="2A2B2C" w:sz="2" w:space="0"/>
+              <w:left w:val="single" w:color="2A2B2C" w:sz="2" w:space="0"/>
+              <w:bottom w:val="single" w:color="2A2B2C" w:sz="2" w:space="0"/>
+              <w:right w:val="single" w:color="2A2B2C" w:sz="2" w:space="0"/>
+            </w:tcBorders>
+            <w:shd w:val="clear" w:color="auto" w:fill="121314"/>
+            <w:tcMar>
+              <w:top w:w="20" w:type="dxa"/>
+              <w:left w:w="20" w:type="dxa"/>
+              <w:bottom w:w="20" w:type="dxa"/>
+              <w:right w:w="20" w:type="dxa"/>
+            </w:tcMar>
+            <w:vAlign w:val="center"/>
+          </w:tcPr>
+          <w:p>
+            <w:pPr>
+              <w:rPr>
+                <w:rFonts w:hint="default"/>
+              </w:rPr>
+            </w:pPr>
+            <w:r>
+              <w:rPr>
+                <w:rFonts w:hint="default"/>
+                <w:lang w:val="en-US" w:eastAsia="zh-CN"/>
+              </w:rPr>
+              <w:t>如新品开发流程、订单履约流程</w:t>
+            </w:r>
+          </w:p>
+        </w:tc>
+      </w:tr>
+      <w:tr>
+        <w:tblPrEx>
+          <w:tblBorders>
+            <w:top w:val="single" w:color="2A2B2C" w:sz="2" w:space="0"/>
+            <w:left w:val="single" w:color="2A2B2C" w:sz="2" w:space="0"/>
+            <w:bottom w:val="single" w:color="2A2B2C" w:sz="2" w:space="0"/>
+            <w:right w:val="single" w:color="2A2B2C" w:sz="2" w:space="0"/>
+            <w:insideH w:val="none" w:color="auto" w:sz="0" w:space="0"/>
+            <w:insideV w:val="none" w:color="auto" w:sz="0" w:space="0"/>
+          </w:tblBorders>
+          <w:tblCellMar>
+            <w:top w:w="15" w:type="dxa"/>
+            <w:left w:w="15" w:type="dxa"/>
+            <w:bottom w:w="15" w:type="dxa"/>
+            <w:right w:w="15" w:type="dxa"/>
+          </w:tblCellMar>
+        </w:tblPrEx>
+        <w:tc>
+          <w:tcPr>
+            <w:tcW w:w="0" w:type="auto"/>
+            <w:tcBorders>
+              <w:top w:val="single" w:color="2A2B2C" w:sz="2" w:space="0"/>
+              <w:left w:val="single" w:color="2A2B2C" w:sz="2" w:space="0"/>
+              <w:bottom w:val="single" w:color="2A2B2C" w:sz="2" w:space="0"/>
+              <w:right w:val="single" w:color="2A2B2C" w:sz="2" w:space="0"/>
+            </w:tcBorders>
+            <w:shd w:val="clear" w:color="auto" w:fill="121314"/>
+            <w:tcMar>
+              <w:top w:w="20" w:type="dxa"/>
+              <w:left w:w="20" w:type="dxa"/>
+              <w:bottom w:w="20" w:type="dxa"/>
+              <w:right w:w="20" w:type="dxa"/>
+            </w:tcMar>
+            <w:vAlign w:val="center"/>
+          </w:tcPr>
+          <w:p>
+            <w:pPr>
+              <w:rPr>
+                <w:rFonts w:hint="default"/>
+              </w:rPr>
+            </w:pPr>
+            <w:r>
+              <w:rPr>
+                <w:rFonts w:hint="default"/>
+                <w:lang w:val="en-US" w:eastAsia="zh-CN"/>
+              </w:rPr>
+              <w:t>文档</w:t>
+            </w:r>
+          </w:p>
+        </w:tc>
+        <w:tc>
+          <w:tcPr>
+            <w:tcW w:w="0" w:type="auto"/>
+            <w:tcBorders>
+              <w:top w:val="single" w:color="2A2B2C" w:sz="2" w:space="0"/>
+              <w:left w:val="single" w:color="2A2B2C" w:sz="2" w:space="0"/>
+              <w:bottom w:val="single" w:color="2A2B2C" w:sz="2" w:space="0"/>
+              <w:right w:val="single" w:color="2A2B2C" w:sz="2" w:space="0"/>
+            </w:tcBorders>
+            <w:shd w:val="clear" w:color="auto" w:fill="121314"/>
+            <w:tcMar>
+              <w:top w:w="20" w:type="dxa"/>
+              <w:left w:w="20" w:type="dxa"/>
+              <w:bottom w:w="20" w:type="dxa"/>
+              <w:right w:w="20" w:type="dxa"/>
+            </w:tcMar>
+            <w:vAlign w:val="center"/>
+          </w:tcPr>
+          <w:p>
+            <w:pPr>
+              <w:rPr>
+                <w:rFonts w:hint="default"/>
+              </w:rPr>
+            </w:pPr>
+            <w:r>
+              <w:rPr>
+                <w:rFonts w:hint="default"/>
+                <w:lang w:val="en-US" w:eastAsia="zh-CN"/>
+              </w:rPr>
+              <w:t>Document</w:t>
+            </w:r>
+          </w:p>
+        </w:tc>
+        <w:tc>
+          <w:tcPr>
+            <w:tcW w:w="0" w:type="auto"/>
+            <w:tcBorders>
+              <w:top w:val="single" w:color="2A2B2C" w:sz="2" w:space="0"/>
+              <w:left w:val="single" w:color="2A2B2C" w:sz="2" w:space="0"/>
+              <w:bottom w:val="single" w:color="2A2B2C" w:sz="2" w:space="0"/>
+              <w:right w:val="single" w:color="2A2B2C" w:sz="2" w:space="0"/>
+            </w:tcBorders>
+            <w:shd w:val="clear" w:color="auto" w:fill="121314"/>
+            <w:tcMar>
+              <w:top w:w="20" w:type="dxa"/>
+              <w:left w:w="20" w:type="dxa"/>
+              <w:bottom w:w="20" w:type="dxa"/>
+              <w:right w:w="20" w:type="dxa"/>
+            </w:tcMar>
+            <w:vAlign w:val="center"/>
+          </w:tcPr>
+          <w:p>
+            <w:pPr>
+              <w:rPr>
+                <w:rFonts w:hint="default"/>
+              </w:rPr>
+            </w:pPr>
+            <w:r>
+              <w:rPr>
+                <w:rFonts w:hint="default"/>
+                <w:lang w:val="en-US" w:eastAsia="zh-CN"/>
+              </w:rPr>
+              <w:t>documents</w:t>
+            </w:r>
+          </w:p>
+        </w:tc>
+        <w:tc>
+          <w:tcPr>
+            <w:tcW w:w="0" w:type="auto"/>
+            <w:tcBorders>
+              <w:top w:val="single" w:color="2A2B2C" w:sz="2" w:space="0"/>
+              <w:left w:val="single" w:color="2A2B2C" w:sz="2" w:space="0"/>
+              <w:bottom w:val="single" w:color="2A2B2C" w:sz="2" w:space="0"/>
+              <w:right w:val="single" w:color="2A2B2C" w:sz="2" w:space="0"/>
+            </w:tcBorders>
+            <w:shd w:val="clear" w:color="auto" w:fill="121314"/>
+            <w:tcMar>
+              <w:top w:w="20" w:type="dxa"/>
+              <w:left w:w="20" w:type="dxa"/>
+              <w:bottom w:w="20" w:type="dxa"/>
+              <w:right w:w="20" w:type="dxa"/>
+            </w:tcMar>
+            <w:vAlign w:val="center"/>
+          </w:tcPr>
+          <w:p>
+            <w:pPr>
+              <w:rPr>
+                <w:rFonts w:hint="default"/>
+              </w:rPr>
+            </w:pPr>
+            <w:r>
+              <w:rPr>
+                <w:rFonts w:hint="default"/>
+                <w:lang w:val="en-US" w:eastAsia="zh-CN"/>
+              </w:rPr>
+              <w:t>PDF/DOCX/PPTX/TXT 上传的知识文件</w:t>
+            </w:r>
+          </w:p>
+        </w:tc>
+      </w:tr>
+    </w:tbl>
+    <w:p>
+      <w:pPr>
+        <w:rPr>
+          <w:rFonts w:hint="default"/>
+        </w:rPr>
+      </w:pPr>
+      <w:r>
+        <w:rPr>
+          <w:rFonts w:hint="default"/>
+        </w:rPr>
+        <w:t>三、目标与绩效（where we're going）</w:t>
+      </w:r>
+    </w:p>
+    <w:tbl>
+      <w:tblPr>
+        <w:tblW w:w="0" w:type="auto"/>
+        <w:tblInd w:w="0" w:type="dxa"/>
+        <w:tblBorders>
+          <w:top w:val="single" w:color="2A2B2C" w:sz="2" w:space="0"/>
+          <w:left w:val="single" w:color="2A2B2C" w:sz="2" w:space="0"/>
+          <w:bottom w:val="single" w:color="2A2B2C" w:sz="2" w:space="0"/>
+          <w:right w:val="single" w:color="2A2B2C" w:sz="2" w:space="0"/>
+          <w:insideH w:val="none" w:color="auto" w:sz="0" w:space="0"/>
+          <w:insideV w:val="none" w:color="auto" w:sz="0" w:space="0"/>
+        </w:tblBorders>
+        <w:shd w:val="clear" w:color="auto" w:fill="121314"/>
+        <w:tblLayout w:type="autofit"/>
+        <w:tblCellMar>
+          <w:top w:w="15" w:type="dxa"/>
+          <w:left w:w="15" w:type="dxa"/>
+          <w:bottom w:w="15" w:type="dxa"/>
+          <w:right w:w="15" w:type="dxa"/>
+        </w:tblCellMar>
+      </w:tblPr>
+      <w:tblGrid>
+        <w:gridCol w:w="798"/>
+        <w:gridCol w:w="965"/>
+        <w:gridCol w:w="2177"/>
+        <w:gridCol w:w="4406"/>
+      </w:tblGrid>
+      <w:tr>
+        <w:tblPrEx>
+          <w:tblBorders>
+            <w:top w:val="single" w:color="2A2B2C" w:sz="2" w:space="0"/>
+            <w:left w:val="single" w:color="2A2B2C" w:sz="2" w:space="0"/>
+            <w:bottom w:val="single" w:color="2A2B2C" w:sz="2" w:space="0"/>
+            <w:right w:val="single" w:color="2A2B2C" w:sz="2" w:space="0"/>
+            <w:insideH w:val="none" w:color="auto" w:sz="0" w:space="0"/>
+            <w:insideV w:val="none" w:color="auto" w:sz="0" w:space="0"/>
+          </w:tblBorders>
+          <w:shd w:val="clear" w:color="auto" w:fill="121314"/>
+          <w:tblCellMar>
+            <w:top w:w="15" w:type="dxa"/>
+            <w:left w:w="15" w:type="dxa"/>
+            <w:bottom w:w="15" w:type="dxa"/>
+            <w:right w:w="15" w:type="dxa"/>
+          </w:tblCellMar>
+        </w:tblPrEx>
+        <w:trPr>
+          <w:tblHeader/>
+        </w:trPr>
+        <w:tc>
+          <w:tcPr>
+            <w:tcW w:w="0" w:type="auto"/>
+            <w:tcBorders>
+              <w:top w:val="single" w:color="2A2B2C" w:sz="2" w:space="0"/>
+              <w:left w:val="single" w:color="2A2B2C" w:sz="2" w:space="0"/>
+              <w:bottom w:val="single" w:color="2A2B2C" w:sz="2" w:space="0"/>
+              <w:right w:val="single" w:color="2A2B2C" w:sz="2" w:space="0"/>
+            </w:tcBorders>
+            <w:shd w:val="clear" w:color="auto" w:fill="121314"/>
+            <w:tcMar>
+              <w:top w:w="20" w:type="dxa"/>
+              <w:left w:w="20" w:type="dxa"/>
+              <w:bottom w:w="20" w:type="dxa"/>
+              <w:right w:w="20" w:type="dxa"/>
+            </w:tcMar>
+            <w:vAlign w:val="center"/>
+          </w:tcPr>
+          <w:p>
+            <w:pPr>
+              <w:rPr>
+                <w:rFonts w:hint="default"/>
+              </w:rPr>
+            </w:pPr>
+            <w:r>
+              <w:rPr>
+                <w:rFonts w:hint="default"/>
+                <w:lang w:val="en-US" w:eastAsia="zh-CN"/>
+              </w:rPr>
+              <w:t>概念</w:t>
+            </w:r>
+          </w:p>
+        </w:tc>
+        <w:tc>
+          <w:tcPr>
+            <w:tcW w:w="0" w:type="auto"/>
+            <w:tcBorders>
+              <w:top w:val="single" w:color="2A2B2C" w:sz="2" w:space="0"/>
+              <w:left w:val="single" w:color="2A2B2C" w:sz="2" w:space="0"/>
+              <w:bottom w:val="single" w:color="2A2B2C" w:sz="2" w:space="0"/>
+              <w:right w:val="single" w:color="2A2B2C" w:sz="2" w:space="0"/>
+            </w:tcBorders>
+            <w:shd w:val="clear" w:color="auto" w:fill="121314"/>
+            <w:tcMar>
+              <w:top w:w="20" w:type="dxa"/>
+              <w:left w:w="20" w:type="dxa"/>
+              <w:bottom w:w="20" w:type="dxa"/>
+              <w:right w:w="20" w:type="dxa"/>
+            </w:tcMar>
+            <w:vAlign w:val="center"/>
+          </w:tcPr>
+          <w:p>
+            <w:pPr>
+              <w:rPr>
+                <w:rFonts w:hint="default"/>
+              </w:rPr>
+            </w:pPr>
+            <w:r>
+              <w:rPr>
+                <w:rFonts w:hint="default"/>
+                <w:lang w:val="en-US" w:eastAsia="zh-CN"/>
+              </w:rPr>
+              <w:t>英文</w:t>
+            </w:r>
+          </w:p>
+        </w:tc>
+        <w:tc>
+          <w:tcPr>
+            <w:tcW w:w="0" w:type="auto"/>
+            <w:tcBorders>
+              <w:top w:val="single" w:color="2A2B2C" w:sz="2" w:space="0"/>
+              <w:left w:val="single" w:color="2A2B2C" w:sz="2" w:space="0"/>
+              <w:bottom w:val="single" w:color="2A2B2C" w:sz="2" w:space="0"/>
+              <w:right w:val="single" w:color="2A2B2C" w:sz="2" w:space="0"/>
+            </w:tcBorders>
+            <w:shd w:val="clear" w:color="auto" w:fill="121314"/>
+            <w:tcMar>
+              <w:top w:w="20" w:type="dxa"/>
+              <w:left w:w="20" w:type="dxa"/>
+              <w:bottom w:w="20" w:type="dxa"/>
+              <w:right w:w="20" w:type="dxa"/>
+            </w:tcMar>
+            <w:vAlign w:val="center"/>
+          </w:tcPr>
+          <w:p>
+            <w:pPr>
+              <w:rPr>
+                <w:rFonts w:hint="default"/>
+              </w:rPr>
+            </w:pPr>
+            <w:r>
+              <w:rPr>
+                <w:rFonts w:hint="default"/>
+                <w:lang w:val="en-US" w:eastAsia="zh-CN"/>
+              </w:rPr>
+              <w:t>数据表</w:t>
+            </w:r>
+          </w:p>
+        </w:tc>
+        <w:tc>
+          <w:tcPr>
+            <w:tcW w:w="0" w:type="auto"/>
+            <w:tcBorders>
+              <w:top w:val="single" w:color="2A2B2C" w:sz="2" w:space="0"/>
+              <w:left w:val="single" w:color="2A2B2C" w:sz="2" w:space="0"/>
+              <w:bottom w:val="single" w:color="2A2B2C" w:sz="2" w:space="0"/>
+              <w:right w:val="single" w:color="2A2B2C" w:sz="2" w:space="0"/>
+            </w:tcBorders>
+            <w:shd w:val="clear" w:color="auto" w:fill="121314"/>
+            <w:tcMar>
+              <w:top w:w="20" w:type="dxa"/>
+              <w:left w:w="20" w:type="dxa"/>
+              <w:bottom w:w="20" w:type="dxa"/>
+              <w:right w:w="20" w:type="dxa"/>
+            </w:tcMar>
+            <w:vAlign w:val="center"/>
+          </w:tcPr>
+          <w:p>
+            <w:pPr>
+              <w:rPr>
+                <w:rFonts w:hint="default"/>
+              </w:rPr>
+            </w:pPr>
+            <w:r>
+              <w:rPr>
+                <w:rFonts w:hint="default"/>
+                <w:lang w:val="en-US" w:eastAsia="zh-CN"/>
+              </w:rPr>
+              <w:t>说明</w:t>
+            </w:r>
+          </w:p>
+        </w:tc>
+      </w:tr>
+      <w:tr>
+        <w:tblPrEx>
+          <w:tblBorders>
+            <w:top w:val="single" w:color="2A2B2C" w:sz="2" w:space="0"/>
+            <w:left w:val="single" w:color="2A2B2C" w:sz="2" w:space="0"/>
+            <w:bottom w:val="single" w:color="2A2B2C" w:sz="2" w:space="0"/>
+            <w:right w:val="single" w:color="2A2B2C" w:sz="2" w:space="0"/>
+            <w:insideH w:val="none" w:color="auto" w:sz="0" w:space="0"/>
+            <w:insideV w:val="none" w:color="auto" w:sz="0" w:space="0"/>
+          </w:tblBorders>
+          <w:tblCellMar>
+            <w:top w:w="15" w:type="dxa"/>
+            <w:left w:w="15" w:type="dxa"/>
+            <w:bottom w:w="15" w:type="dxa"/>
+            <w:right w:w="15" w:type="dxa"/>
+          </w:tblCellMar>
+        </w:tblPrEx>
+        <w:tc>
+          <w:tcPr>
+            <w:tcW w:w="0" w:type="auto"/>
+            <w:tcBorders>
+              <w:top w:val="single" w:color="2A2B2C" w:sz="2" w:space="0"/>
+              <w:left w:val="single" w:color="2A2B2C" w:sz="2" w:space="0"/>
+              <w:bottom w:val="single" w:color="2A2B2C" w:sz="2" w:space="0"/>
+              <w:right w:val="single" w:color="2A2B2C" w:sz="2" w:space="0"/>
+            </w:tcBorders>
+            <w:shd w:val="clear" w:color="auto" w:fill="121314"/>
+            <w:tcMar>
+              <w:top w:w="20" w:type="dxa"/>
+              <w:left w:w="20" w:type="dxa"/>
+              <w:bottom w:w="20" w:type="dxa"/>
+              <w:right w:w="20" w:type="dxa"/>
+            </w:tcMar>
+            <w:vAlign w:val="center"/>
+          </w:tcPr>
+          <w:p>
+            <w:pPr>
+              <w:rPr>
+                <w:rFonts w:hint="default"/>
+              </w:rPr>
+            </w:pPr>
+            <w:r>
+              <w:rPr>
+                <w:rFonts w:hint="default"/>
+                <w:lang w:val="en-US" w:eastAsia="zh-CN"/>
+              </w:rPr>
+              <w:t>目标</w:t>
+            </w:r>
+          </w:p>
+        </w:tc>
+        <w:tc>
+          <w:tcPr>
+            <w:tcW w:w="0" w:type="auto"/>
+            <w:tcBorders>
+              <w:top w:val="single" w:color="2A2B2C" w:sz="2" w:space="0"/>
+              <w:left w:val="single" w:color="2A2B2C" w:sz="2" w:space="0"/>
+              <w:bottom w:val="single" w:color="2A2B2C" w:sz="2" w:space="0"/>
+              <w:right w:val="single" w:color="2A2B2C" w:sz="2" w:space="0"/>
+            </w:tcBorders>
+            <w:shd w:val="clear" w:color="auto" w:fill="121314"/>
+            <w:tcMar>
+              <w:top w:w="20" w:type="dxa"/>
+              <w:left w:w="20" w:type="dxa"/>
+              <w:bottom w:w="20" w:type="dxa"/>
+              <w:right w:w="20" w:type="dxa"/>
+            </w:tcMar>
+            <w:vAlign w:val="center"/>
+          </w:tcPr>
+          <w:p>
+            <w:pPr>
+              <w:rPr>
+                <w:rFonts w:hint="default"/>
+              </w:rPr>
+            </w:pPr>
+            <w:r>
+              <w:rPr>
+                <w:rFonts w:hint="default"/>
+                <w:lang w:val="en-US" w:eastAsia="zh-CN"/>
+              </w:rPr>
+              <w:t>Goal</w:t>
+            </w:r>
+          </w:p>
+        </w:tc>
+        <w:tc>
+          <w:tcPr>
+            <w:tcW w:w="0" w:type="auto"/>
+            <w:tcBorders>
+              <w:top w:val="single" w:color="2A2B2C" w:sz="2" w:space="0"/>
+              <w:left w:val="single" w:color="2A2B2C" w:sz="2" w:space="0"/>
+              <w:bottom w:val="single" w:color="2A2B2C" w:sz="2" w:space="0"/>
+              <w:right w:val="single" w:color="2A2B2C" w:sz="2" w:space="0"/>
+            </w:tcBorders>
+            <w:shd w:val="clear" w:color="auto" w:fill="121314"/>
+            <w:tcMar>
+              <w:top w:w="20" w:type="dxa"/>
+              <w:left w:w="20" w:type="dxa"/>
+              <w:bottom w:w="20" w:type="dxa"/>
+              <w:right w:w="20" w:type="dxa"/>
+            </w:tcMar>
+            <w:vAlign w:val="center"/>
+          </w:tcPr>
+          <w:p>
+            <w:pPr>
+              <w:rPr>
+                <w:rFonts w:hint="default"/>
+              </w:rPr>
+            </w:pPr>
+            <w:r>
+              <w:rPr>
+                <w:rFonts w:hint="default"/>
+                <w:lang w:val="en-US" w:eastAsia="zh-CN"/>
+              </w:rPr>
+              <w:t>company_goals</w:t>
+            </w:r>
+          </w:p>
+        </w:tc>
+        <w:tc>
+          <w:tcPr>
+            <w:tcW w:w="0" w:type="auto"/>
+            <w:tcBorders>
+              <w:top w:val="single" w:color="2A2B2C" w:sz="2" w:space="0"/>
+              <w:left w:val="single" w:color="2A2B2C" w:sz="2" w:space="0"/>
+              <w:bottom w:val="single" w:color="2A2B2C" w:sz="2" w:space="0"/>
+              <w:right w:val="single" w:color="2A2B2C" w:sz="2" w:space="0"/>
+            </w:tcBorders>
+            <w:shd w:val="clear" w:color="auto" w:fill="121314"/>
+            <w:tcMar>
+              <w:top w:w="20" w:type="dxa"/>
+              <w:left w:w="20" w:type="dxa"/>
+              <w:bottom w:w="20" w:type="dxa"/>
+              <w:right w:w="20" w:type="dxa"/>
+            </w:tcMar>
+            <w:vAlign w:val="center"/>
+          </w:tcPr>
+          <w:p>
+            <w:pPr>
+              <w:rPr>
+                <w:rFonts w:hint="default"/>
+              </w:rPr>
+            </w:pPr>
+            <w:r>
+              <w:rPr>
+                <w:rFonts w:hint="default"/>
+                <w:lang w:val="en-US" w:eastAsia="zh-CN"/>
+              </w:rPr>
+              <w:t>OKR / KPI / MBO 三类，含 target/current/progress</w:t>
+            </w:r>
+          </w:p>
+        </w:tc>
+      </w:tr>
+      <w:tr>
+        <w:tblPrEx>
+          <w:tblBorders>
+            <w:top w:val="single" w:color="2A2B2C" w:sz="2" w:space="0"/>
+            <w:left w:val="single" w:color="2A2B2C" w:sz="2" w:space="0"/>
+            <w:bottom w:val="single" w:color="2A2B2C" w:sz="2" w:space="0"/>
+            <w:right w:val="single" w:color="2A2B2C" w:sz="2" w:space="0"/>
+            <w:insideH w:val="none" w:color="auto" w:sz="0" w:space="0"/>
+            <w:insideV w:val="none" w:color="auto" w:sz="0" w:space="0"/>
+          </w:tblBorders>
+          <w:shd w:val="clear" w:color="auto" w:fill="121314"/>
+          <w:tblCellMar>
+            <w:top w:w="15" w:type="dxa"/>
+            <w:left w:w="15" w:type="dxa"/>
+            <w:bottom w:w="15" w:type="dxa"/>
+            <w:right w:w="15" w:type="dxa"/>
+          </w:tblCellMar>
+        </w:tblPrEx>
+        <w:tc>
+          <w:tcPr>
+            <w:tcW w:w="0" w:type="auto"/>
+            <w:tcBorders>
+              <w:top w:val="single" w:color="2A2B2C" w:sz="2" w:space="0"/>
+              <w:left w:val="single" w:color="2A2B2C" w:sz="2" w:space="0"/>
+              <w:bottom w:val="single" w:color="2A2B2C" w:sz="2" w:space="0"/>
+              <w:right w:val="single" w:color="2A2B2C" w:sz="2" w:space="0"/>
+            </w:tcBorders>
+            <w:shd w:val="clear" w:color="auto" w:fill="121314"/>
+            <w:tcMar>
+              <w:top w:w="20" w:type="dxa"/>
+              <w:left w:w="20" w:type="dxa"/>
+              <w:bottom w:w="20" w:type="dxa"/>
+              <w:right w:w="20" w:type="dxa"/>
+            </w:tcMar>
+            <w:vAlign w:val="center"/>
+          </w:tcPr>
+          <w:p>
+            <w:pPr>
+              <w:rPr>
+                <w:rFonts w:hint="default"/>
+              </w:rPr>
+            </w:pPr>
+            <w:r>
+              <w:rPr>
+                <w:rFonts w:hint="default"/>
+                <w:lang w:val="en-US" w:eastAsia="zh-CN"/>
+              </w:rPr>
+              <w:t>目标方向</w:t>
+            </w:r>
+          </w:p>
+        </w:tc>
+        <w:tc>
+          <w:tcPr>
+            <w:tcW w:w="0" w:type="auto"/>
+            <w:tcBorders>
+              <w:top w:val="single" w:color="2A2B2C" w:sz="2" w:space="0"/>
+              <w:left w:val="single" w:color="2A2B2C" w:sz="2" w:space="0"/>
+              <w:bottom w:val="single" w:color="2A2B2C" w:sz="2" w:space="0"/>
+              <w:right w:val="single" w:color="2A2B2C" w:sz="2" w:space="0"/>
+            </w:tcBorders>
+            <w:shd w:val="clear" w:color="auto" w:fill="121314"/>
+            <w:tcMar>
+              <w:top w:w="20" w:type="dxa"/>
+              <w:left w:w="20" w:type="dxa"/>
+              <w:bottom w:w="20" w:type="dxa"/>
+              <w:right w:w="20" w:type="dxa"/>
+            </w:tcMar>
+            <w:vAlign w:val="center"/>
+          </w:tcPr>
+          <w:p>
+            <w:pPr>
+              <w:rPr>
+                <w:rFonts w:hint="default"/>
+              </w:rPr>
+            </w:pPr>
+            <w:r>
+              <w:rPr>
+                <w:rFonts w:hint="default"/>
+                <w:lang w:val="en-US" w:eastAsia="zh-CN"/>
+              </w:rPr>
+              <w:t>Direction</w:t>
+            </w:r>
+          </w:p>
+        </w:tc>
+        <w:tc>
+          <w:tcPr>
+            <w:tcW w:w="0" w:type="auto"/>
+            <w:tcBorders>
+              <w:top w:val="single" w:color="2A2B2C" w:sz="2" w:space="0"/>
+              <w:left w:val="single" w:color="2A2B2C" w:sz="2" w:space="0"/>
+              <w:bottom w:val="single" w:color="2A2B2C" w:sz="2" w:space="0"/>
+              <w:right w:val="single" w:color="2A2B2C" w:sz="2" w:space="0"/>
+            </w:tcBorders>
+            <w:shd w:val="clear" w:color="auto" w:fill="121314"/>
+            <w:tcMar>
+              <w:top w:w="20" w:type="dxa"/>
+              <w:left w:w="20" w:type="dxa"/>
+              <w:bottom w:w="20" w:type="dxa"/>
+              <w:right w:w="20" w:type="dxa"/>
+            </w:tcMar>
+            <w:vAlign w:val="center"/>
+          </w:tcPr>
+          <w:p>
+            <w:pPr>
+              <w:rPr>
+                <w:rFonts w:hint="default"/>
+              </w:rPr>
+            </w:pPr>
+            <w:r>
+              <w:rPr>
+                <w:rFonts w:hint="default"/>
+                <w:lang w:val="en-US" w:eastAsia="zh-CN"/>
+              </w:rPr>
+              <w:t>company_goals.direction</w:t>
+            </w:r>
+          </w:p>
+        </w:tc>
+        <w:tc>
+          <w:tcPr>
+            <w:tcW w:w="0" w:type="auto"/>
+            <w:tcBorders>
+              <w:top w:val="single" w:color="2A2B2C" w:sz="2" w:space="0"/>
+              <w:left w:val="single" w:color="2A2B2C" w:sz="2" w:space="0"/>
+              <w:bottom w:val="single" w:color="2A2B2C" w:sz="2" w:space="0"/>
+              <w:right w:val="single" w:color="2A2B2C" w:sz="2" w:space="0"/>
+            </w:tcBorders>
+            <w:shd w:val="clear" w:color="auto" w:fill="121314"/>
+            <w:tcMar>
+              <w:top w:w="20" w:type="dxa"/>
+              <w:left w:w="20" w:type="dxa"/>
+              <w:bottom w:w="20" w:type="dxa"/>
+              <w:right w:w="20" w:type="dxa"/>
+            </w:tcMar>
+            <w:vAlign w:val="center"/>
+          </w:tcPr>
+          <w:p>
+            <w:pPr>
+              <w:rPr>
+                <w:rFonts w:hint="default"/>
+              </w:rPr>
+            </w:pPr>
+            <w:r>
+              <w:rPr>
+                <w:rFonts w:hint="default"/>
+                <w:lang w:val="en-US" w:eastAsia="zh-CN"/>
+              </w:rPr>
+              <w:t>higher（越高越好，如营收）或 lower（越低越好，如退货率）</w:t>
+            </w:r>
+          </w:p>
+        </w:tc>
+      </w:tr>
+      <w:tr>
+        <w:tblPrEx>
+          <w:tblBorders>
+            <w:top w:val="single" w:color="2A2B2C" w:sz="2" w:space="0"/>
+            <w:left w:val="single" w:color="2A2B2C" w:sz="2" w:space="0"/>
+            <w:bottom w:val="single" w:color="2A2B2C" w:sz="2" w:space="0"/>
+            <w:right w:val="single" w:color="2A2B2C" w:sz="2" w:space="0"/>
+            <w:insideH w:val="none" w:color="auto" w:sz="0" w:space="0"/>
+            <w:insideV w:val="none" w:color="auto" w:sz="0" w:space="0"/>
+          </w:tblBorders>
+          <w:tblCellMar>
+            <w:top w:w="15" w:type="dxa"/>
+            <w:left w:w="15" w:type="dxa"/>
+            <w:bottom w:w="15" w:type="dxa"/>
+            <w:right w:w="15" w:type="dxa"/>
+          </w:tblCellMar>
+        </w:tblPrEx>
+        <w:tc>
+          <w:tcPr>
+            <w:tcW w:w="0" w:type="auto"/>
+            <w:tcBorders>
+              <w:top w:val="single" w:color="2A2B2C" w:sz="2" w:space="0"/>
+              <w:left w:val="single" w:color="2A2B2C" w:sz="2" w:space="0"/>
+              <w:bottom w:val="single" w:color="2A2B2C" w:sz="2" w:space="0"/>
+              <w:right w:val="single" w:color="2A2B2C" w:sz="2" w:space="0"/>
+            </w:tcBorders>
+            <w:shd w:val="clear" w:color="auto" w:fill="121314"/>
+            <w:tcMar>
+              <w:top w:w="20" w:type="dxa"/>
+              <w:left w:w="20" w:type="dxa"/>
+              <w:bottom w:w="20" w:type="dxa"/>
+              <w:right w:w="20" w:type="dxa"/>
+            </w:tcMar>
+            <w:vAlign w:val="center"/>
+          </w:tcPr>
+          <w:p>
+            <w:pPr>
+              <w:rPr>
+                <w:rFonts w:hint="default"/>
+              </w:rPr>
+            </w:pPr>
+            <w:r>
+              <w:rPr>
+                <w:rFonts w:hint="default"/>
+                <w:lang w:val="en-US" w:eastAsia="zh-CN"/>
+              </w:rPr>
+              <w:t>关键绩效指标</w:t>
+            </w:r>
+          </w:p>
+        </w:tc>
+        <w:tc>
+          <w:tcPr>
+            <w:tcW w:w="0" w:type="auto"/>
+            <w:tcBorders>
+              <w:top w:val="single" w:color="2A2B2C" w:sz="2" w:space="0"/>
+              <w:left w:val="single" w:color="2A2B2C" w:sz="2" w:space="0"/>
+              <w:bottom w:val="single" w:color="2A2B2C" w:sz="2" w:space="0"/>
+              <w:right w:val="single" w:color="2A2B2C" w:sz="2" w:space="0"/>
+            </w:tcBorders>
+            <w:shd w:val="clear" w:color="auto" w:fill="121314"/>
+            <w:tcMar>
+              <w:top w:w="20" w:type="dxa"/>
+              <w:left w:w="20" w:type="dxa"/>
+              <w:bottom w:w="20" w:type="dxa"/>
+              <w:right w:w="20" w:type="dxa"/>
+            </w:tcMar>
+            <w:vAlign w:val="center"/>
+          </w:tcPr>
+          <w:p>
+            <w:pPr>
+              <w:rPr>
+                <w:rFonts w:hint="default"/>
+              </w:rPr>
+            </w:pPr>
+            <w:r>
+              <w:rPr>
+                <w:rFonts w:hint="default"/>
+                <w:lang w:val="en-US" w:eastAsia="zh-CN"/>
+              </w:rPr>
+              <w:t>KPI</w:t>
+            </w:r>
+          </w:p>
+        </w:tc>
+        <w:tc>
+          <w:tcPr>
+            <w:tcW w:w="0" w:type="auto"/>
+            <w:tcBorders>
+              <w:top w:val="single" w:color="2A2B2C" w:sz="2" w:space="0"/>
+              <w:left w:val="single" w:color="2A2B2C" w:sz="2" w:space="0"/>
+              <w:bottom w:val="single" w:color="2A2B2C" w:sz="2" w:space="0"/>
+              <w:right w:val="single" w:color="2A2B2C" w:sz="2" w:space="0"/>
+            </w:tcBorders>
+            <w:shd w:val="clear" w:color="auto" w:fill="121314"/>
+            <w:tcMar>
+              <w:top w:w="20" w:type="dxa"/>
+              <w:left w:w="20" w:type="dxa"/>
+              <w:bottom w:w="20" w:type="dxa"/>
+              <w:right w:w="20" w:type="dxa"/>
+            </w:tcMar>
+            <w:vAlign w:val="center"/>
+          </w:tcPr>
+          <w:p>
+            <w:pPr>
+              <w:rPr>
+                <w:rFonts w:hint="default"/>
+              </w:rPr>
+            </w:pPr>
+            <w:r>
+              <w:rPr>
+                <w:rFonts w:hint="default"/>
+                <w:lang w:val="en-US" w:eastAsia="zh-CN"/>
+              </w:rPr>
+              <w:t>company_kpis</w:t>
+            </w:r>
+          </w:p>
+        </w:tc>
+        <w:tc>
+          <w:tcPr>
+            <w:tcW w:w="0" w:type="auto"/>
+            <w:tcBorders>
+              <w:top w:val="single" w:color="2A2B2C" w:sz="2" w:space="0"/>
+              <w:left w:val="single" w:color="2A2B2C" w:sz="2" w:space="0"/>
+              <w:bottom w:val="single" w:color="2A2B2C" w:sz="2" w:space="0"/>
+              <w:right w:val="single" w:color="2A2B2C" w:sz="2" w:space="0"/>
+            </w:tcBorders>
+            <w:shd w:val="clear" w:color="auto" w:fill="121314"/>
+            <w:tcMar>
+              <w:top w:w="20" w:type="dxa"/>
+              <w:left w:w="20" w:type="dxa"/>
+              <w:bottom w:w="20" w:type="dxa"/>
+              <w:right w:w="20" w:type="dxa"/>
+            </w:tcMar>
+            <w:vAlign w:val="center"/>
+          </w:tcPr>
+          <w:p>
+            <w:pPr>
+              <w:rPr>
+                <w:rFonts w:hint="default"/>
+              </w:rPr>
+            </w:pPr>
+            <w:r>
+              <w:rPr>
+                <w:rFonts w:hint="default"/>
+                <w:lang w:val="en-US" w:eastAsia="zh-CN"/>
+              </w:rPr>
+              <w:t>销售额、毛利率、订单数、库存周转率、复购率、退货率、物流准时率</w:t>
+            </w:r>
+          </w:p>
+        </w:tc>
+      </w:tr>
+      <w:tr>
+        <w:tblPrEx>
+          <w:tblBorders>
+            <w:top w:val="single" w:color="2A2B2C" w:sz="2" w:space="0"/>
+            <w:left w:val="single" w:color="2A2B2C" w:sz="2" w:space="0"/>
+            <w:bottom w:val="single" w:color="2A2B2C" w:sz="2" w:space="0"/>
+            <w:right w:val="single" w:color="2A2B2C" w:sz="2" w:space="0"/>
+            <w:insideH w:val="none" w:color="auto" w:sz="0" w:space="0"/>
+            <w:insideV w:val="none" w:color="auto" w:sz="0" w:space="0"/>
+          </w:tblBorders>
+          <w:shd w:val="clear" w:color="auto" w:fill="121314"/>
+          <w:tblCellMar>
+            <w:top w:w="15" w:type="dxa"/>
+            <w:left w:w="15" w:type="dxa"/>
+            <w:bottom w:w="15" w:type="dxa"/>
+            <w:right w:w="15" w:type="dxa"/>
+          </w:tblCellMar>
+        </w:tblPrEx>
+        <w:tc>
+          <w:tcPr>
+            <w:tcW w:w="0" w:type="auto"/>
+            <w:tcBorders>
+              <w:top w:val="single" w:color="2A2B2C" w:sz="2" w:space="0"/>
+              <w:left w:val="single" w:color="2A2B2C" w:sz="2" w:space="0"/>
+              <w:bottom w:val="single" w:color="2A2B2C" w:sz="2" w:space="0"/>
+              <w:right w:val="single" w:color="2A2B2C" w:sz="2" w:space="0"/>
+            </w:tcBorders>
+            <w:shd w:val="clear" w:color="auto" w:fill="121314"/>
+            <w:tcMar>
+              <w:top w:w="20" w:type="dxa"/>
+              <w:left w:w="20" w:type="dxa"/>
+              <w:bottom w:w="20" w:type="dxa"/>
+              <w:right w:w="20" w:type="dxa"/>
+            </w:tcMar>
+            <w:vAlign w:val="center"/>
+          </w:tcPr>
+          <w:p>
+            <w:pPr>
+              <w:rPr>
+                <w:rFonts w:hint="default"/>
+              </w:rPr>
+            </w:pPr>
+            <w:r>
+              <w:rPr>
+                <w:rFonts w:hint="default"/>
+                <w:lang w:val="en-US" w:eastAsia="zh-CN"/>
+              </w:rPr>
+              <w:t>进度百分比</w:t>
+            </w:r>
+          </w:p>
+        </w:tc>
+        <w:tc>
+          <w:tcPr>
+            <w:tcW w:w="0" w:type="auto"/>
+            <w:tcBorders>
+              <w:top w:val="single" w:color="2A2B2C" w:sz="2" w:space="0"/>
+              <w:left w:val="single" w:color="2A2B2C" w:sz="2" w:space="0"/>
+              <w:bottom w:val="single" w:color="2A2B2C" w:sz="2" w:space="0"/>
+              <w:right w:val="single" w:color="2A2B2C" w:sz="2" w:space="0"/>
+            </w:tcBorders>
+            <w:shd w:val="clear" w:color="auto" w:fill="121314"/>
+            <w:tcMar>
+              <w:top w:w="20" w:type="dxa"/>
+              <w:left w:w="20" w:type="dxa"/>
+              <w:bottom w:w="20" w:type="dxa"/>
+              <w:right w:w="20" w:type="dxa"/>
+            </w:tcMar>
+            <w:vAlign w:val="center"/>
+          </w:tcPr>
+          <w:p>
+            <w:pPr>
+              <w:rPr>
+                <w:rFonts w:hint="default"/>
+              </w:rPr>
+            </w:pPr>
+            <w:r>
+              <w:rPr>
+                <w:rFonts w:hint="default"/>
+                <w:lang w:val="en-US" w:eastAsia="zh-CN"/>
+              </w:rPr>
+              <w:t>Progress %</w:t>
+            </w:r>
+          </w:p>
+        </w:tc>
+        <w:tc>
+          <w:tcPr>
+            <w:tcW w:w="0" w:type="auto"/>
+            <w:tcBorders>
+              <w:top w:val="single" w:color="2A2B2C" w:sz="2" w:space="0"/>
+              <w:left w:val="single" w:color="2A2B2C" w:sz="2" w:space="0"/>
+              <w:bottom w:val="single" w:color="2A2B2C" w:sz="2" w:space="0"/>
+              <w:right w:val="single" w:color="2A2B2C" w:sz="2" w:space="0"/>
+            </w:tcBorders>
+            <w:shd w:val="clear" w:color="auto" w:fill="121314"/>
+            <w:tcMar>
+              <w:top w:w="20" w:type="dxa"/>
+              <w:left w:w="20" w:type="dxa"/>
+              <w:bottom w:w="20" w:type="dxa"/>
+              <w:right w:w="20" w:type="dxa"/>
+            </w:tcMar>
+            <w:vAlign w:val="center"/>
+          </w:tcPr>
+          <w:p>
+            <w:pPr>
+              <w:rPr>
+                <w:rFonts w:hint="default"/>
+              </w:rPr>
+            </w:pPr>
+            <w:r>
+              <w:rPr>
+                <w:rFonts w:hint="default"/>
+                <w:lang w:val="en-US" w:eastAsia="zh-CN"/>
+              </w:rPr>
+              <w:t>—</w:t>
+            </w:r>
+          </w:p>
+        </w:tc>
+        <w:tc>
+          <w:tcPr>
+            <w:tcW w:w="0" w:type="auto"/>
+            <w:tcBorders>
+              <w:top w:val="single" w:color="2A2B2C" w:sz="2" w:space="0"/>
+              <w:left w:val="single" w:color="2A2B2C" w:sz="2" w:space="0"/>
+              <w:bottom w:val="single" w:color="2A2B2C" w:sz="2" w:space="0"/>
+              <w:right w:val="single" w:color="2A2B2C" w:sz="2" w:space="0"/>
+            </w:tcBorders>
+            <w:shd w:val="clear" w:color="auto" w:fill="121314"/>
+            <w:tcMar>
+              <w:top w:w="20" w:type="dxa"/>
+              <w:left w:w="20" w:type="dxa"/>
+              <w:bottom w:w="20" w:type="dxa"/>
+              <w:right w:w="20" w:type="dxa"/>
+            </w:tcMar>
+            <w:vAlign w:val="center"/>
+          </w:tcPr>
+          <w:p>
+            <w:pPr>
+              <w:rPr>
+                <w:rFonts w:hint="default"/>
+              </w:rPr>
+            </w:pPr>
+            <w:r>
+              <w:rPr>
+                <w:rFonts w:hint="default"/>
+                <w:lang w:val="en-US" w:eastAsia="zh-CN"/>
+              </w:rPr>
+              <w:t>自动计算：higher = current/target，lower = target/current</w:t>
+            </w:r>
+          </w:p>
+        </w:tc>
+      </w:tr>
+    </w:tbl>
+    <w:p>
+      <w:pPr>
+        <w:rPr>
+          <w:rFonts w:hint="default"/>
+        </w:rPr>
+      </w:pPr>
+      <w:r>
+        <w:rPr>
+          <w:rFonts w:hint="default"/>
+        </w:rPr>
+        <w:t>四、数字孪生（how we're doing right now）</w:t>
+      </w:r>
+    </w:p>
+    <w:tbl>
+      <w:tblPr>
+        <w:tblW w:w="0" w:type="auto"/>
+        <w:tblInd w:w="0" w:type="dxa"/>
+        <w:tblBorders>
+          <w:top w:val="single" w:color="2A2B2C" w:sz="2" w:space="0"/>
+          <w:left w:val="single" w:color="2A2B2C" w:sz="2" w:space="0"/>
+          <w:bottom w:val="single" w:color="2A2B2C" w:sz="2" w:space="0"/>
+          <w:right w:val="single" w:color="2A2B2C" w:sz="2" w:space="0"/>
+          <w:insideH w:val="none" w:color="auto" w:sz="0" w:space="0"/>
+          <w:insideV w:val="none" w:color="auto" w:sz="0" w:space="0"/>
+        </w:tblBorders>
+        <w:shd w:val="clear" w:color="auto" w:fill="121314"/>
+        <w:tblLayout w:type="autofit"/>
+        <w:tblCellMar>
+          <w:top w:w="15" w:type="dxa"/>
+          <w:left w:w="15" w:type="dxa"/>
+          <w:bottom w:w="15" w:type="dxa"/>
+          <w:right w:w="15" w:type="dxa"/>
+        </w:tblCellMar>
+      </w:tblPr>
+      <w:tblGrid>
+        <w:gridCol w:w="751"/>
+        <w:gridCol w:w="1272"/>
+        <w:gridCol w:w="1509"/>
+        <w:gridCol w:w="4814"/>
+      </w:tblGrid>
+      <w:tr>
+        <w:tblPrEx>
+          <w:tblBorders>
+            <w:top w:val="single" w:color="2A2B2C" w:sz="2" w:space="0"/>
+            <w:left w:val="single" w:color="2A2B2C" w:sz="2" w:space="0"/>
+            <w:bottom w:val="single" w:color="2A2B2C" w:sz="2" w:space="0"/>
+            <w:right w:val="single" w:color="2A2B2C" w:sz="2" w:space="0"/>
+            <w:insideH w:val="none" w:color="auto" w:sz="0" w:space="0"/>
+            <w:insideV w:val="none" w:color="auto" w:sz="0" w:space="0"/>
+          </w:tblBorders>
+          <w:shd w:val="clear" w:color="auto" w:fill="121314"/>
+          <w:tblCellMar>
+            <w:top w:w="15" w:type="dxa"/>
+            <w:left w:w="15" w:type="dxa"/>
+            <w:bottom w:w="15" w:type="dxa"/>
+            <w:right w:w="15" w:type="dxa"/>
+          </w:tblCellMar>
+        </w:tblPrEx>
+        <w:trPr>
+          <w:tblHeader/>
+        </w:trPr>
+        <w:tc>
+          <w:tcPr>
+            <w:tcW w:w="0" w:type="auto"/>
+            <w:tcBorders>
+              <w:top w:val="single" w:color="2A2B2C" w:sz="2" w:space="0"/>
+              <w:left w:val="single" w:color="2A2B2C" w:sz="2" w:space="0"/>
+              <w:bottom w:val="single" w:color="2A2B2C" w:sz="2" w:space="0"/>
+              <w:right w:val="single" w:color="2A2B2C" w:sz="2" w:space="0"/>
+            </w:tcBorders>
+            <w:shd w:val="clear" w:color="auto" w:fill="121314"/>
+            <w:tcMar>
+              <w:top w:w="20" w:type="dxa"/>
+              <w:left w:w="20" w:type="dxa"/>
+              <w:bottom w:w="20" w:type="dxa"/>
+              <w:right w:w="20" w:type="dxa"/>
+            </w:tcMar>
+            <w:vAlign w:val="center"/>
+          </w:tcPr>
+          <w:p>
+            <w:pPr>
+              <w:rPr>
+                <w:rFonts w:hint="default"/>
+              </w:rPr>
+            </w:pPr>
+            <w:r>
+              <w:rPr>
+                <w:rFonts w:hint="default"/>
+                <w:lang w:val="en-US" w:eastAsia="zh-CN"/>
+              </w:rPr>
+              <w:t>概念</w:t>
+            </w:r>
+          </w:p>
+        </w:tc>
+        <w:tc>
+          <w:tcPr>
+            <w:tcW w:w="0" w:type="auto"/>
+            <w:tcBorders>
+              <w:top w:val="single" w:color="2A2B2C" w:sz="2" w:space="0"/>
+              <w:left w:val="single" w:color="2A2B2C" w:sz="2" w:space="0"/>
+              <w:bottom w:val="single" w:color="2A2B2C" w:sz="2" w:space="0"/>
+              <w:right w:val="single" w:color="2A2B2C" w:sz="2" w:space="0"/>
+            </w:tcBorders>
+            <w:shd w:val="clear" w:color="auto" w:fill="121314"/>
+            <w:tcMar>
+              <w:top w:w="20" w:type="dxa"/>
+              <w:left w:w="20" w:type="dxa"/>
+              <w:bottom w:w="20" w:type="dxa"/>
+              <w:right w:w="20" w:type="dxa"/>
+            </w:tcMar>
+            <w:vAlign w:val="center"/>
+          </w:tcPr>
+          <w:p>
+            <w:pPr>
+              <w:rPr>
+                <w:rFonts w:hint="default"/>
+              </w:rPr>
+            </w:pPr>
+            <w:r>
+              <w:rPr>
+                <w:rFonts w:hint="default"/>
+                <w:lang w:val="en-US" w:eastAsia="zh-CN"/>
+              </w:rPr>
+              <w:t>英文</w:t>
+            </w:r>
+          </w:p>
+        </w:tc>
+        <w:tc>
+          <w:tcPr>
+            <w:tcW w:w="0" w:type="auto"/>
+            <w:tcBorders>
+              <w:top w:val="single" w:color="2A2B2C" w:sz="2" w:space="0"/>
+              <w:left w:val="single" w:color="2A2B2C" w:sz="2" w:space="0"/>
+              <w:bottom w:val="single" w:color="2A2B2C" w:sz="2" w:space="0"/>
+              <w:right w:val="single" w:color="2A2B2C" w:sz="2" w:space="0"/>
+            </w:tcBorders>
+            <w:shd w:val="clear" w:color="auto" w:fill="121314"/>
+            <w:tcMar>
+              <w:top w:w="20" w:type="dxa"/>
+              <w:left w:w="20" w:type="dxa"/>
+              <w:bottom w:w="20" w:type="dxa"/>
+              <w:right w:w="20" w:type="dxa"/>
+            </w:tcMar>
+            <w:vAlign w:val="center"/>
+          </w:tcPr>
+          <w:p>
+            <w:pPr>
+              <w:rPr>
+                <w:rFonts w:hint="default"/>
+              </w:rPr>
+            </w:pPr>
+            <w:r>
+              <w:rPr>
+                <w:rFonts w:hint="default"/>
+                <w:lang w:val="en-US" w:eastAsia="zh-CN"/>
+              </w:rPr>
+              <w:t>数据表</w:t>
+            </w:r>
+          </w:p>
+        </w:tc>
+        <w:tc>
+          <w:tcPr>
+            <w:tcW w:w="0" w:type="auto"/>
+            <w:tcBorders>
+              <w:top w:val="single" w:color="2A2B2C" w:sz="2" w:space="0"/>
+              <w:left w:val="single" w:color="2A2B2C" w:sz="2" w:space="0"/>
+              <w:bottom w:val="single" w:color="2A2B2C" w:sz="2" w:space="0"/>
+              <w:right w:val="single" w:color="2A2B2C" w:sz="2" w:space="0"/>
+            </w:tcBorders>
+            <w:shd w:val="clear" w:color="auto" w:fill="121314"/>
+            <w:tcMar>
+              <w:top w:w="20" w:type="dxa"/>
+              <w:left w:w="20" w:type="dxa"/>
+              <w:bottom w:w="20" w:type="dxa"/>
+              <w:right w:w="20" w:type="dxa"/>
+            </w:tcMar>
+            <w:vAlign w:val="center"/>
+          </w:tcPr>
+          <w:p>
+            <w:pPr>
+              <w:rPr>
+                <w:rFonts w:hint="default"/>
+              </w:rPr>
+            </w:pPr>
+            <w:r>
+              <w:rPr>
+                <w:rFonts w:hint="default"/>
+                <w:lang w:val="en-US" w:eastAsia="zh-CN"/>
+              </w:rPr>
+              <w:t>说明</w:t>
+            </w:r>
+          </w:p>
+        </w:tc>
+      </w:tr>
+      <w:tr>
+        <w:tblPrEx>
+          <w:tblBorders>
+            <w:top w:val="single" w:color="2A2B2C" w:sz="2" w:space="0"/>
+            <w:left w:val="single" w:color="2A2B2C" w:sz="2" w:space="0"/>
+            <w:bottom w:val="single" w:color="2A2B2C" w:sz="2" w:space="0"/>
+            <w:right w:val="single" w:color="2A2B2C" w:sz="2" w:space="0"/>
+            <w:insideH w:val="none" w:color="auto" w:sz="0" w:space="0"/>
+            <w:insideV w:val="none" w:color="auto" w:sz="0" w:space="0"/>
+          </w:tblBorders>
+          <w:tblCellMar>
+            <w:top w:w="15" w:type="dxa"/>
+            <w:left w:w="15" w:type="dxa"/>
+            <w:bottom w:w="15" w:type="dxa"/>
+            <w:right w:w="15" w:type="dxa"/>
+          </w:tblCellMar>
+        </w:tblPrEx>
+        <w:tc>
+          <w:tcPr>
+            <w:tcW w:w="0" w:type="auto"/>
+            <w:tcBorders>
+              <w:top w:val="single" w:color="2A2B2C" w:sz="2" w:space="0"/>
+              <w:left w:val="single" w:color="2A2B2C" w:sz="2" w:space="0"/>
+              <w:bottom w:val="single" w:color="2A2B2C" w:sz="2" w:space="0"/>
+              <w:right w:val="single" w:color="2A2B2C" w:sz="2" w:space="0"/>
+            </w:tcBorders>
+            <w:shd w:val="clear" w:color="auto" w:fill="121314"/>
+            <w:tcMar>
+              <w:top w:w="20" w:type="dxa"/>
+              <w:left w:w="20" w:type="dxa"/>
+              <w:bottom w:w="20" w:type="dxa"/>
+              <w:right w:w="20" w:type="dxa"/>
+            </w:tcMar>
+            <w:vAlign w:val="center"/>
+          </w:tcPr>
+          <w:p>
+            <w:pPr>
+              <w:rPr>
+                <w:rFonts w:hint="default"/>
+              </w:rPr>
+            </w:pPr>
+            <w:r>
+              <w:rPr>
+                <w:rFonts w:hint="default"/>
+                <w:lang w:val="en-US" w:eastAsia="zh-CN"/>
+              </w:rPr>
+              <w:t>业务指标</w:t>
+            </w:r>
+          </w:p>
+        </w:tc>
+        <w:tc>
+          <w:tcPr>
+            <w:tcW w:w="0" w:type="auto"/>
+            <w:tcBorders>
+              <w:top w:val="single" w:color="2A2B2C" w:sz="2" w:space="0"/>
+              <w:left w:val="single" w:color="2A2B2C" w:sz="2" w:space="0"/>
+              <w:bottom w:val="single" w:color="2A2B2C" w:sz="2" w:space="0"/>
+              <w:right w:val="single" w:color="2A2B2C" w:sz="2" w:space="0"/>
+            </w:tcBorders>
+            <w:shd w:val="clear" w:color="auto" w:fill="121314"/>
+            <w:tcMar>
+              <w:top w:w="20" w:type="dxa"/>
+              <w:left w:w="20" w:type="dxa"/>
+              <w:bottom w:w="20" w:type="dxa"/>
+              <w:right w:w="20" w:type="dxa"/>
+            </w:tcMar>
+            <w:vAlign w:val="center"/>
+          </w:tcPr>
+          <w:p>
+            <w:pPr>
+              <w:rPr>
+                <w:rFonts w:hint="default"/>
+              </w:rPr>
+            </w:pPr>
+            <w:r>
+              <w:rPr>
+                <w:rFonts w:hint="default"/>
+                <w:lang w:val="en-US" w:eastAsia="zh-CN"/>
+              </w:rPr>
+              <w:t>Business Metric</w:t>
+            </w:r>
+          </w:p>
+        </w:tc>
+        <w:tc>
+          <w:tcPr>
+            <w:tcW w:w="0" w:type="auto"/>
+            <w:tcBorders>
+              <w:top w:val="single" w:color="2A2B2C" w:sz="2" w:space="0"/>
+              <w:left w:val="single" w:color="2A2B2C" w:sz="2" w:space="0"/>
+              <w:bottom w:val="single" w:color="2A2B2C" w:sz="2" w:space="0"/>
+              <w:right w:val="single" w:color="2A2B2C" w:sz="2" w:space="0"/>
+            </w:tcBorders>
+            <w:shd w:val="clear" w:color="auto" w:fill="121314"/>
+            <w:tcMar>
+              <w:top w:w="20" w:type="dxa"/>
+              <w:left w:w="20" w:type="dxa"/>
+              <w:bottom w:w="20" w:type="dxa"/>
+              <w:right w:w="20" w:type="dxa"/>
+            </w:tcMar>
+            <w:vAlign w:val="center"/>
+          </w:tcPr>
+          <w:p>
+            <w:pPr>
+              <w:rPr>
+                <w:rFonts w:hint="default"/>
+              </w:rPr>
+            </w:pPr>
+            <w:r>
+              <w:rPr>
+                <w:rFonts w:hint="default"/>
+                <w:lang w:val="en-US" w:eastAsia="zh-CN"/>
+              </w:rPr>
+              <w:t>business_metrics</w:t>
+            </w:r>
+          </w:p>
+        </w:tc>
+        <w:tc>
+          <w:tcPr>
+            <w:tcW w:w="0" w:type="auto"/>
+            <w:tcBorders>
+              <w:top w:val="single" w:color="2A2B2C" w:sz="2" w:space="0"/>
+              <w:left w:val="single" w:color="2A2B2C" w:sz="2" w:space="0"/>
+              <w:bottom w:val="single" w:color="2A2B2C" w:sz="2" w:space="0"/>
+              <w:right w:val="single" w:color="2A2B2C" w:sz="2" w:space="0"/>
+            </w:tcBorders>
+            <w:shd w:val="clear" w:color="auto" w:fill="121314"/>
+            <w:tcMar>
+              <w:top w:w="20" w:type="dxa"/>
+              <w:left w:w="20" w:type="dxa"/>
+              <w:bottom w:w="20" w:type="dxa"/>
+              <w:right w:w="20" w:type="dxa"/>
+            </w:tcMar>
+            <w:vAlign w:val="center"/>
+          </w:tcPr>
+          <w:p>
+            <w:pPr>
+              <w:rPr>
+                <w:rFonts w:hint="default"/>
+              </w:rPr>
+            </w:pPr>
+            <w:r>
+              <w:rPr>
+                <w:rFonts w:hint="default"/>
+                <w:lang w:val="en-US" w:eastAsia="zh-CN"/>
+              </w:rPr>
+              <w:t>时序指标数据（revenue/orders/inventory/headcount…）</w:t>
+            </w:r>
+          </w:p>
+        </w:tc>
+      </w:tr>
+      <w:tr>
+        <w:tblPrEx>
+          <w:tblBorders>
+            <w:top w:val="single" w:color="2A2B2C" w:sz="2" w:space="0"/>
+            <w:left w:val="single" w:color="2A2B2C" w:sz="2" w:space="0"/>
+            <w:bottom w:val="single" w:color="2A2B2C" w:sz="2" w:space="0"/>
+            <w:right w:val="single" w:color="2A2B2C" w:sz="2" w:space="0"/>
+            <w:insideH w:val="none" w:color="auto" w:sz="0" w:space="0"/>
+            <w:insideV w:val="none" w:color="auto" w:sz="0" w:space="0"/>
+          </w:tblBorders>
+          <w:tblCellMar>
+            <w:top w:w="15" w:type="dxa"/>
+            <w:left w:w="15" w:type="dxa"/>
+            <w:bottom w:w="15" w:type="dxa"/>
+            <w:right w:w="15" w:type="dxa"/>
+          </w:tblCellMar>
+        </w:tblPrEx>
+        <w:tc>
+          <w:tcPr>
+            <w:tcW w:w="0" w:type="auto"/>
+            <w:tcBorders>
+              <w:top w:val="single" w:color="2A2B2C" w:sz="2" w:space="0"/>
+              <w:left w:val="single" w:color="2A2B2C" w:sz="2" w:space="0"/>
+              <w:bottom w:val="single" w:color="2A2B2C" w:sz="2" w:space="0"/>
+              <w:right w:val="single" w:color="2A2B2C" w:sz="2" w:space="0"/>
+            </w:tcBorders>
+            <w:shd w:val="clear" w:color="auto" w:fill="121314"/>
+            <w:tcMar>
+              <w:top w:w="20" w:type="dxa"/>
+              <w:left w:w="20" w:type="dxa"/>
+              <w:bottom w:w="20" w:type="dxa"/>
+              <w:right w:w="20" w:type="dxa"/>
+            </w:tcMar>
+            <w:vAlign w:val="center"/>
+          </w:tcPr>
+          <w:p>
+            <w:pPr>
+              <w:rPr>
+                <w:rFonts w:hint="default"/>
+              </w:rPr>
+            </w:pPr>
+            <w:r>
+              <w:rPr>
+                <w:rFonts w:hint="default"/>
+                <w:lang w:val="en-US" w:eastAsia="zh-CN"/>
+              </w:rPr>
+              <w:t>指标快照</w:t>
+            </w:r>
+          </w:p>
+        </w:tc>
+        <w:tc>
+          <w:tcPr>
+            <w:tcW w:w="0" w:type="auto"/>
+            <w:tcBorders>
+              <w:top w:val="single" w:color="2A2B2C" w:sz="2" w:space="0"/>
+              <w:left w:val="single" w:color="2A2B2C" w:sz="2" w:space="0"/>
+              <w:bottom w:val="single" w:color="2A2B2C" w:sz="2" w:space="0"/>
+              <w:right w:val="single" w:color="2A2B2C" w:sz="2" w:space="0"/>
+            </w:tcBorders>
+            <w:shd w:val="clear" w:color="auto" w:fill="121314"/>
+            <w:tcMar>
+              <w:top w:w="20" w:type="dxa"/>
+              <w:left w:w="20" w:type="dxa"/>
+              <w:bottom w:w="20" w:type="dxa"/>
+              <w:right w:w="20" w:type="dxa"/>
+            </w:tcMar>
+            <w:vAlign w:val="center"/>
+          </w:tcPr>
+          <w:p>
+            <w:pPr>
+              <w:rPr>
+                <w:rFonts w:hint="default"/>
+              </w:rPr>
+            </w:pPr>
+            <w:r>
+              <w:rPr>
+                <w:rFonts w:hint="default"/>
+                <w:lang w:val="en-US" w:eastAsia="zh-CN"/>
+              </w:rPr>
+              <w:t>Snapshot</w:t>
+            </w:r>
+          </w:p>
+        </w:tc>
+        <w:tc>
+          <w:tcPr>
+            <w:tcW w:w="0" w:type="auto"/>
+            <w:tcBorders>
+              <w:top w:val="single" w:color="2A2B2C" w:sz="2" w:space="0"/>
+              <w:left w:val="single" w:color="2A2B2C" w:sz="2" w:space="0"/>
+              <w:bottom w:val="single" w:color="2A2B2C" w:sz="2" w:space="0"/>
+              <w:right w:val="single" w:color="2A2B2C" w:sz="2" w:space="0"/>
+            </w:tcBorders>
+            <w:shd w:val="clear" w:color="auto" w:fill="121314"/>
+            <w:tcMar>
+              <w:top w:w="20" w:type="dxa"/>
+              <w:left w:w="20" w:type="dxa"/>
+              <w:bottom w:w="20" w:type="dxa"/>
+              <w:right w:w="20" w:type="dxa"/>
+            </w:tcMar>
+            <w:vAlign w:val="center"/>
+          </w:tcPr>
+          <w:p>
+            <w:pPr>
+              <w:rPr>
+                <w:rFonts w:hint="default"/>
+              </w:rPr>
+            </w:pPr>
+            <w:r>
+              <w:rPr>
+                <w:rFonts w:hint="default"/>
+                <w:lang w:val="en-US" w:eastAsia="zh-CN"/>
+              </w:rPr>
+              <w:t>—</w:t>
+            </w:r>
+          </w:p>
+        </w:tc>
+        <w:tc>
+          <w:tcPr>
+            <w:tcW w:w="0" w:type="auto"/>
+            <w:tcBorders>
+              <w:top w:val="single" w:color="2A2B2C" w:sz="2" w:space="0"/>
+              <w:left w:val="single" w:color="2A2B2C" w:sz="2" w:space="0"/>
+              <w:bottom w:val="single" w:color="2A2B2C" w:sz="2" w:space="0"/>
+              <w:right w:val="single" w:color="2A2B2C" w:sz="2" w:space="0"/>
+            </w:tcBorders>
+            <w:shd w:val="clear" w:color="auto" w:fill="121314"/>
+            <w:tcMar>
+              <w:top w:w="20" w:type="dxa"/>
+              <w:left w:w="20" w:type="dxa"/>
+              <w:bottom w:w="20" w:type="dxa"/>
+              <w:right w:w="20" w:type="dxa"/>
+            </w:tcMar>
+            <w:vAlign w:val="center"/>
+          </w:tcPr>
+          <w:p>
+            <w:pPr>
+              <w:rPr>
+                <w:rFonts w:hint="default"/>
+              </w:rPr>
+            </w:pPr>
+            <w:r>
+              <w:rPr>
+                <w:rFonts w:hint="default"/>
+                <w:lang w:val="en-US" w:eastAsia="zh-CN"/>
+              </w:rPr>
+              <w:t>每个 metric_name 的最新值</w:t>
+            </w:r>
+          </w:p>
+        </w:tc>
+      </w:tr>
+      <w:tr>
+        <w:tblPrEx>
+          <w:tblBorders>
+            <w:top w:val="single" w:color="2A2B2C" w:sz="2" w:space="0"/>
+            <w:left w:val="single" w:color="2A2B2C" w:sz="2" w:space="0"/>
+            <w:bottom w:val="single" w:color="2A2B2C" w:sz="2" w:space="0"/>
+            <w:right w:val="single" w:color="2A2B2C" w:sz="2" w:space="0"/>
+            <w:insideH w:val="none" w:color="auto" w:sz="0" w:space="0"/>
+            <w:insideV w:val="none" w:color="auto" w:sz="0" w:space="0"/>
+          </w:tblBorders>
+          <w:tblCellMar>
+            <w:top w:w="15" w:type="dxa"/>
+            <w:left w:w="15" w:type="dxa"/>
+            <w:bottom w:w="15" w:type="dxa"/>
+            <w:right w:w="15" w:type="dxa"/>
+          </w:tblCellMar>
+        </w:tblPrEx>
+        <w:tc>
+          <w:tcPr>
+            <w:tcW w:w="0" w:type="auto"/>
+            <w:tcBorders>
+              <w:top w:val="single" w:color="2A2B2C" w:sz="2" w:space="0"/>
+              <w:left w:val="single" w:color="2A2B2C" w:sz="2" w:space="0"/>
+              <w:bottom w:val="single" w:color="2A2B2C" w:sz="2" w:space="0"/>
+              <w:right w:val="single" w:color="2A2B2C" w:sz="2" w:space="0"/>
+            </w:tcBorders>
+            <w:shd w:val="clear" w:color="auto" w:fill="121314"/>
+            <w:tcMar>
+              <w:top w:w="20" w:type="dxa"/>
+              <w:left w:w="20" w:type="dxa"/>
+              <w:bottom w:w="20" w:type="dxa"/>
+              <w:right w:w="20" w:type="dxa"/>
+            </w:tcMar>
+            <w:vAlign w:val="center"/>
+          </w:tcPr>
+          <w:p>
+            <w:pPr>
+              <w:rPr>
+                <w:rFonts w:hint="default"/>
+              </w:rPr>
+            </w:pPr>
+            <w:r>
+              <w:rPr>
+                <w:rFonts w:hint="default"/>
+                <w:lang w:val="en-US" w:eastAsia="zh-CN"/>
+              </w:rPr>
+              <w:t>趋势</w:t>
+            </w:r>
+          </w:p>
+        </w:tc>
+        <w:tc>
+          <w:tcPr>
+            <w:tcW w:w="0" w:type="auto"/>
+            <w:tcBorders>
+              <w:top w:val="single" w:color="2A2B2C" w:sz="2" w:space="0"/>
+              <w:left w:val="single" w:color="2A2B2C" w:sz="2" w:space="0"/>
+              <w:bottom w:val="single" w:color="2A2B2C" w:sz="2" w:space="0"/>
+              <w:right w:val="single" w:color="2A2B2C" w:sz="2" w:space="0"/>
+            </w:tcBorders>
+            <w:shd w:val="clear" w:color="auto" w:fill="121314"/>
+            <w:tcMar>
+              <w:top w:w="20" w:type="dxa"/>
+              <w:left w:w="20" w:type="dxa"/>
+              <w:bottom w:w="20" w:type="dxa"/>
+              <w:right w:w="20" w:type="dxa"/>
+            </w:tcMar>
+            <w:vAlign w:val="center"/>
+          </w:tcPr>
+          <w:p>
+            <w:pPr>
+              <w:rPr>
+                <w:rFonts w:hint="default"/>
+              </w:rPr>
+            </w:pPr>
+            <w:r>
+              <w:rPr>
+                <w:rFonts w:hint="default"/>
+                <w:lang w:val="en-US" w:eastAsia="zh-CN"/>
+              </w:rPr>
+              <w:t>Trend</w:t>
+            </w:r>
+          </w:p>
+        </w:tc>
+        <w:tc>
+          <w:tcPr>
+            <w:tcW w:w="0" w:type="auto"/>
+            <w:tcBorders>
+              <w:top w:val="single" w:color="2A2B2C" w:sz="2" w:space="0"/>
+              <w:left w:val="single" w:color="2A2B2C" w:sz="2" w:space="0"/>
+              <w:bottom w:val="single" w:color="2A2B2C" w:sz="2" w:space="0"/>
+              <w:right w:val="single" w:color="2A2B2C" w:sz="2" w:space="0"/>
+            </w:tcBorders>
+            <w:shd w:val="clear" w:color="auto" w:fill="121314"/>
+            <w:tcMar>
+              <w:top w:w="20" w:type="dxa"/>
+              <w:left w:w="20" w:type="dxa"/>
+              <w:bottom w:w="20" w:type="dxa"/>
+              <w:right w:w="20" w:type="dxa"/>
+            </w:tcMar>
+            <w:vAlign w:val="center"/>
+          </w:tcPr>
+          <w:p>
+            <w:pPr>
+              <w:rPr>
+                <w:rFonts w:hint="default"/>
+              </w:rPr>
+            </w:pPr>
+            <w:r>
+              <w:rPr>
+                <w:rFonts w:hint="default"/>
+                <w:lang w:val="en-US" w:eastAsia="zh-CN"/>
+              </w:rPr>
+              <w:t>—</w:t>
+            </w:r>
+          </w:p>
+        </w:tc>
+        <w:tc>
+          <w:tcPr>
+            <w:tcW w:w="0" w:type="auto"/>
+            <w:tcBorders>
+              <w:top w:val="single" w:color="2A2B2C" w:sz="2" w:space="0"/>
+              <w:left w:val="single" w:color="2A2B2C" w:sz="2" w:space="0"/>
+              <w:bottom w:val="single" w:color="2A2B2C" w:sz="2" w:space="0"/>
+              <w:right w:val="single" w:color="2A2B2C" w:sz="2" w:space="0"/>
+            </w:tcBorders>
+            <w:shd w:val="clear" w:color="auto" w:fill="121314"/>
+            <w:tcMar>
+              <w:top w:w="20" w:type="dxa"/>
+              <w:left w:w="20" w:type="dxa"/>
+              <w:bottom w:w="20" w:type="dxa"/>
+              <w:right w:w="20" w:type="dxa"/>
+            </w:tcMar>
+            <w:vAlign w:val="center"/>
+          </w:tcPr>
+          <w:p>
+            <w:pPr>
+              <w:rPr>
+                <w:rFonts w:hint="default"/>
+              </w:rPr>
+            </w:pPr>
+            <w:r>
+              <w:rPr>
+                <w:rFonts w:hint="default"/>
+                <w:lang w:val="en-US" w:eastAsia="zh-CN"/>
+              </w:rPr>
+              <w:t>时间序列 + 变化百分比 + 方向（up/down/flat）</w:t>
+            </w:r>
+          </w:p>
+        </w:tc>
+      </w:tr>
+      <w:tr>
+        <w:tblPrEx>
+          <w:tblBorders>
+            <w:top w:val="single" w:color="2A2B2C" w:sz="2" w:space="0"/>
+            <w:left w:val="single" w:color="2A2B2C" w:sz="2" w:space="0"/>
+            <w:bottom w:val="single" w:color="2A2B2C" w:sz="2" w:space="0"/>
+            <w:right w:val="single" w:color="2A2B2C" w:sz="2" w:space="0"/>
+            <w:insideH w:val="none" w:color="auto" w:sz="0" w:space="0"/>
+            <w:insideV w:val="none" w:color="auto" w:sz="0" w:space="0"/>
+          </w:tblBorders>
+          <w:shd w:val="clear" w:color="auto" w:fill="121314"/>
+          <w:tblCellMar>
+            <w:top w:w="15" w:type="dxa"/>
+            <w:left w:w="15" w:type="dxa"/>
+            <w:bottom w:w="15" w:type="dxa"/>
+            <w:right w:w="15" w:type="dxa"/>
+          </w:tblCellMar>
+        </w:tblPrEx>
+        <w:tc>
+          <w:tcPr>
+            <w:tcW w:w="0" w:type="auto"/>
+            <w:tcBorders>
+              <w:top w:val="single" w:color="2A2B2C" w:sz="2" w:space="0"/>
+              <w:left w:val="single" w:color="2A2B2C" w:sz="2" w:space="0"/>
+              <w:bottom w:val="single" w:color="2A2B2C" w:sz="2" w:space="0"/>
+              <w:right w:val="single" w:color="2A2B2C" w:sz="2" w:space="0"/>
+            </w:tcBorders>
+            <w:shd w:val="clear" w:color="auto" w:fill="121314"/>
+            <w:tcMar>
+              <w:top w:w="20" w:type="dxa"/>
+              <w:left w:w="20" w:type="dxa"/>
+              <w:bottom w:w="20" w:type="dxa"/>
+              <w:right w:w="20" w:type="dxa"/>
+            </w:tcMar>
+            <w:vAlign w:val="center"/>
+          </w:tcPr>
+          <w:p>
+            <w:pPr>
+              <w:rPr>
+                <w:rFonts w:hint="default"/>
+              </w:rPr>
+            </w:pPr>
+            <w:r>
+              <w:rPr>
+                <w:rFonts w:hint="default"/>
+                <w:lang w:val="en-US" w:eastAsia="zh-CN"/>
+              </w:rPr>
+              <w:t>分类</w:t>
+            </w:r>
+          </w:p>
+        </w:tc>
+        <w:tc>
+          <w:tcPr>
+            <w:tcW w:w="0" w:type="auto"/>
+            <w:tcBorders>
+              <w:top w:val="single" w:color="2A2B2C" w:sz="2" w:space="0"/>
+              <w:left w:val="single" w:color="2A2B2C" w:sz="2" w:space="0"/>
+              <w:bottom w:val="single" w:color="2A2B2C" w:sz="2" w:space="0"/>
+              <w:right w:val="single" w:color="2A2B2C" w:sz="2" w:space="0"/>
+            </w:tcBorders>
+            <w:shd w:val="clear" w:color="auto" w:fill="121314"/>
+            <w:tcMar>
+              <w:top w:w="20" w:type="dxa"/>
+              <w:left w:w="20" w:type="dxa"/>
+              <w:bottom w:w="20" w:type="dxa"/>
+              <w:right w:w="20" w:type="dxa"/>
+            </w:tcMar>
+            <w:vAlign w:val="center"/>
+          </w:tcPr>
+          <w:p>
+            <w:pPr>
+              <w:rPr>
+                <w:rFonts w:hint="default"/>
+              </w:rPr>
+            </w:pPr>
+            <w:r>
+              <w:rPr>
+                <w:rFonts w:hint="default"/>
+                <w:lang w:val="en-US" w:eastAsia="zh-CN"/>
+              </w:rPr>
+              <w:t>Category</w:t>
+            </w:r>
+          </w:p>
+        </w:tc>
+        <w:tc>
+          <w:tcPr>
+            <w:tcW w:w="0" w:type="auto"/>
+            <w:tcBorders>
+              <w:top w:val="single" w:color="2A2B2C" w:sz="2" w:space="0"/>
+              <w:left w:val="single" w:color="2A2B2C" w:sz="2" w:space="0"/>
+              <w:bottom w:val="single" w:color="2A2B2C" w:sz="2" w:space="0"/>
+              <w:right w:val="single" w:color="2A2B2C" w:sz="2" w:space="0"/>
+            </w:tcBorders>
+            <w:shd w:val="clear" w:color="auto" w:fill="121314"/>
+            <w:tcMar>
+              <w:top w:w="20" w:type="dxa"/>
+              <w:left w:w="20" w:type="dxa"/>
+              <w:bottom w:w="20" w:type="dxa"/>
+              <w:right w:w="20" w:type="dxa"/>
+            </w:tcMar>
+            <w:vAlign w:val="center"/>
+          </w:tcPr>
+          <w:p>
+            <w:pPr>
+              <w:rPr>
+                <w:rFonts w:hint="default"/>
+              </w:rPr>
+            </w:pPr>
+            <w:r>
+              <w:rPr>
+                <w:rFonts w:hint="default"/>
+                <w:lang w:val="en-US" w:eastAsia="zh-CN"/>
+              </w:rPr>
+              <w:t>—</w:t>
+            </w:r>
+          </w:p>
+        </w:tc>
+        <w:tc>
+          <w:tcPr>
+            <w:tcW w:w="0" w:type="auto"/>
+            <w:tcBorders>
+              <w:top w:val="single" w:color="2A2B2C" w:sz="2" w:space="0"/>
+              <w:left w:val="single" w:color="2A2B2C" w:sz="2" w:space="0"/>
+              <w:bottom w:val="single" w:color="2A2B2C" w:sz="2" w:space="0"/>
+              <w:right w:val="single" w:color="2A2B2C" w:sz="2" w:space="0"/>
+            </w:tcBorders>
+            <w:shd w:val="clear" w:color="auto" w:fill="121314"/>
+            <w:tcMar>
+              <w:top w:w="20" w:type="dxa"/>
+              <w:left w:w="20" w:type="dxa"/>
+              <w:bottom w:w="20" w:type="dxa"/>
+              <w:right w:w="20" w:type="dxa"/>
+            </w:tcMar>
+            <w:vAlign w:val="center"/>
+          </w:tcPr>
+          <w:p>
+            <w:pPr>
+              <w:rPr>
+                <w:rFonts w:hint="default"/>
+              </w:rPr>
+            </w:pPr>
+            <w:r>
+              <w:rPr>
+                <w:rFonts w:hint="default"/>
+                <w:lang w:val="en-US" w:eastAsia="zh-CN"/>
+              </w:rPr>
+              <w:t>revenue / cost / inventory / hr / operations / custom</w:t>
+            </w:r>
+          </w:p>
+        </w:tc>
+      </w:tr>
+      <w:tr>
+        <w:tblPrEx>
+          <w:tblBorders>
+            <w:top w:val="single" w:color="2A2B2C" w:sz="2" w:space="0"/>
+            <w:left w:val="single" w:color="2A2B2C" w:sz="2" w:space="0"/>
+            <w:bottom w:val="single" w:color="2A2B2C" w:sz="2" w:space="0"/>
+            <w:right w:val="single" w:color="2A2B2C" w:sz="2" w:space="0"/>
+            <w:insideH w:val="none" w:color="auto" w:sz="0" w:space="0"/>
+            <w:insideV w:val="none" w:color="auto" w:sz="0" w:space="0"/>
+          </w:tblBorders>
+          <w:tblCellMar>
+            <w:top w:w="15" w:type="dxa"/>
+            <w:left w:w="15" w:type="dxa"/>
+            <w:bottom w:w="15" w:type="dxa"/>
+            <w:right w:w="15" w:type="dxa"/>
+          </w:tblCellMar>
+        </w:tblPrEx>
+        <w:tc>
+          <w:tcPr>
+            <w:tcW w:w="0" w:type="auto"/>
+            <w:tcBorders>
+              <w:top w:val="single" w:color="2A2B2C" w:sz="2" w:space="0"/>
+              <w:left w:val="single" w:color="2A2B2C" w:sz="2" w:space="0"/>
+              <w:bottom w:val="single" w:color="2A2B2C" w:sz="2" w:space="0"/>
+              <w:right w:val="single" w:color="2A2B2C" w:sz="2" w:space="0"/>
+            </w:tcBorders>
+            <w:shd w:val="clear" w:color="auto" w:fill="121314"/>
+            <w:tcMar>
+              <w:top w:w="20" w:type="dxa"/>
+              <w:left w:w="20" w:type="dxa"/>
+              <w:bottom w:w="20" w:type="dxa"/>
+              <w:right w:w="20" w:type="dxa"/>
+            </w:tcMar>
+            <w:vAlign w:val="center"/>
+          </w:tcPr>
+          <w:p>
+            <w:pPr>
+              <w:rPr>
+                <w:rFonts w:hint="default"/>
+              </w:rPr>
+            </w:pPr>
+            <w:r>
+              <w:rPr>
+                <w:rFonts w:hint="default"/>
+                <w:lang w:val="en-US" w:eastAsia="zh-CN"/>
+              </w:rPr>
+              <w:t>周期</w:t>
+            </w:r>
+          </w:p>
+        </w:tc>
+        <w:tc>
+          <w:tcPr>
+            <w:tcW w:w="0" w:type="auto"/>
+            <w:tcBorders>
+              <w:top w:val="single" w:color="2A2B2C" w:sz="2" w:space="0"/>
+              <w:left w:val="single" w:color="2A2B2C" w:sz="2" w:space="0"/>
+              <w:bottom w:val="single" w:color="2A2B2C" w:sz="2" w:space="0"/>
+              <w:right w:val="single" w:color="2A2B2C" w:sz="2" w:space="0"/>
+            </w:tcBorders>
+            <w:shd w:val="clear" w:color="auto" w:fill="121314"/>
+            <w:tcMar>
+              <w:top w:w="20" w:type="dxa"/>
+              <w:left w:w="20" w:type="dxa"/>
+              <w:bottom w:w="20" w:type="dxa"/>
+              <w:right w:w="20" w:type="dxa"/>
+            </w:tcMar>
+            <w:vAlign w:val="center"/>
+          </w:tcPr>
+          <w:p>
+            <w:pPr>
+              <w:rPr>
+                <w:rFonts w:hint="default"/>
+              </w:rPr>
+            </w:pPr>
+            <w:r>
+              <w:rPr>
+                <w:rFonts w:hint="default"/>
+                <w:lang w:val="en-US" w:eastAsia="zh-CN"/>
+              </w:rPr>
+              <w:t>Period</w:t>
+            </w:r>
+          </w:p>
+        </w:tc>
+        <w:tc>
+          <w:tcPr>
+            <w:tcW w:w="0" w:type="auto"/>
+            <w:tcBorders>
+              <w:top w:val="single" w:color="2A2B2C" w:sz="2" w:space="0"/>
+              <w:left w:val="single" w:color="2A2B2C" w:sz="2" w:space="0"/>
+              <w:bottom w:val="single" w:color="2A2B2C" w:sz="2" w:space="0"/>
+              <w:right w:val="single" w:color="2A2B2C" w:sz="2" w:space="0"/>
+            </w:tcBorders>
+            <w:shd w:val="clear" w:color="auto" w:fill="121314"/>
+            <w:tcMar>
+              <w:top w:w="20" w:type="dxa"/>
+              <w:left w:w="20" w:type="dxa"/>
+              <w:bottom w:w="20" w:type="dxa"/>
+              <w:right w:w="20" w:type="dxa"/>
+            </w:tcMar>
+            <w:vAlign w:val="center"/>
+          </w:tcPr>
+          <w:p>
+            <w:pPr>
+              <w:rPr>
+                <w:rFonts w:hint="default"/>
+              </w:rPr>
+            </w:pPr>
+            <w:r>
+              <w:rPr>
+                <w:rFonts w:hint="default"/>
+                <w:lang w:val="en-US" w:eastAsia="zh-CN"/>
+              </w:rPr>
+              <w:t>—</w:t>
+            </w:r>
+          </w:p>
+        </w:tc>
+        <w:tc>
+          <w:tcPr>
+            <w:tcW w:w="0" w:type="auto"/>
+            <w:tcBorders>
+              <w:top w:val="single" w:color="2A2B2C" w:sz="2" w:space="0"/>
+              <w:left w:val="single" w:color="2A2B2C" w:sz="2" w:space="0"/>
+              <w:bottom w:val="single" w:color="2A2B2C" w:sz="2" w:space="0"/>
+              <w:right w:val="single" w:color="2A2B2C" w:sz="2" w:space="0"/>
+            </w:tcBorders>
+            <w:shd w:val="clear" w:color="auto" w:fill="121314"/>
+            <w:tcMar>
+              <w:top w:w="20" w:type="dxa"/>
+              <w:left w:w="20" w:type="dxa"/>
+              <w:bottom w:w="20" w:type="dxa"/>
+              <w:right w:w="20" w:type="dxa"/>
+            </w:tcMar>
+            <w:vAlign w:val="center"/>
+          </w:tcPr>
+          <w:p>
+            <w:pPr>
+              <w:rPr>
+                <w:rFonts w:hint="default"/>
+              </w:rPr>
+            </w:pPr>
+            <w:r>
+              <w:rPr>
+                <w:rFonts w:hint="default"/>
+                <w:lang w:val="en-US" w:eastAsia="zh-CN"/>
+              </w:rPr>
+              <w:t>月度（2026-06）/ 季度（2026-Q2）</w:t>
+            </w:r>
+          </w:p>
+        </w:tc>
+      </w:tr>
+    </w:tbl>
+    <w:p>
+      <w:pPr>
+        <w:rPr>
+          <w:rFonts w:hint="default"/>
+        </w:rPr>
+      </w:pPr>
+      <w:r>
+        <w:rPr>
+          <w:rFonts w:hint="default"/>
+        </w:rPr>
+        <w:t>五、企业记忆（what we've learned）</w:t>
+      </w:r>
+    </w:p>
+    <w:tbl>
+      <w:tblPr>
+        <w:tblW w:w="0" w:type="auto"/>
+        <w:tblInd w:w="0" w:type="dxa"/>
+        <w:tblBorders>
+          <w:top w:val="single" w:color="2A2B2C" w:sz="2" w:space="0"/>
+          <w:left w:val="single" w:color="2A2B2C" w:sz="2" w:space="0"/>
+          <w:bottom w:val="single" w:color="2A2B2C" w:sz="2" w:space="0"/>
+          <w:right w:val="single" w:color="2A2B2C" w:sz="2" w:space="0"/>
+          <w:insideH w:val="none" w:color="auto" w:sz="0" w:space="0"/>
+          <w:insideV w:val="none" w:color="auto" w:sz="0" w:space="0"/>
+        </w:tblBorders>
+        <w:shd w:val="clear" w:color="auto" w:fill="121314"/>
+        <w:tblLayout w:type="autofit"/>
+        <w:tblCellMar>
+          <w:top w:w="15" w:type="dxa"/>
+          <w:left w:w="15" w:type="dxa"/>
+          <w:bottom w:w="15" w:type="dxa"/>
+          <w:right w:w="15" w:type="dxa"/>
+        </w:tblCellMar>
+      </w:tblPr>
+      <w:tblGrid>
+        <w:gridCol w:w="523"/>
+        <w:gridCol w:w="1322"/>
+        <w:gridCol w:w="2916"/>
+        <w:gridCol w:w="3585"/>
+      </w:tblGrid>
+      <w:tr>
+        <w:tblPrEx>
+          <w:tblBorders>
+            <w:top w:val="single" w:color="2A2B2C" w:sz="2" w:space="0"/>
+            <w:left w:val="single" w:color="2A2B2C" w:sz="2" w:space="0"/>
+            <w:bottom w:val="single" w:color="2A2B2C" w:sz="2" w:space="0"/>
+            <w:right w:val="single" w:color="2A2B2C" w:sz="2" w:space="0"/>
+            <w:insideH w:val="none" w:color="auto" w:sz="0" w:space="0"/>
+            <w:insideV w:val="none" w:color="auto" w:sz="0" w:space="0"/>
+          </w:tblBorders>
+          <w:shd w:val="clear" w:color="auto" w:fill="121314"/>
+          <w:tblCellMar>
+            <w:top w:w="15" w:type="dxa"/>
+            <w:left w:w="15" w:type="dxa"/>
+            <w:bottom w:w="15" w:type="dxa"/>
+            <w:right w:w="15" w:type="dxa"/>
+          </w:tblCellMar>
+        </w:tblPrEx>
+        <w:trPr>
+          <w:tblHeader/>
+        </w:trPr>
+        <w:tc>
+          <w:tcPr>
+            <w:tcW w:w="0" w:type="auto"/>
+            <w:tcBorders>
+              <w:top w:val="single" w:color="2A2B2C" w:sz="2" w:space="0"/>
+              <w:left w:val="single" w:color="2A2B2C" w:sz="2" w:space="0"/>
+              <w:bottom w:val="single" w:color="2A2B2C" w:sz="2" w:space="0"/>
+              <w:right w:val="single" w:color="2A2B2C" w:sz="2" w:space="0"/>
+            </w:tcBorders>
+            <w:shd w:val="clear" w:color="auto" w:fill="121314"/>
+            <w:tcMar>
+              <w:top w:w="20" w:type="dxa"/>
+              <w:left w:w="20" w:type="dxa"/>
+              <w:bottom w:w="20" w:type="dxa"/>
+              <w:right w:w="20" w:type="dxa"/>
+            </w:tcMar>
+            <w:vAlign w:val="center"/>
+          </w:tcPr>
+          <w:p>
+            <w:pPr>
+              <w:rPr>
+                <w:rFonts w:hint="default"/>
+              </w:rPr>
+            </w:pPr>
+            <w:r>
+              <w:rPr>
+                <w:rFonts w:hint="default"/>
+                <w:lang w:val="en-US" w:eastAsia="zh-CN"/>
+              </w:rPr>
+              <w:t>概念</w:t>
+            </w:r>
+          </w:p>
+        </w:tc>
+        <w:tc>
+          <w:tcPr>
+            <w:tcW w:w="0" w:type="auto"/>
+            <w:tcBorders>
+              <w:top w:val="single" w:color="2A2B2C" w:sz="2" w:space="0"/>
+              <w:left w:val="single" w:color="2A2B2C" w:sz="2" w:space="0"/>
+              <w:bottom w:val="single" w:color="2A2B2C" w:sz="2" w:space="0"/>
+              <w:right w:val="single" w:color="2A2B2C" w:sz="2" w:space="0"/>
+            </w:tcBorders>
+            <w:shd w:val="clear" w:color="auto" w:fill="121314"/>
+            <w:tcMar>
+              <w:top w:w="20" w:type="dxa"/>
+              <w:left w:w="20" w:type="dxa"/>
+              <w:bottom w:w="20" w:type="dxa"/>
+              <w:right w:w="20" w:type="dxa"/>
+            </w:tcMar>
+            <w:vAlign w:val="center"/>
+          </w:tcPr>
+          <w:p>
+            <w:pPr>
+              <w:rPr>
+                <w:rFonts w:hint="default"/>
+              </w:rPr>
+            </w:pPr>
+            <w:r>
+              <w:rPr>
+                <w:rFonts w:hint="default"/>
+                <w:lang w:val="en-US" w:eastAsia="zh-CN"/>
+              </w:rPr>
+              <w:t>英文</w:t>
+            </w:r>
+          </w:p>
+        </w:tc>
+        <w:tc>
+          <w:tcPr>
+            <w:tcW w:w="0" w:type="auto"/>
+            <w:tcBorders>
+              <w:top w:val="single" w:color="2A2B2C" w:sz="2" w:space="0"/>
+              <w:left w:val="single" w:color="2A2B2C" w:sz="2" w:space="0"/>
+              <w:bottom w:val="single" w:color="2A2B2C" w:sz="2" w:space="0"/>
+              <w:right w:val="single" w:color="2A2B2C" w:sz="2" w:space="0"/>
+            </w:tcBorders>
+            <w:shd w:val="clear" w:color="auto" w:fill="121314"/>
+            <w:tcMar>
+              <w:top w:w="20" w:type="dxa"/>
+              <w:left w:w="20" w:type="dxa"/>
+              <w:bottom w:w="20" w:type="dxa"/>
+              <w:right w:w="20" w:type="dxa"/>
+            </w:tcMar>
+            <w:vAlign w:val="center"/>
+          </w:tcPr>
+          <w:p>
+            <w:pPr>
+              <w:rPr>
+                <w:rFonts w:hint="default"/>
+              </w:rPr>
+            </w:pPr>
+            <w:r>
+              <w:rPr>
+                <w:rFonts w:hint="default"/>
+                <w:lang w:val="en-US" w:eastAsia="zh-CN"/>
+              </w:rPr>
+              <w:t>数据表</w:t>
+            </w:r>
+          </w:p>
+        </w:tc>
+        <w:tc>
+          <w:tcPr>
+            <w:tcW w:w="0" w:type="auto"/>
+            <w:tcBorders>
+              <w:top w:val="single" w:color="2A2B2C" w:sz="2" w:space="0"/>
+              <w:left w:val="single" w:color="2A2B2C" w:sz="2" w:space="0"/>
+              <w:bottom w:val="single" w:color="2A2B2C" w:sz="2" w:space="0"/>
+              <w:right w:val="single" w:color="2A2B2C" w:sz="2" w:space="0"/>
+            </w:tcBorders>
+            <w:shd w:val="clear" w:color="auto" w:fill="121314"/>
+            <w:tcMar>
+              <w:top w:w="20" w:type="dxa"/>
+              <w:left w:w="20" w:type="dxa"/>
+              <w:bottom w:w="20" w:type="dxa"/>
+              <w:right w:w="20" w:type="dxa"/>
+            </w:tcMar>
+            <w:vAlign w:val="center"/>
+          </w:tcPr>
+          <w:p>
+            <w:pPr>
+              <w:rPr>
+                <w:rFonts w:hint="default"/>
+              </w:rPr>
+            </w:pPr>
+            <w:r>
+              <w:rPr>
+                <w:rFonts w:hint="default"/>
+                <w:lang w:val="en-US" w:eastAsia="zh-CN"/>
+              </w:rPr>
+              <w:t>说明</w:t>
+            </w:r>
+          </w:p>
+        </w:tc>
+      </w:tr>
+      <w:tr>
+        <w:tblPrEx>
+          <w:tblBorders>
+            <w:top w:val="single" w:color="2A2B2C" w:sz="2" w:space="0"/>
+            <w:left w:val="single" w:color="2A2B2C" w:sz="2" w:space="0"/>
+            <w:bottom w:val="single" w:color="2A2B2C" w:sz="2" w:space="0"/>
+            <w:right w:val="single" w:color="2A2B2C" w:sz="2" w:space="0"/>
+            <w:insideH w:val="none" w:color="auto" w:sz="0" w:space="0"/>
+            <w:insideV w:val="none" w:color="auto" w:sz="0" w:space="0"/>
+          </w:tblBorders>
+          <w:tblCellMar>
+            <w:top w:w="15" w:type="dxa"/>
+            <w:left w:w="15" w:type="dxa"/>
+            <w:bottom w:w="15" w:type="dxa"/>
+            <w:right w:w="15" w:type="dxa"/>
+          </w:tblCellMar>
+        </w:tblPrEx>
+        <w:tc>
+          <w:tcPr>
+            <w:tcW w:w="0" w:type="auto"/>
+            <w:tcBorders>
+              <w:top w:val="single" w:color="2A2B2C" w:sz="2" w:space="0"/>
+              <w:left w:val="single" w:color="2A2B2C" w:sz="2" w:space="0"/>
+              <w:bottom w:val="single" w:color="2A2B2C" w:sz="2" w:space="0"/>
+              <w:right w:val="single" w:color="2A2B2C" w:sz="2" w:space="0"/>
+            </w:tcBorders>
+            <w:shd w:val="clear" w:color="auto" w:fill="121314"/>
+            <w:tcMar>
+              <w:top w:w="20" w:type="dxa"/>
+              <w:left w:w="20" w:type="dxa"/>
+              <w:bottom w:w="20" w:type="dxa"/>
+              <w:right w:w="20" w:type="dxa"/>
+            </w:tcMar>
+            <w:vAlign w:val="center"/>
+          </w:tcPr>
+          <w:p>
+            <w:pPr>
+              <w:rPr>
+                <w:rFonts w:hint="default"/>
+              </w:rPr>
+            </w:pPr>
+            <w:r>
+              <w:rPr>
+                <w:rFonts w:hint="default"/>
+                <w:lang w:val="en-US" w:eastAsia="zh-CN"/>
+              </w:rPr>
+              <w:t>长期记忆</w:t>
+            </w:r>
+          </w:p>
+        </w:tc>
+        <w:tc>
+          <w:tcPr>
+            <w:tcW w:w="0" w:type="auto"/>
+            <w:tcBorders>
+              <w:top w:val="single" w:color="2A2B2C" w:sz="2" w:space="0"/>
+              <w:left w:val="single" w:color="2A2B2C" w:sz="2" w:space="0"/>
+              <w:bottom w:val="single" w:color="2A2B2C" w:sz="2" w:space="0"/>
+              <w:right w:val="single" w:color="2A2B2C" w:sz="2" w:space="0"/>
+            </w:tcBorders>
+            <w:shd w:val="clear" w:color="auto" w:fill="121314"/>
+            <w:tcMar>
+              <w:top w:w="20" w:type="dxa"/>
+              <w:left w:w="20" w:type="dxa"/>
+              <w:bottom w:w="20" w:type="dxa"/>
+              <w:right w:w="20" w:type="dxa"/>
+            </w:tcMar>
+            <w:vAlign w:val="center"/>
+          </w:tcPr>
+          <w:p>
+            <w:pPr>
+              <w:rPr>
+                <w:rFonts w:hint="default"/>
+              </w:rPr>
+            </w:pPr>
+            <w:r>
+              <w:rPr>
+                <w:rFonts w:hint="default"/>
+                <w:lang w:val="en-US" w:eastAsia="zh-CN"/>
+              </w:rPr>
+              <w:t>Long-term Memory</w:t>
+            </w:r>
+          </w:p>
+        </w:tc>
+        <w:tc>
+          <w:tcPr>
+            <w:tcW w:w="0" w:type="auto"/>
+            <w:tcBorders>
+              <w:top w:val="single" w:color="2A2B2C" w:sz="2" w:space="0"/>
+              <w:left w:val="single" w:color="2A2B2C" w:sz="2" w:space="0"/>
+              <w:bottom w:val="single" w:color="2A2B2C" w:sz="2" w:space="0"/>
+              <w:right w:val="single" w:color="2A2B2C" w:sz="2" w:space="0"/>
+            </w:tcBorders>
+            <w:shd w:val="clear" w:color="auto" w:fill="121314"/>
+            <w:tcMar>
+              <w:top w:w="20" w:type="dxa"/>
+              <w:left w:w="20" w:type="dxa"/>
+              <w:bottom w:w="20" w:type="dxa"/>
+              <w:right w:w="20" w:type="dxa"/>
+            </w:tcMar>
+            <w:vAlign w:val="center"/>
+          </w:tcPr>
+          <w:p>
+            <w:pPr>
+              <w:rPr>
+                <w:rFonts w:hint="default"/>
+              </w:rPr>
+            </w:pPr>
+            <w:r>
+              <w:rPr>
+                <w:rFonts w:hint="default"/>
+                <w:lang w:val="en-US" w:eastAsia="zh-CN"/>
+              </w:rPr>
+              <w:t>enterprise_memories</w:t>
+            </w:r>
+          </w:p>
+        </w:tc>
+        <w:tc>
+          <w:tcPr>
+            <w:tcW w:w="0" w:type="auto"/>
+            <w:tcBorders>
+              <w:top w:val="single" w:color="2A2B2C" w:sz="2" w:space="0"/>
+              <w:left w:val="single" w:color="2A2B2C" w:sz="2" w:space="0"/>
+              <w:bottom w:val="single" w:color="2A2B2C" w:sz="2" w:space="0"/>
+              <w:right w:val="single" w:color="2A2B2C" w:sz="2" w:space="0"/>
+            </w:tcBorders>
+            <w:shd w:val="clear" w:color="auto" w:fill="121314"/>
+            <w:tcMar>
+              <w:top w:w="20" w:type="dxa"/>
+              <w:left w:w="20" w:type="dxa"/>
+              <w:bottom w:w="20" w:type="dxa"/>
+              <w:right w:w="20" w:type="dxa"/>
+            </w:tcMar>
+            <w:vAlign w:val="center"/>
+          </w:tcPr>
+          <w:p>
+            <w:pPr>
+              <w:rPr>
+                <w:rFonts w:hint="default"/>
+              </w:rPr>
+            </w:pPr>
+            <w:r>
+              <w:rPr>
+                <w:rFonts w:hint="default"/>
+                <w:lang w:val="en-US" w:eastAsia="zh-CN"/>
+              </w:rPr>
+              <w:t>公司历史、战略规划、KPI 事实</w:t>
+            </w:r>
+          </w:p>
+        </w:tc>
+      </w:tr>
+      <w:tr>
+        <w:tblPrEx>
+          <w:tblBorders>
+            <w:top w:val="single" w:color="2A2B2C" w:sz="2" w:space="0"/>
+            <w:left w:val="single" w:color="2A2B2C" w:sz="2" w:space="0"/>
+            <w:bottom w:val="single" w:color="2A2B2C" w:sz="2" w:space="0"/>
+            <w:right w:val="single" w:color="2A2B2C" w:sz="2" w:space="0"/>
+            <w:insideH w:val="none" w:color="auto" w:sz="0" w:space="0"/>
+            <w:insideV w:val="none" w:color="auto" w:sz="0" w:space="0"/>
+          </w:tblBorders>
+          <w:tblCellMar>
+            <w:top w:w="15" w:type="dxa"/>
+            <w:left w:w="15" w:type="dxa"/>
+            <w:bottom w:w="15" w:type="dxa"/>
+            <w:right w:w="15" w:type="dxa"/>
+          </w:tblCellMar>
+        </w:tblPrEx>
+        <w:tc>
+          <w:tcPr>
+            <w:tcW w:w="0" w:type="auto"/>
+            <w:tcBorders>
+              <w:top w:val="single" w:color="2A2B2C" w:sz="2" w:space="0"/>
+              <w:left w:val="single" w:color="2A2B2C" w:sz="2" w:space="0"/>
+              <w:bottom w:val="single" w:color="2A2B2C" w:sz="2" w:space="0"/>
+              <w:right w:val="single" w:color="2A2B2C" w:sz="2" w:space="0"/>
+            </w:tcBorders>
+            <w:shd w:val="clear" w:color="auto" w:fill="121314"/>
+            <w:tcMar>
+              <w:top w:w="20" w:type="dxa"/>
+              <w:left w:w="20" w:type="dxa"/>
+              <w:bottom w:w="20" w:type="dxa"/>
+              <w:right w:w="20" w:type="dxa"/>
+            </w:tcMar>
+            <w:vAlign w:val="center"/>
+          </w:tcPr>
+          <w:p>
+            <w:pPr>
+              <w:rPr>
+                <w:rFonts w:hint="default"/>
+              </w:rPr>
+            </w:pPr>
+            <w:r>
+              <w:rPr>
+                <w:rFonts w:hint="default"/>
+                <w:lang w:val="en-US" w:eastAsia="zh-CN"/>
+              </w:rPr>
+              <w:t>事件记忆</w:t>
+            </w:r>
+          </w:p>
+        </w:tc>
+        <w:tc>
+          <w:tcPr>
+            <w:tcW w:w="0" w:type="auto"/>
+            <w:tcBorders>
+              <w:top w:val="single" w:color="2A2B2C" w:sz="2" w:space="0"/>
+              <w:left w:val="single" w:color="2A2B2C" w:sz="2" w:space="0"/>
+              <w:bottom w:val="single" w:color="2A2B2C" w:sz="2" w:space="0"/>
+              <w:right w:val="single" w:color="2A2B2C" w:sz="2" w:space="0"/>
+            </w:tcBorders>
+            <w:shd w:val="clear" w:color="auto" w:fill="121314"/>
+            <w:tcMar>
+              <w:top w:w="20" w:type="dxa"/>
+              <w:left w:w="20" w:type="dxa"/>
+              <w:bottom w:w="20" w:type="dxa"/>
+              <w:right w:w="20" w:type="dxa"/>
+            </w:tcMar>
+            <w:vAlign w:val="center"/>
+          </w:tcPr>
+          <w:p>
+            <w:pPr>
+              <w:rPr>
+                <w:rFonts w:hint="default"/>
+              </w:rPr>
+            </w:pPr>
+            <w:r>
+              <w:rPr>
+                <w:rFonts w:hint="default"/>
+                <w:lang w:val="en-US" w:eastAsia="zh-CN"/>
+              </w:rPr>
+              <w:t>Episodic Memory</w:t>
+            </w:r>
+          </w:p>
+        </w:tc>
+        <w:tc>
+          <w:tcPr>
+            <w:tcW w:w="0" w:type="auto"/>
+            <w:tcBorders>
+              <w:top w:val="single" w:color="2A2B2C" w:sz="2" w:space="0"/>
+              <w:left w:val="single" w:color="2A2B2C" w:sz="2" w:space="0"/>
+              <w:bottom w:val="single" w:color="2A2B2C" w:sz="2" w:space="0"/>
+              <w:right w:val="single" w:color="2A2B2C" w:sz="2" w:space="0"/>
+            </w:tcBorders>
+            <w:shd w:val="clear" w:color="auto" w:fill="121314"/>
+            <w:tcMar>
+              <w:top w:w="20" w:type="dxa"/>
+              <w:left w:w="20" w:type="dxa"/>
+              <w:bottom w:w="20" w:type="dxa"/>
+              <w:right w:w="20" w:type="dxa"/>
+            </w:tcMar>
+            <w:vAlign w:val="center"/>
+          </w:tcPr>
+          <w:p>
+            <w:pPr>
+              <w:rPr>
+                <w:rFonts w:hint="default"/>
+              </w:rPr>
+            </w:pPr>
+            <w:r>
+              <w:rPr>
+                <w:rFonts w:hint="default"/>
+                <w:lang w:val="en-US" w:eastAsia="zh-CN"/>
+              </w:rPr>
+              <w:t>enterprise_memories</w:t>
+            </w:r>
+          </w:p>
+        </w:tc>
+        <w:tc>
+          <w:tcPr>
+            <w:tcW w:w="0" w:type="auto"/>
+            <w:tcBorders>
+              <w:top w:val="single" w:color="2A2B2C" w:sz="2" w:space="0"/>
+              <w:left w:val="single" w:color="2A2B2C" w:sz="2" w:space="0"/>
+              <w:bottom w:val="single" w:color="2A2B2C" w:sz="2" w:space="0"/>
+              <w:right w:val="single" w:color="2A2B2C" w:sz="2" w:space="0"/>
+            </w:tcBorders>
+            <w:shd w:val="clear" w:color="auto" w:fill="121314"/>
+            <w:tcMar>
+              <w:top w:w="20" w:type="dxa"/>
+              <w:left w:w="20" w:type="dxa"/>
+              <w:bottom w:w="20" w:type="dxa"/>
+              <w:right w:w="20" w:type="dxa"/>
+            </w:tcMar>
+            <w:vAlign w:val="center"/>
+          </w:tcPr>
+          <w:p>
+            <w:pPr>
+              <w:rPr>
+                <w:rFonts w:hint="default"/>
+              </w:rPr>
+            </w:pPr>
+            <w:r>
+              <w:rPr>
+                <w:rFonts w:hint="default"/>
+                <w:lang w:val="en-US" w:eastAsia="zh-CN"/>
+              </w:rPr>
+              <w:t>重大决策、客户合作、市场变动</w:t>
+            </w:r>
+          </w:p>
+        </w:tc>
+      </w:tr>
+      <w:tr>
+        <w:tblPrEx>
+          <w:tblBorders>
+            <w:top w:val="single" w:color="2A2B2C" w:sz="2" w:space="0"/>
+            <w:left w:val="single" w:color="2A2B2C" w:sz="2" w:space="0"/>
+            <w:bottom w:val="single" w:color="2A2B2C" w:sz="2" w:space="0"/>
+            <w:right w:val="single" w:color="2A2B2C" w:sz="2" w:space="0"/>
+            <w:insideH w:val="none" w:color="auto" w:sz="0" w:space="0"/>
+            <w:insideV w:val="none" w:color="auto" w:sz="0" w:space="0"/>
+          </w:tblBorders>
+          <w:tblCellMar>
+            <w:top w:w="15" w:type="dxa"/>
+            <w:left w:w="15" w:type="dxa"/>
+            <w:bottom w:w="15" w:type="dxa"/>
+            <w:right w:w="15" w:type="dxa"/>
+          </w:tblCellMar>
+        </w:tblPrEx>
+        <w:tc>
+          <w:tcPr>
+            <w:tcW w:w="0" w:type="auto"/>
+            <w:tcBorders>
+              <w:top w:val="single" w:color="2A2B2C" w:sz="2" w:space="0"/>
+              <w:left w:val="single" w:color="2A2B2C" w:sz="2" w:space="0"/>
+              <w:bottom w:val="single" w:color="2A2B2C" w:sz="2" w:space="0"/>
+              <w:right w:val="single" w:color="2A2B2C" w:sz="2" w:space="0"/>
+            </w:tcBorders>
+            <w:shd w:val="clear" w:color="auto" w:fill="121314"/>
+            <w:tcMar>
+              <w:top w:w="20" w:type="dxa"/>
+              <w:left w:w="20" w:type="dxa"/>
+              <w:bottom w:w="20" w:type="dxa"/>
+              <w:right w:w="20" w:type="dxa"/>
+            </w:tcMar>
+            <w:vAlign w:val="center"/>
+          </w:tcPr>
+          <w:p>
+            <w:pPr>
+              <w:rPr>
+                <w:rFonts w:hint="default"/>
+              </w:rPr>
+            </w:pPr>
+            <w:r>
+              <w:rPr>
+                <w:rFonts w:hint="default"/>
+                <w:lang w:val="en-US" w:eastAsia="zh-CN"/>
+              </w:rPr>
+              <w:t>知识记忆</w:t>
+            </w:r>
+          </w:p>
+        </w:tc>
+        <w:tc>
+          <w:tcPr>
+            <w:tcW w:w="0" w:type="auto"/>
+            <w:tcBorders>
+              <w:top w:val="single" w:color="2A2B2C" w:sz="2" w:space="0"/>
+              <w:left w:val="single" w:color="2A2B2C" w:sz="2" w:space="0"/>
+              <w:bottom w:val="single" w:color="2A2B2C" w:sz="2" w:space="0"/>
+              <w:right w:val="single" w:color="2A2B2C" w:sz="2" w:space="0"/>
+            </w:tcBorders>
+            <w:shd w:val="clear" w:color="auto" w:fill="121314"/>
+            <w:tcMar>
+              <w:top w:w="20" w:type="dxa"/>
+              <w:left w:w="20" w:type="dxa"/>
+              <w:bottom w:w="20" w:type="dxa"/>
+              <w:right w:w="20" w:type="dxa"/>
+            </w:tcMar>
+            <w:vAlign w:val="center"/>
+          </w:tcPr>
+          <w:p>
+            <w:pPr>
+              <w:rPr>
+                <w:rFonts w:hint="default"/>
+              </w:rPr>
+            </w:pPr>
+            <w:r>
+              <w:rPr>
+                <w:rFonts w:hint="default"/>
+                <w:lang w:val="en-US" w:eastAsia="zh-CN"/>
+              </w:rPr>
+              <w:t>Semantic Memory</w:t>
+            </w:r>
+          </w:p>
+        </w:tc>
+        <w:tc>
+          <w:tcPr>
+            <w:tcW w:w="0" w:type="auto"/>
+            <w:tcBorders>
+              <w:top w:val="single" w:color="2A2B2C" w:sz="2" w:space="0"/>
+              <w:left w:val="single" w:color="2A2B2C" w:sz="2" w:space="0"/>
+              <w:bottom w:val="single" w:color="2A2B2C" w:sz="2" w:space="0"/>
+              <w:right w:val="single" w:color="2A2B2C" w:sz="2" w:space="0"/>
+            </w:tcBorders>
+            <w:shd w:val="clear" w:color="auto" w:fill="121314"/>
+            <w:tcMar>
+              <w:top w:w="20" w:type="dxa"/>
+              <w:left w:w="20" w:type="dxa"/>
+              <w:bottom w:w="20" w:type="dxa"/>
+              <w:right w:w="20" w:type="dxa"/>
+            </w:tcMar>
+            <w:vAlign w:val="center"/>
+          </w:tcPr>
+          <w:p>
+            <w:pPr>
+              <w:rPr>
+                <w:rFonts w:hint="default"/>
+              </w:rPr>
+            </w:pPr>
+            <w:r>
+              <w:rPr>
+                <w:rFonts w:hint="default"/>
+                <w:lang w:val="en-US" w:eastAsia="zh-CN"/>
+              </w:rPr>
+              <w:t>enterprise_memories</w:t>
+            </w:r>
+          </w:p>
+        </w:tc>
+        <w:tc>
+          <w:tcPr>
+            <w:tcW w:w="0" w:type="auto"/>
+            <w:tcBorders>
+              <w:top w:val="single" w:color="2A2B2C" w:sz="2" w:space="0"/>
+              <w:left w:val="single" w:color="2A2B2C" w:sz="2" w:space="0"/>
+              <w:bottom w:val="single" w:color="2A2B2C" w:sz="2" w:space="0"/>
+              <w:right w:val="single" w:color="2A2B2C" w:sz="2" w:space="0"/>
+            </w:tcBorders>
+            <w:shd w:val="clear" w:color="auto" w:fill="121314"/>
+            <w:tcMar>
+              <w:top w:w="20" w:type="dxa"/>
+              <w:left w:w="20" w:type="dxa"/>
+              <w:bottom w:w="20" w:type="dxa"/>
+              <w:right w:w="20" w:type="dxa"/>
+            </w:tcMar>
+            <w:vAlign w:val="center"/>
+          </w:tcPr>
+          <w:p>
+            <w:pPr>
+              <w:rPr>
+                <w:rFonts w:hint="default"/>
+              </w:rPr>
+            </w:pPr>
+            <w:r>
+              <w:rPr>
+                <w:rFonts w:hint="default"/>
+                <w:lang w:val="en-US" w:eastAsia="zh-CN"/>
+              </w:rPr>
+              <w:t>产品事实、组织事实</w:t>
+            </w:r>
+          </w:p>
+        </w:tc>
+      </w:tr>
+      <w:tr>
+        <w:tblPrEx>
+          <w:tblBorders>
+            <w:top w:val="single" w:color="2A2B2C" w:sz="2" w:space="0"/>
+            <w:left w:val="single" w:color="2A2B2C" w:sz="2" w:space="0"/>
+            <w:bottom w:val="single" w:color="2A2B2C" w:sz="2" w:space="0"/>
+            <w:right w:val="single" w:color="2A2B2C" w:sz="2" w:space="0"/>
+            <w:insideH w:val="none" w:color="auto" w:sz="0" w:space="0"/>
+            <w:insideV w:val="none" w:color="auto" w:sz="0" w:space="0"/>
+          </w:tblBorders>
+          <w:tblCellMar>
+            <w:top w:w="15" w:type="dxa"/>
+            <w:left w:w="15" w:type="dxa"/>
+            <w:bottom w:w="15" w:type="dxa"/>
+            <w:right w:w="15" w:type="dxa"/>
+          </w:tblCellMar>
+        </w:tblPrEx>
+        <w:tc>
+          <w:tcPr>
+            <w:tcW w:w="0" w:type="auto"/>
+            <w:tcBorders>
+              <w:top w:val="single" w:color="2A2B2C" w:sz="2" w:space="0"/>
+              <w:left w:val="single" w:color="2A2B2C" w:sz="2" w:space="0"/>
+              <w:bottom w:val="single" w:color="2A2B2C" w:sz="2" w:space="0"/>
+              <w:right w:val="single" w:color="2A2B2C" w:sz="2" w:space="0"/>
+            </w:tcBorders>
+            <w:shd w:val="clear" w:color="auto" w:fill="121314"/>
+            <w:tcMar>
+              <w:top w:w="20" w:type="dxa"/>
+              <w:left w:w="20" w:type="dxa"/>
+              <w:bottom w:w="20" w:type="dxa"/>
+              <w:right w:w="20" w:type="dxa"/>
+            </w:tcMar>
+            <w:vAlign w:val="center"/>
+          </w:tcPr>
+          <w:p>
+            <w:pPr>
+              <w:rPr>
+                <w:rFonts w:hint="default"/>
+              </w:rPr>
+            </w:pPr>
+            <w:r>
+              <w:rPr>
+                <w:rFonts w:hint="default"/>
+                <w:lang w:val="en-US" w:eastAsia="zh-CN"/>
+              </w:rPr>
+              <w:t>记忆事件</w:t>
+            </w:r>
+          </w:p>
+        </w:tc>
+        <w:tc>
+          <w:tcPr>
+            <w:tcW w:w="0" w:type="auto"/>
+            <w:tcBorders>
+              <w:top w:val="single" w:color="2A2B2C" w:sz="2" w:space="0"/>
+              <w:left w:val="single" w:color="2A2B2C" w:sz="2" w:space="0"/>
+              <w:bottom w:val="single" w:color="2A2B2C" w:sz="2" w:space="0"/>
+              <w:right w:val="single" w:color="2A2B2C" w:sz="2" w:space="0"/>
+            </w:tcBorders>
+            <w:shd w:val="clear" w:color="auto" w:fill="121314"/>
+            <w:tcMar>
+              <w:top w:w="20" w:type="dxa"/>
+              <w:left w:w="20" w:type="dxa"/>
+              <w:bottom w:w="20" w:type="dxa"/>
+              <w:right w:w="20" w:type="dxa"/>
+            </w:tcMar>
+            <w:vAlign w:val="center"/>
+          </w:tcPr>
+          <w:p>
+            <w:pPr>
+              <w:rPr>
+                <w:rFonts w:hint="default"/>
+              </w:rPr>
+            </w:pPr>
+            <w:r>
+              <w:rPr>
+                <w:rFonts w:hint="default"/>
+                <w:lang w:val="en-US" w:eastAsia="zh-CN"/>
+              </w:rPr>
+              <w:t>Memory Event</w:t>
+            </w:r>
+          </w:p>
+        </w:tc>
+        <w:tc>
+          <w:tcPr>
+            <w:tcW w:w="0" w:type="auto"/>
+            <w:tcBorders>
+              <w:top w:val="single" w:color="2A2B2C" w:sz="2" w:space="0"/>
+              <w:left w:val="single" w:color="2A2B2C" w:sz="2" w:space="0"/>
+              <w:bottom w:val="single" w:color="2A2B2C" w:sz="2" w:space="0"/>
+              <w:right w:val="single" w:color="2A2B2C" w:sz="2" w:space="0"/>
+            </w:tcBorders>
+            <w:shd w:val="clear" w:color="auto" w:fill="121314"/>
+            <w:tcMar>
+              <w:top w:w="20" w:type="dxa"/>
+              <w:left w:w="20" w:type="dxa"/>
+              <w:bottom w:w="20" w:type="dxa"/>
+              <w:right w:w="20" w:type="dxa"/>
+            </w:tcMar>
+            <w:vAlign w:val="center"/>
+          </w:tcPr>
+          <w:p>
+            <w:pPr>
+              <w:rPr>
+                <w:rFonts w:hint="default"/>
+              </w:rPr>
+            </w:pPr>
+            <w:r>
+              <w:rPr>
+                <w:rFonts w:hint="default"/>
+                <w:lang w:val="en-US" w:eastAsia="zh-CN"/>
+              </w:rPr>
+              <w:t>memory_events</w:t>
+            </w:r>
+          </w:p>
+        </w:tc>
+        <w:tc>
+          <w:tcPr>
+            <w:tcW w:w="0" w:type="auto"/>
+            <w:tcBorders>
+              <w:top w:val="single" w:color="2A2B2C" w:sz="2" w:space="0"/>
+              <w:left w:val="single" w:color="2A2B2C" w:sz="2" w:space="0"/>
+              <w:bottom w:val="single" w:color="2A2B2C" w:sz="2" w:space="0"/>
+              <w:right w:val="single" w:color="2A2B2C" w:sz="2" w:space="0"/>
+            </w:tcBorders>
+            <w:shd w:val="clear" w:color="auto" w:fill="121314"/>
+            <w:tcMar>
+              <w:top w:w="20" w:type="dxa"/>
+              <w:left w:w="20" w:type="dxa"/>
+              <w:bottom w:w="20" w:type="dxa"/>
+              <w:right w:w="20" w:type="dxa"/>
+            </w:tcMar>
+            <w:vAlign w:val="center"/>
+          </w:tcPr>
+          <w:p>
+            <w:pPr>
+              <w:rPr>
+                <w:rFonts w:hint="default"/>
+              </w:rPr>
+            </w:pPr>
+            <w:r>
+              <w:rPr>
+                <w:rFonts w:hint="default"/>
+                <w:lang w:val="en-US" w:eastAsia="zh-CN"/>
+              </w:rPr>
+              <w:t>时间线事件 + 影响评估（positive/negative/neutral）</w:t>
+            </w:r>
+          </w:p>
+        </w:tc>
+      </w:tr>
+      <w:tr>
+        <w:tblPrEx>
+          <w:tblBorders>
+            <w:top w:val="single" w:color="2A2B2C" w:sz="2" w:space="0"/>
+            <w:left w:val="single" w:color="2A2B2C" w:sz="2" w:space="0"/>
+            <w:bottom w:val="single" w:color="2A2B2C" w:sz="2" w:space="0"/>
+            <w:right w:val="single" w:color="2A2B2C" w:sz="2" w:space="0"/>
+            <w:insideH w:val="none" w:color="auto" w:sz="0" w:space="0"/>
+            <w:insideV w:val="none" w:color="auto" w:sz="0" w:space="0"/>
+          </w:tblBorders>
+          <w:tblCellMar>
+            <w:top w:w="15" w:type="dxa"/>
+            <w:left w:w="15" w:type="dxa"/>
+            <w:bottom w:w="15" w:type="dxa"/>
+            <w:right w:w="15" w:type="dxa"/>
+          </w:tblCellMar>
+        </w:tblPrEx>
+        <w:tc>
+          <w:tcPr>
+            <w:tcW w:w="0" w:type="auto"/>
+            <w:tcBorders>
+              <w:top w:val="single" w:color="2A2B2C" w:sz="2" w:space="0"/>
+              <w:left w:val="single" w:color="2A2B2C" w:sz="2" w:space="0"/>
+              <w:bottom w:val="single" w:color="2A2B2C" w:sz="2" w:space="0"/>
+              <w:right w:val="single" w:color="2A2B2C" w:sz="2" w:space="0"/>
+            </w:tcBorders>
+            <w:shd w:val="clear" w:color="auto" w:fill="121314"/>
+            <w:tcMar>
+              <w:top w:w="20" w:type="dxa"/>
+              <w:left w:w="20" w:type="dxa"/>
+              <w:bottom w:w="20" w:type="dxa"/>
+              <w:right w:w="20" w:type="dxa"/>
+            </w:tcMar>
+            <w:vAlign w:val="center"/>
+          </w:tcPr>
+          <w:p>
+            <w:pPr>
+              <w:rPr>
+                <w:rFonts w:hint="default"/>
+              </w:rPr>
+            </w:pPr>
+            <w:r>
+              <w:rPr>
+                <w:rFonts w:hint="default"/>
+                <w:lang w:val="en-US" w:eastAsia="zh-CN"/>
+              </w:rPr>
+              <w:t>重要性</w:t>
+            </w:r>
+          </w:p>
+        </w:tc>
+        <w:tc>
+          <w:tcPr>
+            <w:tcW w:w="0" w:type="auto"/>
+            <w:tcBorders>
+              <w:top w:val="single" w:color="2A2B2C" w:sz="2" w:space="0"/>
+              <w:left w:val="single" w:color="2A2B2C" w:sz="2" w:space="0"/>
+              <w:bottom w:val="single" w:color="2A2B2C" w:sz="2" w:space="0"/>
+              <w:right w:val="single" w:color="2A2B2C" w:sz="2" w:space="0"/>
+            </w:tcBorders>
+            <w:shd w:val="clear" w:color="auto" w:fill="121314"/>
+            <w:tcMar>
+              <w:top w:w="20" w:type="dxa"/>
+              <w:left w:w="20" w:type="dxa"/>
+              <w:bottom w:w="20" w:type="dxa"/>
+              <w:right w:w="20" w:type="dxa"/>
+            </w:tcMar>
+            <w:vAlign w:val="center"/>
+          </w:tcPr>
+          <w:p>
+            <w:pPr>
+              <w:rPr>
+                <w:rFonts w:hint="default"/>
+              </w:rPr>
+            </w:pPr>
+            <w:r>
+              <w:rPr>
+                <w:rFonts w:hint="default"/>
+                <w:lang w:val="en-US" w:eastAsia="zh-CN"/>
+              </w:rPr>
+              <w:t>Importance</w:t>
+            </w:r>
+          </w:p>
+        </w:tc>
+        <w:tc>
+          <w:tcPr>
+            <w:tcW w:w="0" w:type="auto"/>
+            <w:tcBorders>
+              <w:top w:val="single" w:color="2A2B2C" w:sz="2" w:space="0"/>
+              <w:left w:val="single" w:color="2A2B2C" w:sz="2" w:space="0"/>
+              <w:bottom w:val="single" w:color="2A2B2C" w:sz="2" w:space="0"/>
+              <w:right w:val="single" w:color="2A2B2C" w:sz="2" w:space="0"/>
+            </w:tcBorders>
+            <w:shd w:val="clear" w:color="auto" w:fill="121314"/>
+            <w:tcMar>
+              <w:top w:w="20" w:type="dxa"/>
+              <w:left w:w="20" w:type="dxa"/>
+              <w:bottom w:w="20" w:type="dxa"/>
+              <w:right w:w="20" w:type="dxa"/>
+            </w:tcMar>
+            <w:vAlign w:val="center"/>
+          </w:tcPr>
+          <w:p>
+            <w:pPr>
+              <w:rPr>
+                <w:rFonts w:hint="default"/>
+              </w:rPr>
+            </w:pPr>
+            <w:r>
+              <w:rPr>
+                <w:rFonts w:hint="default"/>
+                <w:lang w:val="en-US" w:eastAsia="zh-CN"/>
+              </w:rPr>
+              <w:t>enterprise_memories.importance</w:t>
+            </w:r>
+          </w:p>
+        </w:tc>
+        <w:tc>
+          <w:tcPr>
+            <w:tcW w:w="0" w:type="auto"/>
+            <w:tcBorders>
+              <w:top w:val="single" w:color="2A2B2C" w:sz="2" w:space="0"/>
+              <w:left w:val="single" w:color="2A2B2C" w:sz="2" w:space="0"/>
+              <w:bottom w:val="single" w:color="2A2B2C" w:sz="2" w:space="0"/>
+              <w:right w:val="single" w:color="2A2B2C" w:sz="2" w:space="0"/>
+            </w:tcBorders>
+            <w:shd w:val="clear" w:color="auto" w:fill="121314"/>
+            <w:tcMar>
+              <w:top w:w="20" w:type="dxa"/>
+              <w:left w:w="20" w:type="dxa"/>
+              <w:bottom w:w="20" w:type="dxa"/>
+              <w:right w:w="20" w:type="dxa"/>
+            </w:tcMar>
+            <w:vAlign w:val="center"/>
+          </w:tcPr>
+          <w:p>
+            <w:pPr>
+              <w:rPr>
+                <w:rFonts w:hint="default"/>
+              </w:rPr>
+            </w:pPr>
+            <w:r>
+              <w:rPr>
+                <w:rFonts w:hint="default"/>
+                <w:lang w:val="en-US" w:eastAsia="zh-CN"/>
+              </w:rPr>
+              <w:t>1-10 评分，影响检索排序</w:t>
+            </w:r>
+          </w:p>
+        </w:tc>
+      </w:tr>
+      <w:tr>
+        <w:tblPrEx>
+          <w:tblBorders>
+            <w:top w:val="single" w:color="2A2B2C" w:sz="2" w:space="0"/>
+            <w:left w:val="single" w:color="2A2B2C" w:sz="2" w:space="0"/>
+            <w:bottom w:val="single" w:color="2A2B2C" w:sz="2" w:space="0"/>
+            <w:right w:val="single" w:color="2A2B2C" w:sz="2" w:space="0"/>
+            <w:insideH w:val="none" w:color="auto" w:sz="0" w:space="0"/>
+            <w:insideV w:val="none" w:color="auto" w:sz="0" w:space="0"/>
+          </w:tblBorders>
+          <w:tblCellMar>
+            <w:top w:w="15" w:type="dxa"/>
+            <w:left w:w="15" w:type="dxa"/>
+            <w:bottom w:w="15" w:type="dxa"/>
+            <w:right w:w="15" w:type="dxa"/>
+          </w:tblCellMar>
+        </w:tblPrEx>
+        <w:tc>
+          <w:tcPr>
+            <w:tcW w:w="0" w:type="auto"/>
+            <w:tcBorders>
+              <w:top w:val="single" w:color="2A2B2C" w:sz="2" w:space="0"/>
+              <w:left w:val="single" w:color="2A2B2C" w:sz="2" w:space="0"/>
+              <w:bottom w:val="single" w:color="2A2B2C" w:sz="2" w:space="0"/>
+              <w:right w:val="single" w:color="2A2B2C" w:sz="2" w:space="0"/>
+            </w:tcBorders>
+            <w:shd w:val="clear" w:color="auto" w:fill="121314"/>
+            <w:tcMar>
+              <w:top w:w="20" w:type="dxa"/>
+              <w:left w:w="20" w:type="dxa"/>
+              <w:bottom w:w="20" w:type="dxa"/>
+              <w:right w:w="20" w:type="dxa"/>
+            </w:tcMar>
+            <w:vAlign w:val="center"/>
+          </w:tcPr>
+          <w:p>
+            <w:pPr>
+              <w:rPr>
+                <w:rFonts w:hint="default"/>
+              </w:rPr>
+            </w:pPr>
+            <w:r>
+              <w:rPr>
+                <w:rFonts w:hint="default"/>
+                <w:lang w:val="en-US" w:eastAsia="zh-CN"/>
+              </w:rPr>
+              <w:t>语义召回</w:t>
+            </w:r>
+          </w:p>
+        </w:tc>
+        <w:tc>
+          <w:tcPr>
+            <w:tcW w:w="0" w:type="auto"/>
+            <w:tcBorders>
+              <w:top w:val="single" w:color="2A2B2C" w:sz="2" w:space="0"/>
+              <w:left w:val="single" w:color="2A2B2C" w:sz="2" w:space="0"/>
+              <w:bottom w:val="single" w:color="2A2B2C" w:sz="2" w:space="0"/>
+              <w:right w:val="single" w:color="2A2B2C" w:sz="2" w:space="0"/>
+            </w:tcBorders>
+            <w:shd w:val="clear" w:color="auto" w:fill="121314"/>
+            <w:tcMar>
+              <w:top w:w="20" w:type="dxa"/>
+              <w:left w:w="20" w:type="dxa"/>
+              <w:bottom w:w="20" w:type="dxa"/>
+              <w:right w:w="20" w:type="dxa"/>
+            </w:tcMar>
+            <w:vAlign w:val="center"/>
+          </w:tcPr>
+          <w:p>
+            <w:pPr>
+              <w:rPr>
+                <w:rFonts w:hint="default"/>
+              </w:rPr>
+            </w:pPr>
+            <w:r>
+              <w:rPr>
+                <w:rFonts w:hint="default"/>
+                <w:lang w:val="en-US" w:eastAsia="zh-CN"/>
+              </w:rPr>
+              <w:t>Semantic Recall</w:t>
+            </w:r>
+          </w:p>
+        </w:tc>
+        <w:tc>
+          <w:tcPr>
+            <w:tcW w:w="0" w:type="auto"/>
+            <w:tcBorders>
+              <w:top w:val="single" w:color="2A2B2C" w:sz="2" w:space="0"/>
+              <w:left w:val="single" w:color="2A2B2C" w:sz="2" w:space="0"/>
+              <w:bottom w:val="single" w:color="2A2B2C" w:sz="2" w:space="0"/>
+              <w:right w:val="single" w:color="2A2B2C" w:sz="2" w:space="0"/>
+            </w:tcBorders>
+            <w:shd w:val="clear" w:color="auto" w:fill="121314"/>
+            <w:tcMar>
+              <w:top w:w="20" w:type="dxa"/>
+              <w:left w:w="20" w:type="dxa"/>
+              <w:bottom w:w="20" w:type="dxa"/>
+              <w:right w:w="20" w:type="dxa"/>
+            </w:tcMar>
+            <w:vAlign w:val="center"/>
+          </w:tcPr>
+          <w:p>
+            <w:pPr>
+              <w:rPr>
+                <w:rFonts w:hint="default"/>
+              </w:rPr>
+            </w:pPr>
+            <w:r>
+              <w:rPr>
+                <w:rFonts w:hint="default"/>
+                <w:lang w:val="en-US" w:eastAsia="zh-CN"/>
+              </w:rPr>
+              <w:t>—</w:t>
+            </w:r>
+          </w:p>
+        </w:tc>
+        <w:tc>
+          <w:tcPr>
+            <w:tcW w:w="0" w:type="auto"/>
+            <w:tcBorders>
+              <w:top w:val="single" w:color="2A2B2C" w:sz="2" w:space="0"/>
+              <w:left w:val="single" w:color="2A2B2C" w:sz="2" w:space="0"/>
+              <w:bottom w:val="single" w:color="2A2B2C" w:sz="2" w:space="0"/>
+              <w:right w:val="single" w:color="2A2B2C" w:sz="2" w:space="0"/>
+            </w:tcBorders>
+            <w:shd w:val="clear" w:color="auto" w:fill="121314"/>
+            <w:tcMar>
+              <w:top w:w="20" w:type="dxa"/>
+              <w:left w:w="20" w:type="dxa"/>
+              <w:bottom w:w="20" w:type="dxa"/>
+              <w:right w:w="20" w:type="dxa"/>
+            </w:tcMar>
+            <w:vAlign w:val="center"/>
+          </w:tcPr>
+          <w:p>
+            <w:pPr>
+              <w:rPr>
+                <w:rFonts w:hint="default"/>
+              </w:rPr>
+            </w:pPr>
+            <w:r>
+              <w:rPr>
+                <w:rFonts w:hint="default"/>
+                <w:lang w:val="en-US" w:eastAsia="zh-CN"/>
+              </w:rPr>
+              <w:t>pgvector 向量搜索，加权排序</w:t>
+            </w:r>
+          </w:p>
+        </w:tc>
+      </w:tr>
+    </w:tbl>
+    <w:p>
+      <w:pPr>
+        <w:rPr>
+          <w:rFonts w:hint="default"/>
+        </w:rPr>
+      </w:pPr>
+      <w:r>
+        <w:rPr>
+          <w:rFonts w:hint="default"/>
+        </w:rPr>
+        <w:t>六、知识图谱（how things connect）</w:t>
+      </w:r>
+    </w:p>
+    <w:tbl>
+      <w:tblPr>
+        <w:tblW w:w="0" w:type="auto"/>
+        <w:tblInd w:w="0" w:type="dxa"/>
+        <w:tblBorders>
+          <w:top w:val="single" w:color="2A2B2C" w:sz="2" w:space="0"/>
+          <w:left w:val="single" w:color="2A2B2C" w:sz="2" w:space="0"/>
+          <w:bottom w:val="single" w:color="2A2B2C" w:sz="2" w:space="0"/>
+          <w:right w:val="single" w:color="2A2B2C" w:sz="2" w:space="0"/>
+          <w:insideH w:val="none" w:color="auto" w:sz="0" w:space="0"/>
+          <w:insideV w:val="none" w:color="auto" w:sz="0" w:space="0"/>
+        </w:tblBorders>
+        <w:shd w:val="clear" w:color="auto" w:fill="121314"/>
+        <w:tblLayout w:type="autofit"/>
+        <w:tblCellMar>
+          <w:top w:w="15" w:type="dxa"/>
+          <w:left w:w="15" w:type="dxa"/>
+          <w:bottom w:w="15" w:type="dxa"/>
+          <w:right w:w="15" w:type="dxa"/>
+        </w:tblCellMar>
+      </w:tblPr>
+      <w:tblGrid>
+        <w:gridCol w:w="697"/>
+        <w:gridCol w:w="1150"/>
+        <w:gridCol w:w="635"/>
+        <w:gridCol w:w="5864"/>
+      </w:tblGrid>
+      <w:tr>
+        <w:tblPrEx>
+          <w:tblBorders>
+            <w:top w:val="single" w:color="2A2B2C" w:sz="2" w:space="0"/>
+            <w:left w:val="single" w:color="2A2B2C" w:sz="2" w:space="0"/>
+            <w:bottom w:val="single" w:color="2A2B2C" w:sz="2" w:space="0"/>
+            <w:right w:val="single" w:color="2A2B2C" w:sz="2" w:space="0"/>
+            <w:insideH w:val="none" w:color="auto" w:sz="0" w:space="0"/>
+            <w:insideV w:val="none" w:color="auto" w:sz="0" w:space="0"/>
+          </w:tblBorders>
+          <w:tblCellMar>
+            <w:top w:w="15" w:type="dxa"/>
+            <w:left w:w="15" w:type="dxa"/>
+            <w:bottom w:w="15" w:type="dxa"/>
+            <w:right w:w="15" w:type="dxa"/>
+          </w:tblCellMar>
+        </w:tblPrEx>
+        <w:trPr>
+          <w:tblHeader/>
+        </w:trPr>
+        <w:tc>
+          <w:tcPr>
+            <w:tcW w:w="0" w:type="auto"/>
+            <w:tcBorders>
+              <w:top w:val="single" w:color="2A2B2C" w:sz="2" w:space="0"/>
+              <w:left w:val="single" w:color="2A2B2C" w:sz="2" w:space="0"/>
+              <w:bottom w:val="single" w:color="2A2B2C" w:sz="2" w:space="0"/>
+              <w:right w:val="single" w:color="2A2B2C" w:sz="2" w:space="0"/>
+            </w:tcBorders>
+            <w:shd w:val="clear" w:color="auto" w:fill="121314"/>
+            <w:tcMar>
+              <w:top w:w="20" w:type="dxa"/>
+              <w:left w:w="20" w:type="dxa"/>
+              <w:bottom w:w="20" w:type="dxa"/>
+              <w:right w:w="20" w:type="dxa"/>
+            </w:tcMar>
+            <w:vAlign w:val="center"/>
+          </w:tcPr>
+          <w:p>
+            <w:pPr>
+              <w:rPr>
+                <w:rFonts w:hint="default"/>
+              </w:rPr>
+            </w:pPr>
+            <w:r>
+              <w:rPr>
+                <w:rFonts w:hint="default"/>
+                <w:lang w:val="en-US" w:eastAsia="zh-CN"/>
+              </w:rPr>
+              <w:t>概念</w:t>
+            </w:r>
+          </w:p>
+        </w:tc>
+        <w:tc>
+          <w:tcPr>
+            <w:tcW w:w="0" w:type="auto"/>
+            <w:tcBorders>
+              <w:top w:val="single" w:color="2A2B2C" w:sz="2" w:space="0"/>
+              <w:left w:val="single" w:color="2A2B2C" w:sz="2" w:space="0"/>
+              <w:bottom w:val="single" w:color="2A2B2C" w:sz="2" w:space="0"/>
+              <w:right w:val="single" w:color="2A2B2C" w:sz="2" w:space="0"/>
+            </w:tcBorders>
+            <w:shd w:val="clear" w:color="auto" w:fill="121314"/>
+            <w:tcMar>
+              <w:top w:w="20" w:type="dxa"/>
+              <w:left w:w="20" w:type="dxa"/>
+              <w:bottom w:w="20" w:type="dxa"/>
+              <w:right w:w="20" w:type="dxa"/>
+            </w:tcMar>
+            <w:vAlign w:val="center"/>
+          </w:tcPr>
+          <w:p>
+            <w:pPr>
+              <w:rPr>
+                <w:rFonts w:hint="default"/>
+              </w:rPr>
+            </w:pPr>
+            <w:r>
+              <w:rPr>
+                <w:rFonts w:hint="default"/>
+                <w:lang w:val="en-US" w:eastAsia="zh-CN"/>
+              </w:rPr>
+              <w:t>英文</w:t>
+            </w:r>
+          </w:p>
+        </w:tc>
+        <w:tc>
+          <w:tcPr>
+            <w:tcW w:w="0" w:type="auto"/>
+            <w:tcBorders>
+              <w:top w:val="single" w:color="2A2B2C" w:sz="2" w:space="0"/>
+              <w:left w:val="single" w:color="2A2B2C" w:sz="2" w:space="0"/>
+              <w:bottom w:val="single" w:color="2A2B2C" w:sz="2" w:space="0"/>
+              <w:right w:val="single" w:color="2A2B2C" w:sz="2" w:space="0"/>
+            </w:tcBorders>
+            <w:shd w:val="clear" w:color="auto" w:fill="121314"/>
+            <w:tcMar>
+              <w:top w:w="20" w:type="dxa"/>
+              <w:left w:w="20" w:type="dxa"/>
+              <w:bottom w:w="20" w:type="dxa"/>
+              <w:right w:w="20" w:type="dxa"/>
+            </w:tcMar>
+            <w:vAlign w:val="center"/>
+          </w:tcPr>
+          <w:p>
+            <w:pPr>
+              <w:rPr>
+                <w:rFonts w:hint="default"/>
+              </w:rPr>
+            </w:pPr>
+            <w:r>
+              <w:rPr>
+                <w:rFonts w:hint="default"/>
+                <w:lang w:val="en-US" w:eastAsia="zh-CN"/>
+              </w:rPr>
+              <w:t>数据表</w:t>
+            </w:r>
+          </w:p>
+        </w:tc>
+        <w:tc>
+          <w:tcPr>
+            <w:tcW w:w="0" w:type="auto"/>
+            <w:tcBorders>
+              <w:top w:val="single" w:color="2A2B2C" w:sz="2" w:space="0"/>
+              <w:left w:val="single" w:color="2A2B2C" w:sz="2" w:space="0"/>
+              <w:bottom w:val="single" w:color="2A2B2C" w:sz="2" w:space="0"/>
+              <w:right w:val="single" w:color="2A2B2C" w:sz="2" w:space="0"/>
+            </w:tcBorders>
+            <w:shd w:val="clear" w:color="auto" w:fill="121314"/>
+            <w:tcMar>
+              <w:top w:w="20" w:type="dxa"/>
+              <w:left w:w="20" w:type="dxa"/>
+              <w:bottom w:w="20" w:type="dxa"/>
+              <w:right w:w="20" w:type="dxa"/>
+            </w:tcMar>
+            <w:vAlign w:val="center"/>
+          </w:tcPr>
+          <w:p>
+            <w:pPr>
+              <w:rPr>
+                <w:rFonts w:hint="default"/>
+              </w:rPr>
+            </w:pPr>
+            <w:r>
+              <w:rPr>
+                <w:rFonts w:hint="default"/>
+                <w:lang w:val="en-US" w:eastAsia="zh-CN"/>
+              </w:rPr>
+              <w:t>说明</w:t>
+            </w:r>
+          </w:p>
+        </w:tc>
+      </w:tr>
+      <w:tr>
+        <w:tblPrEx>
+          <w:tblBorders>
+            <w:top w:val="single" w:color="2A2B2C" w:sz="2" w:space="0"/>
+            <w:left w:val="single" w:color="2A2B2C" w:sz="2" w:space="0"/>
+            <w:bottom w:val="single" w:color="2A2B2C" w:sz="2" w:space="0"/>
+            <w:right w:val="single" w:color="2A2B2C" w:sz="2" w:space="0"/>
+            <w:insideH w:val="none" w:color="auto" w:sz="0" w:space="0"/>
+            <w:insideV w:val="none" w:color="auto" w:sz="0" w:space="0"/>
+          </w:tblBorders>
+          <w:tblCellMar>
+            <w:top w:w="15" w:type="dxa"/>
+            <w:left w:w="15" w:type="dxa"/>
+            <w:bottom w:w="15" w:type="dxa"/>
+            <w:right w:w="15" w:type="dxa"/>
+          </w:tblCellMar>
+        </w:tblPrEx>
+        <w:tc>
+          <w:tcPr>
+            <w:tcW w:w="0" w:type="auto"/>
+            <w:tcBorders>
+              <w:top w:val="single" w:color="2A2B2C" w:sz="2" w:space="0"/>
+              <w:left w:val="single" w:color="2A2B2C" w:sz="2" w:space="0"/>
+              <w:bottom w:val="single" w:color="2A2B2C" w:sz="2" w:space="0"/>
+              <w:right w:val="single" w:color="2A2B2C" w:sz="2" w:space="0"/>
+            </w:tcBorders>
+            <w:shd w:val="clear" w:color="auto" w:fill="121314"/>
+            <w:tcMar>
+              <w:top w:w="20" w:type="dxa"/>
+              <w:left w:w="20" w:type="dxa"/>
+              <w:bottom w:w="20" w:type="dxa"/>
+              <w:right w:w="20" w:type="dxa"/>
+            </w:tcMar>
+            <w:vAlign w:val="center"/>
+          </w:tcPr>
+          <w:p>
+            <w:pPr>
+              <w:rPr>
+                <w:rFonts w:hint="default"/>
+              </w:rPr>
+            </w:pPr>
+            <w:r>
+              <w:rPr>
+                <w:rFonts w:hint="default"/>
+                <w:lang w:val="en-US" w:eastAsia="zh-CN"/>
+              </w:rPr>
+              <w:t>实体</w:t>
+            </w:r>
+          </w:p>
+        </w:tc>
+        <w:tc>
+          <w:tcPr>
+            <w:tcW w:w="0" w:type="auto"/>
+            <w:tcBorders>
+              <w:top w:val="single" w:color="2A2B2C" w:sz="2" w:space="0"/>
+              <w:left w:val="single" w:color="2A2B2C" w:sz="2" w:space="0"/>
+              <w:bottom w:val="single" w:color="2A2B2C" w:sz="2" w:space="0"/>
+              <w:right w:val="single" w:color="2A2B2C" w:sz="2" w:space="0"/>
+            </w:tcBorders>
+            <w:shd w:val="clear" w:color="auto" w:fill="121314"/>
+            <w:tcMar>
+              <w:top w:w="20" w:type="dxa"/>
+              <w:left w:w="20" w:type="dxa"/>
+              <w:bottom w:w="20" w:type="dxa"/>
+              <w:right w:w="20" w:type="dxa"/>
+            </w:tcMar>
+            <w:vAlign w:val="center"/>
+          </w:tcPr>
+          <w:p>
+            <w:pPr>
+              <w:rPr>
+                <w:rFonts w:hint="default"/>
+              </w:rPr>
+            </w:pPr>
+            <w:r>
+              <w:rPr>
+                <w:rFonts w:hint="default"/>
+                <w:lang w:val="en-US" w:eastAsia="zh-CN"/>
+              </w:rPr>
+              <w:t>Entity / Node</w:t>
+            </w:r>
+          </w:p>
+        </w:tc>
+        <w:tc>
+          <w:tcPr>
+            <w:tcW w:w="0" w:type="auto"/>
+            <w:tcBorders>
+              <w:top w:val="single" w:color="2A2B2C" w:sz="2" w:space="0"/>
+              <w:left w:val="single" w:color="2A2B2C" w:sz="2" w:space="0"/>
+              <w:bottom w:val="single" w:color="2A2B2C" w:sz="2" w:space="0"/>
+              <w:right w:val="single" w:color="2A2B2C" w:sz="2" w:space="0"/>
+            </w:tcBorders>
+            <w:shd w:val="clear" w:color="auto" w:fill="121314"/>
+            <w:tcMar>
+              <w:top w:w="20" w:type="dxa"/>
+              <w:left w:w="20" w:type="dxa"/>
+              <w:bottom w:w="20" w:type="dxa"/>
+              <w:right w:w="20" w:type="dxa"/>
+            </w:tcMar>
+            <w:vAlign w:val="center"/>
+          </w:tcPr>
+          <w:p>
+            <w:pPr>
+              <w:rPr>
+                <w:rFonts w:hint="default"/>
+              </w:rPr>
+            </w:pPr>
+            <w:r>
+              <w:rPr>
+                <w:rFonts w:hint="default"/>
+                <w:lang w:val="en-US" w:eastAsia="zh-CN"/>
+              </w:rPr>
+              <w:t>Neo4j</w:t>
+            </w:r>
+          </w:p>
+        </w:tc>
+        <w:tc>
+          <w:tcPr>
+            <w:tcW w:w="0" w:type="auto"/>
+            <w:tcBorders>
+              <w:top w:val="single" w:color="2A2B2C" w:sz="2" w:space="0"/>
+              <w:left w:val="single" w:color="2A2B2C" w:sz="2" w:space="0"/>
+              <w:bottom w:val="single" w:color="2A2B2C" w:sz="2" w:space="0"/>
+              <w:right w:val="single" w:color="2A2B2C" w:sz="2" w:space="0"/>
+            </w:tcBorders>
+            <w:shd w:val="clear" w:color="auto" w:fill="121314"/>
+            <w:tcMar>
+              <w:top w:w="20" w:type="dxa"/>
+              <w:left w:w="20" w:type="dxa"/>
+              <w:bottom w:w="20" w:type="dxa"/>
+              <w:right w:w="20" w:type="dxa"/>
+            </w:tcMar>
+            <w:vAlign w:val="center"/>
+          </w:tcPr>
+          <w:p>
+            <w:pPr>
+              <w:rPr>
+                <w:rFonts w:hint="default"/>
+              </w:rPr>
+            </w:pPr>
+            <w:r>
+              <w:rPr>
+                <w:rFonts w:hint="default"/>
+                <w:lang w:val="en-US" w:eastAsia="zh-CN"/>
+              </w:rPr>
+              <w:t>Employee / Department / Product / Customer / Goal / KPI</w:t>
+            </w:r>
+          </w:p>
+        </w:tc>
+      </w:tr>
+      <w:tr>
+        <w:tblPrEx>
+          <w:tblBorders>
+            <w:top w:val="single" w:color="2A2B2C" w:sz="2" w:space="0"/>
+            <w:left w:val="single" w:color="2A2B2C" w:sz="2" w:space="0"/>
+            <w:bottom w:val="single" w:color="2A2B2C" w:sz="2" w:space="0"/>
+            <w:right w:val="single" w:color="2A2B2C" w:sz="2" w:space="0"/>
+            <w:insideH w:val="none" w:color="auto" w:sz="0" w:space="0"/>
+            <w:insideV w:val="none" w:color="auto" w:sz="0" w:space="0"/>
+          </w:tblBorders>
+          <w:tblCellMar>
+            <w:top w:w="15" w:type="dxa"/>
+            <w:left w:w="15" w:type="dxa"/>
+            <w:bottom w:w="15" w:type="dxa"/>
+            <w:right w:w="15" w:type="dxa"/>
+          </w:tblCellMar>
+        </w:tblPrEx>
+        <w:tc>
+          <w:tcPr>
+            <w:tcW w:w="0" w:type="auto"/>
+            <w:tcBorders>
+              <w:top w:val="single" w:color="2A2B2C" w:sz="2" w:space="0"/>
+              <w:left w:val="single" w:color="2A2B2C" w:sz="2" w:space="0"/>
+              <w:bottom w:val="single" w:color="2A2B2C" w:sz="2" w:space="0"/>
+              <w:right w:val="single" w:color="2A2B2C" w:sz="2" w:space="0"/>
+            </w:tcBorders>
+            <w:shd w:val="clear" w:color="auto" w:fill="121314"/>
+            <w:tcMar>
+              <w:top w:w="20" w:type="dxa"/>
+              <w:left w:w="20" w:type="dxa"/>
+              <w:bottom w:w="20" w:type="dxa"/>
+              <w:right w:w="20" w:type="dxa"/>
+            </w:tcMar>
+            <w:vAlign w:val="center"/>
+          </w:tcPr>
+          <w:p>
+            <w:pPr>
+              <w:rPr>
+                <w:rFonts w:hint="default"/>
+              </w:rPr>
+            </w:pPr>
+            <w:r>
+              <w:rPr>
+                <w:rFonts w:hint="default"/>
+                <w:lang w:val="en-US" w:eastAsia="zh-CN"/>
+              </w:rPr>
+              <w:t>关系</w:t>
+            </w:r>
+          </w:p>
+        </w:tc>
+        <w:tc>
+          <w:tcPr>
+            <w:tcW w:w="0" w:type="auto"/>
+            <w:tcBorders>
+              <w:top w:val="single" w:color="2A2B2C" w:sz="2" w:space="0"/>
+              <w:left w:val="single" w:color="2A2B2C" w:sz="2" w:space="0"/>
+              <w:bottom w:val="single" w:color="2A2B2C" w:sz="2" w:space="0"/>
+              <w:right w:val="single" w:color="2A2B2C" w:sz="2" w:space="0"/>
+            </w:tcBorders>
+            <w:shd w:val="clear" w:color="auto" w:fill="121314"/>
+            <w:tcMar>
+              <w:top w:w="20" w:type="dxa"/>
+              <w:left w:w="20" w:type="dxa"/>
+              <w:bottom w:w="20" w:type="dxa"/>
+              <w:right w:w="20" w:type="dxa"/>
+            </w:tcMar>
+            <w:vAlign w:val="center"/>
+          </w:tcPr>
+          <w:p>
+            <w:pPr>
+              <w:rPr>
+                <w:rFonts w:hint="default"/>
+              </w:rPr>
+            </w:pPr>
+            <w:r>
+              <w:rPr>
+                <w:rFonts w:hint="default"/>
+                <w:lang w:val="en-US" w:eastAsia="zh-CN"/>
+              </w:rPr>
+              <w:t>Relationship</w:t>
+            </w:r>
+          </w:p>
+        </w:tc>
+        <w:tc>
+          <w:tcPr>
+            <w:tcW w:w="0" w:type="auto"/>
+            <w:tcBorders>
+              <w:top w:val="single" w:color="2A2B2C" w:sz="2" w:space="0"/>
+              <w:left w:val="single" w:color="2A2B2C" w:sz="2" w:space="0"/>
+              <w:bottom w:val="single" w:color="2A2B2C" w:sz="2" w:space="0"/>
+              <w:right w:val="single" w:color="2A2B2C" w:sz="2" w:space="0"/>
+            </w:tcBorders>
+            <w:shd w:val="clear" w:color="auto" w:fill="121314"/>
+            <w:tcMar>
+              <w:top w:w="20" w:type="dxa"/>
+              <w:left w:w="20" w:type="dxa"/>
+              <w:bottom w:w="20" w:type="dxa"/>
+              <w:right w:w="20" w:type="dxa"/>
+            </w:tcMar>
+            <w:vAlign w:val="center"/>
+          </w:tcPr>
+          <w:p>
+            <w:pPr>
+              <w:rPr>
+                <w:rFonts w:hint="default"/>
+              </w:rPr>
+            </w:pPr>
+            <w:r>
+              <w:rPr>
+                <w:rFonts w:hint="default"/>
+                <w:lang w:val="en-US" w:eastAsia="zh-CN"/>
+              </w:rPr>
+              <w:t>Neo4j</w:t>
+            </w:r>
+          </w:p>
+        </w:tc>
+        <w:tc>
+          <w:tcPr>
+            <w:tcW w:w="0" w:type="auto"/>
+            <w:tcBorders>
+              <w:top w:val="single" w:color="2A2B2C" w:sz="2" w:space="0"/>
+              <w:left w:val="single" w:color="2A2B2C" w:sz="2" w:space="0"/>
+              <w:bottom w:val="single" w:color="2A2B2C" w:sz="2" w:space="0"/>
+              <w:right w:val="single" w:color="2A2B2C" w:sz="2" w:space="0"/>
+            </w:tcBorders>
+            <w:shd w:val="clear" w:color="auto" w:fill="121314"/>
+            <w:tcMar>
+              <w:top w:w="20" w:type="dxa"/>
+              <w:left w:w="20" w:type="dxa"/>
+              <w:bottom w:w="20" w:type="dxa"/>
+              <w:right w:w="20" w:type="dxa"/>
+            </w:tcMar>
+            <w:vAlign w:val="center"/>
+          </w:tcPr>
+          <w:p>
+            <w:pPr>
+              <w:rPr>
+                <w:rFonts w:hint="default"/>
+              </w:rPr>
+            </w:pPr>
+            <w:r>
+              <w:rPr>
+                <w:rFonts w:hint="default"/>
+                <w:lang w:val="en-US" w:eastAsia="zh-CN"/>
+              </w:rPr>
+              <w:t>BELONGS_TO / MANAGES / RESPONSIBLE_FOR / SELLS_TO / HAS_GOAL / MEASURED_BY</w:t>
+            </w:r>
+          </w:p>
+        </w:tc>
+      </w:tr>
+      <w:tr>
+        <w:tblPrEx>
+          <w:tblBorders>
+            <w:top w:val="single" w:color="2A2B2C" w:sz="2" w:space="0"/>
+            <w:left w:val="single" w:color="2A2B2C" w:sz="2" w:space="0"/>
+            <w:bottom w:val="single" w:color="2A2B2C" w:sz="2" w:space="0"/>
+            <w:right w:val="single" w:color="2A2B2C" w:sz="2" w:space="0"/>
+            <w:insideH w:val="none" w:color="auto" w:sz="0" w:space="0"/>
+            <w:insideV w:val="none" w:color="auto" w:sz="0" w:space="0"/>
+          </w:tblBorders>
+          <w:tblCellMar>
+            <w:top w:w="15" w:type="dxa"/>
+            <w:left w:w="15" w:type="dxa"/>
+            <w:bottom w:w="15" w:type="dxa"/>
+            <w:right w:w="15" w:type="dxa"/>
+          </w:tblCellMar>
+        </w:tblPrEx>
+        <w:tc>
+          <w:tcPr>
+            <w:tcW w:w="0" w:type="auto"/>
+            <w:tcBorders>
+              <w:top w:val="single" w:color="2A2B2C" w:sz="2" w:space="0"/>
+              <w:left w:val="single" w:color="2A2B2C" w:sz="2" w:space="0"/>
+              <w:bottom w:val="single" w:color="2A2B2C" w:sz="2" w:space="0"/>
+              <w:right w:val="single" w:color="2A2B2C" w:sz="2" w:space="0"/>
+            </w:tcBorders>
+            <w:shd w:val="clear" w:color="auto" w:fill="121314"/>
+            <w:tcMar>
+              <w:top w:w="20" w:type="dxa"/>
+              <w:left w:w="20" w:type="dxa"/>
+              <w:bottom w:w="20" w:type="dxa"/>
+              <w:right w:w="20" w:type="dxa"/>
+            </w:tcMar>
+            <w:vAlign w:val="center"/>
+          </w:tcPr>
+          <w:p>
+            <w:pPr>
+              <w:rPr>
+                <w:rFonts w:hint="default"/>
+              </w:rPr>
+            </w:pPr>
+            <w:r>
+              <w:rPr>
+                <w:rFonts w:hint="default"/>
+                <w:lang w:val="en-US" w:eastAsia="zh-CN"/>
+              </w:rPr>
+              <w:t>图谱检索</w:t>
+            </w:r>
+          </w:p>
+        </w:tc>
+        <w:tc>
+          <w:tcPr>
+            <w:tcW w:w="0" w:type="auto"/>
+            <w:tcBorders>
+              <w:top w:val="single" w:color="2A2B2C" w:sz="2" w:space="0"/>
+              <w:left w:val="single" w:color="2A2B2C" w:sz="2" w:space="0"/>
+              <w:bottom w:val="single" w:color="2A2B2C" w:sz="2" w:space="0"/>
+              <w:right w:val="single" w:color="2A2B2C" w:sz="2" w:space="0"/>
+            </w:tcBorders>
+            <w:shd w:val="clear" w:color="auto" w:fill="121314"/>
+            <w:tcMar>
+              <w:top w:w="20" w:type="dxa"/>
+              <w:left w:w="20" w:type="dxa"/>
+              <w:bottom w:w="20" w:type="dxa"/>
+              <w:right w:w="20" w:type="dxa"/>
+            </w:tcMar>
+            <w:vAlign w:val="center"/>
+          </w:tcPr>
+          <w:p>
+            <w:pPr>
+              <w:rPr>
+                <w:rFonts w:hint="default"/>
+              </w:rPr>
+            </w:pPr>
+            <w:r>
+              <w:rPr>
+                <w:rFonts w:hint="default"/>
+                <w:lang w:val="en-US" w:eastAsia="zh-CN"/>
+              </w:rPr>
+              <w:t>GraphRAG</w:t>
+            </w:r>
+          </w:p>
+        </w:tc>
+        <w:tc>
+          <w:tcPr>
+            <w:tcW w:w="0" w:type="auto"/>
+            <w:tcBorders>
+              <w:top w:val="single" w:color="2A2B2C" w:sz="2" w:space="0"/>
+              <w:left w:val="single" w:color="2A2B2C" w:sz="2" w:space="0"/>
+              <w:bottom w:val="single" w:color="2A2B2C" w:sz="2" w:space="0"/>
+              <w:right w:val="single" w:color="2A2B2C" w:sz="2" w:space="0"/>
+            </w:tcBorders>
+            <w:shd w:val="clear" w:color="auto" w:fill="121314"/>
+            <w:tcMar>
+              <w:top w:w="20" w:type="dxa"/>
+              <w:left w:w="20" w:type="dxa"/>
+              <w:bottom w:w="20" w:type="dxa"/>
+              <w:right w:w="20" w:type="dxa"/>
+            </w:tcMar>
+            <w:vAlign w:val="center"/>
+          </w:tcPr>
+          <w:p>
+            <w:pPr>
+              <w:rPr>
+                <w:rFonts w:hint="default"/>
+              </w:rPr>
+            </w:pPr>
+            <w:r>
+              <w:rPr>
+                <w:rFonts w:hint="default"/>
+                <w:lang w:val="en-US" w:eastAsia="zh-CN"/>
+              </w:rPr>
+              <w:t>—</w:t>
+            </w:r>
+          </w:p>
+        </w:tc>
+        <w:tc>
+          <w:tcPr>
+            <w:tcW w:w="0" w:type="auto"/>
+            <w:tcBorders>
+              <w:top w:val="single" w:color="2A2B2C" w:sz="2" w:space="0"/>
+              <w:left w:val="single" w:color="2A2B2C" w:sz="2" w:space="0"/>
+              <w:bottom w:val="single" w:color="2A2B2C" w:sz="2" w:space="0"/>
+              <w:right w:val="single" w:color="2A2B2C" w:sz="2" w:space="0"/>
+            </w:tcBorders>
+            <w:shd w:val="clear" w:color="auto" w:fill="121314"/>
+            <w:tcMar>
+              <w:top w:w="20" w:type="dxa"/>
+              <w:left w:w="20" w:type="dxa"/>
+              <w:bottom w:w="20" w:type="dxa"/>
+              <w:right w:w="20" w:type="dxa"/>
+            </w:tcMar>
+            <w:vAlign w:val="center"/>
+          </w:tcPr>
+          <w:p>
+            <w:pPr>
+              <w:rPr>
+                <w:rFonts w:hint="default"/>
+              </w:rPr>
+            </w:pPr>
+            <w:r>
+              <w:rPr>
+                <w:rFonts w:hint="default"/>
+                <w:lang w:val="en-US" w:eastAsia="zh-CN"/>
+              </w:rPr>
+              <w:t>自然语言 → Cypher 查询 → 关系路径</w:t>
+            </w:r>
+          </w:p>
+        </w:tc>
+      </w:tr>
+      <w:tr>
+        <w:tblPrEx>
+          <w:tblBorders>
+            <w:top w:val="single" w:color="2A2B2C" w:sz="2" w:space="0"/>
+            <w:left w:val="single" w:color="2A2B2C" w:sz="2" w:space="0"/>
+            <w:bottom w:val="single" w:color="2A2B2C" w:sz="2" w:space="0"/>
+            <w:right w:val="single" w:color="2A2B2C" w:sz="2" w:space="0"/>
+            <w:insideH w:val="none" w:color="auto" w:sz="0" w:space="0"/>
+            <w:insideV w:val="none" w:color="auto" w:sz="0" w:space="0"/>
+          </w:tblBorders>
+          <w:tblCellMar>
+            <w:top w:w="15" w:type="dxa"/>
+            <w:left w:w="15" w:type="dxa"/>
+            <w:bottom w:w="15" w:type="dxa"/>
+            <w:right w:w="15" w:type="dxa"/>
+          </w:tblCellMar>
+        </w:tblPrEx>
+        <w:tc>
+          <w:tcPr>
+            <w:tcW w:w="0" w:type="auto"/>
+            <w:tcBorders>
+              <w:top w:val="single" w:color="2A2B2C" w:sz="2" w:space="0"/>
+              <w:left w:val="single" w:color="2A2B2C" w:sz="2" w:space="0"/>
+              <w:bottom w:val="single" w:color="2A2B2C" w:sz="2" w:space="0"/>
+              <w:right w:val="single" w:color="2A2B2C" w:sz="2" w:space="0"/>
+            </w:tcBorders>
+            <w:shd w:val="clear" w:color="auto" w:fill="121314"/>
+            <w:tcMar>
+              <w:top w:w="20" w:type="dxa"/>
+              <w:left w:w="20" w:type="dxa"/>
+              <w:bottom w:w="20" w:type="dxa"/>
+              <w:right w:w="20" w:type="dxa"/>
+            </w:tcMar>
+            <w:vAlign w:val="center"/>
+          </w:tcPr>
+          <w:p>
+            <w:pPr>
+              <w:rPr>
+                <w:rFonts w:hint="default"/>
+              </w:rPr>
+            </w:pPr>
+            <w:r>
+              <w:rPr>
+                <w:rFonts w:hint="default"/>
+                <w:lang w:val="en-US" w:eastAsia="zh-CN"/>
+              </w:rPr>
+              <w:t>图谱同步</w:t>
+            </w:r>
+          </w:p>
+        </w:tc>
+        <w:tc>
+          <w:tcPr>
+            <w:tcW w:w="0" w:type="auto"/>
+            <w:tcBorders>
+              <w:top w:val="single" w:color="2A2B2C" w:sz="2" w:space="0"/>
+              <w:left w:val="single" w:color="2A2B2C" w:sz="2" w:space="0"/>
+              <w:bottom w:val="single" w:color="2A2B2C" w:sz="2" w:space="0"/>
+              <w:right w:val="single" w:color="2A2B2C" w:sz="2" w:space="0"/>
+            </w:tcBorders>
+            <w:shd w:val="clear" w:color="auto" w:fill="121314"/>
+            <w:tcMar>
+              <w:top w:w="20" w:type="dxa"/>
+              <w:left w:w="20" w:type="dxa"/>
+              <w:bottom w:w="20" w:type="dxa"/>
+              <w:right w:w="20" w:type="dxa"/>
+            </w:tcMar>
+            <w:vAlign w:val="center"/>
+          </w:tcPr>
+          <w:p>
+            <w:pPr>
+              <w:rPr>
+                <w:rFonts w:hint="default"/>
+              </w:rPr>
+            </w:pPr>
+            <w:r>
+              <w:rPr>
+                <w:rFonts w:hint="default"/>
+                <w:lang w:val="en-US" w:eastAsia="zh-CN"/>
+              </w:rPr>
+              <w:t>Graph Sync</w:t>
+            </w:r>
+          </w:p>
+        </w:tc>
+        <w:tc>
+          <w:tcPr>
+            <w:tcW w:w="0" w:type="auto"/>
+            <w:tcBorders>
+              <w:top w:val="single" w:color="2A2B2C" w:sz="2" w:space="0"/>
+              <w:left w:val="single" w:color="2A2B2C" w:sz="2" w:space="0"/>
+              <w:bottom w:val="single" w:color="2A2B2C" w:sz="2" w:space="0"/>
+              <w:right w:val="single" w:color="2A2B2C" w:sz="2" w:space="0"/>
+            </w:tcBorders>
+            <w:shd w:val="clear" w:color="auto" w:fill="121314"/>
+            <w:tcMar>
+              <w:top w:w="20" w:type="dxa"/>
+              <w:left w:w="20" w:type="dxa"/>
+              <w:bottom w:w="20" w:type="dxa"/>
+              <w:right w:w="20" w:type="dxa"/>
+            </w:tcMar>
+            <w:vAlign w:val="center"/>
+          </w:tcPr>
+          <w:p>
+            <w:pPr>
+              <w:rPr>
+                <w:rFonts w:hint="default"/>
+              </w:rPr>
+            </w:pPr>
+            <w:r>
+              <w:rPr>
+                <w:rFonts w:hint="default"/>
+                <w:lang w:val="en-US" w:eastAsia="zh-CN"/>
+              </w:rPr>
+              <w:t>—</w:t>
+            </w:r>
+          </w:p>
+        </w:tc>
+        <w:tc>
+          <w:tcPr>
+            <w:tcW w:w="0" w:type="auto"/>
+            <w:tcBorders>
+              <w:top w:val="single" w:color="2A2B2C" w:sz="2" w:space="0"/>
+              <w:left w:val="single" w:color="2A2B2C" w:sz="2" w:space="0"/>
+              <w:bottom w:val="single" w:color="2A2B2C" w:sz="2" w:space="0"/>
+              <w:right w:val="single" w:color="2A2B2C" w:sz="2" w:space="0"/>
+            </w:tcBorders>
+            <w:shd w:val="clear" w:color="auto" w:fill="121314"/>
+            <w:tcMar>
+              <w:top w:w="20" w:type="dxa"/>
+              <w:left w:w="20" w:type="dxa"/>
+              <w:bottom w:w="20" w:type="dxa"/>
+              <w:right w:w="20" w:type="dxa"/>
+            </w:tcMar>
+            <w:vAlign w:val="center"/>
+          </w:tcPr>
+          <w:p>
+            <w:pPr>
+              <w:rPr>
+                <w:rFonts w:hint="default"/>
+              </w:rPr>
+            </w:pPr>
+            <w:r>
+              <w:rPr>
+                <w:rFonts w:hint="default"/>
+                <w:lang w:val="en-US" w:eastAsia="zh-CN"/>
+              </w:rPr>
+              <w:t>Layer 1 数据变更 → 自动同步到 Neo4j</w:t>
+            </w:r>
+          </w:p>
+        </w:tc>
+      </w:tr>
+    </w:tbl>
+    <w:p>
+      <w:pPr>
+        <w:rPr>
+          <w:rFonts w:hint="default"/>
+        </w:rPr>
+      </w:pPr>
+      <w:r>
+        <w:rPr>
+          <w:rFonts w:hint="default"/>
+        </w:rPr>
+        <w:t>七、知识中心（what we know）</w:t>
+      </w:r>
+    </w:p>
+    <w:tbl>
+      <w:tblPr>
+        <w:tblW w:w="0" w:type="auto"/>
+        <w:tblInd w:w="0" w:type="dxa"/>
+        <w:tblBorders>
+          <w:top w:val="single" w:color="2A2B2C" w:sz="2" w:space="0"/>
+          <w:left w:val="single" w:color="2A2B2C" w:sz="2" w:space="0"/>
+          <w:bottom w:val="single" w:color="2A2B2C" w:sz="2" w:space="0"/>
+          <w:right w:val="single" w:color="2A2B2C" w:sz="2" w:space="0"/>
+          <w:insideH w:val="none" w:color="auto" w:sz="0" w:space="0"/>
+          <w:insideV w:val="none" w:color="auto" w:sz="0" w:space="0"/>
+        </w:tblBorders>
+        <w:shd w:val="clear" w:color="auto" w:fill="121314"/>
+        <w:tblLayout w:type="autofit"/>
+        <w:tblCellMar>
+          <w:top w:w="15" w:type="dxa"/>
+          <w:left w:w="15" w:type="dxa"/>
+          <w:bottom w:w="15" w:type="dxa"/>
+          <w:right w:w="15" w:type="dxa"/>
+        </w:tblCellMar>
+      </w:tblPr>
+      <w:tblGrid>
+        <w:gridCol w:w="874"/>
+        <w:gridCol w:w="2907"/>
+        <w:gridCol w:w="4565"/>
+      </w:tblGrid>
+      <w:tr>
+        <w:tblPrEx>
+          <w:tblBorders>
+            <w:top w:val="single" w:color="2A2B2C" w:sz="2" w:space="0"/>
+            <w:left w:val="single" w:color="2A2B2C" w:sz="2" w:space="0"/>
+            <w:bottom w:val="single" w:color="2A2B2C" w:sz="2" w:space="0"/>
+            <w:right w:val="single" w:color="2A2B2C" w:sz="2" w:space="0"/>
+            <w:insideH w:val="none" w:color="auto" w:sz="0" w:space="0"/>
+            <w:insideV w:val="none" w:color="auto" w:sz="0" w:space="0"/>
+          </w:tblBorders>
+          <w:tblCellMar>
+            <w:top w:w="15" w:type="dxa"/>
+            <w:left w:w="15" w:type="dxa"/>
+            <w:bottom w:w="15" w:type="dxa"/>
+            <w:right w:w="15" w:type="dxa"/>
+          </w:tblCellMar>
+        </w:tblPrEx>
+        <w:trPr>
+          <w:tblHeader/>
+        </w:trPr>
+        <w:tc>
+          <w:tcPr>
+            <w:tcW w:w="0" w:type="auto"/>
+            <w:tcBorders>
+              <w:top w:val="single" w:color="2A2B2C" w:sz="2" w:space="0"/>
+              <w:left w:val="single" w:color="2A2B2C" w:sz="2" w:space="0"/>
+              <w:bottom w:val="single" w:color="2A2B2C" w:sz="2" w:space="0"/>
+              <w:right w:val="single" w:color="2A2B2C" w:sz="2" w:space="0"/>
+            </w:tcBorders>
+            <w:shd w:val="clear" w:color="auto" w:fill="121314"/>
+            <w:tcMar>
+              <w:top w:w="20" w:type="dxa"/>
+              <w:left w:w="20" w:type="dxa"/>
+              <w:bottom w:w="20" w:type="dxa"/>
+              <w:right w:w="20" w:type="dxa"/>
+            </w:tcMar>
+            <w:vAlign w:val="center"/>
+          </w:tcPr>
+          <w:p>
+            <w:pPr>
+              <w:rPr>
+                <w:rFonts w:hint="default"/>
+              </w:rPr>
+            </w:pPr>
+            <w:r>
+              <w:rPr>
+                <w:rFonts w:hint="default"/>
+                <w:lang w:val="en-US" w:eastAsia="zh-CN"/>
+              </w:rPr>
+              <w:t>概念</w:t>
+            </w:r>
+          </w:p>
+        </w:tc>
+        <w:tc>
+          <w:tcPr>
+            <w:tcW w:w="0" w:type="auto"/>
+            <w:tcBorders>
+              <w:top w:val="single" w:color="2A2B2C" w:sz="2" w:space="0"/>
+              <w:left w:val="single" w:color="2A2B2C" w:sz="2" w:space="0"/>
+              <w:bottom w:val="single" w:color="2A2B2C" w:sz="2" w:space="0"/>
+              <w:right w:val="single" w:color="2A2B2C" w:sz="2" w:space="0"/>
+            </w:tcBorders>
+            <w:shd w:val="clear" w:color="auto" w:fill="121314"/>
+            <w:tcMar>
+              <w:top w:w="20" w:type="dxa"/>
+              <w:left w:w="20" w:type="dxa"/>
+              <w:bottom w:w="20" w:type="dxa"/>
+              <w:right w:w="20" w:type="dxa"/>
+            </w:tcMar>
+            <w:vAlign w:val="center"/>
+          </w:tcPr>
+          <w:p>
+            <w:pPr>
+              <w:rPr>
+                <w:rFonts w:hint="default"/>
+              </w:rPr>
+            </w:pPr>
+            <w:r>
+              <w:rPr>
+                <w:rFonts w:hint="default"/>
+                <w:lang w:val="en-US" w:eastAsia="zh-CN"/>
+              </w:rPr>
+              <w:t>英文</w:t>
+            </w:r>
+          </w:p>
+        </w:tc>
+        <w:tc>
+          <w:tcPr>
+            <w:tcW w:w="0" w:type="auto"/>
+            <w:tcBorders>
+              <w:top w:val="single" w:color="2A2B2C" w:sz="2" w:space="0"/>
+              <w:left w:val="single" w:color="2A2B2C" w:sz="2" w:space="0"/>
+              <w:bottom w:val="single" w:color="2A2B2C" w:sz="2" w:space="0"/>
+              <w:right w:val="single" w:color="2A2B2C" w:sz="2" w:space="0"/>
+            </w:tcBorders>
+            <w:shd w:val="clear" w:color="auto" w:fill="121314"/>
+            <w:tcMar>
+              <w:top w:w="20" w:type="dxa"/>
+              <w:left w:w="20" w:type="dxa"/>
+              <w:bottom w:w="20" w:type="dxa"/>
+              <w:right w:w="20" w:type="dxa"/>
+            </w:tcMar>
+            <w:vAlign w:val="center"/>
+          </w:tcPr>
+          <w:p>
+            <w:pPr>
+              <w:rPr>
+                <w:rFonts w:hint="default"/>
+              </w:rPr>
+            </w:pPr>
+            <w:r>
+              <w:rPr>
+                <w:rFonts w:hint="default"/>
+                <w:lang w:val="en-US" w:eastAsia="zh-CN"/>
+              </w:rPr>
+              <w:t>说明</w:t>
+            </w:r>
+          </w:p>
+        </w:tc>
+      </w:tr>
+      <w:tr>
+        <w:tblPrEx>
+          <w:tblBorders>
+            <w:top w:val="single" w:color="2A2B2C" w:sz="2" w:space="0"/>
+            <w:left w:val="single" w:color="2A2B2C" w:sz="2" w:space="0"/>
+            <w:bottom w:val="single" w:color="2A2B2C" w:sz="2" w:space="0"/>
+            <w:right w:val="single" w:color="2A2B2C" w:sz="2" w:space="0"/>
+            <w:insideH w:val="none" w:color="auto" w:sz="0" w:space="0"/>
+            <w:insideV w:val="none" w:color="auto" w:sz="0" w:space="0"/>
+          </w:tblBorders>
+          <w:tblCellMar>
+            <w:top w:w="15" w:type="dxa"/>
+            <w:left w:w="15" w:type="dxa"/>
+            <w:bottom w:w="15" w:type="dxa"/>
+            <w:right w:w="15" w:type="dxa"/>
+          </w:tblCellMar>
+        </w:tblPrEx>
+        <w:tc>
+          <w:tcPr>
+            <w:tcW w:w="0" w:type="auto"/>
+            <w:tcBorders>
+              <w:top w:val="single" w:color="2A2B2C" w:sz="2" w:space="0"/>
+              <w:left w:val="single" w:color="2A2B2C" w:sz="2" w:space="0"/>
+              <w:bottom w:val="single" w:color="2A2B2C" w:sz="2" w:space="0"/>
+              <w:right w:val="single" w:color="2A2B2C" w:sz="2" w:space="0"/>
+            </w:tcBorders>
+            <w:shd w:val="clear" w:color="auto" w:fill="121314"/>
+            <w:tcMar>
+              <w:top w:w="20" w:type="dxa"/>
+              <w:left w:w="20" w:type="dxa"/>
+              <w:bottom w:w="20" w:type="dxa"/>
+              <w:right w:w="20" w:type="dxa"/>
+            </w:tcMar>
+            <w:vAlign w:val="center"/>
+          </w:tcPr>
+          <w:p>
+            <w:pPr>
+              <w:rPr>
+                <w:rFonts w:hint="default"/>
+              </w:rPr>
+            </w:pPr>
+            <w:r>
+              <w:rPr>
+                <w:rFonts w:hint="default"/>
+                <w:lang w:val="en-US" w:eastAsia="zh-CN"/>
+              </w:rPr>
+              <w:t>RAG 检索</w:t>
+            </w:r>
+          </w:p>
+        </w:tc>
+        <w:tc>
+          <w:tcPr>
+            <w:tcW w:w="0" w:type="auto"/>
+            <w:tcBorders>
+              <w:top w:val="single" w:color="2A2B2C" w:sz="2" w:space="0"/>
+              <w:left w:val="single" w:color="2A2B2C" w:sz="2" w:space="0"/>
+              <w:bottom w:val="single" w:color="2A2B2C" w:sz="2" w:space="0"/>
+              <w:right w:val="single" w:color="2A2B2C" w:sz="2" w:space="0"/>
+            </w:tcBorders>
+            <w:shd w:val="clear" w:color="auto" w:fill="121314"/>
+            <w:tcMar>
+              <w:top w:w="20" w:type="dxa"/>
+              <w:left w:w="20" w:type="dxa"/>
+              <w:bottom w:w="20" w:type="dxa"/>
+              <w:right w:w="20" w:type="dxa"/>
+            </w:tcMar>
+            <w:vAlign w:val="center"/>
+          </w:tcPr>
+          <w:p>
+            <w:pPr>
+              <w:rPr>
+                <w:rFonts w:hint="default"/>
+              </w:rPr>
+            </w:pPr>
+            <w:r>
+              <w:rPr>
+                <w:rFonts w:hint="default"/>
+                <w:lang w:val="en-US" w:eastAsia="zh-CN"/>
+              </w:rPr>
+              <w:t>RAG (Retrieval-Augmented Generation)</w:t>
+            </w:r>
+          </w:p>
+        </w:tc>
+        <w:tc>
+          <w:tcPr>
+            <w:tcW w:w="0" w:type="auto"/>
+            <w:tcBorders>
+              <w:top w:val="single" w:color="2A2B2C" w:sz="2" w:space="0"/>
+              <w:left w:val="single" w:color="2A2B2C" w:sz="2" w:space="0"/>
+              <w:bottom w:val="single" w:color="2A2B2C" w:sz="2" w:space="0"/>
+              <w:right w:val="single" w:color="2A2B2C" w:sz="2" w:space="0"/>
+            </w:tcBorders>
+            <w:shd w:val="clear" w:color="auto" w:fill="121314"/>
+            <w:tcMar>
+              <w:top w:w="20" w:type="dxa"/>
+              <w:left w:w="20" w:type="dxa"/>
+              <w:bottom w:w="20" w:type="dxa"/>
+              <w:right w:w="20" w:type="dxa"/>
+            </w:tcMar>
+            <w:vAlign w:val="center"/>
+          </w:tcPr>
+          <w:p>
+            <w:pPr>
+              <w:rPr>
+                <w:rFonts w:hint="default"/>
+              </w:rPr>
+            </w:pPr>
+            <w:r>
+              <w:rPr>
+                <w:rFonts w:hint="default"/>
+                <w:lang w:val="en-US" w:eastAsia="zh-CN"/>
+              </w:rPr>
+              <w:t>pgvector 向量搜索 + BGE Embedding + BGE Reranker</w:t>
+            </w:r>
+          </w:p>
+        </w:tc>
+      </w:tr>
+      <w:tr>
+        <w:tblPrEx>
+          <w:tblBorders>
+            <w:top w:val="single" w:color="2A2B2C" w:sz="2" w:space="0"/>
+            <w:left w:val="single" w:color="2A2B2C" w:sz="2" w:space="0"/>
+            <w:bottom w:val="single" w:color="2A2B2C" w:sz="2" w:space="0"/>
+            <w:right w:val="single" w:color="2A2B2C" w:sz="2" w:space="0"/>
+            <w:insideH w:val="none" w:color="auto" w:sz="0" w:space="0"/>
+            <w:insideV w:val="none" w:color="auto" w:sz="0" w:space="0"/>
+          </w:tblBorders>
+          <w:tblCellMar>
+            <w:top w:w="15" w:type="dxa"/>
+            <w:left w:w="15" w:type="dxa"/>
+            <w:bottom w:w="15" w:type="dxa"/>
+            <w:right w:w="15" w:type="dxa"/>
+          </w:tblCellMar>
+        </w:tblPrEx>
+        <w:tc>
+          <w:tcPr>
+            <w:tcW w:w="0" w:type="auto"/>
+            <w:tcBorders>
+              <w:top w:val="single" w:color="2A2B2C" w:sz="2" w:space="0"/>
+              <w:left w:val="single" w:color="2A2B2C" w:sz="2" w:space="0"/>
+              <w:bottom w:val="single" w:color="2A2B2C" w:sz="2" w:space="0"/>
+              <w:right w:val="single" w:color="2A2B2C" w:sz="2" w:space="0"/>
+            </w:tcBorders>
+            <w:shd w:val="clear" w:color="auto" w:fill="121314"/>
+            <w:tcMar>
+              <w:top w:w="20" w:type="dxa"/>
+              <w:left w:w="20" w:type="dxa"/>
+              <w:bottom w:w="20" w:type="dxa"/>
+              <w:right w:w="20" w:type="dxa"/>
+            </w:tcMar>
+            <w:vAlign w:val="center"/>
+          </w:tcPr>
+          <w:p>
+            <w:pPr>
+              <w:rPr>
+                <w:rFonts w:hint="default"/>
+              </w:rPr>
+            </w:pPr>
+            <w:r>
+              <w:rPr>
+                <w:rFonts w:hint="default"/>
+                <w:lang w:val="en-US" w:eastAsia="zh-CN"/>
+              </w:rPr>
+              <w:t>文档分块</w:t>
+            </w:r>
+          </w:p>
+        </w:tc>
+        <w:tc>
+          <w:tcPr>
+            <w:tcW w:w="0" w:type="auto"/>
+            <w:tcBorders>
+              <w:top w:val="single" w:color="2A2B2C" w:sz="2" w:space="0"/>
+              <w:left w:val="single" w:color="2A2B2C" w:sz="2" w:space="0"/>
+              <w:bottom w:val="single" w:color="2A2B2C" w:sz="2" w:space="0"/>
+              <w:right w:val="single" w:color="2A2B2C" w:sz="2" w:space="0"/>
+            </w:tcBorders>
+            <w:shd w:val="clear" w:color="auto" w:fill="121314"/>
+            <w:tcMar>
+              <w:top w:w="20" w:type="dxa"/>
+              <w:left w:w="20" w:type="dxa"/>
+              <w:bottom w:w="20" w:type="dxa"/>
+              <w:right w:w="20" w:type="dxa"/>
+            </w:tcMar>
+            <w:vAlign w:val="center"/>
+          </w:tcPr>
+          <w:p>
+            <w:pPr>
+              <w:rPr>
+                <w:rFonts w:hint="default"/>
+              </w:rPr>
+            </w:pPr>
+            <w:r>
+              <w:rPr>
+                <w:rFonts w:hint="default"/>
+                <w:lang w:val="en-US" w:eastAsia="zh-CN"/>
+              </w:rPr>
+              <w:t>Chunk</w:t>
+            </w:r>
+          </w:p>
+        </w:tc>
+        <w:tc>
+          <w:tcPr>
+            <w:tcW w:w="0" w:type="auto"/>
+            <w:tcBorders>
+              <w:top w:val="single" w:color="2A2B2C" w:sz="2" w:space="0"/>
+              <w:left w:val="single" w:color="2A2B2C" w:sz="2" w:space="0"/>
+              <w:bottom w:val="single" w:color="2A2B2C" w:sz="2" w:space="0"/>
+              <w:right w:val="single" w:color="2A2B2C" w:sz="2" w:space="0"/>
+            </w:tcBorders>
+            <w:shd w:val="clear" w:color="auto" w:fill="121314"/>
+            <w:tcMar>
+              <w:top w:w="20" w:type="dxa"/>
+              <w:left w:w="20" w:type="dxa"/>
+              <w:bottom w:w="20" w:type="dxa"/>
+              <w:right w:w="20" w:type="dxa"/>
+            </w:tcMar>
+            <w:vAlign w:val="center"/>
+          </w:tcPr>
+          <w:p>
+            <w:pPr>
+              <w:rPr>
+                <w:rFonts w:hint="default"/>
+              </w:rPr>
+            </w:pPr>
+            <w:r>
+              <w:rPr>
+                <w:rFonts w:hint="default"/>
+                <w:lang w:val="en-US" w:eastAsia="zh-CN"/>
+              </w:rPr>
+              <w:t>文档解析后拆分为语义块，含 source_type/content_type</w:t>
+            </w:r>
+          </w:p>
+        </w:tc>
+      </w:tr>
+      <w:tr>
+        <w:tblPrEx>
+          <w:tblBorders>
+            <w:top w:val="single" w:color="2A2B2C" w:sz="2" w:space="0"/>
+            <w:left w:val="single" w:color="2A2B2C" w:sz="2" w:space="0"/>
+            <w:bottom w:val="single" w:color="2A2B2C" w:sz="2" w:space="0"/>
+            <w:right w:val="single" w:color="2A2B2C" w:sz="2" w:space="0"/>
+            <w:insideH w:val="none" w:color="auto" w:sz="0" w:space="0"/>
+            <w:insideV w:val="none" w:color="auto" w:sz="0" w:space="0"/>
+          </w:tblBorders>
+          <w:tblCellMar>
+            <w:top w:w="15" w:type="dxa"/>
+            <w:left w:w="15" w:type="dxa"/>
+            <w:bottom w:w="15" w:type="dxa"/>
+            <w:right w:w="15" w:type="dxa"/>
+          </w:tblCellMar>
+        </w:tblPrEx>
+        <w:tc>
+          <w:tcPr>
+            <w:tcW w:w="0" w:type="auto"/>
+            <w:tcBorders>
+              <w:top w:val="single" w:color="2A2B2C" w:sz="2" w:space="0"/>
+              <w:left w:val="single" w:color="2A2B2C" w:sz="2" w:space="0"/>
+              <w:bottom w:val="single" w:color="2A2B2C" w:sz="2" w:space="0"/>
+              <w:right w:val="single" w:color="2A2B2C" w:sz="2" w:space="0"/>
+            </w:tcBorders>
+            <w:shd w:val="clear" w:color="auto" w:fill="121314"/>
+            <w:tcMar>
+              <w:top w:w="20" w:type="dxa"/>
+              <w:left w:w="20" w:type="dxa"/>
+              <w:bottom w:w="20" w:type="dxa"/>
+              <w:right w:w="20" w:type="dxa"/>
+            </w:tcMar>
+            <w:vAlign w:val="center"/>
+          </w:tcPr>
+          <w:p>
+            <w:pPr>
+              <w:rPr>
+                <w:rFonts w:hint="default"/>
+              </w:rPr>
+            </w:pPr>
+            <w:r>
+              <w:rPr>
+                <w:rFonts w:hint="default"/>
+                <w:lang w:val="en-US" w:eastAsia="zh-CN"/>
+              </w:rPr>
+              <w:t>外部连接器</w:t>
+            </w:r>
+          </w:p>
+        </w:tc>
+        <w:tc>
+          <w:tcPr>
+            <w:tcW w:w="0" w:type="auto"/>
+            <w:tcBorders>
+              <w:top w:val="single" w:color="2A2B2C" w:sz="2" w:space="0"/>
+              <w:left w:val="single" w:color="2A2B2C" w:sz="2" w:space="0"/>
+              <w:bottom w:val="single" w:color="2A2B2C" w:sz="2" w:space="0"/>
+              <w:right w:val="single" w:color="2A2B2C" w:sz="2" w:space="0"/>
+            </w:tcBorders>
+            <w:shd w:val="clear" w:color="auto" w:fill="121314"/>
+            <w:tcMar>
+              <w:top w:w="20" w:type="dxa"/>
+              <w:left w:w="20" w:type="dxa"/>
+              <w:bottom w:w="20" w:type="dxa"/>
+              <w:right w:w="20" w:type="dxa"/>
+            </w:tcMar>
+            <w:vAlign w:val="center"/>
+          </w:tcPr>
+          <w:p>
+            <w:pPr>
+              <w:rPr>
+                <w:rFonts w:hint="default"/>
+              </w:rPr>
+            </w:pPr>
+            <w:r>
+              <w:rPr>
+                <w:rFonts w:hint="default"/>
+                <w:lang w:val="en-US" w:eastAsia="zh-CN"/>
+              </w:rPr>
+              <w:t>Connector</w:t>
+            </w:r>
+          </w:p>
+        </w:tc>
+        <w:tc>
+          <w:tcPr>
+            <w:tcW w:w="0" w:type="auto"/>
+            <w:tcBorders>
+              <w:top w:val="single" w:color="2A2B2C" w:sz="2" w:space="0"/>
+              <w:left w:val="single" w:color="2A2B2C" w:sz="2" w:space="0"/>
+              <w:bottom w:val="single" w:color="2A2B2C" w:sz="2" w:space="0"/>
+              <w:right w:val="single" w:color="2A2B2C" w:sz="2" w:space="0"/>
+            </w:tcBorders>
+            <w:shd w:val="clear" w:color="auto" w:fill="121314"/>
+            <w:tcMar>
+              <w:top w:w="20" w:type="dxa"/>
+              <w:left w:w="20" w:type="dxa"/>
+              <w:bottom w:w="20" w:type="dxa"/>
+              <w:right w:w="20" w:type="dxa"/>
+            </w:tcMar>
+            <w:vAlign w:val="center"/>
+          </w:tcPr>
+          <w:p>
+            <w:pPr>
+              <w:rPr>
+                <w:rFonts w:hint="default"/>
+              </w:rPr>
+            </w:pPr>
+            <w:r>
+              <w:rPr>
+                <w:rFonts w:hint="default"/>
+                <w:lang w:val="en-US" w:eastAsia="zh-CN"/>
+              </w:rPr>
+              <w:t>GitHub 仓库同步（框架预留 Notion/Jira/Confluence/Slack）</w:t>
+            </w:r>
+          </w:p>
+        </w:tc>
+      </w:tr>
+      <w:tr>
+        <w:tblPrEx>
+          <w:tblBorders>
+            <w:top w:val="single" w:color="2A2B2C" w:sz="2" w:space="0"/>
+            <w:left w:val="single" w:color="2A2B2C" w:sz="2" w:space="0"/>
+            <w:bottom w:val="single" w:color="2A2B2C" w:sz="2" w:space="0"/>
+            <w:right w:val="single" w:color="2A2B2C" w:sz="2" w:space="0"/>
+            <w:insideH w:val="none" w:color="auto" w:sz="0" w:space="0"/>
+            <w:insideV w:val="none" w:color="auto" w:sz="0" w:space="0"/>
+          </w:tblBorders>
+          <w:tblCellMar>
+            <w:top w:w="15" w:type="dxa"/>
+            <w:left w:w="15" w:type="dxa"/>
+            <w:bottom w:w="15" w:type="dxa"/>
+            <w:right w:w="15" w:type="dxa"/>
+          </w:tblCellMar>
+        </w:tblPrEx>
+        <w:tc>
+          <w:tcPr>
+            <w:tcW w:w="0" w:type="auto"/>
+            <w:tcBorders>
+              <w:top w:val="single" w:color="2A2B2C" w:sz="2" w:space="0"/>
+              <w:left w:val="single" w:color="2A2B2C" w:sz="2" w:space="0"/>
+              <w:bottom w:val="single" w:color="2A2B2C" w:sz="2" w:space="0"/>
+              <w:right w:val="single" w:color="2A2B2C" w:sz="2" w:space="0"/>
+            </w:tcBorders>
+            <w:shd w:val="clear" w:color="auto" w:fill="121314"/>
+            <w:tcMar>
+              <w:top w:w="20" w:type="dxa"/>
+              <w:left w:w="20" w:type="dxa"/>
+              <w:bottom w:w="20" w:type="dxa"/>
+              <w:right w:w="20" w:type="dxa"/>
+            </w:tcMar>
+            <w:vAlign w:val="center"/>
+          </w:tcPr>
+          <w:p>
+            <w:pPr>
+              <w:rPr>
+                <w:rFonts w:hint="default"/>
+              </w:rPr>
+            </w:pPr>
+            <w:r>
+              <w:rPr>
+                <w:rFonts w:hint="default"/>
+                <w:lang w:val="en-US" w:eastAsia="zh-CN"/>
+              </w:rPr>
+              <w:t>音频转录</w:t>
+            </w:r>
+          </w:p>
+        </w:tc>
+        <w:tc>
+          <w:tcPr>
+            <w:tcW w:w="0" w:type="auto"/>
+            <w:tcBorders>
+              <w:top w:val="single" w:color="2A2B2C" w:sz="2" w:space="0"/>
+              <w:left w:val="single" w:color="2A2B2C" w:sz="2" w:space="0"/>
+              <w:bottom w:val="single" w:color="2A2B2C" w:sz="2" w:space="0"/>
+              <w:right w:val="single" w:color="2A2B2C" w:sz="2" w:space="0"/>
+            </w:tcBorders>
+            <w:shd w:val="clear" w:color="auto" w:fill="121314"/>
+            <w:tcMar>
+              <w:top w:w="20" w:type="dxa"/>
+              <w:left w:w="20" w:type="dxa"/>
+              <w:bottom w:w="20" w:type="dxa"/>
+              <w:right w:w="20" w:type="dxa"/>
+            </w:tcMar>
+            <w:vAlign w:val="center"/>
+          </w:tcPr>
+          <w:p>
+            <w:pPr>
+              <w:rPr>
+                <w:rFonts w:hint="default"/>
+              </w:rPr>
+            </w:pPr>
+            <w:r>
+              <w:rPr>
+                <w:rFonts w:hint="default"/>
+                <w:lang w:val="en-US" w:eastAsia="zh-CN"/>
+              </w:rPr>
+              <w:t>Audio Transcription</w:t>
+            </w:r>
+          </w:p>
+        </w:tc>
+        <w:tc>
+          <w:tcPr>
+            <w:tcW w:w="0" w:type="auto"/>
+            <w:tcBorders>
+              <w:top w:val="single" w:color="2A2B2C" w:sz="2" w:space="0"/>
+              <w:left w:val="single" w:color="2A2B2C" w:sz="2" w:space="0"/>
+              <w:bottom w:val="single" w:color="2A2B2C" w:sz="2" w:space="0"/>
+              <w:right w:val="single" w:color="2A2B2C" w:sz="2" w:space="0"/>
+            </w:tcBorders>
+            <w:shd w:val="clear" w:color="auto" w:fill="121314"/>
+            <w:tcMar>
+              <w:top w:w="20" w:type="dxa"/>
+              <w:left w:w="20" w:type="dxa"/>
+              <w:bottom w:w="20" w:type="dxa"/>
+              <w:right w:w="20" w:type="dxa"/>
+            </w:tcMar>
+            <w:vAlign w:val="center"/>
+          </w:tcPr>
+          <w:p>
+            <w:pPr>
+              <w:rPr>
+                <w:rFonts w:hint="default"/>
+              </w:rPr>
+            </w:pPr>
+            <w:r>
+              <w:rPr>
+                <w:rFonts w:hint="default"/>
+                <w:lang w:val="en-US" w:eastAsia="zh-CN"/>
+              </w:rPr>
+              <w:t>Whisper 语音转文字（支持 zh/en/ja）</w:t>
+            </w:r>
+          </w:p>
+        </w:tc>
+      </w:tr>
+      <w:tr>
+        <w:tblPrEx>
+          <w:tblBorders>
+            <w:top w:val="single" w:color="2A2B2C" w:sz="2" w:space="0"/>
+            <w:left w:val="single" w:color="2A2B2C" w:sz="2" w:space="0"/>
+            <w:bottom w:val="single" w:color="2A2B2C" w:sz="2" w:space="0"/>
+            <w:right w:val="single" w:color="2A2B2C" w:sz="2" w:space="0"/>
+            <w:insideH w:val="none" w:color="auto" w:sz="0" w:space="0"/>
+            <w:insideV w:val="none" w:color="auto" w:sz="0" w:space="0"/>
+          </w:tblBorders>
+          <w:tblCellMar>
+            <w:top w:w="15" w:type="dxa"/>
+            <w:left w:w="15" w:type="dxa"/>
+            <w:bottom w:w="15" w:type="dxa"/>
+            <w:right w:w="15" w:type="dxa"/>
+          </w:tblCellMar>
+        </w:tblPrEx>
+        <w:tc>
+          <w:tcPr>
+            <w:tcW w:w="0" w:type="auto"/>
+            <w:tcBorders>
+              <w:top w:val="single" w:color="2A2B2C" w:sz="2" w:space="0"/>
+              <w:left w:val="single" w:color="2A2B2C" w:sz="2" w:space="0"/>
+              <w:bottom w:val="single" w:color="2A2B2C" w:sz="2" w:space="0"/>
+              <w:right w:val="single" w:color="2A2B2C" w:sz="2" w:space="0"/>
+            </w:tcBorders>
+            <w:shd w:val="clear" w:color="auto" w:fill="121314"/>
+            <w:tcMar>
+              <w:top w:w="20" w:type="dxa"/>
+              <w:left w:w="20" w:type="dxa"/>
+              <w:bottom w:w="20" w:type="dxa"/>
+              <w:right w:w="20" w:type="dxa"/>
+            </w:tcMar>
+            <w:vAlign w:val="center"/>
+          </w:tcPr>
+          <w:p>
+            <w:pPr>
+              <w:rPr>
+                <w:rFonts w:hint="default"/>
+              </w:rPr>
+            </w:pPr>
+            <w:r>
+              <w:rPr>
+                <w:rFonts w:hint="default"/>
+                <w:lang w:val="en-US" w:eastAsia="zh-CN"/>
+              </w:rPr>
+              <w:t>Web 搜索</w:t>
+            </w:r>
+          </w:p>
+        </w:tc>
+        <w:tc>
+          <w:tcPr>
+            <w:tcW w:w="0" w:type="auto"/>
+            <w:tcBorders>
+              <w:top w:val="single" w:color="2A2B2C" w:sz="2" w:space="0"/>
+              <w:left w:val="single" w:color="2A2B2C" w:sz="2" w:space="0"/>
+              <w:bottom w:val="single" w:color="2A2B2C" w:sz="2" w:space="0"/>
+              <w:right w:val="single" w:color="2A2B2C" w:sz="2" w:space="0"/>
+            </w:tcBorders>
+            <w:shd w:val="clear" w:color="auto" w:fill="121314"/>
+            <w:tcMar>
+              <w:top w:w="20" w:type="dxa"/>
+              <w:left w:w="20" w:type="dxa"/>
+              <w:bottom w:w="20" w:type="dxa"/>
+              <w:right w:w="20" w:type="dxa"/>
+            </w:tcMar>
+            <w:vAlign w:val="center"/>
+          </w:tcPr>
+          <w:p>
+            <w:pPr>
+              <w:rPr>
+                <w:rFonts w:hint="default"/>
+              </w:rPr>
+            </w:pPr>
+            <w:r>
+              <w:rPr>
+                <w:rFonts w:hint="default"/>
+                <w:lang w:val="en-US" w:eastAsia="zh-CN"/>
+              </w:rPr>
+              <w:t>Web Search</w:t>
+            </w:r>
+          </w:p>
+        </w:tc>
+        <w:tc>
+          <w:tcPr>
+            <w:tcW w:w="0" w:type="auto"/>
+            <w:tcBorders>
+              <w:top w:val="single" w:color="2A2B2C" w:sz="2" w:space="0"/>
+              <w:left w:val="single" w:color="2A2B2C" w:sz="2" w:space="0"/>
+              <w:bottom w:val="single" w:color="2A2B2C" w:sz="2" w:space="0"/>
+              <w:right w:val="single" w:color="2A2B2C" w:sz="2" w:space="0"/>
+            </w:tcBorders>
+            <w:shd w:val="clear" w:color="auto" w:fill="121314"/>
+            <w:tcMar>
+              <w:top w:w="20" w:type="dxa"/>
+              <w:left w:w="20" w:type="dxa"/>
+              <w:bottom w:w="20" w:type="dxa"/>
+              <w:right w:w="20" w:type="dxa"/>
+            </w:tcMar>
+            <w:vAlign w:val="center"/>
+          </w:tcPr>
+          <w:p>
+            <w:pPr>
+              <w:rPr>
+                <w:rFonts w:hint="default"/>
+              </w:rPr>
+            </w:pPr>
+            <w:r>
+              <w:rPr>
+                <w:rFonts w:hint="default"/>
+                <w:lang w:val="en-US" w:eastAsia="zh-CN"/>
+              </w:rPr>
+              <w:t>Tavily API 联网搜索</w:t>
+            </w:r>
+          </w:p>
+        </w:tc>
+      </w:tr>
+    </w:tbl>
+    <w:p>
+      <w:pPr>
+        <w:rPr>
+          <w:rFonts w:hint="default"/>
+        </w:rPr>
+      </w:pPr>
+      <w:r>
+        <w:rPr>
+          <w:rFonts w:hint="default"/>
+        </w:rPr>
+        <w:t>八、分析中心（what it means）</w:t>
+      </w:r>
+    </w:p>
+    <w:tbl>
+      <w:tblPr>
+        <w:tblW w:w="0" w:type="auto"/>
+        <w:tblInd w:w="0" w:type="dxa"/>
+        <w:tblBorders>
+          <w:top w:val="single" w:color="2A2B2C" w:sz="2" w:space="0"/>
+          <w:left w:val="single" w:color="2A2B2C" w:sz="2" w:space="0"/>
+          <w:bottom w:val="single" w:color="2A2B2C" w:sz="2" w:space="0"/>
+          <w:right w:val="single" w:color="2A2B2C" w:sz="2" w:space="0"/>
+          <w:insideH w:val="none" w:color="auto" w:sz="0" w:space="0"/>
+          <w:insideV w:val="none" w:color="auto" w:sz="0" w:space="0"/>
+        </w:tblBorders>
+        <w:shd w:val="clear" w:color="auto" w:fill="121314"/>
+        <w:tblLayout w:type="autofit"/>
+        <w:tblCellMar>
+          <w:top w:w="15" w:type="dxa"/>
+          <w:left w:w="15" w:type="dxa"/>
+          <w:bottom w:w="15" w:type="dxa"/>
+          <w:right w:w="15" w:type="dxa"/>
+        </w:tblCellMar>
+      </w:tblPr>
+      <w:tblGrid>
+        <w:gridCol w:w="740"/>
+        <w:gridCol w:w="1039"/>
+        <w:gridCol w:w="5995"/>
+      </w:tblGrid>
+      <w:tr>
+        <w:tblPrEx>
+          <w:tblBorders>
+            <w:top w:val="single" w:color="2A2B2C" w:sz="2" w:space="0"/>
+            <w:left w:val="single" w:color="2A2B2C" w:sz="2" w:space="0"/>
+            <w:bottom w:val="single" w:color="2A2B2C" w:sz="2" w:space="0"/>
+            <w:right w:val="single" w:color="2A2B2C" w:sz="2" w:space="0"/>
+            <w:insideH w:val="none" w:color="auto" w:sz="0" w:space="0"/>
+            <w:insideV w:val="none" w:color="auto" w:sz="0" w:space="0"/>
+          </w:tblBorders>
+          <w:tblCellMar>
+            <w:top w:w="15" w:type="dxa"/>
+            <w:left w:w="15" w:type="dxa"/>
+            <w:bottom w:w="15" w:type="dxa"/>
+            <w:right w:w="15" w:type="dxa"/>
+          </w:tblCellMar>
+        </w:tblPrEx>
+        <w:trPr>
+          <w:tblHeader/>
+        </w:trPr>
+        <w:tc>
+          <w:tcPr>
+            <w:tcW w:w="0" w:type="auto"/>
+            <w:tcBorders>
+              <w:top w:val="single" w:color="2A2B2C" w:sz="2" w:space="0"/>
+              <w:left w:val="single" w:color="2A2B2C" w:sz="2" w:space="0"/>
+              <w:bottom w:val="single" w:color="2A2B2C" w:sz="2" w:space="0"/>
+              <w:right w:val="single" w:color="2A2B2C" w:sz="2" w:space="0"/>
+            </w:tcBorders>
+            <w:shd w:val="clear" w:color="auto" w:fill="121314"/>
+            <w:tcMar>
+              <w:top w:w="20" w:type="dxa"/>
+              <w:left w:w="20" w:type="dxa"/>
+              <w:bottom w:w="20" w:type="dxa"/>
+              <w:right w:w="20" w:type="dxa"/>
+            </w:tcMar>
+            <w:vAlign w:val="center"/>
+          </w:tcPr>
+          <w:p>
+            <w:pPr>
+              <w:rPr>
+                <w:rFonts w:hint="default"/>
+              </w:rPr>
+            </w:pPr>
+            <w:r>
+              <w:rPr>
+                <w:rFonts w:hint="default"/>
+                <w:lang w:val="en-US" w:eastAsia="zh-CN"/>
+              </w:rPr>
+              <w:t>概念</w:t>
+            </w:r>
+          </w:p>
+        </w:tc>
+        <w:tc>
+          <w:tcPr>
+            <w:tcW w:w="0" w:type="auto"/>
+            <w:tcBorders>
+              <w:top w:val="single" w:color="2A2B2C" w:sz="2" w:space="0"/>
+              <w:left w:val="single" w:color="2A2B2C" w:sz="2" w:space="0"/>
+              <w:bottom w:val="single" w:color="2A2B2C" w:sz="2" w:space="0"/>
+              <w:right w:val="single" w:color="2A2B2C" w:sz="2" w:space="0"/>
+            </w:tcBorders>
+            <w:shd w:val="clear" w:color="auto" w:fill="121314"/>
+            <w:tcMar>
+              <w:top w:w="20" w:type="dxa"/>
+              <w:left w:w="20" w:type="dxa"/>
+              <w:bottom w:w="20" w:type="dxa"/>
+              <w:right w:w="20" w:type="dxa"/>
+            </w:tcMar>
+            <w:vAlign w:val="center"/>
+          </w:tcPr>
+          <w:p>
+            <w:pPr>
+              <w:rPr>
+                <w:rFonts w:hint="default"/>
+              </w:rPr>
+            </w:pPr>
+            <w:r>
+              <w:rPr>
+                <w:rFonts w:hint="default"/>
+                <w:lang w:val="en-US" w:eastAsia="zh-CN"/>
+              </w:rPr>
+              <w:t>英文</w:t>
+            </w:r>
+          </w:p>
+        </w:tc>
+        <w:tc>
+          <w:tcPr>
+            <w:tcW w:w="0" w:type="auto"/>
+            <w:tcBorders>
+              <w:top w:val="single" w:color="2A2B2C" w:sz="2" w:space="0"/>
+              <w:left w:val="single" w:color="2A2B2C" w:sz="2" w:space="0"/>
+              <w:bottom w:val="single" w:color="2A2B2C" w:sz="2" w:space="0"/>
+              <w:right w:val="single" w:color="2A2B2C" w:sz="2" w:space="0"/>
+            </w:tcBorders>
+            <w:shd w:val="clear" w:color="auto" w:fill="121314"/>
+            <w:tcMar>
+              <w:top w:w="20" w:type="dxa"/>
+              <w:left w:w="20" w:type="dxa"/>
+              <w:bottom w:w="20" w:type="dxa"/>
+              <w:right w:w="20" w:type="dxa"/>
+            </w:tcMar>
+            <w:vAlign w:val="center"/>
+          </w:tcPr>
+          <w:p>
+            <w:pPr>
+              <w:rPr>
+                <w:rFonts w:hint="default"/>
+              </w:rPr>
+            </w:pPr>
+            <w:r>
+              <w:rPr>
+                <w:rFonts w:hint="default"/>
+                <w:lang w:val="en-US" w:eastAsia="zh-CN"/>
+              </w:rPr>
+              <w:t>说明</w:t>
+            </w:r>
+          </w:p>
+        </w:tc>
+      </w:tr>
+      <w:tr>
+        <w:tblPrEx>
+          <w:tblBorders>
+            <w:top w:val="single" w:color="2A2B2C" w:sz="2" w:space="0"/>
+            <w:left w:val="single" w:color="2A2B2C" w:sz="2" w:space="0"/>
+            <w:bottom w:val="single" w:color="2A2B2C" w:sz="2" w:space="0"/>
+            <w:right w:val="single" w:color="2A2B2C" w:sz="2" w:space="0"/>
+            <w:insideH w:val="none" w:color="auto" w:sz="0" w:space="0"/>
+            <w:insideV w:val="none" w:color="auto" w:sz="0" w:space="0"/>
+          </w:tblBorders>
+          <w:tblCellMar>
+            <w:top w:w="15" w:type="dxa"/>
+            <w:left w:w="15" w:type="dxa"/>
+            <w:bottom w:w="15" w:type="dxa"/>
+            <w:right w:w="15" w:type="dxa"/>
+          </w:tblCellMar>
+        </w:tblPrEx>
+        <w:tc>
+          <w:tcPr>
+            <w:tcW w:w="0" w:type="auto"/>
+            <w:tcBorders>
+              <w:top w:val="single" w:color="2A2B2C" w:sz="2" w:space="0"/>
+              <w:left w:val="single" w:color="2A2B2C" w:sz="2" w:space="0"/>
+              <w:bottom w:val="single" w:color="2A2B2C" w:sz="2" w:space="0"/>
+              <w:right w:val="single" w:color="2A2B2C" w:sz="2" w:space="0"/>
+            </w:tcBorders>
+            <w:shd w:val="clear" w:color="auto" w:fill="121314"/>
+            <w:tcMar>
+              <w:top w:w="20" w:type="dxa"/>
+              <w:left w:w="20" w:type="dxa"/>
+              <w:bottom w:w="20" w:type="dxa"/>
+              <w:right w:w="20" w:type="dxa"/>
+            </w:tcMar>
+            <w:vAlign w:val="center"/>
+          </w:tcPr>
+          <w:p>
+            <w:pPr>
+              <w:rPr>
+                <w:rFonts w:hint="default"/>
+              </w:rPr>
+            </w:pPr>
+            <w:r>
+              <w:rPr>
+                <w:rFonts w:hint="default"/>
+                <w:lang w:val="en-US" w:eastAsia="zh-CN"/>
+              </w:rPr>
+              <w:t>仪表盘</w:t>
+            </w:r>
+          </w:p>
+        </w:tc>
+        <w:tc>
+          <w:tcPr>
+            <w:tcW w:w="0" w:type="auto"/>
+            <w:tcBorders>
+              <w:top w:val="single" w:color="2A2B2C" w:sz="2" w:space="0"/>
+              <w:left w:val="single" w:color="2A2B2C" w:sz="2" w:space="0"/>
+              <w:bottom w:val="single" w:color="2A2B2C" w:sz="2" w:space="0"/>
+              <w:right w:val="single" w:color="2A2B2C" w:sz="2" w:space="0"/>
+            </w:tcBorders>
+            <w:shd w:val="clear" w:color="auto" w:fill="121314"/>
+            <w:tcMar>
+              <w:top w:w="20" w:type="dxa"/>
+              <w:left w:w="20" w:type="dxa"/>
+              <w:bottom w:w="20" w:type="dxa"/>
+              <w:right w:w="20" w:type="dxa"/>
+            </w:tcMar>
+            <w:vAlign w:val="center"/>
+          </w:tcPr>
+          <w:p>
+            <w:pPr>
+              <w:rPr>
+                <w:rFonts w:hint="default"/>
+              </w:rPr>
+            </w:pPr>
+            <w:r>
+              <w:rPr>
+                <w:rFonts w:hint="default"/>
+                <w:lang w:val="en-US" w:eastAsia="zh-CN"/>
+              </w:rPr>
+              <w:t>Dashboard</w:t>
+            </w:r>
+          </w:p>
+        </w:tc>
+        <w:tc>
+          <w:tcPr>
+            <w:tcW w:w="0" w:type="auto"/>
+            <w:tcBorders>
+              <w:top w:val="single" w:color="2A2B2C" w:sz="2" w:space="0"/>
+              <w:left w:val="single" w:color="2A2B2C" w:sz="2" w:space="0"/>
+              <w:bottom w:val="single" w:color="2A2B2C" w:sz="2" w:space="0"/>
+              <w:right w:val="single" w:color="2A2B2C" w:sz="2" w:space="0"/>
+            </w:tcBorders>
+            <w:shd w:val="clear" w:color="auto" w:fill="121314"/>
+            <w:tcMar>
+              <w:top w:w="20" w:type="dxa"/>
+              <w:left w:w="20" w:type="dxa"/>
+              <w:bottom w:w="20" w:type="dxa"/>
+              <w:right w:w="20" w:type="dxa"/>
+            </w:tcMar>
+            <w:vAlign w:val="center"/>
+          </w:tcPr>
+          <w:p>
+            <w:pPr>
+              <w:rPr>
+                <w:rFonts w:hint="default"/>
+              </w:rPr>
+            </w:pPr>
+            <w:r>
+              <w:rPr>
+                <w:rFonts w:hint="default"/>
+                <w:lang w:val="en-US" w:eastAsia="zh-CN"/>
+              </w:rPr>
+              <w:t>集中展示 KPI 卡片 + 趋势图 + AI 分析</w:t>
+            </w:r>
+          </w:p>
+        </w:tc>
+      </w:tr>
+      <w:tr>
+        <w:tblPrEx>
+          <w:tblBorders>
+            <w:top w:val="single" w:color="2A2B2C" w:sz="2" w:space="0"/>
+            <w:left w:val="single" w:color="2A2B2C" w:sz="2" w:space="0"/>
+            <w:bottom w:val="single" w:color="2A2B2C" w:sz="2" w:space="0"/>
+            <w:right w:val="single" w:color="2A2B2C" w:sz="2" w:space="0"/>
+            <w:insideH w:val="none" w:color="auto" w:sz="0" w:space="0"/>
+            <w:insideV w:val="none" w:color="auto" w:sz="0" w:space="0"/>
+          </w:tblBorders>
+          <w:tblCellMar>
+            <w:top w:w="15" w:type="dxa"/>
+            <w:left w:w="15" w:type="dxa"/>
+            <w:bottom w:w="15" w:type="dxa"/>
+            <w:right w:w="15" w:type="dxa"/>
+          </w:tblCellMar>
+        </w:tblPrEx>
+        <w:tc>
+          <w:tcPr>
+            <w:tcW w:w="0" w:type="auto"/>
+            <w:tcBorders>
+              <w:top w:val="single" w:color="2A2B2C" w:sz="2" w:space="0"/>
+              <w:left w:val="single" w:color="2A2B2C" w:sz="2" w:space="0"/>
+              <w:bottom w:val="single" w:color="2A2B2C" w:sz="2" w:space="0"/>
+              <w:right w:val="single" w:color="2A2B2C" w:sz="2" w:space="0"/>
+            </w:tcBorders>
+            <w:shd w:val="clear" w:color="auto" w:fill="121314"/>
+            <w:tcMar>
+              <w:top w:w="20" w:type="dxa"/>
+              <w:left w:w="20" w:type="dxa"/>
+              <w:bottom w:w="20" w:type="dxa"/>
+              <w:right w:w="20" w:type="dxa"/>
+            </w:tcMar>
+            <w:vAlign w:val="center"/>
+          </w:tcPr>
+          <w:p>
+            <w:pPr>
+              <w:rPr>
+                <w:rFonts w:hint="default"/>
+              </w:rPr>
+            </w:pPr>
+            <w:r>
+              <w:rPr>
+                <w:rFonts w:hint="default"/>
+                <w:lang w:val="en-US" w:eastAsia="zh-CN"/>
+              </w:rPr>
+              <w:t>告警</w:t>
+            </w:r>
+          </w:p>
+        </w:tc>
+        <w:tc>
+          <w:tcPr>
+            <w:tcW w:w="0" w:type="auto"/>
+            <w:tcBorders>
+              <w:top w:val="single" w:color="2A2B2C" w:sz="2" w:space="0"/>
+              <w:left w:val="single" w:color="2A2B2C" w:sz="2" w:space="0"/>
+              <w:bottom w:val="single" w:color="2A2B2C" w:sz="2" w:space="0"/>
+              <w:right w:val="single" w:color="2A2B2C" w:sz="2" w:space="0"/>
+            </w:tcBorders>
+            <w:shd w:val="clear" w:color="auto" w:fill="121314"/>
+            <w:tcMar>
+              <w:top w:w="20" w:type="dxa"/>
+              <w:left w:w="20" w:type="dxa"/>
+              <w:bottom w:w="20" w:type="dxa"/>
+              <w:right w:w="20" w:type="dxa"/>
+            </w:tcMar>
+            <w:vAlign w:val="center"/>
+          </w:tcPr>
+          <w:p>
+            <w:pPr>
+              <w:rPr>
+                <w:rFonts w:hint="default"/>
+              </w:rPr>
+            </w:pPr>
+            <w:r>
+              <w:rPr>
+                <w:rFonts w:hint="default"/>
+                <w:lang w:val="en-US" w:eastAsia="zh-CN"/>
+              </w:rPr>
+              <w:t>Alert</w:t>
+            </w:r>
+          </w:p>
+        </w:tc>
+        <w:tc>
+          <w:tcPr>
+            <w:tcW w:w="0" w:type="auto"/>
+            <w:tcBorders>
+              <w:top w:val="single" w:color="2A2B2C" w:sz="2" w:space="0"/>
+              <w:left w:val="single" w:color="2A2B2C" w:sz="2" w:space="0"/>
+              <w:bottom w:val="single" w:color="2A2B2C" w:sz="2" w:space="0"/>
+              <w:right w:val="single" w:color="2A2B2C" w:sz="2" w:space="0"/>
+            </w:tcBorders>
+            <w:shd w:val="clear" w:color="auto" w:fill="121314"/>
+            <w:tcMar>
+              <w:top w:w="20" w:type="dxa"/>
+              <w:left w:w="20" w:type="dxa"/>
+              <w:bottom w:w="20" w:type="dxa"/>
+              <w:right w:w="20" w:type="dxa"/>
+            </w:tcMar>
+            <w:vAlign w:val="center"/>
+          </w:tcPr>
+          <w:p>
+            <w:pPr>
+              <w:rPr>
+                <w:rFonts w:hint="default"/>
+              </w:rPr>
+            </w:pPr>
+            <w:r>
+              <w:rPr>
+                <w:rFonts w:hint="default"/>
+                <w:lang w:val="en-US" w:eastAsia="zh-CN"/>
+              </w:rPr>
+              <w:t>规则驱动：指标低于阈值 / 目标进度滞后 → critical/warning/info</w:t>
+            </w:r>
+          </w:p>
+        </w:tc>
+      </w:tr>
+      <w:tr>
+        <w:tblPrEx>
+          <w:tblBorders>
+            <w:top w:val="single" w:color="2A2B2C" w:sz="2" w:space="0"/>
+            <w:left w:val="single" w:color="2A2B2C" w:sz="2" w:space="0"/>
+            <w:bottom w:val="single" w:color="2A2B2C" w:sz="2" w:space="0"/>
+            <w:right w:val="single" w:color="2A2B2C" w:sz="2" w:space="0"/>
+            <w:insideH w:val="none" w:color="auto" w:sz="0" w:space="0"/>
+            <w:insideV w:val="none" w:color="auto" w:sz="0" w:space="0"/>
+          </w:tblBorders>
+          <w:shd w:val="clear" w:color="auto" w:fill="121314"/>
+          <w:tblCellMar>
+            <w:top w:w="15" w:type="dxa"/>
+            <w:left w:w="15" w:type="dxa"/>
+            <w:bottom w:w="15" w:type="dxa"/>
+            <w:right w:w="15" w:type="dxa"/>
+          </w:tblCellMar>
+        </w:tblPrEx>
+        <w:tc>
+          <w:tcPr>
+            <w:tcW w:w="0" w:type="auto"/>
+            <w:tcBorders>
+              <w:top w:val="single" w:color="2A2B2C" w:sz="2" w:space="0"/>
+              <w:left w:val="single" w:color="2A2B2C" w:sz="2" w:space="0"/>
+              <w:bottom w:val="single" w:color="2A2B2C" w:sz="2" w:space="0"/>
+              <w:right w:val="single" w:color="2A2B2C" w:sz="2" w:space="0"/>
+            </w:tcBorders>
+            <w:shd w:val="clear" w:color="auto" w:fill="121314"/>
+            <w:tcMar>
+              <w:top w:w="20" w:type="dxa"/>
+              <w:left w:w="20" w:type="dxa"/>
+              <w:bottom w:w="20" w:type="dxa"/>
+              <w:right w:w="20" w:type="dxa"/>
+            </w:tcMar>
+            <w:vAlign w:val="center"/>
+          </w:tcPr>
+          <w:p>
+            <w:pPr>
+              <w:rPr>
+                <w:rFonts w:hint="default"/>
+              </w:rPr>
+            </w:pPr>
+            <w:r>
+              <w:rPr>
+                <w:rFonts w:hint="default"/>
+                <w:lang w:val="en-US" w:eastAsia="zh-CN"/>
+              </w:rPr>
+              <w:t>AI 分析</w:t>
+            </w:r>
+          </w:p>
+        </w:tc>
+        <w:tc>
+          <w:tcPr>
+            <w:tcW w:w="0" w:type="auto"/>
+            <w:tcBorders>
+              <w:top w:val="single" w:color="2A2B2C" w:sz="2" w:space="0"/>
+              <w:left w:val="single" w:color="2A2B2C" w:sz="2" w:space="0"/>
+              <w:bottom w:val="single" w:color="2A2B2C" w:sz="2" w:space="0"/>
+              <w:right w:val="single" w:color="2A2B2C" w:sz="2" w:space="0"/>
+            </w:tcBorders>
+            <w:shd w:val="clear" w:color="auto" w:fill="121314"/>
+            <w:tcMar>
+              <w:top w:w="20" w:type="dxa"/>
+              <w:left w:w="20" w:type="dxa"/>
+              <w:bottom w:w="20" w:type="dxa"/>
+              <w:right w:w="20" w:type="dxa"/>
+            </w:tcMar>
+            <w:vAlign w:val="center"/>
+          </w:tcPr>
+          <w:p>
+            <w:pPr>
+              <w:rPr>
+                <w:rFonts w:hint="default"/>
+              </w:rPr>
+            </w:pPr>
+            <w:r>
+              <w:rPr>
+                <w:rFonts w:hint="default"/>
+                <w:lang w:val="en-US" w:eastAsia="zh-CN"/>
+              </w:rPr>
+              <w:t>AI Analysis</w:t>
+            </w:r>
+          </w:p>
+        </w:tc>
+        <w:tc>
+          <w:tcPr>
+            <w:tcW w:w="0" w:type="auto"/>
+            <w:tcBorders>
+              <w:top w:val="single" w:color="2A2B2C" w:sz="2" w:space="0"/>
+              <w:left w:val="single" w:color="2A2B2C" w:sz="2" w:space="0"/>
+              <w:bottom w:val="single" w:color="2A2B2C" w:sz="2" w:space="0"/>
+              <w:right w:val="single" w:color="2A2B2C" w:sz="2" w:space="0"/>
+            </w:tcBorders>
+            <w:shd w:val="clear" w:color="auto" w:fill="121314"/>
+            <w:tcMar>
+              <w:top w:w="20" w:type="dxa"/>
+              <w:left w:w="20" w:type="dxa"/>
+              <w:bottom w:w="20" w:type="dxa"/>
+              <w:right w:w="20" w:type="dxa"/>
+            </w:tcMar>
+            <w:vAlign w:val="center"/>
+          </w:tcPr>
+          <w:p>
+            <w:pPr>
+              <w:rPr>
+                <w:rFonts w:hint="default"/>
+              </w:rPr>
+            </w:pPr>
+            <w:r>
+              <w:rPr>
+                <w:rFonts w:hint="default"/>
+                <w:lang w:val="en-US" w:eastAsia="zh-CN"/>
+              </w:rPr>
+              <w:t>LLM 自动生成 Summary + Key Insights + Recommendations</w:t>
+            </w:r>
+          </w:p>
+        </w:tc>
+      </w:tr>
+      <w:tr>
+        <w:tblPrEx>
+          <w:tblBorders>
+            <w:top w:val="single" w:color="2A2B2C" w:sz="2" w:space="0"/>
+            <w:left w:val="single" w:color="2A2B2C" w:sz="2" w:space="0"/>
+            <w:bottom w:val="single" w:color="2A2B2C" w:sz="2" w:space="0"/>
+            <w:right w:val="single" w:color="2A2B2C" w:sz="2" w:space="0"/>
+            <w:insideH w:val="none" w:color="auto" w:sz="0" w:space="0"/>
+            <w:insideV w:val="none" w:color="auto" w:sz="0" w:space="0"/>
+          </w:tblBorders>
+          <w:tblCellMar>
+            <w:top w:w="15" w:type="dxa"/>
+            <w:left w:w="15" w:type="dxa"/>
+            <w:bottom w:w="15" w:type="dxa"/>
+            <w:right w:w="15" w:type="dxa"/>
+          </w:tblCellMar>
+        </w:tblPrEx>
+        <w:tc>
+          <w:tcPr>
+            <w:tcW w:w="0" w:type="auto"/>
+            <w:tcBorders>
+              <w:top w:val="single" w:color="2A2B2C" w:sz="2" w:space="0"/>
+              <w:left w:val="single" w:color="2A2B2C" w:sz="2" w:space="0"/>
+              <w:bottom w:val="single" w:color="2A2B2C" w:sz="2" w:space="0"/>
+              <w:right w:val="single" w:color="2A2B2C" w:sz="2" w:space="0"/>
+            </w:tcBorders>
+            <w:shd w:val="clear" w:color="auto" w:fill="121314"/>
+            <w:tcMar>
+              <w:top w:w="20" w:type="dxa"/>
+              <w:left w:w="20" w:type="dxa"/>
+              <w:bottom w:w="20" w:type="dxa"/>
+              <w:right w:w="20" w:type="dxa"/>
+            </w:tcMar>
+            <w:vAlign w:val="center"/>
+          </w:tcPr>
+          <w:p>
+            <w:pPr>
+              <w:rPr>
+                <w:rFonts w:hint="default"/>
+              </w:rPr>
+            </w:pPr>
+            <w:r>
+              <w:rPr>
+                <w:rFonts w:hint="default"/>
+                <w:lang w:val="en-US" w:eastAsia="zh-CN"/>
+              </w:rPr>
+              <w:t>趋势图</w:t>
+            </w:r>
+          </w:p>
+        </w:tc>
+        <w:tc>
+          <w:tcPr>
+            <w:tcW w:w="0" w:type="auto"/>
+            <w:tcBorders>
+              <w:top w:val="single" w:color="2A2B2C" w:sz="2" w:space="0"/>
+              <w:left w:val="single" w:color="2A2B2C" w:sz="2" w:space="0"/>
+              <w:bottom w:val="single" w:color="2A2B2C" w:sz="2" w:space="0"/>
+              <w:right w:val="single" w:color="2A2B2C" w:sz="2" w:space="0"/>
+            </w:tcBorders>
+            <w:shd w:val="clear" w:color="auto" w:fill="121314"/>
+            <w:tcMar>
+              <w:top w:w="20" w:type="dxa"/>
+              <w:left w:w="20" w:type="dxa"/>
+              <w:bottom w:w="20" w:type="dxa"/>
+              <w:right w:w="20" w:type="dxa"/>
+            </w:tcMar>
+            <w:vAlign w:val="center"/>
+          </w:tcPr>
+          <w:p>
+            <w:pPr>
+              <w:rPr>
+                <w:rFonts w:hint="default"/>
+              </w:rPr>
+            </w:pPr>
+            <w:r>
+              <w:rPr>
+                <w:rFonts w:hint="default"/>
+                <w:lang w:val="en-US" w:eastAsia="zh-CN"/>
+              </w:rPr>
+              <w:t>Trend Chart</w:t>
+            </w:r>
+          </w:p>
+        </w:tc>
+        <w:tc>
+          <w:tcPr>
+            <w:tcW w:w="0" w:type="auto"/>
+            <w:tcBorders>
+              <w:top w:val="single" w:color="2A2B2C" w:sz="2" w:space="0"/>
+              <w:left w:val="single" w:color="2A2B2C" w:sz="2" w:space="0"/>
+              <w:bottom w:val="single" w:color="2A2B2C" w:sz="2" w:space="0"/>
+              <w:right w:val="single" w:color="2A2B2C" w:sz="2" w:space="0"/>
+            </w:tcBorders>
+            <w:shd w:val="clear" w:color="auto" w:fill="121314"/>
+            <w:tcMar>
+              <w:top w:w="20" w:type="dxa"/>
+              <w:left w:w="20" w:type="dxa"/>
+              <w:bottom w:w="20" w:type="dxa"/>
+              <w:right w:w="20" w:type="dxa"/>
+            </w:tcMar>
+            <w:vAlign w:val="center"/>
+          </w:tcPr>
+          <w:p>
+            <w:pPr>
+              <w:rPr>
+                <w:rFonts w:hint="default"/>
+              </w:rPr>
+            </w:pPr>
+            <w:r>
+              <w:rPr>
+                <w:rFonts w:hint="default"/>
+                <w:lang w:val="en-US" w:eastAsia="zh-CN"/>
+              </w:rPr>
+              <w:t>Recharts 折线图，支持目标线叠加</w:t>
+            </w:r>
+          </w:p>
+        </w:tc>
+      </w:tr>
+    </w:tbl>
+    <w:p>
+      <w:pPr>
+        <w:rPr>
+          <w:rFonts w:hint="default"/>
+        </w:rPr>
+      </w:pPr>
+      <w:r>
+        <w:rPr>
+          <w:rFonts w:hint="default"/>
+        </w:rPr>
+        <w:t>九、部门 Agent（who analyses what）</w:t>
+      </w:r>
+    </w:p>
+    <w:tbl>
+      <w:tblPr>
+        <w:tblW w:w="0" w:type="auto"/>
+        <w:tblInd w:w="0" w:type="dxa"/>
+        <w:tblBorders>
+          <w:top w:val="single" w:color="2A2B2C" w:sz="2" w:space="0"/>
+          <w:left w:val="single" w:color="2A2B2C" w:sz="2" w:space="0"/>
+          <w:bottom w:val="single" w:color="2A2B2C" w:sz="2" w:space="0"/>
+          <w:right w:val="single" w:color="2A2B2C" w:sz="2" w:space="0"/>
+          <w:insideH w:val="none" w:color="auto" w:sz="0" w:space="0"/>
+          <w:insideV w:val="none" w:color="auto" w:sz="0" w:space="0"/>
+        </w:tblBorders>
+        <w:shd w:val="clear" w:color="auto" w:fill="121314"/>
+        <w:tblLayout w:type="autofit"/>
+        <w:tblCellMar>
+          <w:top w:w="15" w:type="dxa"/>
+          <w:left w:w="15" w:type="dxa"/>
+          <w:bottom w:w="15" w:type="dxa"/>
+          <w:right w:w="15" w:type="dxa"/>
+        </w:tblCellMar>
+      </w:tblPr>
+      <w:tblGrid>
+        <w:gridCol w:w="1704"/>
+        <w:gridCol w:w="1142"/>
+        <w:gridCol w:w="3074"/>
+      </w:tblGrid>
+      <w:tr>
+        <w:tblPrEx>
+          <w:tblBorders>
+            <w:top w:val="single" w:color="2A2B2C" w:sz="2" w:space="0"/>
+            <w:left w:val="single" w:color="2A2B2C" w:sz="2" w:space="0"/>
+            <w:bottom w:val="single" w:color="2A2B2C" w:sz="2" w:space="0"/>
+            <w:right w:val="single" w:color="2A2B2C" w:sz="2" w:space="0"/>
+            <w:insideH w:val="none" w:color="auto" w:sz="0" w:space="0"/>
+            <w:insideV w:val="none" w:color="auto" w:sz="0" w:space="0"/>
+          </w:tblBorders>
+          <w:shd w:val="clear" w:color="auto" w:fill="121314"/>
+          <w:tblCellMar>
+            <w:top w:w="15" w:type="dxa"/>
+            <w:left w:w="15" w:type="dxa"/>
+            <w:bottom w:w="15" w:type="dxa"/>
+            <w:right w:w="15" w:type="dxa"/>
+          </w:tblCellMar>
+        </w:tblPrEx>
+        <w:trPr>
+          <w:tblHeader/>
+        </w:trPr>
+        <w:tc>
+          <w:tcPr>
+            <w:tcW w:w="0" w:type="auto"/>
+            <w:tcBorders>
+              <w:top w:val="single" w:color="2A2B2C" w:sz="2" w:space="0"/>
+              <w:left w:val="single" w:color="2A2B2C" w:sz="2" w:space="0"/>
+              <w:bottom w:val="single" w:color="2A2B2C" w:sz="2" w:space="0"/>
+              <w:right w:val="single" w:color="2A2B2C" w:sz="2" w:space="0"/>
+            </w:tcBorders>
+            <w:shd w:val="clear" w:color="auto" w:fill="121314"/>
+            <w:tcMar>
+              <w:top w:w="20" w:type="dxa"/>
+              <w:left w:w="20" w:type="dxa"/>
+              <w:bottom w:w="20" w:type="dxa"/>
+              <w:right w:w="20" w:type="dxa"/>
+            </w:tcMar>
+            <w:vAlign w:val="center"/>
+          </w:tcPr>
+          <w:p>
+            <w:pPr>
+              <w:rPr>
+                <w:rFonts w:hint="default"/>
+              </w:rPr>
+            </w:pPr>
+            <w:r>
+              <w:rPr>
+                <w:rFonts w:hint="default"/>
+                <w:lang w:val="en-US" w:eastAsia="zh-CN"/>
+              </w:rPr>
+              <w:t>Agent</w:t>
+            </w:r>
+          </w:p>
+        </w:tc>
+        <w:tc>
+          <w:tcPr>
+            <w:tcW w:w="0" w:type="auto"/>
+            <w:tcBorders>
+              <w:top w:val="single" w:color="2A2B2C" w:sz="2" w:space="0"/>
+              <w:left w:val="single" w:color="2A2B2C" w:sz="2" w:space="0"/>
+              <w:bottom w:val="single" w:color="2A2B2C" w:sz="2" w:space="0"/>
+              <w:right w:val="single" w:color="2A2B2C" w:sz="2" w:space="0"/>
+            </w:tcBorders>
+            <w:shd w:val="clear" w:color="auto" w:fill="121314"/>
+            <w:tcMar>
+              <w:top w:w="20" w:type="dxa"/>
+              <w:left w:w="20" w:type="dxa"/>
+              <w:bottom w:w="20" w:type="dxa"/>
+              <w:right w:w="20" w:type="dxa"/>
+            </w:tcMar>
+            <w:vAlign w:val="center"/>
+          </w:tcPr>
+          <w:p>
+            <w:pPr>
+              <w:rPr>
+                <w:rFonts w:hint="default"/>
+              </w:rPr>
+            </w:pPr>
+            <w:r>
+              <w:rPr>
+                <w:rFonts w:hint="default"/>
+                <w:lang w:val="en-US" w:eastAsia="zh-CN"/>
+              </w:rPr>
+              <w:t>角色</w:t>
+            </w:r>
+          </w:p>
+        </w:tc>
+        <w:tc>
+          <w:tcPr>
+            <w:tcW w:w="0" w:type="auto"/>
+            <w:tcBorders>
+              <w:top w:val="single" w:color="2A2B2C" w:sz="2" w:space="0"/>
+              <w:left w:val="single" w:color="2A2B2C" w:sz="2" w:space="0"/>
+              <w:bottom w:val="single" w:color="2A2B2C" w:sz="2" w:space="0"/>
+              <w:right w:val="single" w:color="2A2B2C" w:sz="2" w:space="0"/>
+            </w:tcBorders>
+            <w:shd w:val="clear" w:color="auto" w:fill="121314"/>
+            <w:tcMar>
+              <w:top w:w="20" w:type="dxa"/>
+              <w:left w:w="20" w:type="dxa"/>
+              <w:bottom w:w="20" w:type="dxa"/>
+              <w:right w:w="20" w:type="dxa"/>
+            </w:tcMar>
+            <w:vAlign w:val="center"/>
+          </w:tcPr>
+          <w:p>
+            <w:pPr>
+              <w:rPr>
+                <w:rFonts w:hint="default"/>
+              </w:rPr>
+            </w:pPr>
+            <w:r>
+              <w:rPr>
+                <w:rFonts w:hint="default"/>
+                <w:lang w:val="en-US" w:eastAsia="zh-CN"/>
+              </w:rPr>
+              <w:t>分析领域</w:t>
+            </w:r>
+          </w:p>
+        </w:tc>
+      </w:tr>
+      <w:tr>
+        <w:tblPrEx>
+          <w:tblBorders>
+            <w:top w:val="single" w:color="2A2B2C" w:sz="2" w:space="0"/>
+            <w:left w:val="single" w:color="2A2B2C" w:sz="2" w:space="0"/>
+            <w:bottom w:val="single" w:color="2A2B2C" w:sz="2" w:space="0"/>
+            <w:right w:val="single" w:color="2A2B2C" w:sz="2" w:space="0"/>
+            <w:insideH w:val="none" w:color="auto" w:sz="0" w:space="0"/>
+            <w:insideV w:val="none" w:color="auto" w:sz="0" w:space="0"/>
+          </w:tblBorders>
+          <w:tblCellMar>
+            <w:top w:w="15" w:type="dxa"/>
+            <w:left w:w="15" w:type="dxa"/>
+            <w:bottom w:w="15" w:type="dxa"/>
+            <w:right w:w="15" w:type="dxa"/>
+          </w:tblCellMar>
+        </w:tblPrEx>
+        <w:tc>
+          <w:tcPr>
+            <w:tcW w:w="0" w:type="auto"/>
+            <w:tcBorders>
+              <w:top w:val="single" w:color="2A2B2C" w:sz="2" w:space="0"/>
+              <w:left w:val="single" w:color="2A2B2C" w:sz="2" w:space="0"/>
+              <w:bottom w:val="single" w:color="2A2B2C" w:sz="2" w:space="0"/>
+              <w:right w:val="single" w:color="2A2B2C" w:sz="2" w:space="0"/>
+            </w:tcBorders>
+            <w:shd w:val="clear" w:color="auto" w:fill="121314"/>
+            <w:tcMar>
+              <w:top w:w="20" w:type="dxa"/>
+              <w:left w:w="20" w:type="dxa"/>
+              <w:bottom w:w="20" w:type="dxa"/>
+              <w:right w:w="20" w:type="dxa"/>
+            </w:tcMar>
+            <w:vAlign w:val="center"/>
+          </w:tcPr>
+          <w:p>
+            <w:pPr>
+              <w:rPr>
+                <w:rFonts w:hint="default"/>
+              </w:rPr>
+            </w:pPr>
+            <w:r>
+              <w:rPr>
+                <w:rFonts w:hint="default"/>
+                <w:lang w:val="en-US" w:eastAsia="zh-CN"/>
+              </w:rPr>
+              <w:t>CEO Agent</w:t>
+            </w:r>
+          </w:p>
+        </w:tc>
+        <w:tc>
+          <w:tcPr>
+            <w:tcW w:w="0" w:type="auto"/>
+            <w:tcBorders>
+              <w:top w:val="single" w:color="2A2B2C" w:sz="2" w:space="0"/>
+              <w:left w:val="single" w:color="2A2B2C" w:sz="2" w:space="0"/>
+              <w:bottom w:val="single" w:color="2A2B2C" w:sz="2" w:space="0"/>
+              <w:right w:val="single" w:color="2A2B2C" w:sz="2" w:space="0"/>
+            </w:tcBorders>
+            <w:shd w:val="clear" w:color="auto" w:fill="121314"/>
+            <w:tcMar>
+              <w:top w:w="20" w:type="dxa"/>
+              <w:left w:w="20" w:type="dxa"/>
+              <w:bottom w:w="20" w:type="dxa"/>
+              <w:right w:w="20" w:type="dxa"/>
+            </w:tcMar>
+            <w:vAlign w:val="center"/>
+          </w:tcPr>
+          <w:p>
+            <w:pPr>
+              <w:rPr>
+                <w:rFonts w:hint="default"/>
+              </w:rPr>
+            </w:pPr>
+            <w:r>
+              <w:rPr>
+                <w:rFonts w:hint="default"/>
+                <w:lang w:val="en-US" w:eastAsia="zh-CN"/>
+              </w:rPr>
+              <w:t>首席执行官</w:t>
+            </w:r>
+          </w:p>
+        </w:tc>
+        <w:tc>
+          <w:tcPr>
+            <w:tcW w:w="0" w:type="auto"/>
+            <w:tcBorders>
+              <w:top w:val="single" w:color="2A2B2C" w:sz="2" w:space="0"/>
+              <w:left w:val="single" w:color="2A2B2C" w:sz="2" w:space="0"/>
+              <w:bottom w:val="single" w:color="2A2B2C" w:sz="2" w:space="0"/>
+              <w:right w:val="single" w:color="2A2B2C" w:sz="2" w:space="0"/>
+            </w:tcBorders>
+            <w:shd w:val="clear" w:color="auto" w:fill="121314"/>
+            <w:tcMar>
+              <w:top w:w="20" w:type="dxa"/>
+              <w:left w:w="20" w:type="dxa"/>
+              <w:bottom w:w="20" w:type="dxa"/>
+              <w:right w:w="20" w:type="dxa"/>
+            </w:tcMar>
+            <w:vAlign w:val="center"/>
+          </w:tcPr>
+          <w:p>
+            <w:pPr>
+              <w:rPr>
+                <w:rFonts w:hint="default"/>
+              </w:rPr>
+            </w:pPr>
+            <w:r>
+              <w:rPr>
+                <w:rFonts w:hint="default"/>
+                <w:lang w:val="en-US" w:eastAsia="zh-CN"/>
+              </w:rPr>
+              <w:t>战略、市场、风险、资源配置</w:t>
+            </w:r>
+          </w:p>
+        </w:tc>
+      </w:tr>
+      <w:tr>
+        <w:tblPrEx>
+          <w:tblBorders>
+            <w:top w:val="single" w:color="2A2B2C" w:sz="2" w:space="0"/>
+            <w:left w:val="single" w:color="2A2B2C" w:sz="2" w:space="0"/>
+            <w:bottom w:val="single" w:color="2A2B2C" w:sz="2" w:space="0"/>
+            <w:right w:val="single" w:color="2A2B2C" w:sz="2" w:space="0"/>
+            <w:insideH w:val="none" w:color="auto" w:sz="0" w:space="0"/>
+            <w:insideV w:val="none" w:color="auto" w:sz="0" w:space="0"/>
+          </w:tblBorders>
+          <w:tblCellMar>
+            <w:top w:w="15" w:type="dxa"/>
+            <w:left w:w="15" w:type="dxa"/>
+            <w:bottom w:w="15" w:type="dxa"/>
+            <w:right w:w="15" w:type="dxa"/>
+          </w:tblCellMar>
+        </w:tblPrEx>
+        <w:tc>
+          <w:tcPr>
+            <w:tcW w:w="0" w:type="auto"/>
+            <w:tcBorders>
+              <w:top w:val="single" w:color="2A2B2C" w:sz="2" w:space="0"/>
+              <w:left w:val="single" w:color="2A2B2C" w:sz="2" w:space="0"/>
+              <w:bottom w:val="single" w:color="2A2B2C" w:sz="2" w:space="0"/>
+              <w:right w:val="single" w:color="2A2B2C" w:sz="2" w:space="0"/>
+            </w:tcBorders>
+            <w:shd w:val="clear" w:color="auto" w:fill="121314"/>
+            <w:tcMar>
+              <w:top w:w="20" w:type="dxa"/>
+              <w:left w:w="20" w:type="dxa"/>
+              <w:bottom w:w="20" w:type="dxa"/>
+              <w:right w:w="20" w:type="dxa"/>
+            </w:tcMar>
+            <w:vAlign w:val="center"/>
+          </w:tcPr>
+          <w:p>
+            <w:pPr>
+              <w:rPr>
+                <w:rFonts w:hint="default"/>
+              </w:rPr>
+            </w:pPr>
+            <w:r>
+              <w:rPr>
+                <w:rFonts w:hint="default"/>
+                <w:lang w:val="en-US" w:eastAsia="zh-CN"/>
+              </w:rPr>
+              <w:t>Finance Agent</w:t>
+            </w:r>
+          </w:p>
+        </w:tc>
+        <w:tc>
+          <w:tcPr>
+            <w:tcW w:w="0" w:type="auto"/>
+            <w:tcBorders>
+              <w:top w:val="single" w:color="2A2B2C" w:sz="2" w:space="0"/>
+              <w:left w:val="single" w:color="2A2B2C" w:sz="2" w:space="0"/>
+              <w:bottom w:val="single" w:color="2A2B2C" w:sz="2" w:space="0"/>
+              <w:right w:val="single" w:color="2A2B2C" w:sz="2" w:space="0"/>
+            </w:tcBorders>
+            <w:shd w:val="clear" w:color="auto" w:fill="121314"/>
+            <w:tcMar>
+              <w:top w:w="20" w:type="dxa"/>
+              <w:left w:w="20" w:type="dxa"/>
+              <w:bottom w:w="20" w:type="dxa"/>
+              <w:right w:w="20" w:type="dxa"/>
+            </w:tcMar>
+            <w:vAlign w:val="center"/>
+          </w:tcPr>
+          <w:p>
+            <w:pPr>
+              <w:rPr>
+                <w:rFonts w:hint="default"/>
+              </w:rPr>
+            </w:pPr>
+            <w:r>
+              <w:rPr>
+                <w:rFonts w:hint="default"/>
+                <w:lang w:val="en-US" w:eastAsia="zh-CN"/>
+              </w:rPr>
+              <w:t>CFO</w:t>
+            </w:r>
+          </w:p>
+        </w:tc>
+        <w:tc>
+          <w:tcPr>
+            <w:tcW w:w="0" w:type="auto"/>
+            <w:tcBorders>
+              <w:top w:val="single" w:color="2A2B2C" w:sz="2" w:space="0"/>
+              <w:left w:val="single" w:color="2A2B2C" w:sz="2" w:space="0"/>
+              <w:bottom w:val="single" w:color="2A2B2C" w:sz="2" w:space="0"/>
+              <w:right w:val="single" w:color="2A2B2C" w:sz="2" w:space="0"/>
+            </w:tcBorders>
+            <w:shd w:val="clear" w:color="auto" w:fill="121314"/>
+            <w:tcMar>
+              <w:top w:w="20" w:type="dxa"/>
+              <w:left w:w="20" w:type="dxa"/>
+              <w:bottom w:w="20" w:type="dxa"/>
+              <w:right w:w="20" w:type="dxa"/>
+            </w:tcMar>
+            <w:vAlign w:val="center"/>
+          </w:tcPr>
+          <w:p>
+            <w:pPr>
+              <w:rPr>
+                <w:rFonts w:hint="default"/>
+              </w:rPr>
+            </w:pPr>
+            <w:r>
+              <w:rPr>
+                <w:rFonts w:hint="default"/>
+                <w:lang w:val="en-US" w:eastAsia="zh-CN"/>
+              </w:rPr>
+              <w:t>收入、利润、成本、现金流、ROI</w:t>
+            </w:r>
+          </w:p>
+        </w:tc>
+      </w:tr>
+      <w:tr>
+        <w:tblPrEx>
+          <w:tblBorders>
+            <w:top w:val="single" w:color="2A2B2C" w:sz="2" w:space="0"/>
+            <w:left w:val="single" w:color="2A2B2C" w:sz="2" w:space="0"/>
+            <w:bottom w:val="single" w:color="2A2B2C" w:sz="2" w:space="0"/>
+            <w:right w:val="single" w:color="2A2B2C" w:sz="2" w:space="0"/>
+            <w:insideH w:val="none" w:color="auto" w:sz="0" w:space="0"/>
+            <w:insideV w:val="none" w:color="auto" w:sz="0" w:space="0"/>
+          </w:tblBorders>
+          <w:tblCellMar>
+            <w:top w:w="15" w:type="dxa"/>
+            <w:left w:w="15" w:type="dxa"/>
+            <w:bottom w:w="15" w:type="dxa"/>
+            <w:right w:w="15" w:type="dxa"/>
+          </w:tblCellMar>
+        </w:tblPrEx>
+        <w:tc>
+          <w:tcPr>
+            <w:tcW w:w="0" w:type="auto"/>
+            <w:tcBorders>
+              <w:top w:val="single" w:color="2A2B2C" w:sz="2" w:space="0"/>
+              <w:left w:val="single" w:color="2A2B2C" w:sz="2" w:space="0"/>
+              <w:bottom w:val="single" w:color="2A2B2C" w:sz="2" w:space="0"/>
+              <w:right w:val="single" w:color="2A2B2C" w:sz="2" w:space="0"/>
+            </w:tcBorders>
+            <w:shd w:val="clear" w:color="auto" w:fill="121314"/>
+            <w:tcMar>
+              <w:top w:w="20" w:type="dxa"/>
+              <w:left w:w="20" w:type="dxa"/>
+              <w:bottom w:w="20" w:type="dxa"/>
+              <w:right w:w="20" w:type="dxa"/>
+            </w:tcMar>
+            <w:vAlign w:val="center"/>
+          </w:tcPr>
+          <w:p>
+            <w:pPr>
+              <w:rPr>
+                <w:rFonts w:hint="default"/>
+              </w:rPr>
+            </w:pPr>
+            <w:r>
+              <w:rPr>
+                <w:rFonts w:hint="default"/>
+                <w:lang w:val="en-US" w:eastAsia="zh-CN"/>
+              </w:rPr>
+              <w:t>Sales Agent</w:t>
+            </w:r>
+          </w:p>
+        </w:tc>
+        <w:tc>
+          <w:tcPr>
+            <w:tcW w:w="0" w:type="auto"/>
+            <w:tcBorders>
+              <w:top w:val="single" w:color="2A2B2C" w:sz="2" w:space="0"/>
+              <w:left w:val="single" w:color="2A2B2C" w:sz="2" w:space="0"/>
+              <w:bottom w:val="single" w:color="2A2B2C" w:sz="2" w:space="0"/>
+              <w:right w:val="single" w:color="2A2B2C" w:sz="2" w:space="0"/>
+            </w:tcBorders>
+            <w:shd w:val="clear" w:color="auto" w:fill="121314"/>
+            <w:tcMar>
+              <w:top w:w="20" w:type="dxa"/>
+              <w:left w:w="20" w:type="dxa"/>
+              <w:bottom w:w="20" w:type="dxa"/>
+              <w:right w:w="20" w:type="dxa"/>
+            </w:tcMar>
+            <w:vAlign w:val="center"/>
+          </w:tcPr>
+          <w:p>
+            <w:pPr>
+              <w:rPr>
+                <w:rFonts w:hint="default"/>
+              </w:rPr>
+            </w:pPr>
+            <w:r>
+              <w:rPr>
+                <w:rFonts w:hint="default"/>
+                <w:lang w:val="en-US" w:eastAsia="zh-CN"/>
+              </w:rPr>
+              <w:t>VP Sales</w:t>
+            </w:r>
+          </w:p>
+        </w:tc>
+        <w:tc>
+          <w:tcPr>
+            <w:tcW w:w="0" w:type="auto"/>
+            <w:tcBorders>
+              <w:top w:val="single" w:color="2A2B2C" w:sz="2" w:space="0"/>
+              <w:left w:val="single" w:color="2A2B2C" w:sz="2" w:space="0"/>
+              <w:bottom w:val="single" w:color="2A2B2C" w:sz="2" w:space="0"/>
+              <w:right w:val="single" w:color="2A2B2C" w:sz="2" w:space="0"/>
+            </w:tcBorders>
+            <w:shd w:val="clear" w:color="auto" w:fill="121314"/>
+            <w:tcMar>
+              <w:top w:w="20" w:type="dxa"/>
+              <w:left w:w="20" w:type="dxa"/>
+              <w:bottom w:w="20" w:type="dxa"/>
+              <w:right w:w="20" w:type="dxa"/>
+            </w:tcMar>
+            <w:vAlign w:val="center"/>
+          </w:tcPr>
+          <w:p>
+            <w:pPr>
+              <w:rPr>
+                <w:rFonts w:hint="default"/>
+              </w:rPr>
+            </w:pPr>
+            <w:r>
+              <w:rPr>
+                <w:rFonts w:hint="default"/>
+                <w:lang w:val="en-US" w:eastAsia="zh-CN"/>
+              </w:rPr>
+              <w:t>销售业绩、获客、定价、增长</w:t>
+            </w:r>
+          </w:p>
+        </w:tc>
+      </w:tr>
+      <w:tr>
+        <w:tblPrEx>
+          <w:tblBorders>
+            <w:top w:val="single" w:color="2A2B2C" w:sz="2" w:space="0"/>
+            <w:left w:val="single" w:color="2A2B2C" w:sz="2" w:space="0"/>
+            <w:bottom w:val="single" w:color="2A2B2C" w:sz="2" w:space="0"/>
+            <w:right w:val="single" w:color="2A2B2C" w:sz="2" w:space="0"/>
+            <w:insideH w:val="none" w:color="auto" w:sz="0" w:space="0"/>
+            <w:insideV w:val="none" w:color="auto" w:sz="0" w:space="0"/>
+          </w:tblBorders>
+          <w:tblCellMar>
+            <w:top w:w="15" w:type="dxa"/>
+            <w:left w:w="15" w:type="dxa"/>
+            <w:bottom w:w="15" w:type="dxa"/>
+            <w:right w:w="15" w:type="dxa"/>
+          </w:tblCellMar>
+        </w:tblPrEx>
+        <w:tc>
+          <w:tcPr>
+            <w:tcW w:w="0" w:type="auto"/>
+            <w:tcBorders>
+              <w:top w:val="single" w:color="2A2B2C" w:sz="2" w:space="0"/>
+              <w:left w:val="single" w:color="2A2B2C" w:sz="2" w:space="0"/>
+              <w:bottom w:val="single" w:color="2A2B2C" w:sz="2" w:space="0"/>
+              <w:right w:val="single" w:color="2A2B2C" w:sz="2" w:space="0"/>
+            </w:tcBorders>
+            <w:shd w:val="clear" w:color="auto" w:fill="121314"/>
+            <w:tcMar>
+              <w:top w:w="20" w:type="dxa"/>
+              <w:left w:w="20" w:type="dxa"/>
+              <w:bottom w:w="20" w:type="dxa"/>
+              <w:right w:w="20" w:type="dxa"/>
+            </w:tcMar>
+            <w:vAlign w:val="center"/>
+          </w:tcPr>
+          <w:p>
+            <w:pPr>
+              <w:rPr>
+                <w:rFonts w:hint="default"/>
+              </w:rPr>
+            </w:pPr>
+            <w:r>
+              <w:rPr>
+                <w:rFonts w:hint="default"/>
+                <w:lang w:val="en-US" w:eastAsia="zh-CN"/>
+              </w:rPr>
+              <w:t>HR Agent</w:t>
+            </w:r>
+          </w:p>
+        </w:tc>
+        <w:tc>
+          <w:tcPr>
+            <w:tcW w:w="0" w:type="auto"/>
+            <w:tcBorders>
+              <w:top w:val="single" w:color="2A2B2C" w:sz="2" w:space="0"/>
+              <w:left w:val="single" w:color="2A2B2C" w:sz="2" w:space="0"/>
+              <w:bottom w:val="single" w:color="2A2B2C" w:sz="2" w:space="0"/>
+              <w:right w:val="single" w:color="2A2B2C" w:sz="2" w:space="0"/>
+            </w:tcBorders>
+            <w:shd w:val="clear" w:color="auto" w:fill="121314"/>
+            <w:tcMar>
+              <w:top w:w="20" w:type="dxa"/>
+              <w:left w:w="20" w:type="dxa"/>
+              <w:bottom w:w="20" w:type="dxa"/>
+              <w:right w:w="20" w:type="dxa"/>
+            </w:tcMar>
+            <w:vAlign w:val="center"/>
+          </w:tcPr>
+          <w:p>
+            <w:pPr>
+              <w:rPr>
+                <w:rFonts w:hint="default"/>
+              </w:rPr>
+            </w:pPr>
+            <w:r>
+              <w:rPr>
+                <w:rFonts w:hint="default"/>
+                <w:lang w:val="en-US" w:eastAsia="zh-CN"/>
+              </w:rPr>
+              <w:t>CHRO</w:t>
+            </w:r>
+          </w:p>
+        </w:tc>
+        <w:tc>
+          <w:tcPr>
+            <w:tcW w:w="0" w:type="auto"/>
+            <w:tcBorders>
+              <w:top w:val="single" w:color="2A2B2C" w:sz="2" w:space="0"/>
+              <w:left w:val="single" w:color="2A2B2C" w:sz="2" w:space="0"/>
+              <w:bottom w:val="single" w:color="2A2B2C" w:sz="2" w:space="0"/>
+              <w:right w:val="single" w:color="2A2B2C" w:sz="2" w:space="0"/>
+            </w:tcBorders>
+            <w:shd w:val="clear" w:color="auto" w:fill="121314"/>
+            <w:tcMar>
+              <w:top w:w="20" w:type="dxa"/>
+              <w:left w:w="20" w:type="dxa"/>
+              <w:bottom w:w="20" w:type="dxa"/>
+              <w:right w:w="20" w:type="dxa"/>
+            </w:tcMar>
+            <w:vAlign w:val="center"/>
+          </w:tcPr>
+          <w:p>
+            <w:pPr>
+              <w:rPr>
+                <w:rFonts w:hint="default"/>
+              </w:rPr>
+            </w:pPr>
+            <w:r>
+              <w:rPr>
+                <w:rFonts w:hint="default"/>
+                <w:lang w:val="en-US" w:eastAsia="zh-CN"/>
+              </w:rPr>
+              <w:t>招聘、组织、人力、薪酬</w:t>
+            </w:r>
+          </w:p>
+        </w:tc>
+      </w:tr>
+      <w:tr>
+        <w:tblPrEx>
+          <w:tblBorders>
+            <w:top w:val="single" w:color="2A2B2C" w:sz="2" w:space="0"/>
+            <w:left w:val="single" w:color="2A2B2C" w:sz="2" w:space="0"/>
+            <w:bottom w:val="single" w:color="2A2B2C" w:sz="2" w:space="0"/>
+            <w:right w:val="single" w:color="2A2B2C" w:sz="2" w:space="0"/>
+            <w:insideH w:val="none" w:color="auto" w:sz="0" w:space="0"/>
+            <w:insideV w:val="none" w:color="auto" w:sz="0" w:space="0"/>
+          </w:tblBorders>
+          <w:tblCellMar>
+            <w:top w:w="15" w:type="dxa"/>
+            <w:left w:w="15" w:type="dxa"/>
+            <w:bottom w:w="15" w:type="dxa"/>
+            <w:right w:w="15" w:type="dxa"/>
+          </w:tblCellMar>
+        </w:tblPrEx>
+        <w:tc>
+          <w:tcPr>
+            <w:tcW w:w="0" w:type="auto"/>
+            <w:tcBorders>
+              <w:top w:val="single" w:color="2A2B2C" w:sz="2" w:space="0"/>
+              <w:left w:val="single" w:color="2A2B2C" w:sz="2" w:space="0"/>
+              <w:bottom w:val="single" w:color="2A2B2C" w:sz="2" w:space="0"/>
+              <w:right w:val="single" w:color="2A2B2C" w:sz="2" w:space="0"/>
+            </w:tcBorders>
+            <w:shd w:val="clear" w:color="auto" w:fill="121314"/>
+            <w:tcMar>
+              <w:top w:w="20" w:type="dxa"/>
+              <w:left w:w="20" w:type="dxa"/>
+              <w:bottom w:w="20" w:type="dxa"/>
+              <w:right w:w="20" w:type="dxa"/>
+            </w:tcMar>
+            <w:vAlign w:val="center"/>
+          </w:tcPr>
+          <w:p>
+            <w:pPr>
+              <w:rPr>
+                <w:rFonts w:hint="default"/>
+              </w:rPr>
+            </w:pPr>
+            <w:r>
+              <w:rPr>
+                <w:rFonts w:hint="default"/>
+                <w:lang w:val="en-US" w:eastAsia="zh-CN"/>
+              </w:rPr>
+              <w:t>Customer Agent</w:t>
+            </w:r>
+          </w:p>
+        </w:tc>
+        <w:tc>
+          <w:tcPr>
+            <w:tcW w:w="0" w:type="auto"/>
+            <w:tcBorders>
+              <w:top w:val="single" w:color="2A2B2C" w:sz="2" w:space="0"/>
+              <w:left w:val="single" w:color="2A2B2C" w:sz="2" w:space="0"/>
+              <w:bottom w:val="single" w:color="2A2B2C" w:sz="2" w:space="0"/>
+              <w:right w:val="single" w:color="2A2B2C" w:sz="2" w:space="0"/>
+            </w:tcBorders>
+            <w:shd w:val="clear" w:color="auto" w:fill="121314"/>
+            <w:tcMar>
+              <w:top w:w="20" w:type="dxa"/>
+              <w:left w:w="20" w:type="dxa"/>
+              <w:bottom w:w="20" w:type="dxa"/>
+              <w:right w:w="20" w:type="dxa"/>
+            </w:tcMar>
+            <w:vAlign w:val="center"/>
+          </w:tcPr>
+          <w:p>
+            <w:pPr>
+              <w:rPr>
+                <w:rFonts w:hint="default"/>
+              </w:rPr>
+            </w:pPr>
+            <w:r>
+              <w:rPr>
+                <w:rFonts w:hint="default"/>
+                <w:lang w:val="en-US" w:eastAsia="zh-CN"/>
+              </w:rPr>
+              <w:t>VP Customer</w:t>
+            </w:r>
+          </w:p>
+        </w:tc>
+        <w:tc>
+          <w:tcPr>
+            <w:tcW w:w="0" w:type="auto"/>
+            <w:tcBorders>
+              <w:top w:val="single" w:color="2A2B2C" w:sz="2" w:space="0"/>
+              <w:left w:val="single" w:color="2A2B2C" w:sz="2" w:space="0"/>
+              <w:bottom w:val="single" w:color="2A2B2C" w:sz="2" w:space="0"/>
+              <w:right w:val="single" w:color="2A2B2C" w:sz="2" w:space="0"/>
+            </w:tcBorders>
+            <w:shd w:val="clear" w:color="auto" w:fill="121314"/>
+            <w:tcMar>
+              <w:top w:w="20" w:type="dxa"/>
+              <w:left w:w="20" w:type="dxa"/>
+              <w:bottom w:w="20" w:type="dxa"/>
+              <w:right w:w="20" w:type="dxa"/>
+            </w:tcMar>
+            <w:vAlign w:val="center"/>
+          </w:tcPr>
+          <w:p>
+            <w:pPr>
+              <w:rPr>
+                <w:rFonts w:hint="default"/>
+              </w:rPr>
+            </w:pPr>
+            <w:r>
+              <w:rPr>
+                <w:rFonts w:hint="default"/>
+                <w:lang w:val="en-US" w:eastAsia="zh-CN"/>
+              </w:rPr>
+              <w:t>满意度、流失、NPS、复购</w:t>
+            </w:r>
+          </w:p>
+        </w:tc>
+      </w:tr>
+      <w:tr>
+        <w:tblPrEx>
+          <w:tblBorders>
+            <w:top w:val="single" w:color="2A2B2C" w:sz="2" w:space="0"/>
+            <w:left w:val="single" w:color="2A2B2C" w:sz="2" w:space="0"/>
+            <w:bottom w:val="single" w:color="2A2B2C" w:sz="2" w:space="0"/>
+            <w:right w:val="single" w:color="2A2B2C" w:sz="2" w:space="0"/>
+            <w:insideH w:val="none" w:color="auto" w:sz="0" w:space="0"/>
+            <w:insideV w:val="none" w:color="auto" w:sz="0" w:space="0"/>
+          </w:tblBorders>
+          <w:tblCellMar>
+            <w:top w:w="15" w:type="dxa"/>
+            <w:left w:w="15" w:type="dxa"/>
+            <w:bottom w:w="15" w:type="dxa"/>
+            <w:right w:w="15" w:type="dxa"/>
+          </w:tblCellMar>
+        </w:tblPrEx>
+        <w:tc>
+          <w:tcPr>
+            <w:tcW w:w="0" w:type="auto"/>
+            <w:tcBorders>
+              <w:top w:val="single" w:color="2A2B2C" w:sz="2" w:space="0"/>
+              <w:left w:val="single" w:color="2A2B2C" w:sz="2" w:space="0"/>
+              <w:bottom w:val="single" w:color="2A2B2C" w:sz="2" w:space="0"/>
+              <w:right w:val="single" w:color="2A2B2C" w:sz="2" w:space="0"/>
+            </w:tcBorders>
+            <w:shd w:val="clear" w:color="auto" w:fill="121314"/>
+            <w:tcMar>
+              <w:top w:w="20" w:type="dxa"/>
+              <w:left w:w="20" w:type="dxa"/>
+              <w:bottom w:w="20" w:type="dxa"/>
+              <w:right w:w="20" w:type="dxa"/>
+            </w:tcMar>
+            <w:vAlign w:val="center"/>
+          </w:tcPr>
+          <w:p>
+            <w:pPr>
+              <w:rPr>
+                <w:rFonts w:hint="default"/>
+              </w:rPr>
+            </w:pPr>
+            <w:r>
+              <w:rPr>
+                <w:rFonts w:hint="default"/>
+                <w:lang w:val="en-US" w:eastAsia="zh-CN"/>
+              </w:rPr>
+              <w:t>Operations Agent</w:t>
+            </w:r>
+          </w:p>
+        </w:tc>
+        <w:tc>
+          <w:tcPr>
+            <w:tcW w:w="0" w:type="auto"/>
+            <w:tcBorders>
+              <w:top w:val="single" w:color="2A2B2C" w:sz="2" w:space="0"/>
+              <w:left w:val="single" w:color="2A2B2C" w:sz="2" w:space="0"/>
+              <w:bottom w:val="single" w:color="2A2B2C" w:sz="2" w:space="0"/>
+              <w:right w:val="single" w:color="2A2B2C" w:sz="2" w:space="0"/>
+            </w:tcBorders>
+            <w:shd w:val="clear" w:color="auto" w:fill="121314"/>
+            <w:tcMar>
+              <w:top w:w="20" w:type="dxa"/>
+              <w:left w:w="20" w:type="dxa"/>
+              <w:bottom w:w="20" w:type="dxa"/>
+              <w:right w:w="20" w:type="dxa"/>
+            </w:tcMar>
+            <w:vAlign w:val="center"/>
+          </w:tcPr>
+          <w:p>
+            <w:pPr>
+              <w:rPr>
+                <w:rFonts w:hint="default"/>
+              </w:rPr>
+            </w:pPr>
+            <w:r>
+              <w:rPr>
+                <w:rFonts w:hint="default"/>
+                <w:lang w:val="en-US" w:eastAsia="zh-CN"/>
+              </w:rPr>
+              <w:t>COO</w:t>
+            </w:r>
+          </w:p>
+        </w:tc>
+        <w:tc>
+          <w:tcPr>
+            <w:tcW w:w="0" w:type="auto"/>
+            <w:tcBorders>
+              <w:top w:val="single" w:color="2A2B2C" w:sz="2" w:space="0"/>
+              <w:left w:val="single" w:color="2A2B2C" w:sz="2" w:space="0"/>
+              <w:bottom w:val="single" w:color="2A2B2C" w:sz="2" w:space="0"/>
+              <w:right w:val="single" w:color="2A2B2C" w:sz="2" w:space="0"/>
+            </w:tcBorders>
+            <w:shd w:val="clear" w:color="auto" w:fill="121314"/>
+            <w:tcMar>
+              <w:top w:w="20" w:type="dxa"/>
+              <w:left w:w="20" w:type="dxa"/>
+              <w:bottom w:w="20" w:type="dxa"/>
+              <w:right w:w="20" w:type="dxa"/>
+            </w:tcMar>
+            <w:vAlign w:val="center"/>
+          </w:tcPr>
+          <w:p>
+            <w:pPr>
+              <w:rPr>
+                <w:rFonts w:hint="default"/>
+              </w:rPr>
+            </w:pPr>
+            <w:r>
+              <w:rPr>
+                <w:rFonts w:hint="default"/>
+                <w:lang w:val="en-US" w:eastAsia="zh-CN"/>
+              </w:rPr>
+              <w:t>流程、效率、质量、物流</w:t>
+            </w:r>
+          </w:p>
+        </w:tc>
+      </w:tr>
+      <w:tr>
+        <w:tblPrEx>
+          <w:tblBorders>
+            <w:top w:val="single" w:color="2A2B2C" w:sz="2" w:space="0"/>
+            <w:left w:val="single" w:color="2A2B2C" w:sz="2" w:space="0"/>
+            <w:bottom w:val="single" w:color="2A2B2C" w:sz="2" w:space="0"/>
+            <w:right w:val="single" w:color="2A2B2C" w:sz="2" w:space="0"/>
+            <w:insideH w:val="none" w:color="auto" w:sz="0" w:space="0"/>
+            <w:insideV w:val="none" w:color="auto" w:sz="0" w:space="0"/>
+          </w:tblBorders>
+          <w:tblCellMar>
+            <w:top w:w="15" w:type="dxa"/>
+            <w:left w:w="15" w:type="dxa"/>
+            <w:bottom w:w="15" w:type="dxa"/>
+            <w:right w:w="15" w:type="dxa"/>
+          </w:tblCellMar>
+        </w:tblPrEx>
+        <w:tc>
+          <w:tcPr>
+            <w:tcW w:w="0" w:type="auto"/>
+            <w:tcBorders>
+              <w:top w:val="single" w:color="2A2B2C" w:sz="2" w:space="0"/>
+              <w:left w:val="single" w:color="2A2B2C" w:sz="2" w:space="0"/>
+              <w:bottom w:val="single" w:color="2A2B2C" w:sz="2" w:space="0"/>
+              <w:right w:val="single" w:color="2A2B2C" w:sz="2" w:space="0"/>
+            </w:tcBorders>
+            <w:shd w:val="clear" w:color="auto" w:fill="121314"/>
+            <w:tcMar>
+              <w:top w:w="20" w:type="dxa"/>
+              <w:left w:w="20" w:type="dxa"/>
+              <w:bottom w:w="20" w:type="dxa"/>
+              <w:right w:w="20" w:type="dxa"/>
+            </w:tcMar>
+            <w:vAlign w:val="center"/>
+          </w:tcPr>
+          <w:p>
+            <w:pPr>
+              <w:rPr>
+                <w:rFonts w:hint="default"/>
+              </w:rPr>
+            </w:pPr>
+            <w:r>
+              <w:rPr>
+                <w:rFonts w:hint="default"/>
+                <w:lang w:val="en-US" w:eastAsia="zh-CN"/>
+              </w:rPr>
+              <w:t>Procurement Agent</w:t>
+            </w:r>
+          </w:p>
+        </w:tc>
+        <w:tc>
+          <w:tcPr>
+            <w:tcW w:w="0" w:type="auto"/>
+            <w:tcBorders>
+              <w:top w:val="single" w:color="2A2B2C" w:sz="2" w:space="0"/>
+              <w:left w:val="single" w:color="2A2B2C" w:sz="2" w:space="0"/>
+              <w:bottom w:val="single" w:color="2A2B2C" w:sz="2" w:space="0"/>
+              <w:right w:val="single" w:color="2A2B2C" w:sz="2" w:space="0"/>
+            </w:tcBorders>
+            <w:shd w:val="clear" w:color="auto" w:fill="121314"/>
+            <w:tcMar>
+              <w:top w:w="20" w:type="dxa"/>
+              <w:left w:w="20" w:type="dxa"/>
+              <w:bottom w:w="20" w:type="dxa"/>
+              <w:right w:w="20" w:type="dxa"/>
+            </w:tcMar>
+            <w:vAlign w:val="center"/>
+          </w:tcPr>
+          <w:p>
+            <w:pPr>
+              <w:rPr>
+                <w:rFonts w:hint="default"/>
+              </w:rPr>
+            </w:pPr>
+            <w:r>
+              <w:rPr>
+                <w:rFonts w:hint="default"/>
+                <w:lang w:val="en-US" w:eastAsia="zh-CN"/>
+              </w:rPr>
+              <w:t>CPO</w:t>
+            </w:r>
+          </w:p>
+        </w:tc>
+        <w:tc>
+          <w:tcPr>
+            <w:tcW w:w="0" w:type="auto"/>
+            <w:tcBorders>
+              <w:top w:val="single" w:color="2A2B2C" w:sz="2" w:space="0"/>
+              <w:left w:val="single" w:color="2A2B2C" w:sz="2" w:space="0"/>
+              <w:bottom w:val="single" w:color="2A2B2C" w:sz="2" w:space="0"/>
+              <w:right w:val="single" w:color="2A2B2C" w:sz="2" w:space="0"/>
+            </w:tcBorders>
+            <w:shd w:val="clear" w:color="auto" w:fill="121314"/>
+            <w:tcMar>
+              <w:top w:w="20" w:type="dxa"/>
+              <w:left w:w="20" w:type="dxa"/>
+              <w:bottom w:w="20" w:type="dxa"/>
+              <w:right w:w="20" w:type="dxa"/>
+            </w:tcMar>
+            <w:vAlign w:val="center"/>
+          </w:tcPr>
+          <w:p>
+            <w:pPr>
+              <w:rPr>
+                <w:rFonts w:hint="default"/>
+              </w:rPr>
+            </w:pPr>
+            <w:r>
+              <w:rPr>
+                <w:rFonts w:hint="default"/>
+                <w:lang w:val="en-US" w:eastAsia="zh-CN"/>
+              </w:rPr>
+              <w:t>库存、供应链、供应商、采购</w:t>
+            </w:r>
+          </w:p>
+        </w:tc>
+      </w:tr>
+    </w:tbl>
+    <w:p>
+      <w:pPr>
+        <w:rPr>
+          <w:rFonts w:hint="default"/>
+        </w:rPr>
+      </w:pPr>
+      <w:r>
+        <w:rPr>
+          <w:rFonts w:hint="default"/>
+        </w:rPr>
+        <w:t>十、工作空间与权限</w:t>
+      </w:r>
+    </w:p>
+    <w:tbl>
+      <w:tblPr>
+        <w:tblW w:w="0" w:type="auto"/>
+        <w:tblInd w:w="0" w:type="dxa"/>
+        <w:tblBorders>
+          <w:top w:val="single" w:color="2A2B2C" w:sz="2" w:space="0"/>
+          <w:left w:val="single" w:color="2A2B2C" w:sz="2" w:space="0"/>
+          <w:bottom w:val="single" w:color="2A2B2C" w:sz="2" w:space="0"/>
+          <w:right w:val="single" w:color="2A2B2C" w:sz="2" w:space="0"/>
+          <w:insideH w:val="none" w:color="auto" w:sz="0" w:space="0"/>
+          <w:insideV w:val="none" w:color="auto" w:sz="0" w:space="0"/>
+        </w:tblBorders>
+        <w:shd w:val="clear" w:color="auto" w:fill="121314"/>
+        <w:tblLayout w:type="autofit"/>
+        <w:tblCellMar>
+          <w:top w:w="15" w:type="dxa"/>
+          <w:left w:w="15" w:type="dxa"/>
+          <w:bottom w:w="15" w:type="dxa"/>
+          <w:right w:w="15" w:type="dxa"/>
+        </w:tblCellMar>
+      </w:tblPr>
+      <w:tblGrid>
+        <w:gridCol w:w="880"/>
+        <w:gridCol w:w="1114"/>
+        <w:gridCol w:w="4865"/>
+      </w:tblGrid>
+      <w:tr>
+        <w:tblPrEx>
+          <w:tblBorders>
+            <w:top w:val="single" w:color="2A2B2C" w:sz="2" w:space="0"/>
+            <w:left w:val="single" w:color="2A2B2C" w:sz="2" w:space="0"/>
+            <w:bottom w:val="single" w:color="2A2B2C" w:sz="2" w:space="0"/>
+            <w:right w:val="single" w:color="2A2B2C" w:sz="2" w:space="0"/>
+            <w:insideH w:val="none" w:color="auto" w:sz="0" w:space="0"/>
+            <w:insideV w:val="none" w:color="auto" w:sz="0" w:space="0"/>
+          </w:tblBorders>
+          <w:shd w:val="clear" w:color="auto" w:fill="121314"/>
+          <w:tblCellMar>
+            <w:top w:w="15" w:type="dxa"/>
+            <w:left w:w="15" w:type="dxa"/>
+            <w:bottom w:w="15" w:type="dxa"/>
+            <w:right w:w="15" w:type="dxa"/>
+          </w:tblCellMar>
+        </w:tblPrEx>
+        <w:trPr>
+          <w:tblHeader/>
+        </w:trPr>
+        <w:tc>
+          <w:tcPr>
+            <w:tcW w:w="0" w:type="auto"/>
+            <w:tcBorders>
+              <w:top w:val="single" w:color="2A2B2C" w:sz="2" w:space="0"/>
+              <w:left w:val="single" w:color="2A2B2C" w:sz="2" w:space="0"/>
+              <w:bottom w:val="single" w:color="2A2B2C" w:sz="2" w:space="0"/>
+              <w:right w:val="single" w:color="2A2B2C" w:sz="2" w:space="0"/>
+            </w:tcBorders>
+            <w:shd w:val="clear" w:color="auto" w:fill="121314"/>
+            <w:tcMar>
+              <w:top w:w="20" w:type="dxa"/>
+              <w:left w:w="20" w:type="dxa"/>
+              <w:bottom w:w="20" w:type="dxa"/>
+              <w:right w:w="20" w:type="dxa"/>
+            </w:tcMar>
+            <w:vAlign w:val="center"/>
+          </w:tcPr>
+          <w:p>
+            <w:pPr>
+              <w:rPr>
+                <w:rFonts w:hint="default"/>
+              </w:rPr>
+            </w:pPr>
+            <w:r>
+              <w:rPr>
+                <w:rFonts w:hint="default"/>
+                <w:lang w:val="en-US" w:eastAsia="zh-CN"/>
+              </w:rPr>
+              <w:t>概念</w:t>
+            </w:r>
+          </w:p>
+        </w:tc>
+        <w:tc>
+          <w:tcPr>
+            <w:tcW w:w="0" w:type="auto"/>
+            <w:tcBorders>
+              <w:top w:val="single" w:color="2A2B2C" w:sz="2" w:space="0"/>
+              <w:left w:val="single" w:color="2A2B2C" w:sz="2" w:space="0"/>
+              <w:bottom w:val="single" w:color="2A2B2C" w:sz="2" w:space="0"/>
+              <w:right w:val="single" w:color="2A2B2C" w:sz="2" w:space="0"/>
+            </w:tcBorders>
+            <w:shd w:val="clear" w:color="auto" w:fill="121314"/>
+            <w:tcMar>
+              <w:top w:w="20" w:type="dxa"/>
+              <w:left w:w="20" w:type="dxa"/>
+              <w:bottom w:w="20" w:type="dxa"/>
+              <w:right w:w="20" w:type="dxa"/>
+            </w:tcMar>
+            <w:vAlign w:val="center"/>
+          </w:tcPr>
+          <w:p>
+            <w:pPr>
+              <w:rPr>
+                <w:rFonts w:hint="default"/>
+              </w:rPr>
+            </w:pPr>
+            <w:r>
+              <w:rPr>
+                <w:rFonts w:hint="default"/>
+                <w:lang w:val="en-US" w:eastAsia="zh-CN"/>
+              </w:rPr>
+              <w:t>英文</w:t>
+            </w:r>
+          </w:p>
+        </w:tc>
+        <w:tc>
+          <w:tcPr>
+            <w:tcW w:w="0" w:type="auto"/>
+            <w:tcBorders>
+              <w:top w:val="single" w:color="2A2B2C" w:sz="2" w:space="0"/>
+              <w:left w:val="single" w:color="2A2B2C" w:sz="2" w:space="0"/>
+              <w:bottom w:val="single" w:color="2A2B2C" w:sz="2" w:space="0"/>
+              <w:right w:val="single" w:color="2A2B2C" w:sz="2" w:space="0"/>
+            </w:tcBorders>
+            <w:shd w:val="clear" w:color="auto" w:fill="121314"/>
+            <w:tcMar>
+              <w:top w:w="20" w:type="dxa"/>
+              <w:left w:w="20" w:type="dxa"/>
+              <w:bottom w:w="20" w:type="dxa"/>
+              <w:right w:w="20" w:type="dxa"/>
+            </w:tcMar>
+            <w:vAlign w:val="center"/>
+          </w:tcPr>
+          <w:p>
+            <w:pPr>
+              <w:rPr>
+                <w:rFonts w:hint="default"/>
+              </w:rPr>
+            </w:pPr>
+            <w:r>
+              <w:rPr>
+                <w:rFonts w:hint="default"/>
+                <w:lang w:val="en-US" w:eastAsia="zh-CN"/>
+              </w:rPr>
+              <w:t>说明</w:t>
+            </w:r>
+          </w:p>
+        </w:tc>
+      </w:tr>
+      <w:tr>
+        <w:tblPrEx>
+          <w:tblBorders>
+            <w:top w:val="single" w:color="2A2B2C" w:sz="2" w:space="0"/>
+            <w:left w:val="single" w:color="2A2B2C" w:sz="2" w:space="0"/>
+            <w:bottom w:val="single" w:color="2A2B2C" w:sz="2" w:space="0"/>
+            <w:right w:val="single" w:color="2A2B2C" w:sz="2" w:space="0"/>
+            <w:insideH w:val="none" w:color="auto" w:sz="0" w:space="0"/>
+            <w:insideV w:val="none" w:color="auto" w:sz="0" w:space="0"/>
+          </w:tblBorders>
+          <w:shd w:val="clear" w:color="auto" w:fill="121314"/>
+          <w:tblCellMar>
+            <w:top w:w="15" w:type="dxa"/>
+            <w:left w:w="15" w:type="dxa"/>
+            <w:bottom w:w="15" w:type="dxa"/>
+            <w:right w:w="15" w:type="dxa"/>
+          </w:tblCellMar>
+        </w:tblPrEx>
+        <w:tc>
+          <w:tcPr>
+            <w:tcW w:w="0" w:type="auto"/>
+            <w:tcBorders>
+              <w:top w:val="single" w:color="2A2B2C" w:sz="2" w:space="0"/>
+              <w:left w:val="single" w:color="2A2B2C" w:sz="2" w:space="0"/>
+              <w:bottom w:val="single" w:color="2A2B2C" w:sz="2" w:space="0"/>
+              <w:right w:val="single" w:color="2A2B2C" w:sz="2" w:space="0"/>
+            </w:tcBorders>
+            <w:shd w:val="clear" w:color="auto" w:fill="121314"/>
+            <w:tcMar>
+              <w:top w:w="20" w:type="dxa"/>
+              <w:left w:w="20" w:type="dxa"/>
+              <w:bottom w:w="20" w:type="dxa"/>
+              <w:right w:w="20" w:type="dxa"/>
+            </w:tcMar>
+            <w:vAlign w:val="center"/>
+          </w:tcPr>
+          <w:p>
+            <w:pPr>
+              <w:rPr>
+                <w:rFonts w:hint="default"/>
+              </w:rPr>
+            </w:pPr>
+            <w:r>
+              <w:rPr>
+                <w:rFonts w:hint="default"/>
+                <w:lang w:val="en-US" w:eastAsia="zh-CN"/>
+              </w:rPr>
+              <w:t>工作空间</w:t>
+            </w:r>
+          </w:p>
+        </w:tc>
+        <w:tc>
+          <w:tcPr>
+            <w:tcW w:w="0" w:type="auto"/>
+            <w:tcBorders>
+              <w:top w:val="single" w:color="2A2B2C" w:sz="2" w:space="0"/>
+              <w:left w:val="single" w:color="2A2B2C" w:sz="2" w:space="0"/>
+              <w:bottom w:val="single" w:color="2A2B2C" w:sz="2" w:space="0"/>
+              <w:right w:val="single" w:color="2A2B2C" w:sz="2" w:space="0"/>
+            </w:tcBorders>
+            <w:shd w:val="clear" w:color="auto" w:fill="121314"/>
+            <w:tcMar>
+              <w:top w:w="20" w:type="dxa"/>
+              <w:left w:w="20" w:type="dxa"/>
+              <w:bottom w:w="20" w:type="dxa"/>
+              <w:right w:w="20" w:type="dxa"/>
+            </w:tcMar>
+            <w:vAlign w:val="center"/>
+          </w:tcPr>
+          <w:p>
+            <w:pPr>
+              <w:rPr>
+                <w:rFonts w:hint="default"/>
+              </w:rPr>
+            </w:pPr>
+            <w:r>
+              <w:rPr>
+                <w:rFonts w:hint="default"/>
+                <w:lang w:val="en-US" w:eastAsia="zh-CN"/>
+              </w:rPr>
+              <w:t>Workspace</w:t>
+            </w:r>
+          </w:p>
+        </w:tc>
+        <w:tc>
+          <w:tcPr>
+            <w:tcW w:w="0" w:type="auto"/>
+            <w:tcBorders>
+              <w:top w:val="single" w:color="2A2B2C" w:sz="2" w:space="0"/>
+              <w:left w:val="single" w:color="2A2B2C" w:sz="2" w:space="0"/>
+              <w:bottom w:val="single" w:color="2A2B2C" w:sz="2" w:space="0"/>
+              <w:right w:val="single" w:color="2A2B2C" w:sz="2" w:space="0"/>
+            </w:tcBorders>
+            <w:shd w:val="clear" w:color="auto" w:fill="121314"/>
+            <w:tcMar>
+              <w:top w:w="20" w:type="dxa"/>
+              <w:left w:w="20" w:type="dxa"/>
+              <w:bottom w:w="20" w:type="dxa"/>
+              <w:right w:w="20" w:type="dxa"/>
+            </w:tcMar>
+            <w:vAlign w:val="center"/>
+          </w:tcPr>
+          <w:p>
+            <w:pPr>
+              <w:rPr>
+                <w:rFonts w:hint="default"/>
+              </w:rPr>
+            </w:pPr>
+            <w:r>
+              <w:rPr>
+                <w:rFonts w:hint="default"/>
+                <w:lang w:val="en-US" w:eastAsia="zh-CN"/>
+              </w:rPr>
+              <w:t>多租户隔离，所有数据按 workspace_id 隔离</w:t>
+            </w:r>
+          </w:p>
+        </w:tc>
+      </w:tr>
+      <w:tr>
+        <w:tblPrEx>
+          <w:tblBorders>
+            <w:top w:val="single" w:color="2A2B2C" w:sz="2" w:space="0"/>
+            <w:left w:val="single" w:color="2A2B2C" w:sz="2" w:space="0"/>
+            <w:bottom w:val="single" w:color="2A2B2C" w:sz="2" w:space="0"/>
+            <w:right w:val="single" w:color="2A2B2C" w:sz="2" w:space="0"/>
+            <w:insideH w:val="none" w:color="auto" w:sz="0" w:space="0"/>
+            <w:insideV w:val="none" w:color="auto" w:sz="0" w:space="0"/>
+          </w:tblBorders>
+          <w:tblCellMar>
+            <w:top w:w="15" w:type="dxa"/>
+            <w:left w:w="15" w:type="dxa"/>
+            <w:bottom w:w="15" w:type="dxa"/>
+            <w:right w:w="15" w:type="dxa"/>
+          </w:tblCellMar>
+        </w:tblPrEx>
+        <w:tc>
+          <w:tcPr>
+            <w:tcW w:w="0" w:type="auto"/>
+            <w:tcBorders>
+              <w:top w:val="single" w:color="2A2B2C" w:sz="2" w:space="0"/>
+              <w:left w:val="single" w:color="2A2B2C" w:sz="2" w:space="0"/>
+              <w:bottom w:val="single" w:color="2A2B2C" w:sz="2" w:space="0"/>
+              <w:right w:val="single" w:color="2A2B2C" w:sz="2" w:space="0"/>
+            </w:tcBorders>
+            <w:shd w:val="clear" w:color="auto" w:fill="121314"/>
+            <w:tcMar>
+              <w:top w:w="20" w:type="dxa"/>
+              <w:left w:w="20" w:type="dxa"/>
+              <w:bottom w:w="20" w:type="dxa"/>
+              <w:right w:w="20" w:type="dxa"/>
+            </w:tcMar>
+            <w:vAlign w:val="center"/>
+          </w:tcPr>
+          <w:p>
+            <w:pPr>
+              <w:rPr>
+                <w:rFonts w:hint="default"/>
+              </w:rPr>
+            </w:pPr>
+            <w:r>
+              <w:rPr>
+                <w:rFonts w:hint="default"/>
+                <w:lang w:val="en-US" w:eastAsia="zh-CN"/>
+              </w:rPr>
+              <w:t>角色</w:t>
+            </w:r>
+          </w:p>
+        </w:tc>
+        <w:tc>
+          <w:tcPr>
+            <w:tcW w:w="0" w:type="auto"/>
+            <w:tcBorders>
+              <w:top w:val="single" w:color="2A2B2C" w:sz="2" w:space="0"/>
+              <w:left w:val="single" w:color="2A2B2C" w:sz="2" w:space="0"/>
+              <w:bottom w:val="single" w:color="2A2B2C" w:sz="2" w:space="0"/>
+              <w:right w:val="single" w:color="2A2B2C" w:sz="2" w:space="0"/>
+            </w:tcBorders>
+            <w:shd w:val="clear" w:color="auto" w:fill="121314"/>
+            <w:tcMar>
+              <w:top w:w="20" w:type="dxa"/>
+              <w:left w:w="20" w:type="dxa"/>
+              <w:bottom w:w="20" w:type="dxa"/>
+              <w:right w:w="20" w:type="dxa"/>
+            </w:tcMar>
+            <w:vAlign w:val="center"/>
+          </w:tcPr>
+          <w:p>
+            <w:pPr>
+              <w:rPr>
+                <w:rFonts w:hint="default"/>
+              </w:rPr>
+            </w:pPr>
+            <w:r>
+              <w:rPr>
+                <w:rFonts w:hint="default"/>
+                <w:lang w:val="en-US" w:eastAsia="zh-CN"/>
+              </w:rPr>
+              <w:t>Role</w:t>
+            </w:r>
+          </w:p>
+        </w:tc>
+        <w:tc>
+          <w:tcPr>
+            <w:tcW w:w="0" w:type="auto"/>
+            <w:tcBorders>
+              <w:top w:val="single" w:color="2A2B2C" w:sz="2" w:space="0"/>
+              <w:left w:val="single" w:color="2A2B2C" w:sz="2" w:space="0"/>
+              <w:bottom w:val="single" w:color="2A2B2C" w:sz="2" w:space="0"/>
+              <w:right w:val="single" w:color="2A2B2C" w:sz="2" w:space="0"/>
+            </w:tcBorders>
+            <w:shd w:val="clear" w:color="auto" w:fill="121314"/>
+            <w:tcMar>
+              <w:top w:w="20" w:type="dxa"/>
+              <w:left w:w="20" w:type="dxa"/>
+              <w:bottom w:w="20" w:type="dxa"/>
+              <w:right w:w="20" w:type="dxa"/>
+            </w:tcMar>
+            <w:vAlign w:val="center"/>
+          </w:tcPr>
+          <w:p>
+            <w:pPr>
+              <w:rPr>
+                <w:rFonts w:hint="default"/>
+              </w:rPr>
+            </w:pPr>
+            <w:r>
+              <w:rPr>
+                <w:rFonts w:hint="default"/>
+                <w:lang w:val="en-US" w:eastAsia="zh-CN"/>
+              </w:rPr>
+              <w:t>admin（管理员）/ member（成员）/ viewer（只读）</w:t>
+            </w:r>
+          </w:p>
+        </w:tc>
+      </w:tr>
+      <w:tr>
+        <w:tblPrEx>
+          <w:tblBorders>
+            <w:top w:val="single" w:color="2A2B2C" w:sz="2" w:space="0"/>
+            <w:left w:val="single" w:color="2A2B2C" w:sz="2" w:space="0"/>
+            <w:bottom w:val="single" w:color="2A2B2C" w:sz="2" w:space="0"/>
+            <w:right w:val="single" w:color="2A2B2C" w:sz="2" w:space="0"/>
+            <w:insideH w:val="none" w:color="auto" w:sz="0" w:space="0"/>
+            <w:insideV w:val="none" w:color="auto" w:sz="0" w:space="0"/>
+          </w:tblBorders>
+          <w:tblCellMar>
+            <w:top w:w="15" w:type="dxa"/>
+            <w:left w:w="15" w:type="dxa"/>
+            <w:bottom w:w="15" w:type="dxa"/>
+            <w:right w:w="15" w:type="dxa"/>
+          </w:tblCellMar>
+        </w:tblPrEx>
+        <w:tc>
+          <w:tcPr>
+            <w:tcW w:w="0" w:type="auto"/>
+            <w:tcBorders>
+              <w:top w:val="single" w:color="2A2B2C" w:sz="2" w:space="0"/>
+              <w:left w:val="single" w:color="2A2B2C" w:sz="2" w:space="0"/>
+              <w:bottom w:val="single" w:color="2A2B2C" w:sz="2" w:space="0"/>
+              <w:right w:val="single" w:color="2A2B2C" w:sz="2" w:space="0"/>
+            </w:tcBorders>
+            <w:shd w:val="clear" w:color="auto" w:fill="121314"/>
+            <w:tcMar>
+              <w:top w:w="20" w:type="dxa"/>
+              <w:left w:w="20" w:type="dxa"/>
+              <w:bottom w:w="20" w:type="dxa"/>
+              <w:right w:w="20" w:type="dxa"/>
+            </w:tcMar>
+            <w:vAlign w:val="center"/>
+          </w:tcPr>
+          <w:p>
+            <w:pPr>
+              <w:rPr>
+                <w:rFonts w:hint="default"/>
+              </w:rPr>
+            </w:pPr>
+            <w:r>
+              <w:rPr>
+                <w:rFonts w:hint="default"/>
+                <w:lang w:val="en-US" w:eastAsia="zh-CN"/>
+              </w:rPr>
+              <w:t>聊天会话</w:t>
+            </w:r>
+          </w:p>
+        </w:tc>
+        <w:tc>
+          <w:tcPr>
+            <w:tcW w:w="0" w:type="auto"/>
+            <w:tcBorders>
+              <w:top w:val="single" w:color="2A2B2C" w:sz="2" w:space="0"/>
+              <w:left w:val="single" w:color="2A2B2C" w:sz="2" w:space="0"/>
+              <w:bottom w:val="single" w:color="2A2B2C" w:sz="2" w:space="0"/>
+              <w:right w:val="single" w:color="2A2B2C" w:sz="2" w:space="0"/>
+            </w:tcBorders>
+            <w:shd w:val="clear" w:color="auto" w:fill="121314"/>
+            <w:tcMar>
+              <w:top w:w="20" w:type="dxa"/>
+              <w:left w:w="20" w:type="dxa"/>
+              <w:bottom w:w="20" w:type="dxa"/>
+              <w:right w:w="20" w:type="dxa"/>
+            </w:tcMar>
+            <w:vAlign w:val="center"/>
+          </w:tcPr>
+          <w:p>
+            <w:pPr>
+              <w:rPr>
+                <w:rFonts w:hint="default"/>
+              </w:rPr>
+            </w:pPr>
+            <w:r>
+              <w:rPr>
+                <w:rFonts w:hint="default"/>
+                <w:lang w:val="en-US" w:eastAsia="zh-CN"/>
+              </w:rPr>
+              <w:t>Chat Session</w:t>
+            </w:r>
+          </w:p>
+        </w:tc>
+        <w:tc>
+          <w:tcPr>
+            <w:tcW w:w="0" w:type="auto"/>
+            <w:tcBorders>
+              <w:top w:val="single" w:color="2A2B2C" w:sz="2" w:space="0"/>
+              <w:left w:val="single" w:color="2A2B2C" w:sz="2" w:space="0"/>
+              <w:bottom w:val="single" w:color="2A2B2C" w:sz="2" w:space="0"/>
+              <w:right w:val="single" w:color="2A2B2C" w:sz="2" w:space="0"/>
+            </w:tcBorders>
+            <w:shd w:val="clear" w:color="auto" w:fill="121314"/>
+            <w:tcMar>
+              <w:top w:w="20" w:type="dxa"/>
+              <w:left w:w="20" w:type="dxa"/>
+              <w:bottom w:w="20" w:type="dxa"/>
+              <w:right w:w="20" w:type="dxa"/>
+            </w:tcMar>
+            <w:vAlign w:val="center"/>
+          </w:tcPr>
+          <w:p>
+            <w:pPr>
+              <w:rPr>
+                <w:rFonts w:hint="default"/>
+              </w:rPr>
+            </w:pPr>
+            <w:r>
+              <w:rPr>
+                <w:rFonts w:hint="default"/>
+                <w:lang w:val="en-US" w:eastAsia="zh-CN"/>
+              </w:rPr>
+              <w:t>对话历史管理</w:t>
+            </w:r>
+          </w:p>
+        </w:tc>
+      </w:tr>
+      <w:tr>
+        <w:tblPrEx>
+          <w:tblBorders>
+            <w:top w:val="single" w:color="2A2B2C" w:sz="2" w:space="0"/>
+            <w:left w:val="single" w:color="2A2B2C" w:sz="2" w:space="0"/>
+            <w:bottom w:val="single" w:color="2A2B2C" w:sz="2" w:space="0"/>
+            <w:right w:val="single" w:color="2A2B2C" w:sz="2" w:space="0"/>
+            <w:insideH w:val="none" w:color="auto" w:sz="0" w:space="0"/>
+            <w:insideV w:val="none" w:color="auto" w:sz="0" w:space="0"/>
+          </w:tblBorders>
+          <w:tblCellMar>
+            <w:top w:w="15" w:type="dxa"/>
+            <w:left w:w="15" w:type="dxa"/>
+            <w:bottom w:w="15" w:type="dxa"/>
+            <w:right w:w="15" w:type="dxa"/>
+          </w:tblCellMar>
+        </w:tblPrEx>
+        <w:tc>
+          <w:tcPr>
+            <w:tcW w:w="0" w:type="auto"/>
+            <w:tcBorders>
+              <w:top w:val="single" w:color="2A2B2C" w:sz="2" w:space="0"/>
+              <w:left w:val="single" w:color="2A2B2C" w:sz="2" w:space="0"/>
+              <w:bottom w:val="single" w:color="2A2B2C" w:sz="2" w:space="0"/>
+              <w:right w:val="single" w:color="2A2B2C" w:sz="2" w:space="0"/>
+            </w:tcBorders>
+            <w:shd w:val="clear" w:color="auto" w:fill="121314"/>
+            <w:tcMar>
+              <w:top w:w="20" w:type="dxa"/>
+              <w:left w:w="20" w:type="dxa"/>
+              <w:bottom w:w="20" w:type="dxa"/>
+              <w:right w:w="20" w:type="dxa"/>
+            </w:tcMar>
+            <w:vAlign w:val="center"/>
+          </w:tcPr>
+          <w:p>
+            <w:pPr>
+              <w:rPr>
+                <w:rFonts w:hint="default"/>
+              </w:rPr>
+            </w:pPr>
+            <w:r>
+              <w:rPr>
+                <w:rFonts w:hint="default"/>
+                <w:lang w:val="en-US" w:eastAsia="zh-CN"/>
+              </w:rPr>
+              <w:t>报告</w:t>
+            </w:r>
+          </w:p>
+        </w:tc>
+        <w:tc>
+          <w:tcPr>
+            <w:tcW w:w="0" w:type="auto"/>
+            <w:tcBorders>
+              <w:top w:val="single" w:color="2A2B2C" w:sz="2" w:space="0"/>
+              <w:left w:val="single" w:color="2A2B2C" w:sz="2" w:space="0"/>
+              <w:bottom w:val="single" w:color="2A2B2C" w:sz="2" w:space="0"/>
+              <w:right w:val="single" w:color="2A2B2C" w:sz="2" w:space="0"/>
+            </w:tcBorders>
+            <w:shd w:val="clear" w:color="auto" w:fill="121314"/>
+            <w:tcMar>
+              <w:top w:w="20" w:type="dxa"/>
+              <w:left w:w="20" w:type="dxa"/>
+              <w:bottom w:w="20" w:type="dxa"/>
+              <w:right w:w="20" w:type="dxa"/>
+            </w:tcMar>
+            <w:vAlign w:val="center"/>
+          </w:tcPr>
+          <w:p>
+            <w:pPr>
+              <w:rPr>
+                <w:rFonts w:hint="default"/>
+              </w:rPr>
+            </w:pPr>
+            <w:r>
+              <w:rPr>
+                <w:rFonts w:hint="default"/>
+                <w:lang w:val="en-US" w:eastAsia="zh-CN"/>
+              </w:rPr>
+              <w:t>Report</w:t>
+            </w:r>
+          </w:p>
+        </w:tc>
+        <w:tc>
+          <w:tcPr>
+            <w:tcW w:w="0" w:type="auto"/>
+            <w:tcBorders>
+              <w:top w:val="single" w:color="2A2B2C" w:sz="2" w:space="0"/>
+              <w:left w:val="single" w:color="2A2B2C" w:sz="2" w:space="0"/>
+              <w:bottom w:val="single" w:color="2A2B2C" w:sz="2" w:space="0"/>
+              <w:right w:val="single" w:color="2A2B2C" w:sz="2" w:space="0"/>
+            </w:tcBorders>
+            <w:shd w:val="clear" w:color="auto" w:fill="121314"/>
+            <w:tcMar>
+              <w:top w:w="20" w:type="dxa"/>
+              <w:left w:w="20" w:type="dxa"/>
+              <w:bottom w:w="20" w:type="dxa"/>
+              <w:right w:w="20" w:type="dxa"/>
+            </w:tcMar>
+            <w:vAlign w:val="center"/>
+          </w:tcPr>
+          <w:p>
+            <w:pPr>
+              <w:rPr>
+                <w:rFonts w:hint="default"/>
+              </w:rPr>
+            </w:pPr>
+            <w:r>
+              <w:rPr>
+                <w:rFonts w:hint="default"/>
+                <w:lang w:val="en-US" w:eastAsia="zh-CN"/>
+              </w:rPr>
+              <w:t>Writer Agent 自动生成并保存</w:t>
+            </w:r>
+          </w:p>
+        </w:tc>
+      </w:tr>
+    </w:tbl>
     <w:p>
       <w:pPr>
         <w:rPr>
@@ -4159,7 +13039,308 @@
         <w:rPr>
           <w:rFonts w:hint="default"/>
         </w:rPr>
-        <w:t>消息 3（产品事实 — semantic）</w:t>
+        <w:t>概念关系图</w:t>
+      </w:r>
+    </w:p>
+    <w:p>
+      <w:pPr>
+        <w:rPr>
+          <w:rFonts w:hint="default"/>
+        </w:rPr>
+      </w:pPr>
+      <w:r>
+        <w:rPr>
+          <w:rFonts w:hint="default"/>
+        </w:rPr>
+        <w:t>Company (企业画像)</w:t>
+      </w:r>
+    </w:p>
+    <w:p>
+      <w:pPr>
+        <w:rPr>
+          <w:rFonts w:hint="default"/>
+        </w:rPr>
+      </w:pPr>
+      <w:r>
+        <w:rPr>
+          <w:rFonts w:hint="default"/>
+        </w:rPr>
+        <w:t xml:space="preserve">  ├── Departments → Positions → Employees</w:t>
+      </w:r>
+    </w:p>
+    <w:p>
+      <w:pPr>
+        <w:rPr>
+          <w:rFonts w:hint="default"/>
+        </w:rPr>
+      </w:pPr>
+      <w:r>
+        <w:rPr>
+          <w:rFonts w:hint="default"/>
+        </w:rPr>
+        <w:t xml:space="preserve">  ├── Products</w:t>
+      </w:r>
+    </w:p>
+    <w:p>
+      <w:pPr>
+        <w:rPr>
+          <w:rFonts w:hint="default"/>
+        </w:rPr>
+      </w:pPr>
+      <w:r>
+        <w:rPr>
+          <w:rFonts w:hint="default"/>
+        </w:rPr>
+        <w:t xml:space="preserve">  ├── Customers</w:t>
+      </w:r>
+    </w:p>
+    <w:p>
+      <w:pPr>
+        <w:rPr>
+          <w:rFonts w:hint="default"/>
+        </w:rPr>
+      </w:pPr>
+      <w:r>
+        <w:rPr>
+          <w:rFonts w:hint="default"/>
+        </w:rPr>
+        <w:t xml:space="preserve">  ├── Business Processes</w:t>
+      </w:r>
+    </w:p>
+    <w:p>
+      <w:pPr>
+        <w:rPr>
+          <w:rFonts w:hint="default"/>
+        </w:rPr>
+      </w:pPr>
+      <w:r>
+        <w:rPr>
+          <w:rFonts w:hint="default"/>
+        </w:rPr>
+        <w:t xml:space="preserve">  ├── Goals (direction: higher/lower)</w:t>
+      </w:r>
+    </w:p>
+    <w:p>
+      <w:pPr>
+        <w:rPr>
+          <w:rFonts w:hint="default"/>
+        </w:rPr>
+      </w:pPr>
+      <w:r>
+        <w:rPr>
+          <w:rFonts w:hint="default"/>
+        </w:rPr>
+        <w:t xml:space="preserve">  └── KPIs</w:t>
+      </w:r>
+    </w:p>
+    <w:p>
+      <w:pPr>
+        <w:rPr>
+          <w:rFonts w:hint="default"/>
+        </w:rPr>
+      </w:pPr>
+    </w:p>
+    <w:p>
+      <w:pPr>
+        <w:rPr>
+          <w:rFonts w:hint="default"/>
+        </w:rPr>
+      </w:pPr>
+      <w:r>
+        <w:rPr>
+          <w:rFonts w:hint="default"/>
+        </w:rPr>
+        <w:t>Business Metrics (数字孪生)</w:t>
+      </w:r>
+    </w:p>
+    <w:p>
+      <w:pPr>
+        <w:rPr>
+          <w:rFonts w:hint="default"/>
+        </w:rPr>
+      </w:pPr>
+      <w:r>
+        <w:rPr>
+          <w:rFonts w:hint="default"/>
+        </w:rPr>
+        <w:t xml:space="preserve">  └── 时序数据 → Snapshot / Trend → KPI Cards / Trend Charts</w:t>
+      </w:r>
+    </w:p>
+    <w:p>
+      <w:pPr>
+        <w:rPr>
+          <w:rFonts w:hint="default"/>
+        </w:rPr>
+      </w:pPr>
+    </w:p>
+    <w:p>
+      <w:pPr>
+        <w:rPr>
+          <w:rFonts w:hint="default"/>
+        </w:rPr>
+      </w:pPr>
+      <w:r>
+        <w:rPr>
+          <w:rFonts w:hint="default"/>
+        </w:rPr>
+        <w:t>Enterprise Memory (企业记忆)</w:t>
+      </w:r>
+    </w:p>
+    <w:p>
+      <w:pPr>
+        <w:rPr>
+          <w:rFonts w:hint="default"/>
+        </w:rPr>
+      </w:pPr>
+      <w:r>
+        <w:rPr>
+          <w:rFonts w:hint="default"/>
+        </w:rPr>
+        <w:t xml:space="preserve">  ├── Long-term → 战略规划、历史数据</w:t>
+      </w:r>
+    </w:p>
+    <w:p>
+      <w:pPr>
+        <w:rPr>
+          <w:rFonts w:hint="default"/>
+        </w:rPr>
+      </w:pPr>
+      <w:r>
+        <w:rPr>
+          <w:rFonts w:hint="default"/>
+        </w:rPr>
+        <w:t xml:space="preserve">  ├── Episodic → 决策事件、合作关系</w:t>
+      </w:r>
+    </w:p>
+    <w:p>
+      <w:pPr>
+        <w:rPr>
+          <w:rFonts w:hint="default"/>
+        </w:rPr>
+      </w:pPr>
+      <w:r>
+        <w:rPr>
+          <w:rFonts w:hint="default"/>
+        </w:rPr>
+        <w:t xml:space="preserve">  └── Semantic → 产品事实、组织事实</w:t>
+      </w:r>
+    </w:p>
+    <w:p>
+      <w:pPr>
+        <w:rPr>
+          <w:rFonts w:hint="default"/>
+        </w:rPr>
+      </w:pPr>
+    </w:p>
+    <w:p>
+      <w:pPr>
+        <w:rPr>
+          <w:rFonts w:hint="default"/>
+        </w:rPr>
+      </w:pPr>
+      <w:r>
+        <w:rPr>
+          <w:rFonts w:hint="default"/>
+        </w:rPr>
+        <w:t>Knowledge Graph (知识图谱)</w:t>
+      </w:r>
+    </w:p>
+    <w:p>
+      <w:pPr>
+        <w:rPr>
+          <w:rFonts w:hint="default"/>
+        </w:rPr>
+      </w:pPr>
+      <w:r>
+        <w:rPr>
+          <w:rFonts w:hint="default"/>
+        </w:rPr>
+        <w:t xml:space="preserve">  ├── Entity: Employee/Department/Product/Customer/Goal/KPI</w:t>
+      </w:r>
+    </w:p>
+    <w:p>
+      <w:pPr>
+        <w:rPr>
+          <w:rFonts w:hint="default"/>
+        </w:rPr>
+      </w:pPr>
+      <w:r>
+        <w:rPr>
+          <w:rFonts w:hint="default"/>
+        </w:rPr>
+        <w:t xml:space="preserve">  └── Relation: BELONGS_TO/MANAGES/RESPONSIBLE_FOR/SELLS_TO/HAS_GOAL</w:t>
+      </w:r>
+    </w:p>
+    <w:p>
+      <w:pPr>
+        <w:rPr>
+          <w:rFonts w:hint="default"/>
+        </w:rPr>
+      </w:pPr>
+    </w:p>
+    <w:p>
+      <w:pPr>
+        <w:rPr>
+          <w:rFonts w:hint="default"/>
+        </w:rPr>
+      </w:pPr>
+      <w:r>
+        <w:rPr>
+          <w:rFonts w:hint="default"/>
+        </w:rPr>
+        <w:t>Dashboard (分析中心)</w:t>
+      </w:r>
+    </w:p>
+    <w:p>
+      <w:pPr>
+        <w:rPr>
+          <w:rFonts w:hint="default"/>
+        </w:rPr>
+      </w:pPr>
+      <w:r>
+        <w:rPr>
+          <w:rFonts w:hint="default"/>
+        </w:rPr>
+        <w:t xml:space="preserve">  ├── KPI Cards (实时快照)</w:t>
+      </w:r>
+    </w:p>
+    <w:p>
+      <w:pPr>
+        <w:rPr>
+          <w:rFonts w:hint="default"/>
+        </w:rPr>
+      </w:pPr>
+      <w:r>
+        <w:rPr>
+          <w:rFonts w:hint="default"/>
+        </w:rPr>
+        <w:t xml:space="preserve">  ├── Trend Charts (Recharts 折线图)</w:t>
+      </w:r>
+    </w:p>
+    <w:p>
+      <w:pPr>
+        <w:rPr>
+          <w:rFonts w:hint="default"/>
+        </w:rPr>
+      </w:pPr>
+      <w:r>
+        <w:rPr>
+          <w:rFonts w:hint="default"/>
+        </w:rPr>
+        <w:t xml:space="preserve">  ├── Goals Progress (higher/lower 自适应)</w:t>
+      </w:r>
+    </w:p>
+    <w:p>
+      <w:pPr>
+        <w:rPr>
+          <w:rFonts w:hint="default"/>
+        </w:rPr>
+      </w:pPr>
+      <w:r>
+        <w:rPr>
+          <w:rFonts w:hint="default"/>
+        </w:rPr>
+        <w:t xml:space="preserve">  ├── Alerts (规则告警)</w:t>
       </w:r>
     </w:p>
     <w:p>
@@ -4170,142 +13351,7 @@
         <w:rPr>
           <w:rFonts w:hint="default"/>
         </w:rPr>
-        <w:t>产品体系更新：我们的旗舰产品 StarKids 磁力积木100粒套装已通过欧盟EN71和CE安全认证。该产品目前占公司总营收的38%，平均复购率31%，主要销往美国和英国市场。2026年计划推出同系列的200粒升级版。</w:t>
-      </w:r>
-    </w:p>
-    <w:p>
-      <w:pPr>
-        <w:rPr>
-          <w:rFonts w:hint="default"/>
-        </w:rPr>
-      </w:pPr>
-      <w:r>
-        <w:rPr/>
-        <w:pict>
-          <v:rect id="_x0000_i1032" o:spt="1" style="height:1.5pt;width:432pt;" fillcolor="#A0A0A0" filled="t" stroked="f" coordsize="21600,21600" o:hr="t" o:hrstd="t" o:hralign="center">
-            <v:path/>
-            <v:fill on="t" focussize="0,0"/>
-            <v:stroke on="f"/>
-            <v:imagedata o:title=""/>
-            <o:lock v:ext="edit"/>
-            <w10:wrap type="none"/>
-            <w10:anchorlock/>
-          </v:rect>
-        </w:pict>
-      </w:r>
-    </w:p>
-    <w:p>
-      <w:pPr>
-        <w:rPr>
-          <w:rFonts w:hint="default"/>
-        </w:rPr>
-      </w:pPr>
-      <w:r>
-        <w:rPr>
-          <w:rFonts w:hint="default"/>
-        </w:rPr>
-        <w:t>消息 4（组织事实 — semantic）</w:t>
-      </w:r>
-    </w:p>
-    <w:p>
-      <w:pPr>
-        <w:rPr/>
-      </w:pPr>
-      <w:r>
-        <w:rPr>
-          <w:rFonts w:hint="default"/>
-        </w:rPr>
-        <w:t>公司组织调整：2026年1月新成立数据运营部，由原市场部高级分析师陈思远担任负责人。该部门直接向CEO张明远汇报，负责全公司的数据分析、销售预测和库存优化。目前已招聘3人，年底计划扩至8人。</w:t>
-      </w:r>
-    </w:p>
-    <w:p>
-      <w:pPr>
-        <w:rPr>
-          <w:rFonts w:hint="default"/>
-        </w:rPr>
-      </w:pPr>
-      <w:r>
-        <w:rPr/>
-        <w:pict>
-          <v:rect id="_x0000_i1033" o:spt="1" style="height:1.5pt;width:432pt;" fillcolor="#A0A0A0" filled="t" stroked="f" coordsize="21600,21600" o:hr="t" o:hrstd="t" o:hralign="center">
-            <v:path/>
-            <v:fill on="t" focussize="0,0"/>
-            <v:stroke on="f"/>
-            <v:imagedata o:title=""/>
-            <o:lock v:ext="edit"/>
-            <w10:wrap type="none"/>
-            <w10:anchorlock/>
-          </v:rect>
-        </w:pict>
-      </w:r>
-    </w:p>
-    <w:p>
-      <w:pPr>
-        <w:rPr>
-          <w:rFonts w:hint="default"/>
-        </w:rPr>
-      </w:pPr>
-      <w:r>
-        <w:rPr>
-          <w:rFonts w:hint="default"/>
-        </w:rPr>
-        <w:t>消息 5（客户关系 — episodic）</w:t>
-      </w:r>
-    </w:p>
-    <w:p>
-      <w:pPr>
-        <w:rPr/>
-      </w:pPr>
-      <w:r>
-        <w:rPr>
-          <w:rFonts w:hint="default"/>
-        </w:rPr>
-        <w:t>2026年4月重大客户合作：我们与德国分销商KinderSpiel GmbH签署了独家代理协议。KinderSpiel承诺年度最低采购额200万欧元，我们给予其德国市场独家分销权和5%的价格优惠。合同期3年，预计可贡献年营收增长12%。</w:t>
-      </w:r>
-    </w:p>
-    <w:p>
-      <w:pPr>
-        <w:rPr>
-          <w:rFonts w:hint="default"/>
-        </w:rPr>
-      </w:pPr>
-      <w:r>
-        <w:rPr/>
-        <w:pict>
-          <v:rect id="_x0000_i1034" o:spt="1" style="height:1.5pt;width:432pt;" fillcolor="#A0A0A0" filled="t" stroked="f" coordsize="21600,21600" o:hr="t" o:hrstd="t" o:hralign="center">
-            <v:path/>
-            <v:fill on="t" focussize="0,0"/>
-            <v:stroke on="f"/>
-            <v:imagedata o:title=""/>
-            <o:lock v:ext="edit"/>
-            <w10:wrap type="none"/>
-            <w10:anchorlock/>
-          </v:rect>
-        </w:pict>
-      </w:r>
-    </w:p>
-    <w:p>
-      <w:pPr>
-        <w:rPr>
-          <w:rFonts w:hint="default"/>
-        </w:rPr>
-      </w:pPr>
-      <w:r>
-        <w:rPr>
-          <w:rFonts w:hint="default"/>
-        </w:rPr>
-        <w:t>消息 6（KPI 事实 — long-term）</w:t>
-      </w:r>
-    </w:p>
-    <w:p>
-      <w:pPr>
-        <w:rPr/>
-      </w:pPr>
-      <w:r>
-        <w:rPr>
-          <w:rFonts w:hint="default"/>
-        </w:rPr>
-        <w:t>2026年上半年业绩数据：1-6月总营收3200万元，同比增长47%。毛利率从去年同期的38%提升至42%，主要得益于自建海外仓降低了物流成本。退货率从8.5%下降至7.2%。目前公司现金流健康，账面现金1800万元。</w:t>
+        <w:t xml:space="preserve">  └── AI Analysis (LLM 生成洞察)</w:t>
       </w:r>
     </w:p>
     <w:p/>
@@ -4421,7 +13467,7 @@
     <w:lsdException w:unhideWhenUsed="0" w:uiPriority="0" w:semiHidden="0" w:name="Document Map"/>
     <w:lsdException w:unhideWhenUsed="0" w:uiPriority="0" w:semiHidden="0" w:name="Plain Text"/>
     <w:lsdException w:unhideWhenUsed="0" w:uiPriority="0" w:semiHidden="0" w:name="E-mail Signature"/>
-    <w:lsdException w:unhideWhenUsed="0" w:uiPriority="0" w:semiHidden="0" w:name="Normal (Web)"/>
+    <w:lsdException w:qFormat="1" w:unhideWhenUsed="0" w:uiPriority="0" w:semiHidden="0" w:name="Normal (Web)"/>
     <w:lsdException w:unhideWhenUsed="0" w:uiPriority="0" w:semiHidden="0" w:name="HTML Acronym"/>
     <w:lsdException w:unhideWhenUsed="0" w:uiPriority="0" w:semiHidden="0" w:name="HTML Address"/>
     <w:lsdException w:unhideWhenUsed="0" w:uiPriority="0" w:semiHidden="0" w:name="HTML Cite"/>
@@ -4636,13 +13682,13 @@
       <w:lang w:val="en-US" w:eastAsia="zh-CN" w:bidi="ar"/>
     </w:rPr>
   </w:style>
-  <w:style w:type="character" w:default="1" w:styleId="6">
+  <w:style w:type="character" w:default="1" w:styleId="7">
     <w:name w:val="Default Paragraph Font"/>
     <w:semiHidden/>
     <w:qFormat/>
     <w:uiPriority w:val="0"/>
   </w:style>
-  <w:style w:type="table" w:default="1" w:styleId="5">
+  <w:style w:type="table" w:default="1" w:styleId="6">
     <w:name w:val="Normal Table"/>
     <w:semiHidden/>
     <w:uiPriority w:val="0"/>
@@ -4656,8 +13702,42 @@
     </w:tblPr>
   </w:style>
   <w:style w:type="paragraph" w:styleId="4">
+    <w:name w:val="HTML Preformatted"/>
+    <w:basedOn w:val="1"/>
+    <w:uiPriority w:val="0"/>
+    <w:pPr>
+      <w:tabs>
+        <w:tab w:val="left" w:pos="916"/>
+        <w:tab w:val="left" w:pos="1832"/>
+        <w:tab w:val="left" w:pos="2748"/>
+        <w:tab w:val="left" w:pos="3664"/>
+        <w:tab w:val="left" w:pos="4580"/>
+        <w:tab w:val="left" w:pos="5496"/>
+        <w:tab w:val="left" w:pos="6412"/>
+        <w:tab w:val="left" w:pos="7328"/>
+        <w:tab w:val="left" w:pos="8244"/>
+        <w:tab w:val="left" w:pos="9160"/>
+        <w:tab w:val="left" w:pos="10076"/>
+        <w:tab w:val="left" w:pos="10992"/>
+        <w:tab w:val="left" w:pos="11908"/>
+        <w:tab w:val="left" w:pos="12824"/>
+        <w:tab w:val="left" w:pos="13740"/>
+        <w:tab w:val="left" w:pos="14656"/>
+      </w:tabs>
+      <w:jc w:val="left"/>
+    </w:pPr>
+    <w:rPr>
+      <w:rFonts w:hint="eastAsia" w:ascii="宋体" w:hAnsi="宋体" w:eastAsia="宋体" w:cs="宋体"/>
+      <w:kern w:val="0"/>
+      <w:sz w:val="24"/>
+      <w:szCs w:val="24"/>
+      <w:lang w:val="en-US" w:eastAsia="zh-CN" w:bidi="ar"/>
+    </w:rPr>
+  </w:style>
+  <w:style w:type="paragraph" w:styleId="5">
     <w:name w:val="Normal (Web)"/>
     <w:basedOn w:val="1"/>
+    <w:qFormat/>
     <w:uiPriority w:val="0"/>
     <w:pPr>
       <w:spacing w:before="0" w:beforeAutospacing="1" w:after="0" w:afterAutospacing="1"/>
@@ -4670,22 +13750,31 @@
       <w:lang w:val="en-US" w:eastAsia="zh-CN" w:bidi="ar"/>
     </w:rPr>
   </w:style>
-  <w:style w:type="character" w:styleId="7">
+  <w:style w:type="character" w:styleId="8">
     <w:name w:val="Strong"/>
-    <w:basedOn w:val="6"/>
+    <w:basedOn w:val="7"/>
     <w:qFormat/>
     <w:uiPriority w:val="0"/>
     <w:rPr>
       <w:b/>
     </w:rPr>
   </w:style>
-  <w:style w:type="character" w:styleId="8">
+  <w:style w:type="character" w:styleId="9">
     <w:name w:val="Hyperlink"/>
-    <w:basedOn w:val="6"/>
+    <w:basedOn w:val="7"/>
     <w:uiPriority w:val="0"/>
     <w:rPr>
       <w:color w:val="0000FF"/>
       <w:u w:val="single"/>
+    </w:rPr>
+  </w:style>
+  <w:style w:type="character" w:styleId="10">
+    <w:name w:val="HTML Code"/>
+    <w:basedOn w:val="7"/>
+    <w:uiPriority w:val="0"/>
+    <w:rPr>
+      <w:rFonts w:ascii="Courier New" w:hAnsi="Courier New"/>
+      <w:sz w:val="20"/>
     </w:rPr>
   </w:style>
 </w:styles>
